--- a/downloads/teacher/ai-2-week-17.docx
+++ b/downloads/teacher/ai-2-week-17.docx
@@ -2849,6 +2849,396 @@
         <w:t>Investigate unusual recommender features and show evidence-backed repairs instead of removing inconvenient records.</w:t>
       </w:r>
     </w:p>
+    <w:p>
+      <w:pPr>
+        <w:pStyle w:val="Heading1"/>
+      </w:pPr>
+      <w:r>
+        <w:t>07. Prepare, teach and assess</w:t>
+      </w:r>
+    </w:p>
+    <w:p>
+      <w:r>
+        <w:t>Teaching target: Calculate mean and median</w:t>
+      </w:r>
+    </w:p>
+    <w:p>
+      <w:r>
+        <w:t>Prepare the labelled worked-case picture, the matching workbook, fictional input cards and a place for individual responses. No paid AI account is required for the paper reasoning activities.</w:t>
+      </w:r>
+    </w:p>
+    <w:tbl>
+      <w:tblPr>
+        <w:tblStyle w:val="LightShading-Accent1"/>
+        <w:tblW w:type="auto" w:w="0"/>
+        <w:tblLook w:firstColumn="1" w:firstRow="1" w:lastColumn="0" w:lastRow="0" w:noHBand="0" w:noVBand="1" w:val="04A0"/>
+      </w:tblPr>
+      <w:tblGrid>
+        <w:gridCol w:w="3408"/>
+        <w:gridCol w:w="3408"/>
+        <w:gridCol w:w="3408"/>
+      </w:tblGrid>
+      <w:tr>
+        <w:trPr>
+          <w:tblHeader/>
+        </w:trPr>
+        <w:tc>
+          <w:tcPr>
+            <w:tcW w:type="dxa" w:w="3408"/>
+          </w:tcPr>
+          <w:p>
+            <w:r>
+              <w:t>Session</w:t>
+            </w:r>
+          </w:p>
+        </w:tc>
+        <w:tc>
+          <w:tcPr>
+            <w:tcW w:type="dxa" w:w="3408"/>
+          </w:tcPr>
+          <w:p>
+            <w:r>
+              <w:t>Plan</w:t>
+            </w:r>
+          </w:p>
+        </w:tc>
+        <w:tc>
+          <w:tcPr>
+            <w:tcW w:type="dxa" w:w="3408"/>
+          </w:tcPr>
+          <w:p>
+            <w:r>
+              <w:t>Resources</w:t>
+            </w:r>
+          </w:p>
+        </w:tc>
+      </w:tr>
+      <w:tr>
+        <w:tc>
+          <w:tcPr>
+            <w:tcW w:type="dxa" w:w="3408"/>
+          </w:tcPr>
+          <w:p>
+            <w:r>
+              <w:t>Session 1 · Understand · 45 min</w:t>
+            </w:r>
+          </w:p>
+        </w:tc>
+        <w:tc>
+          <w:tcPr>
+            <w:tcW w:type="dxa" w:w="3408"/>
+          </w:tcPr>
+          <w:p>
+            <w:r>
+              <w:t>0–7: recall and prerequisite; 7–15: inspect the concrete case and predict; 15–30: teacher models the worked trace; 30–40: learners explain a step using the text and visual; 40–45: check the core idea.</w:t>
+            </w:r>
+          </w:p>
+        </w:tc>
+        <w:tc>
+          <w:tcPr>
+            <w:tcW w:type="dxa" w:w="3408"/>
+          </w:tcPr>
+          <w:p>
+            <w:r>
+              <w:t>Sections 1–6; record the brief recall in the workbook.</w:t>
+            </w:r>
+          </w:p>
+        </w:tc>
+      </w:tr>
+      <w:tr>
+        <w:tc>
+          <w:tcPr>
+            <w:tcW w:type="dxa" w:w="3408"/>
+          </w:tcPr>
+          <w:p>
+            <w:r>
+              <w:t>Session 2 · Practise · 45 min</w:t>
+            </w:r>
+          </w:p>
+        </w:tc>
+        <w:tc>
+          <w:tcPr>
+            <w:tcW w:type="dxa" w:w="3408"/>
+          </w:tcPr>
+          <w:p>
+            <w:r>
+              <w:t>0–5: retrieve the procedure; 5–15: W2 completion practice; 15–23: explain and check with a partner; 23–30: each learner answers the misconception check; 30–40: targeted reteaching or a harder variation; 40–45: prepare the investigation.</w:t>
+            </w:r>
+          </w:p>
+        </w:tc>
+        <w:tc>
+          <w:tcPr>
+            <w:tcW w:type="dxa" w:w="3408"/>
+          </w:tcPr>
+          <w:p>
+            <w:r>
+              <w:t>Sections 7–10; use the matching workbook W2 and misconception check.</w:t>
+            </w:r>
+          </w:p>
+        </w:tc>
+      </w:tr>
+      <w:tr>
+        <w:tc>
+          <w:tcPr>
+            <w:tcW w:type="dxa" w:w="3408"/>
+          </w:tcPr>
+          <w:p>
+            <w:r>
+              <w:t>Session 3 · Investigate and transfer · 45 min</w:t>
+            </w:r>
+          </w:p>
+        </w:tc>
+        <w:tc>
+          <w:tcPr>
+            <w:tcW w:type="dxa" w:w="3408"/>
+          </w:tcPr>
+          <w:p>
+            <w:r>
+              <w:t>0–5: retrieve the decision rule; 5–20: investigate or trace; 20–30: start the independent case; 30–38: connect the project; 38–43: act on feedback; 43–45: plan the return check.</w:t>
+            </w:r>
+          </w:p>
+        </w:tc>
+        <w:tc>
+          <w:tcPr>
+            <w:tcW w:type="dxa" w:w="3408"/>
+          </w:tcPr>
+          <w:p>
+            <w:r>
+              <w:t>Sections 9 and 11–14. Give extra time to finish the full task set; use Section 15 when the week includes a coding lab.</w:t>
+            </w:r>
+          </w:p>
+        </w:tc>
+      </w:tr>
+    </w:tbl>
+    <w:p>
+      <w:r>
+        <w:t>Before class, solve the supported practice: Find medians of [9, 1, 3] and [8, 2, 4, 6].</w:t>
+      </w:r>
+    </w:p>
+    <w:p>
+      <w:r>
+        <w:t>Reasoned practice answer: Sorted first list 1, 3, 9 has median 3. Sorted second 2, 4, 6, 8 has median (4 + 6)/2 = 5.</w:t>
+      </w:r>
+    </w:p>
+    <w:p>
+      <w:r>
+        <w:t>Check every learner before discussion: Use the worked case for Mean median and unusual values. Proposed explanation: “A successful run proves the conclusion”. Decide whether this explanation is supported. Point to the step or supplied fact that decides; explain your repair if needed.</w:t>
+      </w:r>
+    </w:p>
+    <w:p>
+      <w:r>
+        <w:t>Misconception repair: Removing 18 merely because it raises the mean would hide evidence. Check collection notes, keep an audit trail and compare summaries with and without it only with a clear explanation.</w:t>
+      </w:r>
+    </w:p>
+    <w:p>
+      <w:r>
+        <w:t>Support: read the exact case aloud, enlarge the labelled picture, supply input cards and model only the first deciding step. Accept a spoken explanation or drawing; retain the reasoning goal.</w:t>
+      </w:r>
+    </w:p>
+    <w:p>
+      <w:r>
+        <w:t>Extension: An authorised log confirms 18 was a transcription error for 3. Require a prediction and a reason before comparing. Expected result: Corrected mean is 3 minutes and median is 3. Reason: Values become 2,3,3,4,3 with sum 15; sorted middle remains 3.</w:t>
+      </w:r>
+    </w:p>
+    <w:p>
+      <w:r>
+        <w:t>Independent assessment: withhold the reserved answer until the learner has attempted the new case. Record support separately from correctness.</w:t>
+      </w:r>
+    </w:p>
+    <w:tbl>
+      <w:tblPr>
+        <w:tblStyle w:val="LightShading-Accent1"/>
+        <w:tblW w:type="auto" w:w="0"/>
+        <w:tblLook w:firstColumn="1" w:firstRow="1" w:lastColumn="0" w:lastRow="0" w:noHBand="0" w:noVBand="1" w:val="04A0"/>
+      </w:tblPr>
+      <w:tblGrid>
+        <w:gridCol w:w="2556"/>
+        <w:gridCol w:w="2556"/>
+        <w:gridCol w:w="2556"/>
+        <w:gridCol w:w="2556"/>
+      </w:tblGrid>
+      <w:tr>
+        <w:trPr>
+          <w:tblHeader/>
+        </w:trPr>
+        <w:tc>
+          <w:tcPr>
+            <w:tcW w:type="dxa" w:w="2556"/>
+          </w:tcPr>
+          <w:p>
+            <w:r>
+              <w:t>Criterion</w:t>
+            </w:r>
+          </w:p>
+        </w:tc>
+        <w:tc>
+          <w:tcPr>
+            <w:tcW w:type="dxa" w:w="2556"/>
+          </w:tcPr>
+          <w:p>
+            <w:r>
+              <w:t>Not yet</w:t>
+            </w:r>
+          </w:p>
+        </w:tc>
+        <w:tc>
+          <w:tcPr>
+            <w:tcW w:type="dxa" w:w="2556"/>
+          </w:tcPr>
+          <w:p>
+            <w:r>
+              <w:t>With support</w:t>
+            </w:r>
+          </w:p>
+        </w:tc>
+        <w:tc>
+          <w:tcPr>
+            <w:tcW w:type="dxa" w:w="2556"/>
+          </w:tcPr>
+          <w:p>
+            <w:r>
+              <w:t>Independent</w:t>
+            </w:r>
+          </w:p>
+        </w:tc>
+      </w:tr>
+      <w:tr>
+        <w:tc>
+          <w:tcPr>
+            <w:tcW w:type="dxa" w:w="2556"/>
+          </w:tcPr>
+          <w:p>
+            <w:r>
+              <w:t>Explanation</w:t>
+            </w:r>
+          </w:p>
+        </w:tc>
+        <w:tc>
+          <w:tcPr>
+            <w:tcW w:type="dxa" w:w="2556"/>
+          </w:tcPr>
+          <w:p>
+            <w:r>
+              <w:t>Names an answer without a deciding fact</w:t>
+            </w:r>
+          </w:p>
+        </w:tc>
+        <w:tc>
+          <w:tcPr>
+            <w:tcW w:type="dxa" w:w="2556"/>
+          </w:tcPr>
+          <w:p>
+            <w:r>
+              <w:t>Uses a hint to link fact and decision</w:t>
+            </w:r>
+          </w:p>
+        </w:tc>
+        <w:tc>
+          <w:tcPr>
+            <w:tcW w:type="dxa" w:w="2556"/>
+          </w:tcPr>
+          <w:p>
+            <w:r>
+              <w:t>Explains the deciding fact in own words</w:t>
+            </w:r>
+          </w:p>
+        </w:tc>
+      </w:tr>
+      <w:tr>
+        <w:tc>
+          <w:tcPr>
+            <w:tcW w:type="dxa" w:w="2556"/>
+          </w:tcPr>
+          <w:p>
+            <w:r>
+              <w:t>Trace or test</w:t>
+            </w:r>
+          </w:p>
+        </w:tc>
+        <w:tc>
+          <w:tcPr>
+            <w:tcW w:type="dxa" w:w="2556"/>
+          </w:tcPr>
+          <w:p>
+            <w:r>
+              <w:t>Cannot connect input and result</w:t>
+            </w:r>
+          </w:p>
+        </w:tc>
+        <w:tc>
+          <w:tcPr>
+            <w:tcW w:type="dxa" w:w="2556"/>
+          </w:tcPr>
+          <w:p>
+            <w:r>
+              <w:t>Completes steps with prompts</w:t>
+            </w:r>
+          </w:p>
+        </w:tc>
+        <w:tc>
+          <w:tcPr>
+            <w:tcW w:type="dxa" w:w="2556"/>
+          </w:tcPr>
+          <w:p>
+            <w:r>
+              <w:t>Traces or tests a changed case accurately</w:t>
+            </w:r>
+          </w:p>
+        </w:tc>
+      </w:tr>
+      <w:tr>
+        <w:tc>
+          <w:tcPr>
+            <w:tcW w:type="dxa" w:w="2556"/>
+          </w:tcPr>
+          <w:p>
+            <w:r>
+              <w:t>Limits and revision</w:t>
+            </w:r>
+          </w:p>
+        </w:tc>
+        <w:tc>
+          <w:tcPr>
+            <w:tcW w:type="dxa" w:w="2556"/>
+          </w:tcPr>
+          <w:p>
+            <w:r>
+              <w:t>Claims more than evidence supports</w:t>
+            </w:r>
+          </w:p>
+        </w:tc>
+        <w:tc>
+          <w:tcPr>
+            <w:tcW w:type="dxa" w:w="2556"/>
+          </w:tcPr>
+          <w:p>
+            <w:r>
+              <w:t>Names a limit after a prompt</w:t>
+            </w:r>
+          </w:p>
+        </w:tc>
+        <w:tc>
+          <w:tcPr>
+            <w:tcW w:type="dxa" w:w="2556"/>
+          </w:tcPr>
+          <w:p>
+            <w:r>
+              <w:t>States a defensible limit and useful next test</w:t>
+            </w:r>
+          </w:p>
+        </w:tc>
+      </w:tr>
+    </w:tbl>
+    <w:p>
+      <w:r>
+        <w:t>Project checkpoint: Test changed cases. Keep normal, boundary and failure cases; compare expected and observed results.</w:t>
+      </w:r>
+    </w:p>
+    <w:p>
+      <w:r>
+        <w:t>Use the weekly teacher answer for topic-specific reasoning. A saved progress tick is an activity record; judge mastery from the learner’s explanation and evidence.</w:t>
+      </w:r>
+    </w:p>
     <w:sectPr>
       <w:pgSz w:w="12240" w:h="15840"/>
       <w:pgMar w:top="936" w:right="1008" w:bottom="936" w:left="1008" w:header="720" w:footer="720" w:gutter="0"/>

--- a/downloads/teacher/ai-2-week-17.docx
+++ b/downloads/teacher/ai-2-week-17.docx
@@ -3239,6 +3239,39 @@
         <w:t>Use the weekly teacher answer for topic-specific reasoning. A saved progress tick is an activity record; judge mastery from the learner’s explanation and evidence.</w:t>
       </w:r>
     </w:p>
+    <w:p>
+      <w:pPr>
+        <w:pStyle w:val="Heading1"/>
+      </w:pPr>
+      <w:r>
+        <w:t>08. Use feedback, labs and repair paths</w:t>
+      </w:r>
+    </w:p>
+    <w:p>
+      <w:r>
+        <w:t>Use the two formative questions as supported practice, not as independent mastery scores. Discuss the deciding evidence rather than accepting a guessed selection.</w:t>
+      </w:r>
+    </w:p>
+    <w:p>
+      <w:r>
+        <w:t>The feedback comes from the reviewed public worked case. Do not reveal the separately reserved independent teacher answer until the learner has attempted that case.</w:t>
+      </w:r>
+    </w:p>
+    <w:p>
+      <w:r>
+        <w:t>Ask students to predict before running code. Preserve errors and actual outputs; collect a changed test and an explanation. The branch-boundary and indexing lessons deliberately include failure cases.</w:t>
+      </w:r>
+    </w:p>
+    <w:p>
+      <w:r>
+        <w:t>Use the earlier worked-explanation links to address a specific missing building block, then return to the current question. Adapt this suggestion after observing the learner; it is not an automatic diagnosis.</w:t>
+      </w:r>
+    </w:p>
+    <w:p>
+      <w:r>
+        <w:t>Collect the completed-work portfolio as evidence. Record support separately from correctness, and assess explanation, trace/test and limitations. Progress ticks and quiz selections alone do not establish mastery.</w:t>
+      </w:r>
+    </w:p>
     <w:sectPr>
       <w:pgSz w:w="12240" w:h="15840"/>
       <w:pgMar w:top="936" w:right="1008" w:bottom="936" w:left="1008" w:header="720" w:footer="720" w:gutter="0"/>

--- a/downloads/teacher/ai-2-week-17.docx
+++ b/downloads/teacher/ai-2-week-17.docx
@@ -29,6 +29,11 @@
       </w:r>
     </w:p>
     <w:p>
+      <w:r>
+        <w:t>Prepare Noise and Outliers: check the target, prerequisites, resources and adaptable teaching schedule.</w:t>
+      </w:r>
+    </w:p>
+    <w:p>
       <w:pPr>
         <w:pStyle w:val="Heading3"/>
       </w:pPr>
@@ -37,8 +42,32 @@
       </w:r>
     </w:p>
     <w:p>
-      <w:r>
-        <w:t>Primary target: Calculate mean and median</w:t>
+      <w:pPr>
+        <w:spacing w:line="336" w:lineRule="auto" w:after="180"/>
+      </w:pPr>
+      <w:r>
+        <w:rPr>
+          <w:b w:val="0"/>
+        </w:rPr>
+        <w:t xml:space="preserve">Primary target: Calculate </w:t>
+      </w:r>
+      <w:r>
+        <w:rPr>
+          <w:b/>
+        </w:rPr>
+        <w:t>mean</w:t>
+      </w:r>
+      <w:r>
+        <w:rPr>
+          <w:b w:val="0"/>
+        </w:rPr>
+        <w:t xml:space="preserve"> and </w:t>
+      </w:r>
+      <w:r>
+        <w:rPr>
+          <w:b/>
+        </w:rPr>
+        <w:t>median</w:t>
       </w:r>
     </w:p>
     <w:tbl>
@@ -185,8 +214,37 @@
       </w:tr>
     </w:tbl>
     <w:p>
-      <w:r>
-        <w:t>This is a starting allocation of 135 minutes, not a validated duration. Preserve all named topics. Schedule extra time for connected examples, the full investigation, independent cases and project building. Repeated copies of a case share one recorded attempt; they are not new evidence.</w:t>
+      <w:pPr>
+        <w:spacing w:line="336" w:lineRule="auto" w:after="180"/>
+      </w:pPr>
+      <w:r>
+        <w:rPr>
+          <w:b w:val="0"/>
+        </w:rPr>
+        <w:t>This is a starting allocation of 135 minutes, not a validated duration. Preserve all named topics. Schedule extra time for connected examples, the full investigation, independent cases and project building.</w:t>
+      </w:r>
+    </w:p>
+    <w:p>
+      <w:pPr>
+        <w:spacing w:line="336" w:lineRule="auto" w:after="180"/>
+      </w:pPr>
+      <w:r>
+        <w:rPr>
+          <w:b w:val="0"/>
+        </w:rPr>
+        <w:t xml:space="preserve">Repeated copies of a case share one recorded attempt; they are not new </w:t>
+      </w:r>
+      <w:r>
+        <w:rPr>
+          <w:b/>
+        </w:rPr>
+        <w:t>evidence</w:t>
+      </w:r>
+      <w:r>
+        <w:rPr>
+          <w:b w:val="0"/>
+        </w:rPr>
+        <w:t>.</w:t>
       </w:r>
     </w:p>
     <w:p>
@@ -206,18 +264,84 @@
       </w:r>
     </w:p>
     <w:p>
-      <w:r>
-        <w:t>Without opening the old lesson, explain one key idea from Overfitting Intuition. Give an example and a mistake that the idea helps you avoid.</w:t>
-      </w:r>
-    </w:p>
-    <w:p>
-      <w:r>
-        <w:t>Look for: Compare training and validation evidence for model capacity</w:t>
-      </w:r>
-    </w:p>
-    <w:p>
-      <w:r>
-        <w:t>Reference example, not the only acceptable wording: Teacher explanation: Choose the line with validation MAE 3. The curve training MAE 0 does not compensate for validation MAE 8.</w:t>
+      <w:pPr>
+        <w:spacing w:line="336" w:lineRule="auto" w:after="180"/>
+      </w:pPr>
+      <w:r>
+        <w:rPr>
+          <w:b w:val="0"/>
+        </w:rPr>
+        <w:t>Without opening the old lesson, explain one key idea from Over</w:t>
+      </w:r>
+      <w:r>
+        <w:rPr>
+          <w:b/>
+        </w:rPr>
+        <w:t>fitting</w:t>
+      </w:r>
+      <w:r>
+        <w:rPr>
+          <w:b w:val="0"/>
+        </w:rPr>
+        <w:t xml:space="preserve"> Intuition. Give an example and a mistake that the idea helps you avoid.</w:t>
+      </w:r>
+    </w:p>
+    <w:p>
+      <w:pPr>
+        <w:spacing w:line="336" w:lineRule="auto" w:after="180"/>
+      </w:pPr>
+      <w:r>
+        <w:rPr>
+          <w:b w:val="0"/>
+        </w:rPr>
+        <w:t xml:space="preserve">Look for: Compare </w:t>
+      </w:r>
+      <w:r>
+        <w:rPr>
+          <w:b/>
+        </w:rPr>
+        <w:t>training</w:t>
+      </w:r>
+      <w:r>
+        <w:rPr>
+          <w:b w:val="0"/>
+        </w:rPr>
+        <w:t xml:space="preserve"> and validation </w:t>
+      </w:r>
+      <w:r>
+        <w:rPr>
+          <w:b/>
+        </w:rPr>
+        <w:t>evidence</w:t>
+      </w:r>
+      <w:r>
+        <w:rPr>
+          <w:b w:val="0"/>
+        </w:rPr>
+        <w:t xml:space="preserve"> for model capacity</w:t>
+      </w:r>
+    </w:p>
+    <w:p>
+      <w:pPr>
+        <w:spacing w:line="336" w:lineRule="auto" w:after="180"/>
+      </w:pPr>
+      <w:r>
+        <w:rPr>
+          <w:b w:val="0"/>
+        </w:rPr>
+        <w:t xml:space="preserve">Reference example, not the only acceptable wording: Teacher explanation: Choose the line with validation MAE 3. The curve </w:t>
+      </w:r>
+      <w:r>
+        <w:rPr>
+          <w:b/>
+        </w:rPr>
+        <w:t>training</w:t>
+      </w:r>
+      <w:r>
+        <w:rPr>
+          <w:b w:val="0"/>
+        </w:rPr>
+        <w:t xml:space="preserve"> MAE 0 does not compensate for validation MAE 8.</w:t>
       </w:r>
     </w:p>
     <w:p>
@@ -229,18 +353,77 @@
       </w:r>
     </w:p>
     <w:p>
-      <w:r>
+      <w:pPr>
+        <w:spacing w:line="336" w:lineRule="auto" w:after="180"/>
+      </w:pPr>
+      <w:r>
+        <w:rPr>
+          <w:b w:val="0"/>
+        </w:rPr>
         <w:t>Without opening the old lesson, explain one key idea from Decision Trees. Give an example and a mistake that the idea helps you avoid.</w:t>
       </w:r>
     </w:p>
     <w:p>
-      <w:r>
-        <w:t>Look for: Fit a root question and leaf predictions from training examples</w:t>
-      </w:r>
-    </w:p>
-    <w:p>
-      <w:r>
-        <w:t>Reference example, not the only acceptable wording: The root asks near, with branches 0 and 1. Leaves predict clear for 0 and blocked for 1. Depth is one. Training labels determined both leaf majorities and the error comparison that selected near rather than tall.</w:t>
+      <w:pPr>
+        <w:spacing w:line="336" w:lineRule="auto" w:after="180"/>
+      </w:pPr>
+      <w:r>
+        <w:rPr>
+          <w:b w:val="0"/>
+        </w:rPr>
+        <w:t xml:space="preserve">Look for: Fit a root question and leaf </w:t>
+      </w:r>
+      <w:r>
+        <w:rPr>
+          <w:b/>
+        </w:rPr>
+        <w:t>prediction</w:t>
+      </w:r>
+      <w:r>
+        <w:rPr>
+          <w:b w:val="0"/>
+        </w:rPr>
+        <w:t xml:space="preserve">s from </w:t>
+      </w:r>
+      <w:r>
+        <w:rPr>
+          <w:b/>
+        </w:rPr>
+        <w:t>training</w:t>
+      </w:r>
+      <w:r>
+        <w:rPr>
+          <w:b w:val="0"/>
+        </w:rPr>
+        <w:t xml:space="preserve"> examples</w:t>
+      </w:r>
+    </w:p>
+    <w:p>
+      <w:pPr>
+        <w:spacing w:line="336" w:lineRule="auto" w:after="180"/>
+      </w:pPr>
+      <w:r>
+        <w:rPr>
+          <w:b w:val="0"/>
+        </w:rPr>
+        <w:t>Reference example, not the only acceptable wording: The root asks near, with branches 0 and 1. Leaves predict clear for 0 and blocked for 1. Depth is one.</w:t>
+      </w:r>
+    </w:p>
+    <w:p>
+      <w:pPr>
+        <w:spacing w:line="336" w:lineRule="auto" w:after="180"/>
+      </w:pPr>
+      <w:r>
+        <w:rPr>
+          <w:b/>
+        </w:rPr>
+        <w:t>Training</w:t>
+      </w:r>
+      <w:r>
+        <w:rPr>
+          <w:b w:val="0"/>
+        </w:rPr>
+        <w:t xml:space="preserve"> labels determined both leaf majorities and the error comparison that selected near rather than tall.</w:t>
       </w:r>
     </w:p>
     <w:p>
@@ -252,22 +435,93 @@
       </w:r>
     </w:p>
     <w:p>
-      <w:r>
-        <w:t>Without opening the old lesson, explain one key idea from Training and Testing. Give an example and a mistake that the idea helps you avoid.</w:t>
-      </w:r>
-    </w:p>
-    <w:p>
-      <w:r>
-        <w:t>Look for: Choose a split unit that matches the intended prediction claim</w:t>
-      </w:r>
-    </w:p>
-    <w:p>
-      <w:r>
-        <w:t>Reference example, not the only acceptable wording: Training fits the model; validation compares development choices; test evaluates after choices are fixed. Repeatedly selecting by the test score uses that set for development, so it is no longer an untouched final evaluation.</w:t>
-      </w:r>
-    </w:p>
-    <w:p>
-      <w:r>
+      <w:pPr>
+        <w:spacing w:line="336" w:lineRule="auto" w:after="180"/>
+      </w:pPr>
+      <w:r>
+        <w:rPr>
+          <w:b w:val="0"/>
+        </w:rPr>
+        <w:t xml:space="preserve">Without opening the old lesson, explain one key idea from </w:t>
+      </w:r>
+      <w:r>
+        <w:rPr>
+          <w:b/>
+        </w:rPr>
+        <w:t>Training</w:t>
+      </w:r>
+      <w:r>
+        <w:rPr>
+          <w:b w:val="0"/>
+        </w:rPr>
+        <w:t xml:space="preserve"> and Testing. Give an example and a mistake that the idea helps you avoid.</w:t>
+      </w:r>
+    </w:p>
+    <w:p>
+      <w:pPr>
+        <w:spacing w:line="336" w:lineRule="auto" w:after="180"/>
+      </w:pPr>
+      <w:r>
+        <w:rPr>
+          <w:b w:val="0"/>
+        </w:rPr>
+        <w:t xml:space="preserve">Look for: Choose a split unit that matches the intended </w:t>
+      </w:r>
+      <w:r>
+        <w:rPr>
+          <w:b/>
+        </w:rPr>
+        <w:t>prediction</w:t>
+      </w:r>
+      <w:r>
+        <w:rPr>
+          <w:b w:val="0"/>
+        </w:rPr>
+        <w:t xml:space="preserve"> claim</w:t>
+      </w:r>
+    </w:p>
+    <w:p>
+      <w:pPr>
+        <w:spacing w:line="336" w:lineRule="auto" w:after="180"/>
+      </w:pPr>
+      <w:r>
+        <w:rPr>
+          <w:b w:val="0"/>
+        </w:rPr>
+        <w:t xml:space="preserve">Reference example, not the only acceptable wording: </w:t>
+      </w:r>
+      <w:r>
+        <w:rPr>
+          <w:b/>
+        </w:rPr>
+        <w:t>Training</w:t>
+      </w:r>
+      <w:r>
+        <w:rPr>
+          <w:b w:val="0"/>
+        </w:rPr>
+        <w:t xml:space="preserve"> fits the model; validation compares development choices; test evaluates after choices are fixed.</w:t>
+      </w:r>
+    </w:p>
+    <w:p>
+      <w:pPr>
+        <w:spacing w:line="336" w:lineRule="auto" w:after="180"/>
+      </w:pPr>
+      <w:r>
+        <w:rPr>
+          <w:b w:val="0"/>
+        </w:rPr>
+        <w:t>Repeatedly selecting by the test score uses that set for development, so it is no longer an untouched final evaluation.</w:t>
+      </w:r>
+    </w:p>
+    <w:p>
+      <w:pPr>
+        <w:spacing w:line="336" w:lineRule="auto" w:after="180"/>
+      </w:pPr>
+      <w:r>
+        <w:rPr>
+          <w:b w:val="0"/>
+        </w:rPr>
         <w:t>Use the student module and workbook section with this exact week title. The worked case, independent question and answers below form one aligned lesson sequence.</w:t>
       </w:r>
     </w:p>
@@ -280,7 +534,13 @@
       </w:r>
     </w:p>
     <w:p>
-      <w:r>
+      <w:pPr>
+        <w:spacing w:line="336" w:lineRule="auto" w:after="180"/>
+      </w:pPr>
+      <w:r>
+        <w:rPr>
+          <w:b w:val="0"/>
+        </w:rPr>
         <w:t>Page counts are 72,80,96,960. The last book may be an anthology. Should a cleaning script delete it automatically? Give a defensible investigation and document the outcome.</w:t>
       </w:r>
     </w:p>
@@ -293,8 +553,38 @@
       </w:r>
     </w:p>
     <w:p>
-      <w:r>
-        <w:t>Mistakes and unusual values should be investigated, not automatically erased.</w:t>
+      <w:pPr>
+        <w:spacing w:line="336" w:lineRule="auto" w:after="180"/>
+      </w:pPr>
+      <w:r>
+        <w:rPr>
+          <w:b w:val="0"/>
+        </w:rPr>
+        <w:t xml:space="preserve">Mistakes and </w:t>
+      </w:r>
+      <w:r>
+        <w:rPr>
+          <w:b/>
+        </w:rPr>
+        <w:t>unusual value</w:t>
+      </w:r>
+      <w:r>
+        <w:rPr>
+          <w:b w:val="0"/>
+        </w:rPr>
+        <w:t xml:space="preserve">s should be </w:t>
+      </w:r>
+      <w:r>
+        <w:rPr>
+          <w:b/>
+        </w:rPr>
+        <w:t>investigate</w:t>
+      </w:r>
+      <w:r>
+        <w:rPr>
+          <w:b w:val="0"/>
+        </w:rPr>
+        <w:t>d, not automatically erased.</w:t>
       </w:r>
     </w:p>
     <w:tbl>
@@ -430,12 +720,38 @@
       </w:r>
     </w:p>
     <w:p>
-      <w:r>
+      <w:pPr>
+        <w:spacing w:line="336" w:lineRule="auto" w:after="180"/>
+      </w:pPr>
+      <w:r>
+        <w:rPr>
+          <w:b w:val="0"/>
+        </w:rPr>
         <w:t>Use the supplied scenario, student illustrations and blank paper. For numeric work, offer counters or a calculator after learners show the setup. Fictional records are supplied; personal data and paid accounts are unnecessary.</w:t>
       </w:r>
     </w:p>
     <w:p>
-      <w:r>
+      <w:pPr>
+        <w:pStyle w:val="Heading3"/>
+      </w:pPr>
+      <w:r>
+        <w:t>Alternative compact allocation</w:t>
+      </w:r>
+    </w:p>
+    <w:p>
+      <w:r>
+        <w:t>This compact option is not the full-week schedule. Use the main teaching cycle and allow extra sessions for the investigation, independent work and project.</w:t>
+      </w:r>
+    </w:p>
+    <w:p>
+      <w:pPr>
+        <w:spacing w:line="336" w:lineRule="auto" w:after="180"/>
+        <w:shd w:fill="F1F6F8"/>
+      </w:pPr>
+      <w:r>
+        <w:rPr>
+          <w:b w:val="0"/>
+        </w:rPr>
         <w:t>Allow 80 minutes: recall 8; explanation 12; worked demonstration 15; guided practice 20; independent assessment 15; project and reflection 10. Extend the lab into a second session when needed.</w:t>
       </w:r>
     </w:p>
@@ -448,8 +764,25 @@
       </w:r>
     </w:p>
     <w:p>
-      <w:r>
-        <w:t>Teach Week 17 as a two-session investigation using fictional data. Five fictional activity durations are 2, 3, 3, 4 and 18 minutes. Most are near 3, but one is much longer. Different summaries reveal different aspects. Keep all values while investigating whether 18 is a genuine long activity or a recording error. Assess the three stated outcomes through the independent task, not by copying the worked result.</w:t>
+      <w:pPr>
+        <w:spacing w:line="336" w:lineRule="auto" w:after="180"/>
+      </w:pPr>
+      <w:r>
+        <w:rPr>
+          <w:b w:val="0"/>
+        </w:rPr>
+        <w:t>Teach Week 17 as a two-session investigation using fictional data. Five fictional activity durations are 2, 3, 3, 4 and 18 minutes. Most are near 3, but one is much longer. Different summaries reveal different aspects.</w:t>
+      </w:r>
+    </w:p>
+    <w:p>
+      <w:pPr>
+        <w:spacing w:line="336" w:lineRule="auto" w:after="180"/>
+      </w:pPr>
+      <w:r>
+        <w:rPr>
+          <w:b w:val="0"/>
+        </w:rPr>
+        <w:t>Keep all values while investigating whether 18 is a genuine long activity or a recording error. Assess the three stated outcomes through the independent task, not by copying the worked result.</w:t>
       </w:r>
     </w:p>
     <w:p>
@@ -461,23 +794,59 @@
       </w:r>
     </w:p>
     <w:p>
-      <w:r>
+      <w:pPr>
+        <w:spacing w:line="336" w:lineRule="auto" w:after="180"/>
+      </w:pPr>
+      <w:r>
+        <w:rPr>
+          <w:b w:val="0"/>
+        </w:rPr>
         <w:t>9.</w:t>
       </w:r>
     </w:p>
     <w:p>
-      <w:r>
+      <w:pPr>
+        <w:spacing w:line="336" w:lineRule="auto" w:after="180"/>
+      </w:pPr>
+      <w:r>
+        <w:rPr>
+          <w:b w:val="0"/>
+        </w:rPr>
         <w:t>Python 3 editor with a fresh local practice file</w:t>
       </w:r>
     </w:p>
     <w:p>
-      <w:r>
+      <w:pPr>
+        <w:spacing w:line="336" w:lineRule="auto" w:after="180"/>
+      </w:pPr>
+      <w:r>
+        <w:rPr>
+          <w:b w:val="0"/>
+        </w:rPr>
         <w:t>Paper trace table and the student workbook</w:t>
       </w:r>
     </w:p>
     <w:p>
-      <w:r>
-        <w:t>Fictional input records from this lesson; no real student identifiers</w:t>
+      <w:pPr>
+        <w:spacing w:line="336" w:lineRule="auto" w:after="180"/>
+      </w:pPr>
+      <w:r>
+        <w:rPr>
+          <w:b w:val="0"/>
+        </w:rPr>
+        <w:t xml:space="preserve">Fictional </w:t>
+      </w:r>
+      <w:r>
+        <w:rPr>
+          <w:b/>
+        </w:rPr>
+        <w:t>input</w:t>
+      </w:r>
+      <w:r>
+        <w:rPr>
+          <w:b w:val="0"/>
+        </w:rPr>
+        <w:t xml:space="preserve"> records from this lesson; no real student identifiers</w:t>
       </w:r>
     </w:p>
     <w:p>
@@ -489,12 +858,72 @@
       </w:r>
     </w:p>
     <w:p>
-      <w:r>
-        <w:t>By the end, I can calculate mean and median and investigate an unusual value before changing it.</w:t>
-      </w:r>
-    </w:p>
-    <w:p>
-      <w:r>
+      <w:pPr>
+        <w:spacing w:line="336" w:lineRule="auto" w:after="180"/>
+      </w:pPr>
+      <w:r>
+        <w:rPr>
+          <w:b w:val="0"/>
+        </w:rPr>
+        <w:t xml:space="preserve">By the end, I can calculate </w:t>
+      </w:r>
+      <w:r>
+        <w:rPr>
+          <w:b/>
+        </w:rPr>
+        <w:t>mean</w:t>
+      </w:r>
+      <w:r>
+        <w:rPr>
+          <w:b w:val="0"/>
+        </w:rPr>
+        <w:t xml:space="preserve"> and </w:t>
+      </w:r>
+      <w:r>
+        <w:rPr>
+          <w:b/>
+        </w:rPr>
+        <w:t>median</w:t>
+      </w:r>
+      <w:r>
+        <w:rPr>
+          <w:b w:val="0"/>
+        </w:rPr>
+        <w:t xml:space="preserve"> and </w:t>
+      </w:r>
+      <w:r>
+        <w:rPr>
+          <w:b/>
+        </w:rPr>
+        <w:t>investigate</w:t>
+      </w:r>
+      <w:r>
+        <w:rPr>
+          <w:b w:val="0"/>
+        </w:rPr>
+        <w:t xml:space="preserve"> an </w:t>
+      </w:r>
+      <w:r>
+        <w:rPr>
+          <w:b/>
+        </w:rPr>
+        <w:t>unusual value</w:t>
+      </w:r>
+      <w:r>
+        <w:rPr>
+          <w:b w:val="0"/>
+        </w:rPr>
+        <w:t xml:space="preserve"> before changing it.</w:t>
+      </w:r>
+    </w:p>
+    <w:p>
+      <w:pPr>
+        <w:spacing w:line="336" w:lineRule="auto" w:after="180"/>
+      </w:pPr>
+      <w:r>
+        <w:rPr>
+          <w:b w:val="0"/>
+        </w:rPr>
         <w:t>This added worked case illustrates the week’s main idea. Retain all original and connected topics; schedule its practice within the teaching cycle.</w:t>
       </w:r>
     </w:p>
@@ -507,61 +936,179 @@
       </w:r>
     </w:p>
     <w:p>
+      <w:r>
+        <w:t>Model Noise and Outliers using the supplied case, labelled mechanism and reasoning. Make the scope of each conclusion explicit.</w:t>
+      </w:r>
+    </w:p>
+    <w:p>
+      <w:pPr>
+        <w:spacing w:line="336" w:lineRule="auto" w:after="180"/>
+      </w:pPr>
+      <w:r>
+        <w:rPr>
+          <w:b/>
+        </w:rPr>
+        <w:t>Input</w:t>
+      </w:r>
+      <w:r>
+        <w:rPr>
+          <w:b w:val="0"/>
+        </w:rPr>
+        <w:t xml:space="preserve"> → </w:t>
+      </w:r>
+      <w:r>
+        <w:rPr>
+          <w:b/>
+        </w:rPr>
+        <w:t>Process</w:t>
+      </w:r>
+      <w:r>
+        <w:rPr>
+          <w:b w:val="0"/>
+        </w:rPr>
+        <w:t xml:space="preserve"> → </w:t>
+      </w:r>
+      <w:r>
+        <w:rPr>
+          <w:b/>
+        </w:rPr>
+        <w:t>Output</w:t>
+      </w:r>
+    </w:p>
+    <w:p>
+      <w:pPr>
+        <w:spacing w:line="336" w:lineRule="auto" w:after="180"/>
+      </w:pPr>
+      <w:r>
+        <w:rPr>
+          <w:b w:val="0"/>
+        </w:rPr>
+        <w:t>Trace the information. At each stage, ask what changed and how you could test it.</w:t>
+      </w:r>
+    </w:p>
+    <w:p>
+      <w:pPr>
+        <w:spacing w:line="336" w:lineRule="auto" w:after="180"/>
+      </w:pPr>
+      <w:r>
+        <w:rPr>
+          <w:b w:val="0"/>
+        </w:rPr>
+        <w:t>Which stage could fail even when the other two are correct? Explain:</w:t>
+      </w:r>
+    </w:p>
+    <w:p>
+      <w:pPr>
+        <w:spacing w:line="336" w:lineRule="auto" w:after="180"/>
+      </w:pPr>
+      <w:r>
+        <w:rPr>
+          <w:b w:val="0"/>
+        </w:rPr>
+        <w:t xml:space="preserve">Predict first. Then check each step. A correct answer without visible reasoning is incomplete </w:t>
+      </w:r>
+      <w:r>
+        <w:rPr>
+          <w:b/>
+        </w:rPr>
+        <w:t>evidence</w:t>
+      </w:r>
+      <w:r>
+        <w:rPr>
+          <w:b w:val="0"/>
+        </w:rPr>
+        <w:t>.</w:t>
+      </w:r>
+    </w:p>
+    <w:p>
+      <w:pPr>
+        <w:spacing w:line="336" w:lineRule="auto" w:after="180"/>
+        <w:shd w:fill="F4F9FC"/>
+      </w:pPr>
+      <w:r>
+        <w:rPr>
+          <w:b w:val="0"/>
+        </w:rPr>
+        <w:t>1. Most books: 40–300 pages; one record: 3,200 pages.</w:t>
+      </w:r>
+    </w:p>
+    <w:p>
+      <w:pPr>
+        <w:spacing w:line="336" w:lineRule="auto" w:after="180"/>
+        <w:shd w:fill="F4F9FC"/>
+      </w:pPr>
+      <w:r>
+        <w:rPr>
+          <w:b w:val="0"/>
+        </w:rPr>
+        <w:t>2. Check the source: extra zero, box set, or real long work?</w:t>
+      </w:r>
+    </w:p>
+    <w:p>
+      <w:pPr>
+        <w:spacing w:line="336" w:lineRule="auto" w:after="180"/>
+        <w:shd w:fill="F4F9FC"/>
+      </w:pPr>
+      <w:r>
+        <w:rPr>
+          <w:b w:val="0"/>
+        </w:rPr>
+        <w:t>3. Repair confirmed error; keep real rare case and document it.</w:t>
+      </w:r>
+    </w:p>
+    <w:p>
+      <w:pPr>
+        <w:spacing w:line="336" w:lineRule="auto" w:after="180"/>
+        <w:shd w:fill="F4F9FC"/>
+      </w:pPr>
+      <w:r>
+        <w:rPr>
+          <w:b w:val="0"/>
+        </w:rPr>
+        <w:t>4. Retest to learn whether the system handles legitimate extremes.</w:t>
+      </w:r>
+    </w:p>
+    <w:p>
+      <w:pPr>
+        <w:spacing w:line="336" w:lineRule="auto" w:after="180"/>
+      </w:pPr>
+      <w:r>
+        <w:rPr>
+          <w:b w:val="0"/>
+        </w:rPr>
+        <w:t>Recalculate, retrace, or restate the reasoning in your own representation:</w:t>
+      </w:r>
+    </w:p>
+    <w:p>
+      <w:pPr>
+        <w:spacing w:line="336" w:lineRule="auto" w:after="180"/>
+        <w:shd w:fill="F5F1FB"/>
+      </w:pPr>
+      <w:r>
+        <w:rPr>
+          <w:b w:val="0"/>
+        </w:rPr>
+        <w:t xml:space="preserve">CHECK Did the </w:t>
+      </w:r>
+      <w:r>
+        <w:rPr>
+          <w:b/>
+        </w:rPr>
+        <w:t>evidence</w:t>
+      </w:r>
+      <w:r>
+        <w:rPr>
+          <w:b w:val="0"/>
+        </w:rPr>
+        <w:t xml:space="preserve"> answer the exact question? Did the total, path, or source record stay consistent?</w:t>
+      </w:r>
+    </w:p>
+    <w:p>
       <w:pPr>
         <w:pStyle w:val="Heading3"/>
       </w:pPr>
       <w:r>
-        <w:t>Explain the mechanism</w:t>
-      </w:r>
-    </w:p>
-    <w:p>
-      <w:r>
-        <w:t>Input → Process → Output</w:t>
-      </w:r>
-    </w:p>
-    <w:p>
-      <w:r>
-        <w:t>Trace the information. At each stage, ask what changed and how you could test it.</w:t>
-      </w:r>
-    </w:p>
-    <w:p>
-      <w:r>
-        <w:t>Which stage could fail even when the other two are correct? Explain:</w:t>
-      </w:r>
-    </w:p>
-    <w:p>
-      <w:r>
-        <w:t>Predict first. Then check each step. A correct answer without visible reasoning is incomplete evidence.</w:t>
-      </w:r>
-    </w:p>
-    <w:p>
-      <w:r>
-        <w:t>1. Most books: 40–300 pages; one record: 3,200 pages.</w:t>
-      </w:r>
-    </w:p>
-    <w:p>
-      <w:r>
-        <w:t>2. Check the source: extra zero, box set, or real long work?</w:t>
-      </w:r>
-    </w:p>
-    <w:p>
-      <w:r>
-        <w:t>3. Repair confirmed error; keep real rare case and document it.</w:t>
-      </w:r>
-    </w:p>
-    <w:p>
-      <w:r>
-        <w:t>4. Retest to learn whether the system handles legitimate extremes.</w:t>
-      </w:r>
-    </w:p>
-    <w:p>
-      <w:r>
-        <w:t>Recalculate, retrace, or restate the reasoning in your own representation:</w:t>
-      </w:r>
-    </w:p>
-    <w:p>
-      <w:r>
-        <w:t>CHECK Did the evidence answer the exact question? Did the total, path, or source record stay consistent?</w:t>
+        <w:t>Concrete teaching case</w:t>
       </w:r>
     </w:p>
     <w:p>
@@ -569,16 +1116,30 @@
         <w:pStyle w:val="Heading3"/>
       </w:pPr>
       <w:r>
-        <w:t>Concrete teaching case</w:t>
-      </w:r>
-    </w:p>
-    <w:p>
-      <w:r>
+        <w:t>The teaching case</w:t>
+      </w:r>
+    </w:p>
+    <w:p>
+      <w:pPr>
+        <w:spacing w:line="336" w:lineRule="auto" w:after="180"/>
+        <w:shd w:fill="F1F6FC"/>
+      </w:pPr>
+      <w:r>
+        <w:rPr>
+          <w:b w:val="0"/>
+        </w:rPr>
         <w:t>Recorded lengths are 90,95,100,105,900 pages.</w:t>
       </w:r>
     </w:p>
     <w:p>
-      <w:r>
+      <w:pPr>
+        <w:spacing w:line="336" w:lineRule="auto" w:after="180"/>
+        <w:shd w:fill="F5F1FB"/>
+      </w:pPr>
+      <w:r>
+        <w:rPr>
+          <w:b w:val="0"/>
+        </w:rPr>
         <w:t>Is 900 automatically wrong?</w:t>
       </w:r>
     </w:p>
@@ -591,26 +1152,111 @@
       </w:r>
     </w:p>
     <w:p>
-      <w:r>
-        <w:t>No. It is an outlier, but may be a real large book. Check catalogue, units and entry process.</w:t>
-      </w:r>
-    </w:p>
-    <w:p>
       <w:pPr>
         <w:pStyle w:val="Heading3"/>
       </w:pPr>
       <w:r>
+        <w:t>Why the result follows</w:t>
+      </w:r>
+    </w:p>
+    <w:p>
+      <w:pPr>
+        <w:spacing w:line="336" w:lineRule="auto" w:after="180"/>
+        <w:shd w:fill="F1F6FC"/>
+      </w:pPr>
+      <w:r>
+        <w:rPr>
+          <w:b w:val="0"/>
+        </w:rPr>
+        <w:t xml:space="preserve">No. It is an </w:t>
+      </w:r>
+      <w:r>
+        <w:rPr>
+          <w:b/>
+        </w:rPr>
+        <w:t>outlier</w:t>
+      </w:r>
+      <w:r>
+        <w:rPr>
+          <w:b w:val="0"/>
+        </w:rPr>
+        <w:t xml:space="preserve">, but may be a real large book. Check catalogue, units and entry </w:t>
+      </w:r>
+      <w:r>
+        <w:rPr>
+          <w:b/>
+        </w:rPr>
+        <w:t>process</w:t>
+      </w:r>
+      <w:r>
+        <w:rPr>
+          <w:b w:val="0"/>
+        </w:rPr>
+        <w:t>.</w:t>
+      </w:r>
+    </w:p>
+    <w:p>
+      <w:pPr>
+        <w:pStyle w:val="Heading3"/>
+      </w:pPr>
+      <w:r>
         <w:t>Explain the added worked example</w:t>
       </w:r>
     </w:p>
     <w:p>
-      <w:r>
-        <w:t>Five fictional activity durations are 2, 3, 3, 4 and 18 minutes. Most are near 3, but one is much longer. Different summaries reveal different aspects. Keep all values while investigating whether 18 is a genuine long activity or a recording error.</w:t>
-      </w:r>
-    </w:p>
-    <w:p>
-      <w:r>
-        <w:t>The script prints 6.0 and 3. sorted returns a sorted list without changing the original. This median expression works for a nonempty odd-length list only. For four sorted values, average the second and third. Do not use this odd-length shortcut for every dataset.</w:t>
+      <w:pPr>
+        <w:spacing w:line="336" w:lineRule="auto" w:after="180"/>
+      </w:pPr>
+      <w:r>
+        <w:rPr>
+          <w:b w:val="0"/>
+        </w:rPr>
+        <w:t>Five fictional activity durations are 2, 3, 3, 4 and 18 minutes. Most are near 3, but one is much longer. Different summaries reveal different aspects.</w:t>
+      </w:r>
+    </w:p>
+    <w:p>
+      <w:pPr>
+        <w:spacing w:line="336" w:lineRule="auto" w:after="180"/>
+      </w:pPr>
+      <w:r>
+        <w:rPr>
+          <w:b w:val="0"/>
+        </w:rPr>
+        <w:t>Keep all values while investigating whether 18 is a genuine long activity or a recording error.</w:t>
+      </w:r>
+    </w:p>
+    <w:p>
+      <w:pPr>
+        <w:spacing w:line="336" w:lineRule="auto" w:after="180"/>
+      </w:pPr>
+      <w:r>
+        <w:rPr>
+          <w:b w:val="0"/>
+        </w:rPr>
+        <w:t xml:space="preserve">The script prints 6.0 and 3. sorted returns a sorted list without changing the original. This </w:t>
+      </w:r>
+      <w:r>
+        <w:rPr>
+          <w:b/>
+        </w:rPr>
+        <w:t>median</w:t>
+      </w:r>
+      <w:r>
+        <w:rPr>
+          <w:b w:val="0"/>
+        </w:rPr>
+        <w:t xml:space="preserve"> expression works for a nonempty odd-length list only. For four sorted values, average the second and third.</w:t>
+      </w:r>
+    </w:p>
+    <w:p>
+      <w:pPr>
+        <w:spacing w:line="336" w:lineRule="auto" w:after="180"/>
+      </w:pPr>
+      <w:r>
+        <w:rPr>
+          <w:b w:val="0"/>
+        </w:rPr>
+        <w:t>Do not use this odd-length shortcut for every dataset.</w:t>
       </w:r>
     </w:p>
     <w:p>
@@ -754,8 +1400,37 @@
       </w:r>
     </w:p>
     <w:p>
-      <w:r>
-        <w:t>Use the complete worked example below before asking learners to complete W2. Reveal a small part, invite a prediction, then explain the deciding step. These teacher notes contain solutions; do not reveal the independent case answer during modelling.</w:t>
+      <w:pPr>
+        <w:spacing w:line="336" w:lineRule="auto" w:after="180"/>
+      </w:pPr>
+      <w:r>
+        <w:rPr>
+          <w:b w:val="0"/>
+        </w:rPr>
+        <w:t xml:space="preserve">Use the complete worked example below before asking learners to complete W2. Reveal a small part, invite a </w:t>
+      </w:r>
+      <w:r>
+        <w:rPr>
+          <w:b/>
+        </w:rPr>
+        <w:t>prediction</w:t>
+      </w:r>
+      <w:r>
+        <w:rPr>
+          <w:b w:val="0"/>
+        </w:rPr>
+        <w:t>, then explain the deciding step.</w:t>
+      </w:r>
+    </w:p>
+    <w:p>
+      <w:pPr>
+        <w:spacing w:line="336" w:lineRule="auto" w:after="180"/>
+      </w:pPr>
+      <w:r>
+        <w:rPr>
+          <w:b w:val="0"/>
+        </w:rPr>
+        <w:t>These teacher notes contain solutions; do not reveal the independent case answer during modelling.</w:t>
       </w:r>
     </w:p>
     <w:p>
@@ -899,7 +1574,13 @@
       </w:tr>
     </w:tbl>
     <w:p>
-      <w:r>
+      <w:pPr>
+        <w:spacing w:line="336" w:lineRule="auto" w:after="180"/>
+      </w:pPr>
+      <w:r>
+        <w:rPr>
+          <w:b w:val="0"/>
+        </w:rPr>
         <w:t>Use the diagram and verbal explanation together. Ask learners to match a sentence to a specific visual step; do not assign learners fixed visual or auditory learning styles.</w:t>
       </w:r>
     </w:p>
@@ -912,8 +1593,26 @@
       </w:r>
     </w:p>
     <w:p>
-      <w:r>
-        <w:t>A fictional library records five book-processing times in minutes.</w:t>
+      <w:pPr>
+        <w:spacing w:line="336" w:lineRule="auto" w:after="180"/>
+      </w:pPr>
+      <w:r>
+        <w:rPr>
+          <w:b w:val="0"/>
+        </w:rPr>
+        <w:t>A fictional library records five book-</w:t>
+      </w:r>
+      <w:r>
+        <w:rPr>
+          <w:b/>
+        </w:rPr>
+        <w:t>process</w:t>
+      </w:r>
+      <w:r>
+        <w:rPr>
+          <w:b w:val="0"/>
+        </w:rPr>
+        <w:t>ing times in minutes.</w:t>
       </w:r>
     </w:p>
     <w:p>
@@ -925,13 +1624,55 @@
       </w:r>
     </w:p>
     <w:p>
-      <w:r>
+      <w:pPr>
+        <w:pStyle w:val="Heading3"/>
+      </w:pPr>
+      <w:r>
+        <w:t>Supplied facts</w:t>
+      </w:r>
+    </w:p>
+    <w:p>
+      <w:pPr>
+        <w:spacing w:line="336" w:lineRule="auto" w:after="180"/>
+        <w:shd w:fill="F1F6FC"/>
+      </w:pPr>
+      <w:r>
+        <w:rPr>
+          <w:b w:val="0"/>
+        </w:rPr>
         <w:t>Sorted times: 2,3,3,4,18.</w:t>
       </w:r>
     </w:p>
     <w:p>
-      <w:r>
-        <w:t>All are recorded measurements; no evidence yet shows 18 is a mistake.</w:t>
+      <w:pPr>
+        <w:pStyle w:val="Heading3"/>
+      </w:pPr>
+      <w:r>
+        <w:t>Supplied facts</w:t>
+      </w:r>
+    </w:p>
+    <w:p>
+      <w:pPr>
+        <w:spacing w:line="336" w:lineRule="auto" w:after="180"/>
+        <w:shd w:fill="F1F6FC"/>
+      </w:pPr>
+      <w:r>
+        <w:rPr>
+          <w:b w:val="0"/>
+        </w:rPr>
+        <w:t xml:space="preserve">All are recorded measurements; no </w:t>
+      </w:r>
+      <w:r>
+        <w:rPr>
+          <w:b/>
+        </w:rPr>
+        <w:t>evidence</w:t>
+      </w:r>
+      <w:r>
+        <w:rPr>
+          <w:b w:val="0"/>
+        </w:rPr>
+        <w:t xml:space="preserve"> yet shows 18 is a mistake.</w:t>
       </w:r>
     </w:p>
     <w:p>
@@ -1152,43 +1893,220 @@
       </w:r>
     </w:p>
     <w:p>
-      <w:r>
-        <w:t>The mean uses every value and is pulled upward by 18. The median identifies the middle recorded time and stays at 3. Neither statistic declares the unusual observation invalid. Deleting it simply because it changes the mean would hide potentially real slow work and change the question being answered.</w:t>
-      </w:r>
-    </w:p>
-    <w:p>
       <w:pPr>
         <w:pStyle w:val="Heading3"/>
       </w:pPr>
       <w:r>
+        <w:t>Why the result follows</w:t>
+      </w:r>
+    </w:p>
+    <w:p>
+      <w:pPr>
+        <w:spacing w:line="336" w:lineRule="auto" w:after="180"/>
+        <w:shd w:fill="F1F6FC"/>
+      </w:pPr>
+      <w:r>
+        <w:rPr>
+          <w:b w:val="0"/>
+        </w:rPr>
+        <w:t xml:space="preserve">The </w:t>
+      </w:r>
+      <w:r>
+        <w:rPr>
+          <w:b/>
+        </w:rPr>
+        <w:t>mean</w:t>
+      </w:r>
+      <w:r>
+        <w:rPr>
+          <w:b w:val="0"/>
+        </w:rPr>
+        <w:t xml:space="preserve"> uses every value and is pulled upward by 18. The </w:t>
+      </w:r>
+      <w:r>
+        <w:rPr>
+          <w:b/>
+        </w:rPr>
+        <w:t>median</w:t>
+      </w:r>
+      <w:r>
+        <w:rPr>
+          <w:b w:val="0"/>
+        </w:rPr>
+        <w:t xml:space="preserve"> identifies the middle recorded time and stays at 3. Neither statistic declares the unusual </w:t>
+      </w:r>
+      <w:r>
+        <w:rPr>
+          <w:b/>
+        </w:rPr>
+        <w:t>observation</w:t>
+      </w:r>
+      <w:r>
+        <w:rPr>
+          <w:b w:val="0"/>
+        </w:rPr>
+        <w:t xml:space="preserve"> invalid.</w:t>
+      </w:r>
+    </w:p>
+    <w:p>
+      <w:pPr>
+        <w:spacing w:line="336" w:lineRule="auto" w:after="180"/>
+        <w:shd w:fill="F1F6FC"/>
+      </w:pPr>
+      <w:r>
+        <w:rPr>
+          <w:b w:val="0"/>
+        </w:rPr>
+        <w:t xml:space="preserve">Deleting it simply because it changes the </w:t>
+      </w:r>
+      <w:r>
+        <w:rPr>
+          <w:b/>
+        </w:rPr>
+        <w:t>mean</w:t>
+      </w:r>
+      <w:r>
+        <w:rPr>
+          <w:b w:val="0"/>
+        </w:rPr>
+        <w:t xml:space="preserve"> would hide potentially real slow work and change the question being answered.</w:t>
+      </w:r>
+    </w:p>
+    <w:p>
+      <w:pPr>
+        <w:pStyle w:val="Heading3"/>
+      </w:pPr>
+      <w:r>
         <w:t>What this example does not establish</w:t>
       </w:r>
     </w:p>
     <w:p>
-      <w:r>
-        <w:t>Five task times do not estimate all library processing times reliably or prove which summary suits every decision.</w:t>
-      </w:r>
-    </w:p>
-    <w:p>
       <w:pPr>
         <w:pStyle w:val="Heading3"/>
       </w:pPr>
       <w:r>
+        <w:t>Keep the stated limit</w:t>
+      </w:r>
+    </w:p>
+    <w:p>
+      <w:pPr>
+        <w:spacing w:line="336" w:lineRule="auto" w:after="180"/>
+        <w:shd w:fill="FFF5E6"/>
+      </w:pPr>
+      <w:r>
+        <w:rPr>
+          <w:b w:val="0"/>
+        </w:rPr>
+        <w:t xml:space="preserve">Five task times do not estimate all library </w:t>
+      </w:r>
+      <w:r>
+        <w:rPr>
+          <w:b/>
+        </w:rPr>
+        <w:t>process</w:t>
+      </w:r>
+      <w:r>
+        <w:rPr>
+          <w:b w:val="0"/>
+        </w:rPr>
+        <w:t>ing times reliably or prove which summary suits every decision.</w:t>
+      </w:r>
+    </w:p>
+    <w:p>
+      <w:pPr>
+        <w:pStyle w:val="Heading3"/>
+      </w:pPr>
+      <w:r>
         <w:t>Change one thing in the pictured case</w:t>
       </w:r>
     </w:p>
     <w:p>
-      <w:r>
+      <w:pPr>
+        <w:pStyle w:val="Heading3"/>
+      </w:pPr>
+      <w:r>
+        <w:t>Change one thing</w:t>
+      </w:r>
+    </w:p>
+    <w:p>
+      <w:pPr>
+        <w:spacing w:line="336" w:lineRule="auto" w:after="180"/>
+        <w:shd w:fill="F5F1FB"/>
+      </w:pPr>
+      <w:r>
+        <w:rPr>
+          <w:b w:val="0"/>
+        </w:rPr>
         <w:t>Change: An authorised log confirms 18 was a transcription error for 3.</w:t>
       </w:r>
     </w:p>
     <w:p>
-      <w:r>
-        <w:t>Prediction: Corrected mean is 3 minutes and median is 3.</w:t>
-      </w:r>
-    </w:p>
-    <w:p>
-      <w:r>
+      <w:pPr>
+        <w:pStyle w:val="Heading3"/>
+      </w:pPr>
+      <w:r>
+        <w:t>Predicted result</w:t>
+      </w:r>
+    </w:p>
+    <w:p>
+      <w:pPr>
+        <w:spacing w:line="336" w:lineRule="auto" w:after="180"/>
+        <w:shd w:fill="F1F6FC"/>
+      </w:pPr>
+      <w:r>
+        <w:rPr>
+          <w:b/>
+        </w:rPr>
+        <w:t>Prediction</w:t>
+      </w:r>
+      <w:r>
+        <w:rPr>
+          <w:b w:val="0"/>
+        </w:rPr>
+        <w:t xml:space="preserve">: Corrected </w:t>
+      </w:r>
+      <w:r>
+        <w:rPr>
+          <w:b/>
+        </w:rPr>
+        <w:t>mean</w:t>
+      </w:r>
+      <w:r>
+        <w:rPr>
+          <w:b w:val="0"/>
+        </w:rPr>
+        <w:t xml:space="preserve"> is 3 minutes and </w:t>
+      </w:r>
+      <w:r>
+        <w:rPr>
+          <w:b/>
+        </w:rPr>
+        <w:t>median</w:t>
+      </w:r>
+      <w:r>
+        <w:rPr>
+          <w:b w:val="0"/>
+        </w:rPr>
+        <w:t xml:space="preserve"> is 3.</w:t>
+      </w:r>
+    </w:p>
+    <w:p>
+      <w:pPr>
+        <w:pStyle w:val="Heading3"/>
+      </w:pPr>
+      <w:r>
+        <w:t>Why the result follows</w:t>
+      </w:r>
+    </w:p>
+    <w:p>
+      <w:pPr>
+        <w:spacing w:line="336" w:lineRule="auto" w:after="180"/>
+        <w:shd w:fill="F1F6FC"/>
+      </w:pPr>
+      <w:r>
+        <w:rPr>
+          <w:b w:val="0"/>
+        </w:rPr>
         <w:t>Reason: Values become 2,3,3,4,3 with sum 15; sorted middle remains 3.</w:t>
       </w:r>
     </w:p>
@@ -1201,8 +2119,57 @@
       </w:r>
     </w:p>
     <w:p>
-      <w:r>
-        <w:t>Cover the result. Ask learners to name the inputs and predict the next step. Uncover one step, connect the icon to the actual procedure, and explain its evidence. Then change the supplied condition and compare. The picture is a representation; it does not document execution of a real AI model.</w:t>
+      <w:pPr>
+        <w:pStyle w:val="Heading3"/>
+      </w:pPr>
+      <w:r>
+        <w:t>Ask while showing the picture · 1</w:t>
+      </w:r>
+    </w:p>
+    <w:p>
+      <w:pPr>
+        <w:spacing w:line="336" w:lineRule="auto" w:after="180"/>
+      </w:pPr>
+      <w:r>
+        <w:rPr>
+          <w:b w:val="0"/>
+        </w:rPr>
+        <w:t xml:space="preserve">Cover the result. Ask learners to name the </w:t>
+      </w:r>
+      <w:r>
+        <w:rPr>
+          <w:b/>
+        </w:rPr>
+        <w:t>input</w:t>
+      </w:r>
+      <w:r>
+        <w:rPr>
+          <w:b w:val="0"/>
+        </w:rPr>
+        <w:t xml:space="preserve">s and predict the next step. Uncover one step, connect the icon to the actual procedure, and explain its </w:t>
+      </w:r>
+      <w:r>
+        <w:rPr>
+          <w:b/>
+        </w:rPr>
+        <w:t>evidence</w:t>
+      </w:r>
+      <w:r>
+        <w:rPr>
+          <w:b w:val="0"/>
+        </w:rPr>
+        <w:t>. Then change the supplied condition and compare.</w:t>
+      </w:r>
+    </w:p>
+    <w:p>
+      <w:pPr>
+        <w:spacing w:line="336" w:lineRule="auto" w:after="180"/>
+      </w:pPr>
+      <w:r>
+        <w:rPr>
+          <w:b w:val="0"/>
+        </w:rPr>
+        <w:t>The picture is a representation; it does not document execution of a real AI model.</w:t>
       </w:r>
     </w:p>
     <w:p>
@@ -1214,11 +2181,16 @@
       </w:r>
     </w:p>
     <w:p>
+      <w:r>
+        <w:t>Demonstrate Noise and Outliers, reduce support deliberately and check individual reasoning before discussing answers.</w:t>
+      </w:r>
+    </w:p>
+    <w:p>
       <w:pPr>
         <w:pStyle w:val="Heading3"/>
       </w:pPr>
       <w:r>
-        <w:t>Demonstrate and guide practice</w:t>
+        <w:t>Board sequence</w:t>
       </w:r>
     </w:p>
     <w:p>
@@ -1226,55 +2198,209 @@
         <w:pStyle w:val="Heading3"/>
       </w:pPr>
       <w:r>
-        <w:t>Board sequence</w:t>
-      </w:r>
-    </w:p>
-    <w:p>
-      <w:r>
+        <w:t>1. Put the facts on the board</w:t>
+      </w:r>
+    </w:p>
+    <w:p>
+      <w:pPr>
+        <w:spacing w:line="336" w:lineRule="auto" w:after="180"/>
+        <w:shd w:fill="F4F9FC"/>
+      </w:pPr>
+      <w:r>
+        <w:rPr>
+          <w:b w:val="0"/>
+        </w:rPr>
         <w:t>Write the given facts: Recorded lengths are 90,95,100,105,900 pages.</w:t>
       </w:r>
     </w:p>
     <w:p>
-      <w:r>
+      <w:pPr>
+        <w:pStyle w:val="Heading3"/>
+      </w:pPr>
+      <w:r>
+        <w:t>2. State the decision to explain</w:t>
+      </w:r>
+    </w:p>
+    <w:p>
+      <w:pPr>
+        <w:spacing w:line="336" w:lineRule="auto" w:after="180"/>
+        <w:shd w:fill="F5F1FB"/>
+      </w:pPr>
+      <w:r>
+        <w:rPr>
+          <w:b w:val="0"/>
+        </w:rPr>
         <w:t>Write the question to explain: Is 900 automatically wrong?</w:t>
       </w:r>
     </w:p>
     <w:p>
-      <w:r>
-        <w:t>Reveal after predictions: No. It is an outlier, but may be a real large book. Check catalogue, units and entry process.</w:t>
-      </w:r>
-    </w:p>
-    <w:p>
-      <w:r>
-        <w:t>Keep for an independent attempt: Page counts are 40, 42, 43 and 900. Should 900 be deleted immediately? Give two explanations to investigate.</w:t>
-      </w:r>
-    </w:p>
-    <w:p>
       <w:pPr>
         <w:pStyle w:val="Heading3"/>
       </w:pPr>
       <w:r>
+        <w:t>3. Reveal the worked reasoning</w:t>
+      </w:r>
+    </w:p>
+    <w:p>
+      <w:pPr>
+        <w:spacing w:line="336" w:lineRule="auto" w:after="180"/>
+        <w:shd w:fill="F1F6FC"/>
+      </w:pPr>
+      <w:r>
+        <w:rPr>
+          <w:b w:val="0"/>
+        </w:rPr>
+        <w:t xml:space="preserve">Reveal after </w:t>
+      </w:r>
+      <w:r>
+        <w:rPr>
+          <w:b/>
+        </w:rPr>
+        <w:t>prediction</w:t>
+      </w:r>
+      <w:r>
+        <w:rPr>
+          <w:b w:val="0"/>
+        </w:rPr>
+        <w:t xml:space="preserve">s: No. It is an </w:t>
+      </w:r>
+      <w:r>
+        <w:rPr>
+          <w:b/>
+        </w:rPr>
+        <w:t>outlier</w:t>
+      </w:r>
+      <w:r>
+        <w:rPr>
+          <w:b w:val="0"/>
+        </w:rPr>
+        <w:t xml:space="preserve">, but may be a real large book. Check catalogue, units and entry </w:t>
+      </w:r>
+      <w:r>
+        <w:rPr>
+          <w:b/>
+        </w:rPr>
+        <w:t>process</w:t>
+      </w:r>
+      <w:r>
+        <w:rPr>
+          <w:b w:val="0"/>
+        </w:rPr>
+        <w:t>.</w:t>
+      </w:r>
+    </w:p>
+    <w:p>
+      <w:pPr>
+        <w:pStyle w:val="Heading3"/>
+      </w:pPr>
+      <w:r>
+        <w:t>Hold back the independent task</w:t>
+      </w:r>
+    </w:p>
+    <w:p>
+      <w:pPr>
+        <w:spacing w:line="336" w:lineRule="auto" w:after="180"/>
+        <w:shd w:fill="FFF5E6"/>
+      </w:pPr>
+      <w:r>
+        <w:rPr>
+          <w:b w:val="0"/>
+        </w:rPr>
+        <w:t xml:space="preserve">Keep for an independent attempt: Page counts are 40, 42, 43 and 900. Should 900 be deleted immediately? Give two explanations to </w:t>
+      </w:r>
+      <w:r>
+        <w:rPr>
+          <w:b/>
+        </w:rPr>
+        <w:t>investigate</w:t>
+      </w:r>
+      <w:r>
+        <w:rPr>
+          <w:b w:val="0"/>
+        </w:rPr>
+        <w:t>.</w:t>
+      </w:r>
+    </w:p>
+    <w:p>
+      <w:pPr>
+        <w:pStyle w:val="Heading3"/>
+      </w:pPr>
+      <w:r>
         <w:t>Classroom dialogue</w:t>
       </w:r>
     </w:p>
     <w:p>
-      <w:r>
+      <w:pPr>
+        <w:pStyle w:val="Heading3"/>
+      </w:pPr>
+      <w:r>
+        <w:t>Ask the class</w:t>
+      </w:r>
+    </w:p>
+    <w:p>
+      <w:pPr>
+        <w:spacing w:line="336" w:lineRule="auto" w:after="180"/>
+        <w:shd w:fill="F5F1FB"/>
+      </w:pPr>
+      <w:r>
+        <w:rPr>
+          <w:b w:val="0"/>
+        </w:rPr>
         <w:t>Ask: Which facts are given, and which would we have to assume? Learners mark relevant details before discussing answers.</w:t>
       </w:r>
     </w:p>
     <w:p>
-      <w:r>
+      <w:pPr>
+        <w:pStyle w:val="Heading3"/>
+      </w:pPr>
+      <w:r>
+        <w:t>Language to model</w:t>
+      </w:r>
+    </w:p>
+    <w:p>
+      <w:pPr>
+        <w:spacing w:line="336" w:lineRule="auto" w:after="180"/>
+        <w:shd w:fill="F1F6F8"/>
+      </w:pPr>
+      <w:r>
+        <w:rPr>
+          <w:b w:val="0"/>
+        </w:rPr>
         <w:t>Say: Predict first. Show the rule, information path or calculation that would produce the result. A correct guess is not yet an explanation.</w:t>
       </w:r>
     </w:p>
     <w:p>
-      <w:r>
+      <w:pPr>
+        <w:spacing w:line="336" w:lineRule="auto" w:after="180"/>
+      </w:pPr>
+      <w:r>
+        <w:rPr>
+          <w:b w:val="0"/>
+        </w:rPr>
         <w:t>Reveal reasoning one step at a time. Explain why a tempting alternative fails. Write units and denominators for arithmetic, trace conditions for decisions, and identify supporting sources for claims.</w:t>
       </w:r>
     </w:p>
     <w:p>
-      <w:r>
-        <w:t>In pairs, one learner solves while the other checks evidence; exchange roles. Remove the worked answer before independent assessment.</w:t>
+      <w:pPr>
+        <w:spacing w:line="336" w:lineRule="auto" w:after="180"/>
+      </w:pPr>
+      <w:r>
+        <w:rPr>
+          <w:b w:val="0"/>
+        </w:rPr>
+        <w:t xml:space="preserve">In pairs, one learner solves while the other checks </w:t>
+      </w:r>
+      <w:r>
+        <w:rPr>
+          <w:b/>
+        </w:rPr>
+        <w:t>evidence</w:t>
+      </w:r>
+      <w:r>
+        <w:rPr>
+          <w:b w:val="0"/>
+        </w:rPr>
+        <w:t>; exchange roles. Remove the worked answer before independent assessment.</w:t>
       </w:r>
     </w:p>
     <w:p>
@@ -1286,8 +2412,50 @@
       </w:r>
     </w:p>
     <w:p>
-      <w:r>
-        <w:t>Sum 20; mean 4; median remains 3. Exit: No. Zero would be a measured summary; no numeric observations are available.</w:t>
+      <w:pPr>
+        <w:spacing w:line="336" w:lineRule="auto" w:after="180"/>
+      </w:pPr>
+      <w:r>
+        <w:rPr>
+          <w:b w:val="0"/>
+        </w:rPr>
+        <w:t xml:space="preserve">Sum 20; </w:t>
+      </w:r>
+      <w:r>
+        <w:rPr>
+          <w:b/>
+        </w:rPr>
+        <w:t>mean</w:t>
+      </w:r>
+      <w:r>
+        <w:rPr>
+          <w:b w:val="0"/>
+        </w:rPr>
+        <w:t xml:space="preserve"> 4; </w:t>
+      </w:r>
+      <w:r>
+        <w:rPr>
+          <w:b/>
+        </w:rPr>
+        <w:t>median</w:t>
+      </w:r>
+      <w:r>
+        <w:rPr>
+          <w:b w:val="0"/>
+        </w:rPr>
+        <w:t xml:space="preserve"> remains 3. Exit: No. Zero would be a measured summary; no numeric </w:t>
+      </w:r>
+      <w:r>
+        <w:rPr>
+          <w:b/>
+        </w:rPr>
+        <w:t>observation</w:t>
+      </w:r>
+      <w:r>
+        <w:rPr>
+          <w:b w:val="0"/>
+        </w:rPr>
+        <w:t>s are available.</w:t>
       </w:r>
     </w:p>
     <w:p>
@@ -1519,41 +2687,179 @@
       </w:r>
     </w:p>
     <w:p>
-      <w:r>
-        <w:t>Completion task: Find medians of [9, 1, 3] and [8, 2, 4, 6].</w:t>
-      </w:r>
-    </w:p>
-    <w:p>
-      <w:r>
-        <w:t>Teacher check: Sorted first list 1, 3, 9 has median 3. Sorted second 2, 4, 6, 8 has median (4 + 6)/2 = 5.</w:t>
-      </w:r>
-    </w:p>
-    <w:p>
-      <w:r>
-        <w:t>Start by identifying the given inputs together. Leave the intermediate steps blank. If needed, model one step, then withdraw that help on the next step. Move to a full trace only when the partial trace is understood. For partners, alternate explainer and checker; collect a response from every learner before discussion.</w:t>
-      </w:r>
-    </w:p>
-    <w:p>
       <w:pPr>
         <w:pStyle w:val="Heading3"/>
       </w:pPr>
       <w:r>
+        <w:t>Completion practice</w:t>
+      </w:r>
+    </w:p>
+    <w:p>
+      <w:pPr>
+        <w:spacing w:line="336" w:lineRule="auto" w:after="180"/>
+        <w:shd w:fill="F5F1FB"/>
+      </w:pPr>
+      <w:r>
+        <w:rPr>
+          <w:b w:val="0"/>
+        </w:rPr>
+        <w:t xml:space="preserve">Completion task: Find </w:t>
+      </w:r>
+      <w:r>
+        <w:rPr>
+          <w:b/>
+        </w:rPr>
+        <w:t>median</w:t>
+      </w:r>
+      <w:r>
+        <w:rPr>
+          <w:b w:val="0"/>
+        </w:rPr>
+        <w:t>s of [9, 1, 3] and [8, 2, 4, 6].</w:t>
+      </w:r>
+    </w:p>
+    <w:p>
+      <w:pPr>
+        <w:pStyle w:val="Heading3"/>
+      </w:pPr>
+      <w:r>
+        <w:t>Reasoning to listen for</w:t>
+      </w:r>
+    </w:p>
+    <w:p>
+      <w:pPr>
+        <w:spacing w:line="336" w:lineRule="auto" w:after="180"/>
+        <w:shd w:fill="F1F6FC"/>
+      </w:pPr>
+      <w:r>
+        <w:rPr>
+          <w:b w:val="0"/>
+        </w:rPr>
+        <w:t xml:space="preserve">Teacher check: Sorted first list 1, 3, 9 has </w:t>
+      </w:r>
+      <w:r>
+        <w:rPr>
+          <w:b/>
+        </w:rPr>
+        <w:t>median</w:t>
+      </w:r>
+      <w:r>
+        <w:rPr>
+          <w:b w:val="0"/>
+        </w:rPr>
+        <w:t xml:space="preserve"> 3. Sorted second 2, 4, 6, 8 has </w:t>
+      </w:r>
+      <w:r>
+        <w:rPr>
+          <w:b/>
+        </w:rPr>
+        <w:t>median</w:t>
+      </w:r>
+      <w:r>
+        <w:rPr>
+          <w:b w:val="0"/>
+        </w:rPr>
+        <w:t xml:space="preserve"> (4 + 6)/2 = 5.</w:t>
+      </w:r>
+    </w:p>
+    <w:p>
+      <w:pPr>
+        <w:spacing w:line="336" w:lineRule="auto" w:after="180"/>
+      </w:pPr>
+      <w:r>
+        <w:rPr>
+          <w:b w:val="0"/>
+        </w:rPr>
+        <w:t xml:space="preserve">Start by identifying the given </w:t>
+      </w:r>
+      <w:r>
+        <w:rPr>
+          <w:b/>
+        </w:rPr>
+        <w:t>input</w:t>
+      </w:r>
+      <w:r>
+        <w:rPr>
+          <w:b w:val="0"/>
+        </w:rPr>
+        <w:t>s together. Leave the intermediate steps blank. If needed, model one step, then withdraw that help on the next step. Move to a full trace only when the partial trace is understood.</w:t>
+      </w:r>
+    </w:p>
+    <w:p>
+      <w:pPr>
+        <w:spacing w:line="336" w:lineRule="auto" w:after="180"/>
+      </w:pPr>
+      <w:r>
+        <w:rPr>
+          <w:b w:val="0"/>
+        </w:rPr>
+        <w:t>For partners, alternate explainer and checker; collect a response from every learner before discussion.</w:t>
+      </w:r>
+    </w:p>
+    <w:p>
+      <w:pPr>
+        <w:pStyle w:val="Heading3"/>
+      </w:pPr>
+      <w:r>
         <w:t>Individual reasoning check</w:t>
       </w:r>
     </w:p>
     <w:p>
-      <w:r>
-        <w:t>Use the worked case for Mean median and unusual values. Proposed explanation: “A successful run proves the conclusion”. Decide whether this explanation is supported. Point to the step or supplied fact that decides; explain your repair if needed.</w:t>
-      </w:r>
-    </w:p>
-    <w:p>
-      <w:r>
-        <w:t>Expected correction: Removing 18 merely because it raises the mean would hide evidence. Check collection notes, keep an audit trail and compare summaries with and without it only with a clear explanation.</w:t>
-      </w:r>
-    </w:p>
-    <w:p>
-      <w:r>
-        <w:t>Collect explanations, not only yes/no votes. If a misunderstanding is common, re-model the relevant step for the class. If it affects a few learners, give a short targeted group explanation while others solve a more demanding variation.</w:t>
+      <w:pPr>
+        <w:spacing w:line="336" w:lineRule="auto" w:after="180"/>
+      </w:pPr>
+      <w:r>
+        <w:rPr>
+          <w:b w:val="0"/>
+        </w:rPr>
+        <w:t xml:space="preserve">Use the worked case for </w:t>
+      </w:r>
+      <w:r>
+        <w:rPr>
+          <w:b/>
+        </w:rPr>
+        <w:t>Mean</w:t>
+      </w:r>
+      <w:r>
+        <w:rPr>
+          <w:b w:val="0"/>
+        </w:rPr>
+        <w:t xml:space="preserve"> </w:t>
+      </w:r>
+      <w:r>
+        <w:rPr>
+          <w:b/>
+        </w:rPr>
+        <w:t>median</w:t>
+      </w:r>
+      <w:r>
+        <w:rPr>
+          <w:b w:val="0"/>
+        </w:rPr>
+        <w:t xml:space="preserve"> and </w:t>
+      </w:r>
+      <w:r>
+        <w:rPr>
+          <w:b/>
+        </w:rPr>
+        <w:t>unusual value</w:t>
+      </w:r>
+      <w:r>
+        <w:rPr>
+          <w:b w:val="0"/>
+        </w:rPr>
+        <w:t>s. Proposed explanation: “A successful run proves the conclusion”. Decide whether this explanation is supported.</w:t>
+      </w:r>
+    </w:p>
+    <w:p>
+      <w:pPr>
+        <w:spacing w:line="336" w:lineRule="auto" w:after="180"/>
+      </w:pPr>
+      <w:r>
+        <w:rPr>
+          <w:b w:val="0"/>
+        </w:rPr>
+        <w:t>Point to the step or supplied fact that decides; explain your repair if needed.</w:t>
       </w:r>
     </w:p>
     <w:p>
@@ -1561,11 +2867,96 @@
         <w:pStyle w:val="Heading3"/>
       </w:pPr>
       <w:r>
+        <w:t>Expected repair</w:t>
+      </w:r>
+    </w:p>
+    <w:p>
+      <w:pPr>
+        <w:spacing w:line="336" w:lineRule="auto" w:after="180"/>
+        <w:shd w:fill="F1F6FC"/>
+      </w:pPr>
+      <w:r>
+        <w:rPr>
+          <w:b w:val="0"/>
+        </w:rPr>
+        <w:t xml:space="preserve">Expected correction: Removing 18 merely because it raises the </w:t>
+      </w:r>
+      <w:r>
+        <w:rPr>
+          <w:b/>
+        </w:rPr>
+        <w:t>mean</w:t>
+      </w:r>
+      <w:r>
+        <w:rPr>
+          <w:b w:val="0"/>
+        </w:rPr>
+        <w:t xml:space="preserve"> would hide </w:t>
+      </w:r>
+      <w:r>
+        <w:rPr>
+          <w:b/>
+        </w:rPr>
+        <w:t>evidence</w:t>
+      </w:r>
+      <w:r>
+        <w:rPr>
+          <w:b w:val="0"/>
+        </w:rPr>
+        <w:t>. Check collection notes, keep an audit trail and compare summaries with and without it only with a clear explanation.</w:t>
+      </w:r>
+    </w:p>
+    <w:p>
+      <w:pPr>
+        <w:spacing w:line="336" w:lineRule="auto" w:after="180"/>
+      </w:pPr>
+      <w:r>
+        <w:rPr>
+          <w:b w:val="0"/>
+        </w:rPr>
+        <w:t>Collect explanations, not only yes/no votes. If a misunderstanding is common, re-model the relevant step for the class.</w:t>
+      </w:r>
+    </w:p>
+    <w:p>
+      <w:pPr>
+        <w:spacing w:line="336" w:lineRule="auto" w:after="180"/>
+      </w:pPr>
+      <w:r>
+        <w:rPr>
+          <w:b w:val="0"/>
+        </w:rPr>
+        <w:t xml:space="preserve">If it affects a few learners, give a short targeted group explanation while others solve a more demanding </w:t>
+      </w:r>
+      <w:r>
+        <w:rPr>
+          <w:b/>
+        </w:rPr>
+        <w:t>variation</w:t>
+      </w:r>
+      <w:r>
+        <w:rPr>
+          <w:b w:val="0"/>
+        </w:rPr>
+        <w:t>.</w:t>
+      </w:r>
+    </w:p>
+    <w:p>
+      <w:pPr>
+        <w:pStyle w:val="Heading3"/>
+      </w:pPr>
+      <w:r>
         <w:t>Pictorial practice question</w:t>
       </w:r>
     </w:p>
     <w:p>
-      <w:r>
+      <w:pPr>
+        <w:spacing w:line="336" w:lineRule="auto" w:after="180"/>
+        <w:shd w:fill="F5F1FB"/>
+      </w:pPr>
+      <w:r>
+        <w:rPr>
+          <w:b w:val="0"/>
+        </w:rPr>
         <w:t>If 18 was genuine, which summary better describes the middle observed task, and what extra fact should be shown?</w:t>
       </w:r>
     </w:p>
@@ -1578,18 +2969,102 @@
       </w:r>
     </w:p>
     <w:p>
-      <w:r>
-        <w:t>Median 3 describes the middle; also report the unusual 18-minute task and the mean 6 rather than concealing spread.</w:t>
-      </w:r>
-    </w:p>
-    <w:p>
-      <w:r>
-        <w:t>Changed-case reasoning: Corrected mean is 3 minutes and median is 3. Values become 2,3,3,4,3 with sum 15; sorted middle remains 3.</w:t>
-      </w:r>
-    </w:p>
-    <w:p>
-      <w:r>
-        <w:t>Collect each learner’s explanation before discussion. Use the first missing connection between input, deciding step and result to choose support. This question is worked-case practice, not fresh mastery evidence.</w:t>
+      <w:pPr>
+        <w:spacing w:line="336" w:lineRule="auto" w:after="180"/>
+      </w:pPr>
+      <w:r>
+        <w:rPr>
+          <w:b/>
+        </w:rPr>
+        <w:t>Median</w:t>
+      </w:r>
+      <w:r>
+        <w:rPr>
+          <w:b w:val="0"/>
+        </w:rPr>
+        <w:t xml:space="preserve"> 3 describes the middle; also report the unusual 18-minute task and the </w:t>
+      </w:r>
+      <w:r>
+        <w:rPr>
+          <w:b/>
+        </w:rPr>
+        <w:t>mean</w:t>
+      </w:r>
+      <w:r>
+        <w:rPr>
+          <w:b w:val="0"/>
+        </w:rPr>
+        <w:t xml:space="preserve"> 6 rather than concealing spread.</w:t>
+      </w:r>
+    </w:p>
+    <w:p>
+      <w:pPr>
+        <w:spacing w:line="336" w:lineRule="auto" w:after="180"/>
+      </w:pPr>
+      <w:r>
+        <w:rPr>
+          <w:b w:val="0"/>
+        </w:rPr>
+        <w:t xml:space="preserve">Changed-case reasoning: Corrected </w:t>
+      </w:r>
+      <w:r>
+        <w:rPr>
+          <w:b/>
+        </w:rPr>
+        <w:t>mean</w:t>
+      </w:r>
+      <w:r>
+        <w:rPr>
+          <w:b w:val="0"/>
+        </w:rPr>
+        <w:t xml:space="preserve"> is 3 minutes and </w:t>
+      </w:r>
+      <w:r>
+        <w:rPr>
+          <w:b/>
+        </w:rPr>
+        <w:t>median</w:t>
+      </w:r>
+      <w:r>
+        <w:rPr>
+          <w:b w:val="0"/>
+        </w:rPr>
+        <w:t xml:space="preserve"> is 3. Values become 2,3,3,4,3 with sum 15; sorted middle remains 3.</w:t>
+      </w:r>
+    </w:p>
+    <w:p>
+      <w:pPr>
+        <w:spacing w:line="336" w:lineRule="auto" w:after="180"/>
+      </w:pPr>
+      <w:r>
+        <w:rPr>
+          <w:b w:val="0"/>
+        </w:rPr>
+        <w:t xml:space="preserve">Collect each learner’s explanation before discussion. Use the first missing connection between </w:t>
+      </w:r>
+      <w:r>
+        <w:rPr>
+          <w:b/>
+        </w:rPr>
+        <w:t>input</w:t>
+      </w:r>
+      <w:r>
+        <w:rPr>
+          <w:b w:val="0"/>
+        </w:rPr>
+        <w:t xml:space="preserve">, deciding step and result to choose support. This question is worked-case practice, not fresh mastery </w:t>
+      </w:r>
+      <w:r>
+        <w:rPr>
+          <w:b/>
+        </w:rPr>
+        <w:t>evidence</w:t>
+      </w:r>
+      <w:r>
+        <w:rPr>
+          <w:b w:val="0"/>
+        </w:rPr>
+        <w:t>.</w:t>
       </w:r>
     </w:p>
     <w:p>
@@ -1601,54 +3076,105 @@
       </w:r>
     </w:p>
     <w:p>
+      <w:r>
+        <w:t>Run the Noise and Outliers investigation and use the first unsupported step to choose a teaching response.</w:t>
+      </w:r>
+    </w:p>
+    <w:p>
+      <w:pPr>
+        <w:spacing w:line="336" w:lineRule="auto" w:after="180"/>
+      </w:pPr>
+      <w:r>
+        <w:rPr>
+          <w:b w:val="0"/>
+        </w:rPr>
+        <w:t>Words You Can Use to Reason</w:t>
+      </w:r>
+    </w:p>
+    <w:p>
+      <w:pPr>
+        <w:spacing w:line="336" w:lineRule="auto" w:after="180"/>
+      </w:pPr>
+      <w:r>
+        <w:rPr>
+          <w:b w:val="0"/>
+        </w:rPr>
+        <w:t>A definition matters when you can recognize the idea, use it, and contrast it with a near-miss.</w:t>
+      </w:r>
+    </w:p>
+    <w:p>
+      <w:pPr>
+        <w:spacing w:line="336" w:lineRule="auto" w:after="180"/>
+      </w:pPr>
+      <w:r>
+        <w:rPr>
+          <w:b w:val="0"/>
+        </w:rPr>
+        <w:t>Predict → Test → Record → Explain</w:t>
+      </w:r>
+    </w:p>
+    <w:p>
+      <w:pPr>
+        <w:spacing w:line="336" w:lineRule="auto" w:after="180"/>
+      </w:pPr>
+      <w:r>
+        <w:rPr>
+          <w:b w:val="0"/>
+        </w:rPr>
+        <w:t>Keep expected and actual results separate. Surprises are useful data when recorded honestly.</w:t>
+      </w:r>
+    </w:p>
+    <w:p>
+      <w:pPr>
+        <w:spacing w:line="336" w:lineRule="auto" w:after="180"/>
+      </w:pPr>
+      <w:r>
+        <w:rPr>
+          <w:b w:val="0"/>
+        </w:rPr>
+        <w:t>Audit four suspicious records using keep / correct / remove / ask labels. Require a reason and a source check for every action.</w:t>
+      </w:r>
+    </w:p>
+    <w:p>
+      <w:pPr>
+        <w:spacing w:line="336" w:lineRule="auto" w:after="180"/>
+        <w:shd w:fill="F5F1FB"/>
+      </w:pPr>
+      <w:r>
+        <w:rPr>
+          <w:b w:val="0"/>
+        </w:rPr>
+        <w:t>What did the hardest test teach you that the normal test did not?</w:t>
+      </w:r>
+    </w:p>
+    <w:p>
       <w:pPr>
         <w:pStyle w:val="Heading3"/>
       </w:pPr>
       <w:r>
-        <w:t>Run the weekly evidence lab</w:t>
-      </w:r>
-    </w:p>
-    <w:p>
-      <w:r>
-        <w:t>Words You Can Use to Reason</w:t>
-      </w:r>
-    </w:p>
-    <w:p>
-      <w:r>
-        <w:t>A definition matters when you can recognize the idea, use it, and contrast it with a near-miss.</w:t>
-      </w:r>
-    </w:p>
-    <w:p>
-      <w:r>
-        <w:t>Predict → Test → Record → Explain</w:t>
-      </w:r>
-    </w:p>
-    <w:p>
-      <w:r>
-        <w:t>Keep expected and actual results separate. Surprises are useful data when recorded honestly.</w:t>
-      </w:r>
-    </w:p>
-    <w:p>
-      <w:r>
-        <w:t>Audit four suspicious records using keep / correct / remove / ask labels. Require a reason and a source check for every action.</w:t>
-      </w:r>
-    </w:p>
-    <w:p>
-      <w:r>
-        <w:t>What did the hardest test teach you that the normal test did not?</w:t>
-      </w:r>
-    </w:p>
-    <w:p>
-      <w:pPr>
-        <w:pStyle w:val="Heading3"/>
-      </w:pPr>
-      <w:r>
         <w:t>Make the lab runnable</w:t>
       </w:r>
     </w:p>
     <w:p>
-      <w:r>
-        <w:t>Use the concrete case as the shared normal case and the independent question as a second case. Each pair creates a boundary or missing-information case and predicts its result before testing. Keep the expected result separate from an observed mistake.</w:t>
+      <w:pPr>
+        <w:spacing w:line="336" w:lineRule="auto" w:after="180"/>
+      </w:pPr>
+      <w:r>
+        <w:rPr>
+          <w:b w:val="0"/>
+        </w:rPr>
+        <w:t>Use the concrete case as the shared normal case and the independent question as a second case. Each pair creates a boundary or missing-information case and predicts its result before testing.</w:t>
+      </w:r>
+    </w:p>
+    <w:p>
+      <w:pPr>
+        <w:spacing w:line="336" w:lineRule="auto" w:after="180"/>
+      </w:pPr>
+      <w:r>
+        <w:rPr>
+          <w:b w:val="0"/>
+        </w:rPr>
+        <w:t>Keep the expected result separate from an observed mistake.</w:t>
       </w:r>
     </w:p>
     <w:tbl>
@@ -1806,8 +3332,25 @@
       </w:r>
     </w:p>
     <w:p>
-      <w:r>
-        <w:t>For guessing, return to given facts and request a trace. For vocabulary without application, use one example and one non-example. For arithmetic errors, check the setup before the calculation. Finish with a different uncoached case before recording mastery.</w:t>
+      <w:pPr>
+        <w:spacing w:line="336" w:lineRule="auto" w:after="180"/>
+      </w:pPr>
+      <w:r>
+        <w:rPr>
+          <w:b w:val="0"/>
+        </w:rPr>
+        <w:t>For guessing, return to given facts and request a trace. For vocabulary without application, use one example and one non-example. For arithmetic errors, check the setup before the calculation.</w:t>
+      </w:r>
+    </w:p>
+    <w:p>
+      <w:pPr>
+        <w:spacing w:line="336" w:lineRule="auto" w:after="180"/>
+      </w:pPr>
+      <w:r>
+        <w:rPr>
+          <w:b w:val="0"/>
+        </w:rPr>
+        <w:t>Finish with a different uncoached case before recording mastery.</w:t>
       </w:r>
     </w:p>
     <w:p>
@@ -1819,18 +3362,191 @@
       </w:r>
     </w:p>
     <w:p>
-      <w:r>
-        <w:t>A successful run proves the conclusion: Removing 18 merely because it raises the mean would hide evidence. Check collection notes, keep an audit trail and compare summaries with and without it only with a clear explanation.</w:t>
-      </w:r>
-    </w:p>
-    <w:p>
-      <w:r>
-        <w:t>Matching the example is enough: Require the new W4 case, explicit predictions and an explanation. Fresh retry: 2, 4, 4, 5, 15 has sum 30, mean 6 and median 4. Replacing 15 with 5 gives sum 20, mean 4 and median 4.</w:t>
-      </w:r>
-    </w:p>
-    <w:p>
-      <w:r>
-        <w:t>A convenient shortcut preserves meaning: Taking the middle item of an unsorted list can give the wrong median. For [18, 2, 4, 3, 3], the middle item is 4, but the sorted median is 3. Sort first. For an empty list, there is no mean or median under this lesson's rules.</w:t>
+      <w:pPr>
+        <w:spacing w:line="336" w:lineRule="auto" w:after="180"/>
+      </w:pPr>
+      <w:r>
+        <w:rPr>
+          <w:b w:val="0"/>
+        </w:rPr>
+        <w:t xml:space="preserve">A successful run proves the conclusion: Removing 18 merely because it raises the </w:t>
+      </w:r>
+      <w:r>
+        <w:rPr>
+          <w:b/>
+        </w:rPr>
+        <w:t>mean</w:t>
+      </w:r>
+      <w:r>
+        <w:rPr>
+          <w:b w:val="0"/>
+        </w:rPr>
+        <w:t xml:space="preserve"> would hide </w:t>
+      </w:r>
+      <w:r>
+        <w:rPr>
+          <w:b/>
+        </w:rPr>
+        <w:t>evidence</w:t>
+      </w:r>
+      <w:r>
+        <w:rPr>
+          <w:b w:val="0"/>
+        </w:rPr>
+        <w:t>. Check collection notes, keep an audit trail and compare summaries with and without it only with a clear explanation.</w:t>
+      </w:r>
+    </w:p>
+    <w:p>
+      <w:pPr>
+        <w:spacing w:line="336" w:lineRule="auto" w:after="180"/>
+      </w:pPr>
+      <w:r>
+        <w:rPr>
+          <w:b w:val="0"/>
+        </w:rPr>
+        <w:t xml:space="preserve">Matching the example is enough: Require the new W4 case, explicit </w:t>
+      </w:r>
+      <w:r>
+        <w:rPr>
+          <w:b/>
+        </w:rPr>
+        <w:t>prediction</w:t>
+      </w:r>
+      <w:r>
+        <w:rPr>
+          <w:b w:val="0"/>
+        </w:rPr>
+        <w:t xml:space="preserve">s and an explanation. Fresh retry: 2, 4, 4, 5, 15 has sum 30, </w:t>
+      </w:r>
+      <w:r>
+        <w:rPr>
+          <w:b/>
+        </w:rPr>
+        <w:t>mean</w:t>
+      </w:r>
+      <w:r>
+        <w:rPr>
+          <w:b w:val="0"/>
+        </w:rPr>
+        <w:t xml:space="preserve"> 6 and </w:t>
+      </w:r>
+      <w:r>
+        <w:rPr>
+          <w:b/>
+        </w:rPr>
+        <w:t>median</w:t>
+      </w:r>
+      <w:r>
+        <w:rPr>
+          <w:b w:val="0"/>
+        </w:rPr>
+        <w:t xml:space="preserve"> 4. Replacing 15 with 5 gives sum 20, </w:t>
+      </w:r>
+      <w:r>
+        <w:rPr>
+          <w:b/>
+        </w:rPr>
+        <w:t>mean</w:t>
+      </w:r>
+      <w:r>
+        <w:rPr>
+          <w:b w:val="0"/>
+        </w:rPr>
+        <w:t xml:space="preserve"> 4 and </w:t>
+      </w:r>
+      <w:r>
+        <w:rPr>
+          <w:b/>
+        </w:rPr>
+        <w:t>median</w:t>
+      </w:r>
+      <w:r>
+        <w:rPr>
+          <w:b w:val="0"/>
+        </w:rPr>
+        <w:t xml:space="preserve"> 4.</w:t>
+      </w:r>
+    </w:p>
+    <w:p>
+      <w:pPr>
+        <w:spacing w:line="336" w:lineRule="auto" w:after="180"/>
+      </w:pPr>
+      <w:r>
+        <w:rPr>
+          <w:b w:val="0"/>
+        </w:rPr>
+        <w:t xml:space="preserve">A convenient shortcut preserves </w:t>
+      </w:r>
+      <w:r>
+        <w:rPr>
+          <w:b/>
+        </w:rPr>
+        <w:t>mean</w:t>
+      </w:r>
+      <w:r>
+        <w:rPr>
+          <w:b w:val="0"/>
+        </w:rPr>
+        <w:t xml:space="preserve">ing: Taking the middle item of an unsorted list can give the wrong </w:t>
+      </w:r>
+      <w:r>
+        <w:rPr>
+          <w:b/>
+        </w:rPr>
+        <w:t>median</w:t>
+      </w:r>
+      <w:r>
+        <w:rPr>
+          <w:b w:val="0"/>
+        </w:rPr>
+        <w:t xml:space="preserve">. For [18, 2, 4, 3, 3], the middle item is 4, but the sorted </w:t>
+      </w:r>
+      <w:r>
+        <w:rPr>
+          <w:b/>
+        </w:rPr>
+        <w:t>median</w:t>
+      </w:r>
+      <w:r>
+        <w:rPr>
+          <w:b w:val="0"/>
+        </w:rPr>
+        <w:t xml:space="preserve"> is 3. Sort first.</w:t>
+      </w:r>
+    </w:p>
+    <w:p>
+      <w:pPr>
+        <w:spacing w:line="336" w:lineRule="auto" w:after="180"/>
+      </w:pPr>
+      <w:r>
+        <w:rPr>
+          <w:b w:val="0"/>
+        </w:rPr>
+        <w:t xml:space="preserve">For an empty list, there is no </w:t>
+      </w:r>
+      <w:r>
+        <w:rPr>
+          <w:b/>
+        </w:rPr>
+        <w:t>mean</w:t>
+      </w:r>
+      <w:r>
+        <w:rPr>
+          <w:b w:val="0"/>
+        </w:rPr>
+        <w:t xml:space="preserve"> or </w:t>
+      </w:r>
+      <w:r>
+        <w:rPr>
+          <w:b/>
+        </w:rPr>
+        <w:t>median</w:t>
+      </w:r>
+      <w:r>
+        <w:rPr>
+          <w:b w:val="0"/>
+        </w:rPr>
+        <w:t xml:space="preserve"> under this lesson's rules.</w:t>
       </w:r>
     </w:p>
     <w:p>
@@ -1988,8 +3704,25 @@
       </w:tr>
     </w:tbl>
     <w:p>
-      <w:r>
-        <w:t>Offer an oral explanation, drawing, enlarged visual or fewer examples when that removes a reading/writing barrier. Keep the same reasoning goal. Stretch secure learners by changing a boundary or assumption and asking them to defend the effect, not simply by assigning more of the same questions.</w:t>
+      <w:pPr>
+        <w:spacing w:line="336" w:lineRule="auto" w:after="180"/>
+      </w:pPr>
+      <w:r>
+        <w:rPr>
+          <w:b w:val="0"/>
+        </w:rPr>
+        <w:t>Offer an oral explanation, drawing, enlarged visual or fewer examples when that removes a reading/writing barrier. Keep the same reasoning goal.</w:t>
+      </w:r>
+    </w:p>
+    <w:p>
+      <w:pPr>
+        <w:spacing w:line="336" w:lineRule="auto" w:after="180"/>
+      </w:pPr>
+      <w:r>
+        <w:rPr>
+          <w:b w:val="0"/>
+        </w:rPr>
+        <w:t>Stretch secure learners by changing a boundary or assumption and asking them to defend the effect, not simply by assigning more of the same questions.</w:t>
       </w:r>
     </w:p>
     <w:p>
@@ -2001,11 +3734,16 @@
       </w:r>
     </w:p>
     <w:p>
+      <w:r>
+        <w:t>Use the Noise and Outliers questions, teacher keys and criteria after the relevant attempts. Previously discussed cases are practice; protect the separately selected independent task.</w:t>
+      </w:r>
+    </w:p>
+    <w:p>
       <w:pPr>
         <w:pStyle w:val="Heading3"/>
       </w:pPr>
       <w:r>
-        <w:t>Assess and explain the answers</w:t>
+        <w:t>Worked case answer</w:t>
       </w:r>
     </w:p>
     <w:p>
@@ -2013,12 +3751,43 @@
         <w:pStyle w:val="Heading3"/>
       </w:pPr>
       <w:r>
-        <w:t>Worked case answer</w:t>
-      </w:r>
-    </w:p>
-    <w:p>
-      <w:r>
-        <w:t>No. It is an outlier, but may be a real large book. Check catalogue, units and entry process.</w:t>
+        <w:t>Teacher key · Worked case answer</w:t>
+      </w:r>
+    </w:p>
+    <w:p>
+      <w:pPr>
+        <w:spacing w:line="336" w:lineRule="auto" w:after="180"/>
+        <w:shd w:fill="F1F6FC"/>
+      </w:pPr>
+      <w:r>
+        <w:rPr>
+          <w:b w:val="0"/>
+        </w:rPr>
+        <w:t xml:space="preserve">No. It is an </w:t>
+      </w:r>
+      <w:r>
+        <w:rPr>
+          <w:b/>
+        </w:rPr>
+        <w:t>outlier</w:t>
+      </w:r>
+      <w:r>
+        <w:rPr>
+          <w:b w:val="0"/>
+        </w:rPr>
+        <w:t xml:space="preserve">, but may be a real large book. Check catalogue, units and entry </w:t>
+      </w:r>
+      <w:r>
+        <w:rPr>
+          <w:b/>
+        </w:rPr>
+        <w:t>process</w:t>
+      </w:r>
+      <w:r>
+        <w:rPr>
+          <w:b w:val="0"/>
+        </w:rPr>
+        <w:t>.</w:t>
       </w:r>
     </w:p>
     <w:p>
@@ -2030,21 +3799,75 @@
       </w:r>
     </w:p>
     <w:p>
-      <w:r>
-        <w:t>Page counts are 40, 42, 43 and 900. Should 900 be deleted immediately? Give two explanations to investigate.</w:t>
-      </w:r>
-    </w:p>
-    <w:p>
       <w:pPr>
         <w:pStyle w:val="Heading3"/>
       </w:pPr>
       <w:r>
+        <w:t>Independent question · withhold the key</w:t>
+      </w:r>
+    </w:p>
+    <w:p>
+      <w:pPr>
+        <w:spacing w:line="336" w:lineRule="auto" w:after="180"/>
+        <w:shd w:fill="F5F1FB"/>
+      </w:pPr>
+      <w:r>
+        <w:rPr>
+          <w:b w:val="0"/>
+        </w:rPr>
+        <w:t xml:space="preserve">Page counts are 40, 42, 43 and 900. Should 900 be deleted immediately? Give two explanations to </w:t>
+      </w:r>
+      <w:r>
+        <w:rPr>
+          <w:b/>
+        </w:rPr>
+        <w:t>investigate</w:t>
+      </w:r>
+      <w:r>
+        <w:rPr>
+          <w:b w:val="0"/>
+        </w:rPr>
+        <w:t>.</w:t>
+      </w:r>
+    </w:p>
+    <w:p>
+      <w:pPr>
+        <w:pStyle w:val="Heading3"/>
+      </w:pPr>
+      <w:r>
         <w:t>Expected independent answer</w:t>
       </w:r>
     </w:p>
     <w:p>
-      <w:r>
-        <w:t>900 may be a genuine long book or a recording error. Check the original record and task scope before changing it; unusual does not automatically mean wrong.</w:t>
+      <w:pPr>
+        <w:pStyle w:val="Heading3"/>
+      </w:pPr>
+      <w:r>
+        <w:t>Teacher key · Expected independent answer</w:t>
+      </w:r>
+    </w:p>
+    <w:p>
+      <w:pPr>
+        <w:spacing w:line="336" w:lineRule="auto" w:after="180"/>
+        <w:shd w:fill="F1F6FC"/>
+      </w:pPr>
+      <w:r>
+        <w:rPr>
+          <w:b w:val="0"/>
+        </w:rPr>
+        <w:t xml:space="preserve">900 may be a genuine long book or a recording error. Check the original record and task scope before changing it; unusual does not automatically </w:t>
+      </w:r>
+      <w:r>
+        <w:rPr>
+          <w:b/>
+        </w:rPr>
+        <w:t>mean</w:t>
+      </w:r>
+      <w:r>
+        <w:rPr>
+          <w:b w:val="0"/>
+        </w:rPr>
+        <w:t xml:space="preserve"> wrong.</w:t>
       </w:r>
     </w:p>
     <w:p>
@@ -2282,8 +4105,25 @@
       </w:tr>
     </w:tbl>
     <w:p>
-      <w:r>
-        <w:t>Use 6/8 as a classroom checkpoint, with 2 required for both Result and Reasoning. This is a proposed teaching rule, not a validated certification threshold. Do not count a coached answer as independent mastery; correct unsafe or unsupported claims regardless of total.</w:t>
+      <w:pPr>
+        <w:spacing w:line="336" w:lineRule="auto" w:after="180"/>
+      </w:pPr>
+      <w:r>
+        <w:rPr>
+          <w:b w:val="0"/>
+        </w:rPr>
+        <w:t>Use 6/8 as a classroom checkpoint, with 2 required for both Result and Reasoning. This is a proposed teaching rule, not a validated certification threshold.</w:t>
+      </w:r>
+    </w:p>
+    <w:p>
+      <w:pPr>
+        <w:spacing w:line="336" w:lineRule="auto" w:after="180"/>
+      </w:pPr>
+      <w:r>
+        <w:rPr>
+          <w:b w:val="0"/>
+        </w:rPr>
+        <w:t>Do not count a coached answer as independent mastery; correct unsafe or unsupported claims regardless of total.</w:t>
       </w:r>
     </w:p>
     <w:p>
@@ -2295,8 +4135,38 @@
       </w:r>
     </w:p>
     <w:p>
-      <w:r>
-        <w:t>Ask the learner to find the evidence that challenges this claim: “Every outlier is an error.” Keep the first attempt and an uncoached retry separate.</w:t>
+      <w:pPr>
+        <w:spacing w:line="336" w:lineRule="auto" w:after="180"/>
+      </w:pPr>
+      <w:r>
+        <w:rPr>
+          <w:b w:val="0"/>
+        </w:rPr>
+        <w:t xml:space="preserve">Ask the learner to find the </w:t>
+      </w:r>
+      <w:r>
+        <w:rPr>
+          <w:b/>
+        </w:rPr>
+        <w:t>evidence</w:t>
+      </w:r>
+      <w:r>
+        <w:rPr>
+          <w:b w:val="0"/>
+        </w:rPr>
+        <w:t xml:space="preserve"> that challenges this claim: “Every </w:t>
+      </w:r>
+      <w:r>
+        <w:rPr>
+          <w:b/>
+        </w:rPr>
+        <w:t>outlier</w:t>
+      </w:r>
+      <w:r>
+        <w:rPr>
+          <w:b w:val="0"/>
+        </w:rPr>
+        <w:t xml:space="preserve"> is an error.” Keep the first attempt and an uncoached retry separate.</w:t>
       </w:r>
     </w:p>
     <w:p>
@@ -2308,15 +4178,54 @@
       </w:r>
     </w:p>
     <w:p>
-      <w:r>
-        <w:t>Check edition, catalogue and source entry. Retain 960 if verified; correct only if evidence establishes an error, recording original value, new value and reason. Automatic deletion can remove a legitimate category and distort the intended collection.</w:t>
-      </w:r>
-    </w:p>
-    <w:p>
       <w:pPr>
         <w:pStyle w:val="Heading3"/>
       </w:pPr>
       <w:r>
+        <w:t>Teacher key · Original transfer answer</w:t>
+      </w:r>
+    </w:p>
+    <w:p>
+      <w:pPr>
+        <w:spacing w:line="336" w:lineRule="auto" w:after="180"/>
+        <w:shd w:fill="F1F6FC"/>
+      </w:pPr>
+      <w:r>
+        <w:rPr>
+          <w:b w:val="0"/>
+        </w:rPr>
+        <w:t xml:space="preserve">Check edition, catalogue and source entry. Retain 960 if verified; correct only if </w:t>
+      </w:r>
+      <w:r>
+        <w:rPr>
+          <w:b/>
+        </w:rPr>
+        <w:t>evidence</w:t>
+      </w:r>
+      <w:r>
+        <w:rPr>
+          <w:b w:val="0"/>
+        </w:rPr>
+        <w:t xml:space="preserve"> establishes an error, recording original value, new value and reason.</w:t>
+      </w:r>
+    </w:p>
+    <w:p>
+      <w:pPr>
+        <w:spacing w:line="336" w:lineRule="auto" w:after="180"/>
+        <w:shd w:fill="F1F6FC"/>
+      </w:pPr>
+      <w:r>
+        <w:rPr>
+          <w:b w:val="0"/>
+        </w:rPr>
+        <w:t>Automatic deletion can remove a legitimate category and distort the intended collection.</w:t>
+      </w:r>
+    </w:p>
+    <w:p>
+      <w:pPr>
+        <w:pStyle w:val="Heading3"/>
+      </w:pPr>
+      <w:r>
         <w:t>Explanations for the additional workbook examples</w:t>
       </w:r>
     </w:p>
@@ -2329,116 +4238,671 @@
       </w:r>
     </w:p>
     <w:p>
-      <w:r>
-        <w:t>Find the mean of 4, 4, 6, 6 and 10.</w:t>
-      </w:r>
-    </w:p>
-    <w:p>
-      <w:r>
+      <w:pPr>
+        <w:pStyle w:val="Heading3"/>
+      </w:pPr>
+      <w:r>
+        <w:t>Workbook question · W1</w:t>
+      </w:r>
+    </w:p>
+    <w:p>
+      <w:pPr>
+        <w:spacing w:line="336" w:lineRule="auto" w:after="180"/>
+        <w:shd w:fill="F5F1FB"/>
+      </w:pPr>
+      <w:r>
+        <w:rPr>
+          <w:b w:val="0"/>
+        </w:rPr>
+        <w:t xml:space="preserve">Find the </w:t>
+      </w:r>
+      <w:r>
+        <w:rPr>
+          <w:b/>
+        </w:rPr>
+        <w:t>mean</w:t>
+      </w:r>
+      <w:r>
+        <w:rPr>
+          <w:b w:val="0"/>
+        </w:rPr>
+        <w:t xml:space="preserve"> of 4, 4, 6, 6 and 10.</w:t>
+      </w:r>
+    </w:p>
+    <w:p>
+      <w:pPr>
+        <w:pStyle w:val="Heading3"/>
+      </w:pPr>
+      <w:r>
+        <w:t>Teacher reasoning · W1</w:t>
+      </w:r>
+    </w:p>
+    <w:p>
+      <w:pPr>
+        <w:spacing w:line="336" w:lineRule="auto" w:after="180"/>
+        <w:shd w:fill="F1F6FC"/>
+      </w:pPr>
+      <w:r>
+        <w:rPr>
+          <w:b w:val="0"/>
+        </w:rPr>
         <w:t>Sum 30 divided by 5 gives 6.</w:t>
       </w:r>
     </w:p>
     <w:p>
-      <w:r>
-        <w:t>Add all five observations: 4 + 4 + 6 + 6 + 10 = 30. Divide by the number of observations, five, to obtain a mean of 6. Keep the count beside the calculation. Do not divide by the three distinct values; repeated observations still count.</w:t>
-      </w:r>
-    </w:p>
-    <w:p>
       <w:pPr>
         <w:pStyle w:val="Heading3"/>
       </w:pPr>
       <w:r>
+        <w:t>Teacher reasoning · W1</w:t>
+      </w:r>
+    </w:p>
+    <w:p>
+      <w:pPr>
+        <w:spacing w:line="336" w:lineRule="auto" w:after="180"/>
+        <w:shd w:fill="F1F6FC"/>
+      </w:pPr>
+      <w:r>
+        <w:rPr>
+          <w:b w:val="0"/>
+        </w:rPr>
+        <w:t xml:space="preserve">Add all five </w:t>
+      </w:r>
+      <w:r>
+        <w:rPr>
+          <w:b/>
+        </w:rPr>
+        <w:t>observation</w:t>
+      </w:r>
+      <w:r>
+        <w:rPr>
+          <w:b w:val="0"/>
+        </w:rPr>
+        <w:t xml:space="preserve">s: 4 + 4 + 6 + 6 + 10 = 30. Divide by the number of </w:t>
+      </w:r>
+      <w:r>
+        <w:rPr>
+          <w:b/>
+        </w:rPr>
+        <w:t>observation</w:t>
+      </w:r>
+      <w:r>
+        <w:rPr>
+          <w:b w:val="0"/>
+        </w:rPr>
+        <w:t xml:space="preserve">s, five, to obtain a </w:t>
+      </w:r>
+      <w:r>
+        <w:rPr>
+          <w:b/>
+        </w:rPr>
+        <w:t>mean</w:t>
+      </w:r>
+      <w:r>
+        <w:rPr>
+          <w:b w:val="0"/>
+        </w:rPr>
+        <w:t xml:space="preserve"> of 6. Keep the count beside the calculation.</w:t>
+      </w:r>
+    </w:p>
+    <w:p>
+      <w:pPr>
+        <w:spacing w:line="336" w:lineRule="auto" w:after="180"/>
+        <w:shd w:fill="F1F6FC"/>
+      </w:pPr>
+      <w:r>
+        <w:rPr>
+          <w:b w:val="0"/>
+        </w:rPr>
+        <w:t xml:space="preserve">Do not divide by the three distinct values; repeated </w:t>
+      </w:r>
+      <w:r>
+        <w:rPr>
+          <w:b/>
+        </w:rPr>
+        <w:t>observation</w:t>
+      </w:r>
+      <w:r>
+        <w:rPr>
+          <w:b w:val="0"/>
+        </w:rPr>
+        <w:t>s still count.</w:t>
+      </w:r>
+    </w:p>
+    <w:p>
+      <w:pPr>
+        <w:pStyle w:val="Heading3"/>
+      </w:pPr>
+      <w:r>
         <w:t>W2 Compute two medians</w:t>
       </w:r>
     </w:p>
     <w:p>
-      <w:r>
-        <w:t>Find medians of [9, 1, 3] and [8, 2, 4, 6].</w:t>
-      </w:r>
-    </w:p>
-    <w:p>
-      <w:r>
-        <w:t>Sorted first list 1, 3, 9 has median 3. Sorted second 2, 4, 6, 8 has median (4 + 6)/2 = 5.</w:t>
-      </w:r>
-    </w:p>
-    <w:p>
       <w:pPr>
         <w:pStyle w:val="Heading3"/>
       </w:pPr>
       <w:r>
+        <w:t>Workbook question · W2</w:t>
+      </w:r>
+    </w:p>
+    <w:p>
+      <w:pPr>
+        <w:spacing w:line="336" w:lineRule="auto" w:after="180"/>
+        <w:shd w:fill="F5F1FB"/>
+      </w:pPr>
+      <w:r>
+        <w:rPr>
+          <w:b w:val="0"/>
+        </w:rPr>
+        <w:t xml:space="preserve">Find </w:t>
+      </w:r>
+      <w:r>
+        <w:rPr>
+          <w:b/>
+        </w:rPr>
+        <w:t>median</w:t>
+      </w:r>
+      <w:r>
+        <w:rPr>
+          <w:b w:val="0"/>
+        </w:rPr>
+        <w:t>s of [9, 1, 3] and [8, 2, 4, 6].</w:t>
+      </w:r>
+    </w:p>
+    <w:p>
+      <w:pPr>
+        <w:pStyle w:val="Heading3"/>
+      </w:pPr>
+      <w:r>
+        <w:t>Teacher reasoning · W2</w:t>
+      </w:r>
+    </w:p>
+    <w:p>
+      <w:pPr>
+        <w:spacing w:line="336" w:lineRule="auto" w:after="180"/>
+        <w:shd w:fill="F1F6FC"/>
+      </w:pPr>
+      <w:r>
+        <w:rPr>
+          <w:b w:val="0"/>
+        </w:rPr>
+        <w:t xml:space="preserve">Sorted first list 1, 3, 9 has </w:t>
+      </w:r>
+      <w:r>
+        <w:rPr>
+          <w:b/>
+        </w:rPr>
+        <w:t>median</w:t>
+      </w:r>
+      <w:r>
+        <w:rPr>
+          <w:b w:val="0"/>
+        </w:rPr>
+        <w:t xml:space="preserve"> 3. Sorted second 2, 4, 6, 8 has </w:t>
+      </w:r>
+      <w:r>
+        <w:rPr>
+          <w:b/>
+        </w:rPr>
+        <w:t>median</w:t>
+      </w:r>
+      <w:r>
+        <w:rPr>
+          <w:b w:val="0"/>
+        </w:rPr>
+        <w:t xml:space="preserve"> (4 + 6)/2 = 5.</w:t>
+      </w:r>
+    </w:p>
+    <w:p>
+      <w:pPr>
+        <w:pStyle w:val="Heading3"/>
+      </w:pPr>
+      <w:r>
         <w:t>W3 Repair an explanation</w:t>
       </w:r>
     </w:p>
     <w:p>
-      <w:r>
-        <w:t>A learner deletes 18 because it is above the mean. What evidence is needed before correcting or excluding it?</w:t>
-      </w:r>
-    </w:p>
-    <w:p>
-      <w:r>
-        <w:t>Check original measurement and collection rules. Being above the mean alone is not an error. Retain the raw record and document any justified correction.</w:t>
-      </w:r>
-    </w:p>
-    <w:p>
       <w:pPr>
         <w:pStyle w:val="Heading3"/>
       </w:pPr>
       <w:r>
+        <w:t>Workbook question · W3</w:t>
+      </w:r>
+    </w:p>
+    <w:p>
+      <w:pPr>
+        <w:spacing w:line="336" w:lineRule="auto" w:after="180"/>
+        <w:shd w:fill="F5F1FB"/>
+      </w:pPr>
+      <w:r>
+        <w:rPr>
+          <w:b w:val="0"/>
+        </w:rPr>
+        <w:t xml:space="preserve">A learner deletes 18 because it is above the </w:t>
+      </w:r>
+      <w:r>
+        <w:rPr>
+          <w:b/>
+        </w:rPr>
+        <w:t>mean</w:t>
+      </w:r>
+      <w:r>
+        <w:rPr>
+          <w:b w:val="0"/>
+        </w:rPr>
+        <w:t xml:space="preserve">. What </w:t>
+      </w:r>
+      <w:r>
+        <w:rPr>
+          <w:b/>
+        </w:rPr>
+        <w:t>evidence</w:t>
+      </w:r>
+      <w:r>
+        <w:rPr>
+          <w:b w:val="0"/>
+        </w:rPr>
+        <w:t xml:space="preserve"> is needed before correcting or excluding it?</w:t>
+      </w:r>
+    </w:p>
+    <w:p>
+      <w:pPr>
+        <w:pStyle w:val="Heading3"/>
+      </w:pPr>
+      <w:r>
+        <w:t>Teacher reasoning · W3</w:t>
+      </w:r>
+    </w:p>
+    <w:p>
+      <w:pPr>
+        <w:spacing w:line="336" w:lineRule="auto" w:after="180"/>
+        <w:shd w:fill="F1F6FC"/>
+      </w:pPr>
+      <w:r>
+        <w:rPr>
+          <w:b w:val="0"/>
+        </w:rPr>
+        <w:t xml:space="preserve">Check original measurement and collection rules. Being above the </w:t>
+      </w:r>
+      <w:r>
+        <w:rPr>
+          <w:b/>
+        </w:rPr>
+        <w:t>mean</w:t>
+      </w:r>
+      <w:r>
+        <w:rPr>
+          <w:b w:val="0"/>
+        </w:rPr>
+        <w:t xml:space="preserve"> alone is not an error. Retain the raw record and document any justified correction.</w:t>
+      </w:r>
+    </w:p>
+    <w:p>
+      <w:pPr>
+        <w:pStyle w:val="Heading3"/>
+      </w:pPr>
+      <w:r>
         <w:t>W4 Compare summaries independently</w:t>
       </w:r>
     </w:p>
     <w:p>
-      <w:r>
-        <w:t>For 1, 2, 2, 3 and 12, calculate mean and median. Then replace 12 with 2 and recalculate. Explain the change.</w:t>
-      </w:r>
-    </w:p>
-    <w:p>
-      <w:r>
-        <w:t>Original sum 20, mean 4, median 2. Revised sum 10, mean 2, median 2. The large value changes mean more than median in this example.</w:t>
-      </w:r>
-    </w:p>
-    <w:p>
       <w:pPr>
         <w:pStyle w:val="Heading3"/>
       </w:pPr>
       <w:r>
+        <w:t>Workbook question · W4</w:t>
+      </w:r>
+    </w:p>
+    <w:p>
+      <w:pPr>
+        <w:spacing w:line="336" w:lineRule="auto" w:after="180"/>
+        <w:shd w:fill="F5F1FB"/>
+      </w:pPr>
+      <w:r>
+        <w:rPr>
+          <w:b w:val="0"/>
+        </w:rPr>
+        <w:t xml:space="preserve">For 1, 2, 2, 3 and 12, calculate </w:t>
+      </w:r>
+      <w:r>
+        <w:rPr>
+          <w:b/>
+        </w:rPr>
+        <w:t>mean</w:t>
+      </w:r>
+      <w:r>
+        <w:rPr>
+          <w:b w:val="0"/>
+        </w:rPr>
+        <w:t xml:space="preserve"> and </w:t>
+      </w:r>
+      <w:r>
+        <w:rPr>
+          <w:b/>
+        </w:rPr>
+        <w:t>median</w:t>
+      </w:r>
+      <w:r>
+        <w:rPr>
+          <w:b w:val="0"/>
+        </w:rPr>
+        <w:t>. Then replace 12 with 2 and recalculate. Explain the change.</w:t>
+      </w:r>
+    </w:p>
+    <w:p>
+      <w:pPr>
+        <w:pStyle w:val="Heading3"/>
+      </w:pPr>
+      <w:r>
+        <w:t>Teacher reasoning · W4</w:t>
+      </w:r>
+    </w:p>
+    <w:p>
+      <w:pPr>
+        <w:spacing w:line="336" w:lineRule="auto" w:after="180"/>
+        <w:shd w:fill="F1F6FC"/>
+      </w:pPr>
+      <w:r>
+        <w:rPr>
+          <w:b w:val="0"/>
+        </w:rPr>
+        <w:t xml:space="preserve">Original sum 20, </w:t>
+      </w:r>
+      <w:r>
+        <w:rPr>
+          <w:b/>
+        </w:rPr>
+        <w:t>mean</w:t>
+      </w:r>
+      <w:r>
+        <w:rPr>
+          <w:b w:val="0"/>
+        </w:rPr>
+        <w:t xml:space="preserve"> 4, </w:t>
+      </w:r>
+      <w:r>
+        <w:rPr>
+          <w:b/>
+        </w:rPr>
+        <w:t>median</w:t>
+      </w:r>
+      <w:r>
+        <w:rPr>
+          <w:b w:val="0"/>
+        </w:rPr>
+        <w:t xml:space="preserve"> 2. Revised sum 10, </w:t>
+      </w:r>
+      <w:r>
+        <w:rPr>
+          <w:b/>
+        </w:rPr>
+        <w:t>mean</w:t>
+      </w:r>
+      <w:r>
+        <w:rPr>
+          <w:b w:val="0"/>
+        </w:rPr>
+        <w:t xml:space="preserve"> 2, </w:t>
+      </w:r>
+      <w:r>
+        <w:rPr>
+          <w:b/>
+        </w:rPr>
+        <w:t>median</w:t>
+      </w:r>
+      <w:r>
+        <w:rPr>
+          <w:b w:val="0"/>
+        </w:rPr>
+        <w:t xml:space="preserve"> 2. The large value changes </w:t>
+      </w:r>
+      <w:r>
+        <w:rPr>
+          <w:b/>
+        </w:rPr>
+        <w:t>mean</w:t>
+      </w:r>
+      <w:r>
+        <w:rPr>
+          <w:b w:val="0"/>
+        </w:rPr>
+        <w:t xml:space="preserve"> more than </w:t>
+      </w:r>
+      <w:r>
+        <w:rPr>
+          <w:b/>
+        </w:rPr>
+        <w:t>median</w:t>
+      </w:r>
+      <w:r>
+        <w:rPr>
+          <w:b w:val="0"/>
+        </w:rPr>
+        <w:t xml:space="preserve"> in this example.</w:t>
+      </w:r>
+    </w:p>
+    <w:p>
+      <w:pPr>
+        <w:pStyle w:val="Heading3"/>
+      </w:pPr>
+      <w:r>
         <w:t>W5 Report missing evidence</w:t>
       </w:r>
     </w:p>
     <w:p>
-      <w:r>
-        <w:t>A dataset is empty. Is reporting a mean of 0 justified?</w:t>
-      </w:r>
-    </w:p>
-    <w:p>
-      <w:r>
-        <w:t>No. Zero would be a measured summary; no numeric observations are available.</w:t>
-      </w:r>
-    </w:p>
-    <w:p>
       <w:pPr>
         <w:pStyle w:val="Heading3"/>
       </w:pPr>
       <w:r>
+        <w:t>Workbook question · W5</w:t>
+      </w:r>
+    </w:p>
+    <w:p>
+      <w:pPr>
+        <w:spacing w:line="336" w:lineRule="auto" w:after="180"/>
+        <w:shd w:fill="F5F1FB"/>
+      </w:pPr>
+      <w:r>
+        <w:rPr>
+          <w:b w:val="0"/>
+        </w:rPr>
+        <w:t xml:space="preserve">A dataset is empty. Is reporting a </w:t>
+      </w:r>
+      <w:r>
+        <w:rPr>
+          <w:b/>
+        </w:rPr>
+        <w:t>mean</w:t>
+      </w:r>
+      <w:r>
+        <w:rPr>
+          <w:b w:val="0"/>
+        </w:rPr>
+        <w:t xml:space="preserve"> of 0 justified?</w:t>
+      </w:r>
+    </w:p>
+    <w:p>
+      <w:pPr>
+        <w:pStyle w:val="Heading3"/>
+      </w:pPr>
+      <w:r>
+        <w:t>Teacher reasoning · W5</w:t>
+      </w:r>
+    </w:p>
+    <w:p>
+      <w:pPr>
+        <w:spacing w:line="336" w:lineRule="auto" w:after="180"/>
+        <w:shd w:fill="F1F6FC"/>
+      </w:pPr>
+      <w:r>
+        <w:rPr>
+          <w:b w:val="0"/>
+        </w:rPr>
+        <w:t xml:space="preserve">No. Zero would be a measured summary; no numeric </w:t>
+      </w:r>
+      <w:r>
+        <w:rPr>
+          <w:b/>
+        </w:rPr>
+        <w:t>observation</w:t>
+      </w:r>
+      <w:r>
+        <w:rPr>
+          <w:b w:val="0"/>
+        </w:rPr>
+        <w:t>s are available.</w:t>
+      </w:r>
+    </w:p>
+    <w:p>
+      <w:pPr>
+        <w:pStyle w:val="Heading3"/>
+      </w:pPr>
+      <w:r>
         <w:t>Assess independent transfer</w:t>
       </w:r>
     </w:p>
     <w:p>
-      <w:r>
-        <w:t>Selected case: For 1, 2, 2, 3 and 12, calculate mean and median. Then replace 12 with 2 and recalculate. Explain the change.</w:t>
-      </w:r>
-    </w:p>
-    <w:p>
       <w:pPr>
         <w:pStyle w:val="Heading3"/>
       </w:pPr>
       <w:r>
+        <w:t>Independent question · withhold the key</w:t>
+      </w:r>
+    </w:p>
+    <w:p>
+      <w:pPr>
+        <w:spacing w:line="336" w:lineRule="auto" w:after="180"/>
+        <w:shd w:fill="F5F1FB"/>
+      </w:pPr>
+      <w:r>
+        <w:rPr>
+          <w:b w:val="0"/>
+        </w:rPr>
+        <w:t xml:space="preserve">Selected case: For 1, 2, 2, 3 and 12, calculate </w:t>
+      </w:r>
+      <w:r>
+        <w:rPr>
+          <w:b/>
+        </w:rPr>
+        <w:t>mean</w:t>
+      </w:r>
+      <w:r>
+        <w:rPr>
+          <w:b w:val="0"/>
+        </w:rPr>
+        <w:t xml:space="preserve"> and </w:t>
+      </w:r>
+      <w:r>
+        <w:rPr>
+          <w:b/>
+        </w:rPr>
+        <w:t>median</w:t>
+      </w:r>
+      <w:r>
+        <w:rPr>
+          <w:b w:val="0"/>
+        </w:rPr>
+        <w:t>. Then replace 12 with 2 and recalculate. Explain the change.</w:t>
+      </w:r>
+    </w:p>
+    <w:p>
+      <w:pPr>
+        <w:pStyle w:val="Heading3"/>
+      </w:pPr>
+      <w:r>
         <w:t>Selected case answer</w:t>
       </w:r>
     </w:p>
     <w:p>
-      <w:r>
-        <w:t>Original sum 20, mean 4, median 2. Revised sum 10, mean 2, median 2. The large value changes mean more than median in this example.</w:t>
+      <w:pPr>
+        <w:pStyle w:val="Heading3"/>
+      </w:pPr>
+      <w:r>
+        <w:t>Teacher key · Selected case answer</w:t>
+      </w:r>
+    </w:p>
+    <w:p>
+      <w:pPr>
+        <w:spacing w:line="336" w:lineRule="auto" w:after="180"/>
+        <w:shd w:fill="F1F6FC"/>
+      </w:pPr>
+      <w:r>
+        <w:rPr>
+          <w:b w:val="0"/>
+        </w:rPr>
+        <w:t xml:space="preserve">Original sum 20, </w:t>
+      </w:r>
+      <w:r>
+        <w:rPr>
+          <w:b/>
+        </w:rPr>
+        <w:t>mean</w:t>
+      </w:r>
+      <w:r>
+        <w:rPr>
+          <w:b w:val="0"/>
+        </w:rPr>
+        <w:t xml:space="preserve"> 4, </w:t>
+      </w:r>
+      <w:r>
+        <w:rPr>
+          <w:b/>
+        </w:rPr>
+        <w:t>median</w:t>
+      </w:r>
+      <w:r>
+        <w:rPr>
+          <w:b w:val="0"/>
+        </w:rPr>
+        <w:t xml:space="preserve"> 2. Revised sum 10, </w:t>
+      </w:r>
+      <w:r>
+        <w:rPr>
+          <w:b/>
+        </w:rPr>
+        <w:t>mean</w:t>
+      </w:r>
+      <w:r>
+        <w:rPr>
+          <w:b w:val="0"/>
+        </w:rPr>
+        <w:t xml:space="preserve"> 2, </w:t>
+      </w:r>
+      <w:r>
+        <w:rPr>
+          <w:b/>
+        </w:rPr>
+        <w:t>median</w:t>
+      </w:r>
+      <w:r>
+        <w:rPr>
+          <w:b w:val="0"/>
+        </w:rPr>
+        <w:t xml:space="preserve"> 2. The large value changes </w:t>
+      </w:r>
+      <w:r>
+        <w:rPr>
+          <w:b/>
+        </w:rPr>
+        <w:t>mean</w:t>
+      </w:r>
+      <w:r>
+        <w:rPr>
+          <w:b w:val="0"/>
+        </w:rPr>
+        <w:t xml:space="preserve"> more than </w:t>
+      </w:r>
+      <w:r>
+        <w:rPr>
+          <w:b/>
+        </w:rPr>
+        <w:t>median</w:t>
+      </w:r>
+      <w:r>
+        <w:rPr>
+          <w:b w:val="0"/>
+        </w:rPr>
+        <w:t xml:space="preserve"> in this example.</w:t>
       </w:r>
     </w:p>
     <w:tbl>
@@ -2544,21 +5008,77 @@
       </w:tr>
     </w:tbl>
     <w:p>
-      <w:r>
-        <w:t>Record each dimension as not yet, with support, or independent. Accept a valid alternative procedure with a defensible trace. Do not penalise an honestly recorded model failure if the learner correctly explains its evidence and limits.</w:t>
-      </w:r>
-    </w:p>
-    <w:p>
       <w:pPr>
         <w:pStyle w:val="Heading3"/>
       </w:pPr>
       <w:r>
+        <w:t>Teacher key · Selected case answer</w:t>
+      </w:r>
+    </w:p>
+    <w:p>
+      <w:pPr>
+        <w:spacing w:line="336" w:lineRule="auto" w:after="180"/>
+        <w:shd w:fill="F1F6FC"/>
+      </w:pPr>
+      <w:r>
+        <w:rPr>
+          <w:b w:val="0"/>
+        </w:rPr>
+        <w:t>Record each dimension as not yet, with support, or independent. Accept a valid alternative procedure with a defensible trace.</w:t>
+      </w:r>
+    </w:p>
+    <w:p>
+      <w:pPr>
+        <w:spacing w:line="336" w:lineRule="auto" w:after="180"/>
+        <w:shd w:fill="F1F6FC"/>
+      </w:pPr>
+      <w:r>
+        <w:rPr>
+          <w:b w:val="0"/>
+        </w:rPr>
+        <w:t xml:space="preserve">Do not penalise an honestly recorded model failure if the learner correctly explains its </w:t>
+      </w:r>
+      <w:r>
+        <w:rPr>
+          <w:b/>
+        </w:rPr>
+        <w:t>evidence</w:t>
+      </w:r>
+      <w:r>
+        <w:rPr>
+          <w:b w:val="0"/>
+        </w:rPr>
+        <w:t xml:space="preserve"> and limits.</w:t>
+      </w:r>
+    </w:p>
+    <w:p>
+      <w:pPr>
+        <w:pStyle w:val="Heading3"/>
+      </w:pPr>
+      <w:r>
         <w:t>Feedback that the learner uses</w:t>
       </w:r>
     </w:p>
     <w:p>
-      <w:r>
-        <w:t>Name the earliest unsupported step and give one action to repair it. Have the learner make that repair now and explain why. Then assess the relevant skill on a fresh, fully specified case. Confirm it was not previously practised with feedback; solve and check the new case before assigning it. A follow-up design prompt is a starting brief, not automatically an equivalent test.</w:t>
+      <w:pPr>
+        <w:spacing w:line="336" w:lineRule="auto" w:after="180"/>
+      </w:pPr>
+      <w:r>
+        <w:rPr>
+          <w:b w:val="0"/>
+        </w:rPr>
+        <w:t>Name the earliest unsupported step and give one action to repair it. Have the learner make that repair now and explain why. Then assess the relevant skill on a fresh, fully specified case.</w:t>
+      </w:r>
+    </w:p>
+    <w:p>
+      <w:pPr>
+        <w:spacing w:line="336" w:lineRule="auto" w:after="180"/>
+      </w:pPr>
+      <w:r>
+        <w:rPr>
+          <w:b w:val="0"/>
+        </w:rPr>
+        <w:t>Confirm it was not previously practised with feedback; solve and check the new case before assigning it. A follow-up design prompt is a starting brief, not automatically an equivalent test.</w:t>
       </w:r>
     </w:p>
     <w:p>
@@ -2570,11 +5090,62 @@
       </w:r>
     </w:p>
     <w:p>
+      <w:r>
+        <w:t>Connect Noise and Outliers to Transparent Book Recommender, adapt support and plan a later changed-case check.</w:t>
+      </w:r>
+    </w:p>
+    <w:p>
       <w:pPr>
         <w:pStyle w:val="Heading3"/>
       </w:pPr>
       <w:r>
-        <w:t>Connect and extend learning</w:t>
+        <w:t>Transparent Book Recommender</w:t>
+      </w:r>
+    </w:p>
+    <w:p>
+      <w:pPr>
+        <w:spacing w:line="336" w:lineRule="auto" w:after="180"/>
+      </w:pPr>
+      <w:r>
+        <w:rPr>
+          <w:b w:val="0"/>
+        </w:rPr>
+        <w:t>Keep legitimate unusual books so the recommender can serve unusual readers.</w:t>
+      </w:r>
+    </w:p>
+    <w:p>
+      <w:pPr>
+        <w:spacing w:line="336" w:lineRule="auto" w:after="180"/>
+      </w:pPr>
+      <w:r>
+        <w:rPr>
+          <w:b w:val="0"/>
+        </w:rPr>
+        <w:t xml:space="preserve">Keep the decision, </w:t>
+      </w:r>
+      <w:r>
+        <w:rPr>
+          <w:b/>
+        </w:rPr>
+        <w:t>input</w:t>
+      </w:r>
+      <w:r>
+        <w:rPr>
+          <w:b w:val="0"/>
+        </w:rPr>
+        <w:t xml:space="preserve">, result, explanation and remaining limitation in the project </w:t>
+      </w:r>
+      <w:r>
+        <w:rPr>
+          <w:b/>
+        </w:rPr>
+        <w:t>evidence</w:t>
+      </w:r>
+      <w:r>
+        <w:rPr>
+          <w:b w:val="0"/>
+        </w:rPr>
+        <w:t xml:space="preserve"> record. Retrieve this record next week rather than restarting the project.</w:t>
       </w:r>
     </w:p>
     <w:p>
@@ -2582,17 +5153,18 @@
         <w:pStyle w:val="Heading3"/>
       </w:pPr>
       <w:r>
-        <w:t>Transparent Book Recommender</w:t>
-      </w:r>
-    </w:p>
-    <w:p>
-      <w:r>
-        <w:t>Keep legitimate unusual books so the recommender can serve unusual readers.</w:t>
-      </w:r>
-    </w:p>
-    <w:p>
-      <w:r>
-        <w:t>Keep the decision, input, result, explanation and remaining limitation in the project evidence record. Retrieve this record next week rather than restarting the project.</w:t>
+        <w:t>Support and stretch</w:t>
+      </w:r>
+    </w:p>
+    <w:p>
+      <w:pPr>
+        <w:spacing w:line="336" w:lineRule="auto" w:after="180"/>
+      </w:pPr>
+      <w:r>
+        <w:rPr>
+          <w:b w:val="0"/>
+        </w:rPr>
+        <w:t>Trace one record or condition at a time with counters and labelled columns. Stretch: introduce a tie, boundary or missing field and declare its handling policy before rerunning.</w:t>
       </w:r>
     </w:p>
     <w:p>
@@ -2600,12 +5172,30 @@
         <w:pStyle w:val="Heading3"/>
       </w:pPr>
       <w:r>
-        <w:t>Support and stretch</w:t>
-      </w:r>
-    </w:p>
-    <w:p>
-      <w:r>
-        <w:t>Trace one record or condition at a time with counters and labelled columns. Stretch: introduce a tie, boundary or missing field and declare its handling policy before rerunning.</w:t>
+        <w:t>Exit reflection</w:t>
+      </w:r>
+    </w:p>
+    <w:p>
+      <w:pPr>
+        <w:spacing w:line="336" w:lineRule="auto" w:after="180"/>
+      </w:pPr>
+      <w:r>
+        <w:rPr>
+          <w:b w:val="0"/>
+        </w:rPr>
+        <w:t xml:space="preserve">Ask for one decision the learner can now justify and one situation requiring more </w:t>
+      </w:r>
+      <w:r>
+        <w:rPr>
+          <w:b/>
+        </w:rPr>
+        <w:t>evidence</w:t>
+      </w:r>
+      <w:r>
+        <w:rPr>
+          <w:b w:val="0"/>
+        </w:rPr>
+        <w:t xml:space="preserve"> or human review. Confidence ratings are separate from correct independent performance.</w:t>
       </w:r>
     </w:p>
     <w:p>
@@ -2613,12 +5203,30 @@
         <w:pStyle w:val="Heading3"/>
       </w:pPr>
       <w:r>
-        <w:t>Exit reflection</w:t>
-      </w:r>
-    </w:p>
-    <w:p>
-      <w:r>
-        <w:t>Ask for one decision the learner can now justify and one situation requiring more evidence or human review. Confidence ratings are separate from correct independent performance.</w:t>
+        <w:t>Bridge to the next week</w:t>
+      </w:r>
+    </w:p>
+    <w:p>
+      <w:pPr>
+        <w:spacing w:line="336" w:lineRule="auto" w:after="180"/>
+      </w:pPr>
+      <w:r>
+        <w:rPr>
+          <w:b w:val="0"/>
+        </w:rPr>
+        <w:t xml:space="preserve">Next: Week 18: Missing Data. Retrieve today’s </w:t>
+      </w:r>
+      <w:r>
+        <w:rPr>
+          <w:b/>
+        </w:rPr>
+        <w:t>evidence</w:t>
+      </w:r>
+      <w:r>
+        <w:rPr>
+          <w:b w:val="0"/>
+        </w:rPr>
+        <w:t xml:space="preserve"> and identify what carries forward and what is new.</w:t>
       </w:r>
     </w:p>
     <w:p>
@@ -2626,12 +5234,207 @@
         <w:pStyle w:val="Heading3"/>
       </w:pPr>
       <w:r>
-        <w:t>Bridge to the next week</w:t>
-      </w:r>
-    </w:p>
-    <w:p>
-      <w:r>
-        <w:t>Next: Week 18: Missing Data. Retrieve today’s evidence and identify what carries forward and what is new.</w:t>
+        <w:t>Support and fresh reassessment</w:t>
+      </w:r>
+    </w:p>
+    <w:p>
+      <w:pPr>
+        <w:spacing w:line="336" w:lineRule="auto" w:after="180"/>
+      </w:pPr>
+      <w:r>
+        <w:rPr>
+          <w:b w:val="0"/>
+        </w:rPr>
+        <w:t xml:space="preserve">Order number cards physically. Extension: write a </w:t>
+      </w:r>
+      <w:r>
+        <w:rPr>
+          <w:b/>
+        </w:rPr>
+        <w:t>median</w:t>
+      </w:r>
+      <w:r>
+        <w:rPr>
+          <w:b w:val="0"/>
+        </w:rPr>
+        <w:t xml:space="preserve"> function with explicit empty, odd and even cases and test each.</w:t>
+      </w:r>
+    </w:p>
+    <w:p>
+      <w:pPr>
+        <w:spacing w:line="336" w:lineRule="auto" w:after="180"/>
+      </w:pPr>
+      <w:r>
+        <w:rPr>
+          <w:b w:val="0"/>
+        </w:rPr>
+        <w:t xml:space="preserve">Independent W4 </w:t>
+      </w:r>
+      <w:r>
+        <w:rPr>
+          <w:b/>
+        </w:rPr>
+        <w:t>evidence</w:t>
+      </w:r>
+      <w:r>
+        <w:rPr>
+          <w:b w:val="0"/>
+        </w:rPr>
+        <w:t xml:space="preserve">: Original sum 20, </w:t>
+      </w:r>
+      <w:r>
+        <w:rPr>
+          <w:b/>
+        </w:rPr>
+        <w:t>mean</w:t>
+      </w:r>
+      <w:r>
+        <w:rPr>
+          <w:b w:val="0"/>
+        </w:rPr>
+        <w:t xml:space="preserve"> 4, </w:t>
+      </w:r>
+      <w:r>
+        <w:rPr>
+          <w:b/>
+        </w:rPr>
+        <w:t>median</w:t>
+      </w:r>
+      <w:r>
+        <w:rPr>
+          <w:b w:val="0"/>
+        </w:rPr>
+        <w:t xml:space="preserve"> 2. Revised sum 10, </w:t>
+      </w:r>
+      <w:r>
+        <w:rPr>
+          <w:b/>
+        </w:rPr>
+        <w:t>mean</w:t>
+      </w:r>
+      <w:r>
+        <w:rPr>
+          <w:b w:val="0"/>
+        </w:rPr>
+        <w:t xml:space="preserve"> 2, </w:t>
+      </w:r>
+      <w:r>
+        <w:rPr>
+          <w:b/>
+        </w:rPr>
+        <w:t>median</w:t>
+      </w:r>
+      <w:r>
+        <w:rPr>
+          <w:b w:val="0"/>
+        </w:rPr>
+        <w:t xml:space="preserve"> 2. The large value changes </w:t>
+      </w:r>
+      <w:r>
+        <w:rPr>
+          <w:b/>
+        </w:rPr>
+        <w:t>mean</w:t>
+      </w:r>
+      <w:r>
+        <w:rPr>
+          <w:b w:val="0"/>
+        </w:rPr>
+        <w:t xml:space="preserve"> more than </w:t>
+      </w:r>
+      <w:r>
+        <w:rPr>
+          <w:b/>
+        </w:rPr>
+        <w:t>median</w:t>
+      </w:r>
+      <w:r>
+        <w:rPr>
+          <w:b w:val="0"/>
+        </w:rPr>
+        <w:t xml:space="preserve"> in this example. Record whether the learner needed no help, a hint or explanation.</w:t>
+      </w:r>
+    </w:p>
+    <w:p>
+      <w:pPr>
+        <w:spacing w:line="336" w:lineRule="auto" w:after="180"/>
+      </w:pPr>
+      <w:r>
+        <w:rPr>
+          <w:b w:val="0"/>
+        </w:rPr>
+        <w:t xml:space="preserve">Fresh retry: 2, 4, 4, 5, 15 has sum 30, </w:t>
+      </w:r>
+      <w:r>
+        <w:rPr>
+          <w:b/>
+        </w:rPr>
+        <w:t>mean</w:t>
+      </w:r>
+      <w:r>
+        <w:rPr>
+          <w:b w:val="0"/>
+        </w:rPr>
+        <w:t xml:space="preserve"> 6 and </w:t>
+      </w:r>
+      <w:r>
+        <w:rPr>
+          <w:b/>
+        </w:rPr>
+        <w:t>median</w:t>
+      </w:r>
+      <w:r>
+        <w:rPr>
+          <w:b w:val="0"/>
+        </w:rPr>
+        <w:t xml:space="preserve"> 4. Replacing 15 with 5 gives sum 20, </w:t>
+      </w:r>
+      <w:r>
+        <w:rPr>
+          <w:b/>
+        </w:rPr>
+        <w:t>mean</w:t>
+      </w:r>
+      <w:r>
+        <w:rPr>
+          <w:b w:val="0"/>
+        </w:rPr>
+        <w:t xml:space="preserve"> 4 and </w:t>
+      </w:r>
+      <w:r>
+        <w:rPr>
+          <w:b/>
+        </w:rPr>
+        <w:t>median</w:t>
+      </w:r>
+      <w:r>
+        <w:rPr>
+          <w:b w:val="0"/>
+        </w:rPr>
+        <w:t xml:space="preserve"> 4.</w:t>
+      </w:r>
+    </w:p>
+    <w:p>
+      <w:pPr>
+        <w:spacing w:line="336" w:lineRule="auto" w:after="180"/>
+      </w:pPr>
+      <w:r>
+        <w:rPr>
+          <w:b w:val="0"/>
+        </w:rPr>
+        <w:t xml:space="preserve">Next week: Graphs and honest scales. Reuse this week's explicit contracts and </w:t>
+      </w:r>
+      <w:r>
+        <w:rPr>
+          <w:b/>
+        </w:rPr>
+        <w:t>evidence</w:t>
+      </w:r>
+      <w:r>
+        <w:rPr>
+          <w:b w:val="0"/>
+        </w:rPr>
+        <w:t>.</w:t>
       </w:r>
     </w:p>
     <w:p>
@@ -2639,40 +5442,40 @@
         <w:pStyle w:val="Heading3"/>
       </w:pPr>
       <w:r>
-        <w:t>Support and fresh reassessment</w:t>
-      </w:r>
-    </w:p>
-    <w:p>
-      <w:r>
-        <w:t>Order number cards physically. Extension: write a median function with explicit empty, odd and even cases and test each.</w:t>
-      </w:r>
-    </w:p>
-    <w:p>
-      <w:r>
-        <w:t>Independent W4 evidence: Original sum 20, mean 4, median 2. Revised sum 10, mean 2, median 2. The large value changes mean more than median in this example. Record whether the learner needed no help, a hint or explanation. Fresh retry: 2, 4, 4, 5, 15 has sum 30, mean 6 and median 4. Replacing 15 with 5 gives sum 20, mean 4 and median 4.</w:t>
-      </w:r>
-    </w:p>
-    <w:p>
-      <w:r>
-        <w:t>Next week: Graphs and honest scales. Reuse this week's explicit contracts and evidence.</w:t>
-      </w:r>
-    </w:p>
-    <w:p>
-      <w:pPr>
-        <w:pStyle w:val="Heading3"/>
-      </w:pPr>
-      <w:r>
         <w:t>Plan the delayed return</w:t>
       </w:r>
     </w:p>
     <w:p>
-      <w:r>
+      <w:pPr>
+        <w:spacing w:line="336" w:lineRule="auto" w:after="180"/>
+      </w:pPr>
+      <w:r>
+        <w:rPr>
+          <w:b w:val="0"/>
+        </w:rPr>
         <w:t>Suggested return points in this level: ai-2/18, ai-2/20, ai-2/23. Use actual classroom dates, adjusting for holidays and gaps. One, three and six teaching weeks are scheduling choices, not a claimed optimal spacing.</w:t>
       </w:r>
     </w:p>
     <w:p>
-      <w:r>
-        <w:t>At a delayed check, ask for the idea from memory and a changed application. Compare with the earlier independent response and record support used. For a new level, revisit the previous capstone before checking the new prerequisites.</w:t>
+      <w:pPr>
+        <w:spacing w:line="336" w:lineRule="auto" w:after="180"/>
+      </w:pPr>
+      <w:r>
+        <w:rPr>
+          <w:b w:val="0"/>
+        </w:rPr>
+        <w:t>At a delayed check, ask for the idea from memory and a changed application. Compare with the earlier independent response and record support used.</w:t>
+      </w:r>
+    </w:p>
+    <w:p>
+      <w:pPr>
+        <w:spacing w:line="336" w:lineRule="auto" w:after="180"/>
+      </w:pPr>
+      <w:r>
+        <w:rPr>
+          <w:b w:val="0"/>
+        </w:rPr>
+        <w:t>For a new level, revisit the previous capstone before checking the new prerequisites.</w:t>
       </w:r>
     </w:p>
     <w:tbl>
@@ -2832,8 +5635,26 @@
       </w:tr>
     </w:tbl>
     <w:p>
-      <w:r>
-        <w:t>Use the evidence to choose reteaching or the next step. A completed page, confidence rating or attractive project does not by itself demonstrate understanding.</w:t>
+      <w:pPr>
+        <w:spacing w:line="336" w:lineRule="auto" w:after="180"/>
+      </w:pPr>
+      <w:r>
+        <w:rPr>
+          <w:b w:val="0"/>
+        </w:rPr>
+        <w:t xml:space="preserve">Use the </w:t>
+      </w:r>
+      <w:r>
+        <w:rPr>
+          <w:b/>
+        </w:rPr>
+        <w:t>evidence</w:t>
+      </w:r>
+      <w:r>
+        <w:rPr>
+          <w:b w:val="0"/>
+        </w:rPr>
+        <w:t xml:space="preserve"> to choose reteaching or the next step. A completed page, confidence rating or attractive project does not by itself demonstrate understanding.</w:t>
       </w:r>
     </w:p>
     <w:p>
@@ -2845,8 +5666,32 @@
       </w:r>
     </w:p>
     <w:p>
-      <w:r>
-        <w:t>Investigate unusual recommender features and show evidence-backed repairs instead of removing inconvenient records.</w:t>
+      <w:pPr>
+        <w:spacing w:line="336" w:lineRule="auto" w:after="180"/>
+      </w:pPr>
+      <w:r>
+        <w:rPr>
+          <w:b/>
+        </w:rPr>
+        <w:t>Investigate</w:t>
+      </w:r>
+      <w:r>
+        <w:rPr>
+          <w:b w:val="0"/>
+        </w:rPr>
+        <w:t xml:space="preserve"> unusual recommender features and show </w:t>
+      </w:r>
+      <w:r>
+        <w:rPr>
+          <w:b/>
+        </w:rPr>
+        <w:t>evidence</w:t>
+      </w:r>
+      <w:r>
+        <w:rPr>
+          <w:b w:val="0"/>
+        </w:rPr>
+        <w:t>-backed repairs instead of removing inconvenient records.</w:t>
       </w:r>
     </w:p>
     <w:p>
@@ -2859,12 +5704,68 @@
     </w:p>
     <w:p>
       <w:r>
-        <w:t>Teaching target: Calculate mean and median</w:t>
-      </w:r>
-    </w:p>
-    <w:p>
-      <w:r>
-        <w:t>Prepare the labelled worked-case picture, the matching workbook, fictional input cards and a place for individual responses. No paid AI account is required for the paper reasoning activities.</w:t>
+        <w:t>Use this preparation summary alongside the detailed Noise and Outliers lesson; it is a checklist rather than a replacement for the full sequence.</w:t>
+      </w:r>
+    </w:p>
+    <w:p>
+      <w:pPr>
+        <w:pStyle w:val="Heading3"/>
+      </w:pPr>
+      <w:r>
+        <w:t>Teaching target</w:t>
+      </w:r>
+    </w:p>
+    <w:p>
+      <w:pPr>
+        <w:spacing w:line="336" w:lineRule="auto" w:after="180"/>
+        <w:shd w:fill="EDF7F3"/>
+      </w:pPr>
+      <w:r>
+        <w:rPr>
+          <w:b w:val="0"/>
+        </w:rPr>
+        <w:t xml:space="preserve">Teaching target: Calculate </w:t>
+      </w:r>
+      <w:r>
+        <w:rPr>
+          <w:b/>
+        </w:rPr>
+        <w:t>mean</w:t>
+      </w:r>
+      <w:r>
+        <w:rPr>
+          <w:b w:val="0"/>
+        </w:rPr>
+        <w:t xml:space="preserve"> and </w:t>
+      </w:r>
+      <w:r>
+        <w:rPr>
+          <w:b/>
+        </w:rPr>
+        <w:t>median</w:t>
+      </w:r>
+    </w:p>
+    <w:p>
+      <w:pPr>
+        <w:spacing w:line="336" w:lineRule="auto" w:after="180"/>
+      </w:pPr>
+      <w:r>
+        <w:rPr>
+          <w:b w:val="0"/>
+        </w:rPr>
+        <w:t xml:space="preserve">Prepare the labelled worked-case picture, the matching workbook, fictional </w:t>
+      </w:r>
+      <w:r>
+        <w:rPr>
+          <w:b/>
+        </w:rPr>
+        <w:t>input</w:t>
+      </w:r>
+      <w:r>
+        <w:rPr>
+          <w:b w:val="0"/>
+        </w:rPr>
+        <w:t xml:space="preserve"> cards and a place for individual responses. No paid AI account is required for the paper reasoning activities.</w:t>
       </w:r>
     </w:p>
     <w:tbl>
@@ -3011,37 +5912,291 @@
       </w:tr>
     </w:tbl>
     <w:p>
-      <w:r>
-        <w:t>Before class, solve the supported practice: Find medians of [9, 1, 3] and [8, 2, 4, 6].</w:t>
-      </w:r>
-    </w:p>
-    <w:p>
-      <w:r>
-        <w:t>Reasoned practice answer: Sorted first list 1, 3, 9 has median 3. Sorted second 2, 4, 6, 8 has median (4 + 6)/2 = 5.</w:t>
-      </w:r>
-    </w:p>
-    <w:p>
-      <w:r>
-        <w:t>Check every learner before discussion: Use the worked case for Mean median and unusual values. Proposed explanation: “A successful run proves the conclusion”. Decide whether this explanation is supported. Point to the step or supplied fact that decides; explain your repair if needed.</w:t>
-      </w:r>
-    </w:p>
-    <w:p>
-      <w:r>
-        <w:t>Misconception repair: Removing 18 merely because it raises the mean would hide evidence. Check collection notes, keep an audit trail and compare summaries with and without it only with a clear explanation.</w:t>
-      </w:r>
-    </w:p>
-    <w:p>
-      <w:r>
-        <w:t>Support: read the exact case aloud, enlarge the labelled picture, supply input cards and model only the first deciding step. Accept a spoken explanation or drawing; retain the reasoning goal.</w:t>
-      </w:r>
-    </w:p>
-    <w:p>
-      <w:r>
-        <w:t>Extension: An authorised log confirms 18 was a transcription error for 3. Require a prediction and a reason before comparing. Expected result: Corrected mean is 3 minutes and median is 3. Reason: Values become 2,3,3,4,3 with sum 15; sorted middle remains 3.</w:t>
-      </w:r>
-    </w:p>
-    <w:p>
-      <w:r>
+      <w:pPr>
+        <w:spacing w:line="336" w:lineRule="auto" w:after="180"/>
+      </w:pPr>
+      <w:r>
+        <w:rPr>
+          <w:b w:val="0"/>
+        </w:rPr>
+        <w:t xml:space="preserve">Before class, solve the supported practice: Find </w:t>
+      </w:r>
+      <w:r>
+        <w:rPr>
+          <w:b/>
+        </w:rPr>
+        <w:t>median</w:t>
+      </w:r>
+      <w:r>
+        <w:rPr>
+          <w:b w:val="0"/>
+        </w:rPr>
+        <w:t>s of [9, 1, 3] and [8, 2, 4, 6].</w:t>
+      </w:r>
+    </w:p>
+    <w:p>
+      <w:pPr>
+        <w:pStyle w:val="Heading3"/>
+      </w:pPr>
+      <w:r>
+        <w:t>Supported practice answer</w:t>
+      </w:r>
+    </w:p>
+    <w:p>
+      <w:pPr>
+        <w:spacing w:line="336" w:lineRule="auto" w:after="180"/>
+        <w:shd w:fill="F1F6FC"/>
+      </w:pPr>
+      <w:r>
+        <w:rPr>
+          <w:b w:val="0"/>
+        </w:rPr>
+        <w:t xml:space="preserve">Reasoned practice answer: Sorted first list 1, 3, 9 has </w:t>
+      </w:r>
+      <w:r>
+        <w:rPr>
+          <w:b/>
+        </w:rPr>
+        <w:t>median</w:t>
+      </w:r>
+      <w:r>
+        <w:rPr>
+          <w:b w:val="0"/>
+        </w:rPr>
+        <w:t xml:space="preserve"> 3. Sorted second 2, 4, 6, 8 has </w:t>
+      </w:r>
+      <w:r>
+        <w:rPr>
+          <w:b/>
+        </w:rPr>
+        <w:t>median</w:t>
+      </w:r>
+      <w:r>
+        <w:rPr>
+          <w:b w:val="0"/>
+        </w:rPr>
+        <w:t xml:space="preserve"> (4 + 6)/2 = 5.</w:t>
+      </w:r>
+    </w:p>
+    <w:p>
+      <w:pPr>
+        <w:spacing w:line="336" w:lineRule="auto" w:after="180"/>
+      </w:pPr>
+      <w:r>
+        <w:rPr>
+          <w:b w:val="0"/>
+        </w:rPr>
+        <w:t xml:space="preserve">Check every learner before discussion: Use the worked case for </w:t>
+      </w:r>
+      <w:r>
+        <w:rPr>
+          <w:b/>
+        </w:rPr>
+        <w:t>Mean</w:t>
+      </w:r>
+      <w:r>
+        <w:rPr>
+          <w:b w:val="0"/>
+        </w:rPr>
+        <w:t xml:space="preserve"> </w:t>
+      </w:r>
+      <w:r>
+        <w:rPr>
+          <w:b/>
+        </w:rPr>
+        <w:t>median</w:t>
+      </w:r>
+      <w:r>
+        <w:rPr>
+          <w:b w:val="0"/>
+        </w:rPr>
+        <w:t xml:space="preserve"> and </w:t>
+      </w:r>
+      <w:r>
+        <w:rPr>
+          <w:b/>
+        </w:rPr>
+        <w:t>unusual value</w:t>
+      </w:r>
+      <w:r>
+        <w:rPr>
+          <w:b w:val="0"/>
+        </w:rPr>
+        <w:t>s. Proposed explanation: “A successful run proves the conclusion”. Decide whether this explanation is supported.</w:t>
+      </w:r>
+    </w:p>
+    <w:p>
+      <w:pPr>
+        <w:spacing w:line="336" w:lineRule="auto" w:after="180"/>
+      </w:pPr>
+      <w:r>
+        <w:rPr>
+          <w:b w:val="0"/>
+        </w:rPr>
+        <w:t>Point to the step or supplied fact that decides; explain your repair if needed.</w:t>
+      </w:r>
+    </w:p>
+    <w:p>
+      <w:pPr>
+        <w:pStyle w:val="Heading3"/>
+      </w:pPr>
+      <w:r>
+        <w:t>Repair the misconception</w:t>
+      </w:r>
+    </w:p>
+    <w:p>
+      <w:pPr>
+        <w:spacing w:line="336" w:lineRule="auto" w:after="180"/>
+        <w:shd w:fill="FFF5E6"/>
+      </w:pPr>
+      <w:r>
+        <w:rPr>
+          <w:b w:val="0"/>
+        </w:rPr>
+        <w:t xml:space="preserve">Misconception repair: Removing 18 merely because it raises the </w:t>
+      </w:r>
+      <w:r>
+        <w:rPr>
+          <w:b/>
+        </w:rPr>
+        <w:t>mean</w:t>
+      </w:r>
+      <w:r>
+        <w:rPr>
+          <w:b w:val="0"/>
+        </w:rPr>
+        <w:t xml:space="preserve"> would hide </w:t>
+      </w:r>
+      <w:r>
+        <w:rPr>
+          <w:b/>
+        </w:rPr>
+        <w:t>evidence</w:t>
+      </w:r>
+      <w:r>
+        <w:rPr>
+          <w:b w:val="0"/>
+        </w:rPr>
+        <w:t>. Check collection notes, keep an audit trail and compare summaries with and without it only with a clear explanation.</w:t>
+      </w:r>
+    </w:p>
+    <w:p>
+      <w:pPr>
+        <w:pStyle w:val="Heading3"/>
+      </w:pPr>
+      <w:r>
+        <w:t>Support without giving away the answer</w:t>
+      </w:r>
+    </w:p>
+    <w:p>
+      <w:pPr>
+        <w:spacing w:line="336" w:lineRule="auto" w:after="180"/>
+        <w:shd w:fill="F1F6F8"/>
+      </w:pPr>
+      <w:r>
+        <w:rPr>
+          <w:b w:val="0"/>
+        </w:rPr>
+        <w:t xml:space="preserve">Support: read the exact case aloud, enlarge the labelled picture, supply </w:t>
+      </w:r>
+      <w:r>
+        <w:rPr>
+          <w:b/>
+        </w:rPr>
+        <w:t>input</w:t>
+      </w:r>
+      <w:r>
+        <w:rPr>
+          <w:b w:val="0"/>
+        </w:rPr>
+        <w:t xml:space="preserve"> cards and model only the first deciding step. Accept a spoken explanation or drawing; retain the reasoning goal.</w:t>
+      </w:r>
+    </w:p>
+    <w:p>
+      <w:pPr>
+        <w:pStyle w:val="Heading3"/>
+      </w:pPr>
+      <w:r>
+        <w:t>Extend the reasoning</w:t>
+      </w:r>
+    </w:p>
+    <w:p>
+      <w:pPr>
+        <w:spacing w:line="336" w:lineRule="auto" w:after="180"/>
+        <w:shd w:fill="F5F1FB"/>
+      </w:pPr>
+      <w:r>
+        <w:rPr>
+          <w:b w:val="0"/>
+        </w:rPr>
+        <w:t xml:space="preserve">Extension: An authorised log confirms 18 was a transcription error for 3. Require a </w:t>
+      </w:r>
+      <w:r>
+        <w:rPr>
+          <w:b/>
+        </w:rPr>
+        <w:t>prediction</w:t>
+      </w:r>
+      <w:r>
+        <w:rPr>
+          <w:b w:val="0"/>
+        </w:rPr>
+        <w:t xml:space="preserve"> and a reason before comparing. Expected result: Corrected </w:t>
+      </w:r>
+      <w:r>
+        <w:rPr>
+          <w:b/>
+        </w:rPr>
+        <w:t>mean</w:t>
+      </w:r>
+      <w:r>
+        <w:rPr>
+          <w:b w:val="0"/>
+        </w:rPr>
+        <w:t xml:space="preserve"> is 3 minutes and </w:t>
+      </w:r>
+      <w:r>
+        <w:rPr>
+          <w:b/>
+        </w:rPr>
+        <w:t>median</w:t>
+      </w:r>
+      <w:r>
+        <w:rPr>
+          <w:b w:val="0"/>
+        </w:rPr>
+        <w:t xml:space="preserve"> is 3.</w:t>
+      </w:r>
+    </w:p>
+    <w:p>
+      <w:pPr>
+        <w:spacing w:line="336" w:lineRule="auto" w:after="180"/>
+        <w:shd w:fill="F5F1FB"/>
+      </w:pPr>
+      <w:r>
+        <w:rPr>
+          <w:b w:val="0"/>
+        </w:rPr>
+        <w:t>Reason: Values become 2,3,3,4,3 with sum 15; sorted middle remains 3.</w:t>
+      </w:r>
+    </w:p>
+    <w:p>
+      <w:pPr>
+        <w:pStyle w:val="Heading3"/>
+      </w:pPr>
+      <w:r>
+        <w:t>Protect the independent attempt</w:t>
+      </w:r>
+    </w:p>
+    <w:p>
+      <w:pPr>
+        <w:spacing w:line="336" w:lineRule="auto" w:after="180"/>
+        <w:shd w:fill="FFF5E6"/>
+      </w:pPr>
+      <w:r>
+        <w:rPr>
+          <w:b w:val="0"/>
+        </w:rPr>
         <w:t>Independent assessment: withhold the reserved answer until the learner has attempted the new case. Record support separately from correctness.</w:t>
       </w:r>
     </w:p>
@@ -3230,13 +6385,46 @@
       </w:tr>
     </w:tbl>
     <w:p>
-      <w:r>
+      <w:pPr>
+        <w:pStyle w:val="Heading3"/>
+      </w:pPr>
+      <w:r>
+        <w:t>Project checkpoint</w:t>
+      </w:r>
+    </w:p>
+    <w:p>
+      <w:pPr>
+        <w:spacing w:line="336" w:lineRule="auto" w:after="180"/>
+        <w:shd w:fill="EDF7F3"/>
+      </w:pPr>
+      <w:r>
+        <w:rPr>
+          <w:b w:val="0"/>
+        </w:rPr>
         <w:t>Project checkpoint: Test changed cases. Keep normal, boundary and failure cases; compare expected and observed results.</w:t>
       </w:r>
     </w:p>
     <w:p>
-      <w:r>
-        <w:t>Use the weekly teacher answer for topic-specific reasoning. A saved progress tick is an activity record; judge mastery from the learner’s explanation and evidence.</w:t>
+      <w:pPr>
+        <w:spacing w:line="336" w:lineRule="auto" w:after="180"/>
+      </w:pPr>
+      <w:r>
+        <w:rPr>
+          <w:b w:val="0"/>
+        </w:rPr>
+        <w:t xml:space="preserve">Use the weekly teacher answer for topic-specific reasoning. A saved progress tick is an activity record; judge mastery from the learner’s explanation and </w:t>
+      </w:r>
+      <w:r>
+        <w:rPr>
+          <w:b/>
+        </w:rPr>
+        <w:t>evidence</w:t>
+      </w:r>
+      <w:r>
+        <w:rPr>
+          <w:b w:val="0"/>
+        </w:rPr>
+        <w:t>.</w:t>
       </w:r>
     </w:p>
     <w:p>
@@ -3249,27 +6437,1048 @@
     </w:p>
     <w:p>
       <w:r>
-        <w:t>Use the two formative questions as supported practice, not as independent mastery scores. Discuss the deciding evidence rather than accepting a guessed selection.</w:t>
-      </w:r>
-    </w:p>
-    <w:p>
-      <w:r>
+        <w:t>Use feedback, earlier review and portfolios purposefully. Apply the coding routine only when this lesson has an executable lab.</w:t>
+      </w:r>
+    </w:p>
+    <w:p>
+      <w:pPr>
+        <w:spacing w:line="336" w:lineRule="auto" w:after="180"/>
+      </w:pPr>
+      <w:r>
+        <w:rPr>
+          <w:b w:val="0"/>
+        </w:rPr>
+        <w:t xml:space="preserve">Use the two formative questions as supported practice, not as independent mastery scores. Discuss the deciding </w:t>
+      </w:r>
+      <w:r>
+        <w:rPr>
+          <w:b/>
+        </w:rPr>
+        <w:t>evidence</w:t>
+      </w:r>
+      <w:r>
+        <w:rPr>
+          <w:b w:val="0"/>
+        </w:rPr>
+        <w:t xml:space="preserve"> rather than accepting a guessed selection.</w:t>
+      </w:r>
+    </w:p>
+    <w:p>
+      <w:pPr>
+        <w:spacing w:line="336" w:lineRule="auto" w:after="180"/>
+      </w:pPr>
+      <w:r>
+        <w:rPr>
+          <w:b w:val="0"/>
+        </w:rPr>
         <w:t>The feedback comes from the reviewed public worked case. Do not reveal the separately reserved independent teacher answer until the learner has attempted that case.</w:t>
       </w:r>
     </w:p>
     <w:p>
-      <w:r>
-        <w:t>Ask students to predict before running code. Preserve errors and actual outputs; collect a changed test and an explanation. The branch-boundary and indexing lessons deliberately include failure cases.</w:t>
-      </w:r>
-    </w:p>
-    <w:p>
-      <w:r>
+      <w:pPr>
+        <w:spacing w:line="336" w:lineRule="auto" w:after="180"/>
+      </w:pPr>
+      <w:r>
+        <w:rPr>
+          <w:b w:val="0"/>
+        </w:rPr>
+        <w:t xml:space="preserve">Ask students to predict before running code. Preserve errors and actual </w:t>
+      </w:r>
+      <w:r>
+        <w:rPr>
+          <w:b/>
+        </w:rPr>
+        <w:t>output</w:t>
+      </w:r>
+      <w:r>
+        <w:rPr>
+          <w:b w:val="0"/>
+        </w:rPr>
+        <w:t>s; collect a changed test and an explanation. The branch-boundary and indexing lessons deliberately include failure cases.</w:t>
+      </w:r>
+    </w:p>
+    <w:p>
+      <w:pPr>
+        <w:spacing w:line="336" w:lineRule="auto" w:after="180"/>
+      </w:pPr>
+      <w:r>
+        <w:rPr>
+          <w:b w:val="0"/>
+        </w:rPr>
         <w:t>Use the earlier worked-explanation links to address a specific missing building block, then return to the current question. Adapt this suggestion after observing the learner; it is not an automatic diagnosis.</w:t>
       </w:r>
     </w:p>
     <w:p>
-      <w:r>
-        <w:t>Collect the completed-work portfolio as evidence. Record support separately from correctness, and assess explanation, trace/test and limitations. Progress ticks and quiz selections alone do not establish mastery.</w:t>
+      <w:pPr>
+        <w:spacing w:line="336" w:lineRule="auto" w:after="180"/>
+      </w:pPr>
+      <w:r>
+        <w:rPr>
+          <w:b w:val="0"/>
+        </w:rPr>
+        <w:t xml:space="preserve">Collect the completed-work portfolio as </w:t>
+      </w:r>
+      <w:r>
+        <w:rPr>
+          <w:b/>
+        </w:rPr>
+        <w:t>evidence</w:t>
+      </w:r>
+      <w:r>
+        <w:rPr>
+          <w:b w:val="0"/>
+        </w:rPr>
+        <w:t>. Record support separately from correctness, and assess explanation, trace/test and limitations. Progress ticks and quiz selections alone do not establish mastery.</w:t>
+      </w:r>
+    </w:p>
+    <w:p>
+      <w:pPr>
+        <w:pStyle w:val="Heading1"/>
+      </w:pPr>
+      <w:r>
+        <w:t>09. Visual concept journey</w:t>
+      </w:r>
+    </w:p>
+    <w:p>
+      <w:r>
+        <w:t>Show one Noise and Outliers graphic at a time, request a prediction and discuss its trace before the independent assessment.</w:t>
+      </w:r>
+    </w:p>
+    <w:p>
+      <w:pPr>
+        <w:spacing w:line="336" w:lineRule="auto" w:after="180"/>
+      </w:pPr>
+      <w:r>
+        <w:rPr>
+          <w:b w:val="0"/>
+        </w:rPr>
+        <w:t xml:space="preserve">Use one picture at a time. Hide a worked result before asking for a </w:t>
+      </w:r>
+      <w:r>
+        <w:rPr>
+          <w:b/>
+        </w:rPr>
+        <w:t>prediction</w:t>
+      </w:r>
+      <w:r>
+        <w:rPr>
+          <w:b w:val="0"/>
+        </w:rPr>
+        <w:t>, then reveal it for feedback. These are supported teaching cases; retain the separate independent assessment for a fresh first attempt.</w:t>
+      </w:r>
+    </w:p>
+    <w:p>
+      <w:pPr>
+        <w:pStyle w:val="Heading3"/>
+      </w:pPr>
+      <w:r>
+        <w:t>01. Noise and Outliers: the case</w:t>
+      </w:r>
+    </w:p>
+    <w:p>
+      <w:r>
+        <w:drawing>
+          <wp:inline xmlns:a="http://schemas.openxmlformats.org/drawingml/2006/main" xmlns:pic="http://schemas.openxmlformats.org/drawingml/2006/picture">
+            <wp:extent cx="5486400" cy="2834640"/>
+            <wp:docPr id="3" name="Picture 3" descr="A fictional library records five book-processing times in minutes. Supplied facts: Sorted times: 2,3,3,4,18. All are recorded measurements; no evidence yet shows 18 is a mistake."/>
+            <wp:cNvGraphicFramePr>
+              <a:graphicFrameLocks noChangeAspect="1"/>
+            </wp:cNvGraphicFramePr>
+            <a:graphic>
+              <a:graphicData uri="http://schemas.openxmlformats.org/drawingml/2006/picture">
+                <pic:pic>
+                  <pic:nvPicPr>
+                    <pic:cNvPr id="0" name="academy-story-ai-2-17-01.png"/>
+                    <pic:cNvPicPr/>
+                  </pic:nvPicPr>
+                  <pic:blipFill>
+                    <a:blip r:embed="rId11"/>
+                    <a:stretch>
+                      <a:fillRect/>
+                    </a:stretch>
+                  </pic:blipFill>
+                  <pic:spPr>
+                    <a:xfrm>
+                      <a:off x="0" y="0"/>
+                      <a:ext cx="5486400" cy="2834640"/>
+                    </a:xfrm>
+                    <a:prstGeom prst="rect"/>
+                  </pic:spPr>
+                </pic:pic>
+              </a:graphicData>
+            </a:graphic>
+          </wp:inline>
+        </w:drawing>
+      </w:r>
+    </w:p>
+    <w:p>
+      <w:pPr>
+        <w:spacing w:line="336" w:lineRule="auto" w:after="180"/>
+      </w:pPr>
+      <w:r>
+        <w:rPr>
+          <w:b w:val="0"/>
+        </w:rPr>
+        <w:t>A fictional library records five book-</w:t>
+      </w:r>
+      <w:r>
+        <w:rPr>
+          <w:b/>
+        </w:rPr>
+        <w:t>process</w:t>
+      </w:r>
+      <w:r>
+        <w:rPr>
+          <w:b w:val="0"/>
+        </w:rPr>
+        <w:t xml:space="preserve">ing times in minutes. Supplied facts: Sorted times: 2,3,3,4,18. All are recorded measurements; no </w:t>
+      </w:r>
+      <w:r>
+        <w:rPr>
+          <w:b/>
+        </w:rPr>
+        <w:t>evidence</w:t>
+      </w:r>
+      <w:r>
+        <w:rPr>
+          <w:b w:val="0"/>
+        </w:rPr>
+        <w:t xml:space="preserve"> yet shows 18 is a mistake.</w:t>
+      </w:r>
+    </w:p>
+    <w:p>
+      <w:pPr>
+        <w:spacing w:line="336" w:lineRule="auto" w:after="180"/>
+        <w:shd w:fill="F5F1FB"/>
+      </w:pPr>
+      <w:r>
+        <w:rPr>
+          <w:b w:val="0"/>
+        </w:rPr>
+        <w:t>Point to the given fact that matters most. Explain why it matters.</w:t>
+      </w:r>
+    </w:p>
+    <w:p>
+      <w:pPr>
+        <w:pStyle w:val="Heading3"/>
+      </w:pPr>
+      <w:r>
+        <w:t>Discuss while showing the picture</w:t>
+      </w:r>
+    </w:p>
+    <w:p>
+      <w:pPr>
+        <w:spacing w:line="336" w:lineRule="auto" w:after="180"/>
+        <w:shd w:fill="F1F6F8"/>
+      </w:pPr>
+      <w:r>
+        <w:rPr>
+          <w:b w:val="0"/>
+        </w:rPr>
+        <w:t>Teacher prompt: Point to the given fact that matters most. Explain why it matters. Ask learners to describe one label or arrow in ordinary words. Use the adjacent transcript if the image is difficult to see.</w:t>
+      </w:r>
+    </w:p>
+    <w:p>
+      <w:pPr>
+        <w:pStyle w:val="Heading3"/>
+      </w:pPr>
+      <w:r>
+        <w:t>02. Follow the deciding steps</w:t>
+      </w:r>
+    </w:p>
+    <w:p>
+      <w:r>
+        <w:drawing>
+          <wp:inline xmlns:a="http://schemas.openxmlformats.org/drawingml/2006/main" xmlns:pic="http://schemas.openxmlformats.org/drawingml/2006/picture">
+            <wp:extent cx="5486400" cy="4005072"/>
+            <wp:docPr id="4" name="Picture 4" descr="Mean: Sum 30; divide by 5: mean 6 minutes. → Median: The middle of five sorted values is 3 minutes. → Investigate 18: Check the source record and whether an unusually slow task occurred. → Document repair: Change a value only if evidence supports a correction; preserve the raw record."/>
+            <wp:cNvGraphicFramePr>
+              <a:graphicFrameLocks noChangeAspect="1"/>
+            </wp:cNvGraphicFramePr>
+            <a:graphic>
+              <a:graphicData uri="http://schemas.openxmlformats.org/drawingml/2006/picture">
+                <pic:pic>
+                  <pic:nvPicPr>
+                    <pic:cNvPr id="0" name="academy-story-ai-2-17-02.png"/>
+                    <pic:cNvPicPr/>
+                  </pic:nvPicPr>
+                  <pic:blipFill>
+                    <a:blip r:embed="rId12"/>
+                    <a:stretch>
+                      <a:fillRect/>
+                    </a:stretch>
+                  </pic:blipFill>
+                  <pic:spPr>
+                    <a:xfrm>
+                      <a:off x="0" y="0"/>
+                      <a:ext cx="5486400" cy="4005072"/>
+                    </a:xfrm>
+                    <a:prstGeom prst="rect"/>
+                  </pic:spPr>
+                </pic:pic>
+              </a:graphicData>
+            </a:graphic>
+          </wp:inline>
+        </w:drawing>
+      </w:r>
+    </w:p>
+    <w:p>
+      <w:pPr>
+        <w:spacing w:line="336" w:lineRule="auto" w:after="180"/>
+      </w:pPr>
+      <w:r>
+        <w:rPr>
+          <w:b/>
+        </w:rPr>
+        <w:t>Mean</w:t>
+      </w:r>
+      <w:r>
+        <w:rPr>
+          <w:b w:val="0"/>
+        </w:rPr>
+        <w:t xml:space="preserve">: Sum 30; divide by 5: </w:t>
+      </w:r>
+      <w:r>
+        <w:rPr>
+          <w:b/>
+        </w:rPr>
+        <w:t>mean</w:t>
+      </w:r>
+      <w:r>
+        <w:rPr>
+          <w:b w:val="0"/>
+        </w:rPr>
+        <w:t xml:space="preserve"> 6 minutes. → </w:t>
+      </w:r>
+      <w:r>
+        <w:rPr>
+          <w:b/>
+        </w:rPr>
+        <w:t>Median</w:t>
+      </w:r>
+      <w:r>
+        <w:rPr>
+          <w:b w:val="0"/>
+        </w:rPr>
+        <w:t xml:space="preserve">: The middle of five sorted values is 3 minutes. → </w:t>
+      </w:r>
+      <w:r>
+        <w:rPr>
+          <w:b/>
+        </w:rPr>
+        <w:t>Investigate</w:t>
+      </w:r>
+      <w:r>
+        <w:rPr>
+          <w:b w:val="0"/>
+        </w:rPr>
+        <w:t xml:space="preserve"> 18: Check the source record and whether an unusually slow task occurred. → Document repair: Change a value only if </w:t>
+      </w:r>
+      <w:r>
+        <w:rPr>
+          <w:b/>
+        </w:rPr>
+        <w:t>evidence</w:t>
+      </w:r>
+      <w:r>
+        <w:rPr>
+          <w:b w:val="0"/>
+        </w:rPr>
+        <w:t xml:space="preserve"> supports a correction; preserve the raw record.</w:t>
+      </w:r>
+    </w:p>
+    <w:p>
+      <w:pPr>
+        <w:spacing w:line="336" w:lineRule="auto" w:after="180"/>
+        <w:shd w:fill="F5F1FB"/>
+      </w:pPr>
+      <w:r>
+        <w:rPr>
+          <w:b w:val="0"/>
+        </w:rPr>
+        <w:t xml:space="preserve">Point to each numbered stage and explain which recorded </w:t>
+      </w:r>
+      <w:r>
+        <w:rPr>
+          <w:b/>
+        </w:rPr>
+        <w:t>input</w:t>
+      </w:r>
+      <w:r>
+        <w:rPr>
+          <w:b w:val="0"/>
+        </w:rPr>
+        <w:t xml:space="preserve"> it uses.</w:t>
+      </w:r>
+    </w:p>
+    <w:p>
+      <w:pPr>
+        <w:pStyle w:val="Heading3"/>
+      </w:pPr>
+      <w:r>
+        <w:t>Discuss while showing the picture</w:t>
+      </w:r>
+    </w:p>
+    <w:p>
+      <w:pPr>
+        <w:spacing w:line="336" w:lineRule="auto" w:after="180"/>
+        <w:shd w:fill="F1F6F8"/>
+      </w:pPr>
+      <w:r>
+        <w:rPr>
+          <w:b w:val="0"/>
+        </w:rPr>
+        <w:t xml:space="preserve">Teacher prompt: Point to each numbered stage and explain which recorded </w:t>
+      </w:r>
+      <w:r>
+        <w:rPr>
+          <w:b/>
+        </w:rPr>
+        <w:t>input</w:t>
+      </w:r>
+      <w:r>
+        <w:rPr>
+          <w:b w:val="0"/>
+        </w:rPr>
+        <w:t xml:space="preserve"> it uses. Ask learners to describe one label or arrow in ordinary words. Use the adjacent transcript if the image is difficult to see.</w:t>
+      </w:r>
+    </w:p>
+    <w:p>
+      <w:pPr>
+        <w:pStyle w:val="Heading3"/>
+      </w:pPr>
+      <w:r>
+        <w:t>03. Retain unusual recorded measurements</w:t>
+      </w:r>
+    </w:p>
+    <w:p>
+      <w:r>
+        <w:drawing>
+          <wp:inline xmlns:a="http://schemas.openxmlformats.org/drawingml/2006/main" xmlns:pic="http://schemas.openxmlformats.org/drawingml/2006/picture">
+            <wp:extent cx="5486400" cy="3938016"/>
+            <wp:docPr id="5" name="Picture 5" descr="Retain unusual recorded measurements. Units: minutes. Task 1: 2. Task 2: 3. Task 3: 3. Task 4: 4. Task 5: 18."/>
+            <wp:cNvGraphicFramePr>
+              <a:graphicFrameLocks noChangeAspect="1"/>
+            </wp:cNvGraphicFramePr>
+            <a:graphic>
+              <a:graphicData uri="http://schemas.openxmlformats.org/drawingml/2006/picture">
+                <pic:pic>
+                  <pic:nvPicPr>
+                    <pic:cNvPr id="0" name="academy-story-ai-2-17-03.png"/>
+                    <pic:cNvPicPr/>
+                  </pic:nvPicPr>
+                  <pic:blipFill>
+                    <a:blip r:embed="rId13"/>
+                    <a:stretch>
+                      <a:fillRect/>
+                    </a:stretch>
+                  </pic:blipFill>
+                  <pic:spPr>
+                    <a:xfrm>
+                      <a:off x="0" y="0"/>
+                      <a:ext cx="5486400" cy="3938016"/>
+                    </a:xfrm>
+                    <a:prstGeom prst="rect"/>
+                  </pic:spPr>
+                </pic:pic>
+              </a:graphicData>
+            </a:graphic>
+          </wp:inline>
+        </w:drawing>
+      </w:r>
+    </w:p>
+    <w:p>
+      <w:pPr>
+        <w:spacing w:line="336" w:lineRule="auto" w:after="180"/>
+      </w:pPr>
+      <w:r>
+        <w:rPr>
+          <w:b w:val="0"/>
+        </w:rPr>
+        <w:t>Retain unusual recorded measurements. Units: minutes. Task 1: 2. Task 2: 3. Task 3: 3. Task 4: 4. Task 5: 18.</w:t>
+      </w:r>
+    </w:p>
+    <w:p>
+      <w:pPr>
+        <w:spacing w:line="336" w:lineRule="auto" w:after="180"/>
+        <w:shd w:fill="F5F1FB"/>
+      </w:pPr>
+      <w:r>
+        <w:rPr>
+          <w:b w:val="0"/>
+        </w:rPr>
+        <w:t>Read the labels and values. Explain the relationship the model shows.</w:t>
+      </w:r>
+    </w:p>
+    <w:p>
+      <w:pPr>
+        <w:pStyle w:val="Heading3"/>
+      </w:pPr>
+      <w:r>
+        <w:t>Discuss while showing the picture</w:t>
+      </w:r>
+    </w:p>
+    <w:p>
+      <w:pPr>
+        <w:spacing w:line="336" w:lineRule="auto" w:after="180"/>
+        <w:shd w:fill="F1F6F8"/>
+      </w:pPr>
+      <w:r>
+        <w:rPr>
+          <w:b w:val="0"/>
+        </w:rPr>
+        <w:t>Teacher prompt: Read the labels and values. Explain the relationship the model shows. Ask learners to describe one label or arrow in ordinary words. Use the adjacent transcript if the image is difficult to see.</w:t>
+      </w:r>
+    </w:p>
+    <w:p>
+      <w:pPr>
+        <w:spacing w:line="336" w:lineRule="auto" w:after="180"/>
+        <w:shd w:fill="F1F6F8"/>
+      </w:pPr>
+      <w:r>
+        <w:rPr>
+          <w:b w:val="0"/>
+        </w:rPr>
+        <w:t xml:space="preserve">Check row/column </w:t>
+      </w:r>
+      <w:r>
+        <w:rPr>
+          <w:b/>
+        </w:rPr>
+        <w:t>mean</w:t>
+      </w:r>
+      <w:r>
+        <w:rPr>
+          <w:b w:val="0"/>
+        </w:rPr>
+        <w:t>ings, units and denominators before discussing a difference. Supplied toy values are not real class or model results.</w:t>
+      </w:r>
+    </w:p>
+    <w:p>
+      <w:pPr>
+        <w:pStyle w:val="Heading3"/>
+      </w:pPr>
+      <w:r>
+        <w:t>04. Change one thing. Trace what follows.</w:t>
+      </w:r>
+    </w:p>
+    <w:p>
+      <w:r>
+        <w:drawing>
+          <wp:inline xmlns:a="http://schemas.openxmlformats.org/drawingml/2006/main" xmlns:pic="http://schemas.openxmlformats.org/drawingml/2006/picture">
+            <wp:extent cx="5486400" cy="3026664"/>
+            <wp:docPr id="6" name="Picture 6" descr="Original case: Change a value only if evidence supports a correction; preserve the raw record. Changed condition: An authorised log confirms 18 was a transcription error for 3. Expected result: Corrected mean is 3 minutes and median is 3. Reason: Values become 2,3,3,4,3 with sum 15; sorted middle remains 3."/>
+            <wp:cNvGraphicFramePr>
+              <a:graphicFrameLocks noChangeAspect="1"/>
+            </wp:cNvGraphicFramePr>
+            <a:graphic>
+              <a:graphicData uri="http://schemas.openxmlformats.org/drawingml/2006/picture">
+                <pic:pic>
+                  <pic:nvPicPr>
+                    <pic:cNvPr id="0" name="academy-story-ai-2-17-04.png"/>
+                    <pic:cNvPicPr/>
+                  </pic:nvPicPr>
+                  <pic:blipFill>
+                    <a:blip r:embed="rId14"/>
+                    <a:stretch>
+                      <a:fillRect/>
+                    </a:stretch>
+                  </pic:blipFill>
+                  <pic:spPr>
+                    <a:xfrm>
+                      <a:off x="0" y="0"/>
+                      <a:ext cx="5486400" cy="3026664"/>
+                    </a:xfrm>
+                    <a:prstGeom prst="rect"/>
+                  </pic:spPr>
+                </pic:pic>
+              </a:graphicData>
+            </a:graphic>
+          </wp:inline>
+        </w:drawing>
+      </w:r>
+    </w:p>
+    <w:p>
+      <w:pPr>
+        <w:spacing w:line="336" w:lineRule="auto" w:after="180"/>
+      </w:pPr>
+      <w:r>
+        <w:rPr>
+          <w:b w:val="0"/>
+        </w:rPr>
+        <w:t xml:space="preserve">Original case: Change a value only if </w:t>
+      </w:r>
+      <w:r>
+        <w:rPr>
+          <w:b/>
+        </w:rPr>
+        <w:t>evidence</w:t>
+      </w:r>
+      <w:r>
+        <w:rPr>
+          <w:b w:val="0"/>
+        </w:rPr>
+        <w:t xml:space="preserve"> supports a correction; preserve the raw record. Changed condition: An authorised log confirms 18 was a transcription error for 3.</w:t>
+      </w:r>
+    </w:p>
+    <w:p>
+      <w:pPr>
+        <w:spacing w:line="336" w:lineRule="auto" w:after="180"/>
+      </w:pPr>
+      <w:r>
+        <w:rPr>
+          <w:b w:val="0"/>
+        </w:rPr>
+        <w:t xml:space="preserve">Expected result: Corrected </w:t>
+      </w:r>
+      <w:r>
+        <w:rPr>
+          <w:b/>
+        </w:rPr>
+        <w:t>mean</w:t>
+      </w:r>
+      <w:r>
+        <w:rPr>
+          <w:b w:val="0"/>
+        </w:rPr>
+        <w:t xml:space="preserve"> is 3 minutes and </w:t>
+      </w:r>
+      <w:r>
+        <w:rPr>
+          <w:b/>
+        </w:rPr>
+        <w:t>median</w:t>
+      </w:r>
+      <w:r>
+        <w:rPr>
+          <w:b w:val="0"/>
+        </w:rPr>
+        <w:t xml:space="preserve"> is 3. Reason: Values become 2,3,3,4,3 with sum 15; sorted middle remains 3.</w:t>
+      </w:r>
+    </w:p>
+    <w:p>
+      <w:pPr>
+        <w:spacing w:line="336" w:lineRule="auto" w:after="180"/>
+        <w:shd w:fill="F5F1FB"/>
+      </w:pPr>
+      <w:r>
+        <w:rPr>
+          <w:b w:val="0"/>
+        </w:rPr>
+        <w:t>Predict before checking the worked changed-case result. Name what changed and what the supplied facts allow you to conclude.</w:t>
+      </w:r>
+    </w:p>
+    <w:p>
+      <w:pPr>
+        <w:pStyle w:val="Heading3"/>
+      </w:pPr>
+      <w:r>
+        <w:t>Discuss while showing the picture</w:t>
+      </w:r>
+    </w:p>
+    <w:p>
+      <w:pPr>
+        <w:spacing w:line="336" w:lineRule="auto" w:after="180"/>
+        <w:shd w:fill="F1F6F8"/>
+      </w:pPr>
+      <w:r>
+        <w:rPr>
+          <w:b w:val="0"/>
+        </w:rPr>
+        <w:t>Teacher prompt: Predict before checking the worked changed-case result. Name what changed and what the supplied facts allow you to conclude. Ask learners to describe one label or arrow in ordinary words.</w:t>
+      </w:r>
+    </w:p>
+    <w:p>
+      <w:pPr>
+        <w:spacing w:line="336" w:lineRule="auto" w:after="180"/>
+        <w:shd w:fill="F1F6F8"/>
+      </w:pPr>
+      <w:r>
+        <w:rPr>
+          <w:b w:val="0"/>
+        </w:rPr>
+        <w:t>Use the adjacent transcript if the image is difficult to see. Changed-case reasoning: Values become 2,3,3,4,3 with sum 15; sorted middle remains 3.</w:t>
+      </w:r>
+    </w:p>
+    <w:p>
+      <w:pPr>
+        <w:pStyle w:val="Heading3"/>
+      </w:pPr>
+      <w:r>
+        <w:t>05. Connect the explanation to its limit</w:t>
+      </w:r>
+    </w:p>
+    <w:p>
+      <w:r>
+        <w:drawing>
+          <wp:inline xmlns:a="http://schemas.openxmlformats.org/drawingml/2006/main" xmlns:pic="http://schemas.openxmlformats.org/drawingml/2006/picture">
+            <wp:extent cx="5486400" cy="2834640"/>
+            <wp:docPr id="7" name="Picture 7" descr="The mean uses every value and is pulled upward by 18. The median identifies the middle recorded time and stays at 3. Neither statistic declares the unusual observation invalid. Deleting it simply because it changes the mean would hide potentially real slow work and change the question being answered. Limit: Five task times do not estimate all library processing times reliably or prove which summary suits every decision."/>
+            <wp:cNvGraphicFramePr>
+              <a:graphicFrameLocks noChangeAspect="1"/>
+            </wp:cNvGraphicFramePr>
+            <a:graphic>
+              <a:graphicData uri="http://schemas.openxmlformats.org/drawingml/2006/picture">
+                <pic:pic>
+                  <pic:nvPicPr>
+                    <pic:cNvPr id="0" name="academy-story-ai-2-17-05.png"/>
+                    <pic:cNvPicPr/>
+                  </pic:nvPicPr>
+                  <pic:blipFill>
+                    <a:blip r:embed="rId15"/>
+                    <a:stretch>
+                      <a:fillRect/>
+                    </a:stretch>
+                  </pic:blipFill>
+                  <pic:spPr>
+                    <a:xfrm>
+                      <a:off x="0" y="0"/>
+                      <a:ext cx="5486400" cy="2834640"/>
+                    </a:xfrm>
+                    <a:prstGeom prst="rect"/>
+                  </pic:spPr>
+                </pic:pic>
+              </a:graphicData>
+            </a:graphic>
+          </wp:inline>
+        </w:drawing>
+      </w:r>
+    </w:p>
+    <w:p>
+      <w:pPr>
+        <w:spacing w:line="336" w:lineRule="auto" w:after="180"/>
+      </w:pPr>
+      <w:r>
+        <w:rPr>
+          <w:b w:val="0"/>
+        </w:rPr>
+        <w:t xml:space="preserve">The </w:t>
+      </w:r>
+      <w:r>
+        <w:rPr>
+          <w:b/>
+        </w:rPr>
+        <w:t>mean</w:t>
+      </w:r>
+      <w:r>
+        <w:rPr>
+          <w:b w:val="0"/>
+        </w:rPr>
+        <w:t xml:space="preserve"> uses every value and is pulled upward by 18. The </w:t>
+      </w:r>
+      <w:r>
+        <w:rPr>
+          <w:b/>
+        </w:rPr>
+        <w:t>median</w:t>
+      </w:r>
+      <w:r>
+        <w:rPr>
+          <w:b w:val="0"/>
+        </w:rPr>
+        <w:t xml:space="preserve"> identifies the middle recorded time and stays at 3. Neither statistic declares the unusual </w:t>
+      </w:r>
+      <w:r>
+        <w:rPr>
+          <w:b/>
+        </w:rPr>
+        <w:t>observation</w:t>
+      </w:r>
+      <w:r>
+        <w:rPr>
+          <w:b w:val="0"/>
+        </w:rPr>
+        <w:t xml:space="preserve"> invalid.</w:t>
+      </w:r>
+    </w:p>
+    <w:p>
+      <w:pPr>
+        <w:spacing w:line="336" w:lineRule="auto" w:after="180"/>
+      </w:pPr>
+      <w:r>
+        <w:rPr>
+          <w:b w:val="0"/>
+        </w:rPr>
+        <w:t xml:space="preserve">Deleting it simply because it changes the </w:t>
+      </w:r>
+      <w:r>
+        <w:rPr>
+          <w:b/>
+        </w:rPr>
+        <w:t>mean</w:t>
+      </w:r>
+      <w:r>
+        <w:rPr>
+          <w:b w:val="0"/>
+        </w:rPr>
+        <w:t xml:space="preserve"> would hide potentially real slow work and change the question being answered.</w:t>
+      </w:r>
+    </w:p>
+    <w:p>
+      <w:pPr>
+        <w:spacing w:line="336" w:lineRule="auto" w:after="180"/>
+      </w:pPr>
+      <w:r>
+        <w:rPr>
+          <w:b w:val="0"/>
+        </w:rPr>
+        <w:t xml:space="preserve">Limit: Five task times do not estimate all library </w:t>
+      </w:r>
+      <w:r>
+        <w:rPr>
+          <w:b/>
+        </w:rPr>
+        <w:t>process</w:t>
+      </w:r>
+      <w:r>
+        <w:rPr>
+          <w:b w:val="0"/>
+        </w:rPr>
+        <w:t>ing times reliably or prove which summary suits every decision.</w:t>
+      </w:r>
+    </w:p>
+    <w:p>
+      <w:pPr>
+        <w:spacing w:line="336" w:lineRule="auto" w:after="180"/>
+        <w:shd w:fill="F5F1FB"/>
+      </w:pPr>
+      <w:r>
+        <w:rPr>
+          <w:b w:val="0"/>
+        </w:rPr>
+        <w:t>Explain the case, then point to a limit on the claim.</w:t>
+      </w:r>
+    </w:p>
+    <w:p>
+      <w:pPr>
+        <w:pStyle w:val="Heading3"/>
+      </w:pPr>
+      <w:r>
+        <w:t>Discuss while showing the picture</w:t>
+      </w:r>
+    </w:p>
+    <w:p>
+      <w:pPr>
+        <w:spacing w:line="336" w:lineRule="auto" w:after="180"/>
+        <w:shd w:fill="F1F6F8"/>
+      </w:pPr>
+      <w:r>
+        <w:rPr>
+          <w:b w:val="0"/>
+        </w:rPr>
+        <w:t>Teacher prompt: Explain the case, then point to a limit on the claim. Ask learners to describe one label or arrow in ordinary words. Use the adjacent transcript if the image is difficult to see.</w:t>
+      </w:r>
+    </w:p>
+    <w:p>
+      <w:pPr>
+        <w:spacing w:line="336" w:lineRule="auto" w:after="180"/>
+        <w:shd w:fill="F1F6F8"/>
+      </w:pPr>
+      <w:r>
+        <w:rPr>
+          <w:b w:val="0"/>
+        </w:rPr>
+        <w:t xml:space="preserve">Keep the stated scope: Five task times do not estimate all library </w:t>
+      </w:r>
+      <w:r>
+        <w:rPr>
+          <w:b/>
+        </w:rPr>
+        <w:t>process</w:t>
+      </w:r>
+      <w:r>
+        <w:rPr>
+          <w:b w:val="0"/>
+        </w:rPr>
+        <w:t>ing times reliably or prove which summary suits every decision.</w:t>
+      </w:r>
+    </w:p>
+    <w:p>
+      <w:pPr>
+        <w:pStyle w:val="Heading3"/>
+      </w:pPr>
+      <w:r>
+        <w:t>06. Make the idea visible in your project</w:t>
+      </w:r>
+    </w:p>
+    <w:p>
+      <w:r>
+        <w:drawing>
+          <wp:inline xmlns:a="http://schemas.openxmlformats.org/drawingml/2006/main" xmlns:pic="http://schemas.openxmlformats.org/drawingml/2006/picture">
+            <wp:extent cx="5486400" cy="3529584"/>
+            <wp:docPr id="8" name="Picture 8" descr="Investigate unusual recommender features and show evidence-backed repairs instead of removing inconvenient records. Draw your input, deciding step, result and limit. Supported question: If 18 was genuine, which summary better describes the middle observed task, and what extra fact should be shown?"/>
+            <wp:cNvGraphicFramePr>
+              <a:graphicFrameLocks noChangeAspect="1"/>
+            </wp:cNvGraphicFramePr>
+            <a:graphic>
+              <a:graphicData uri="http://schemas.openxmlformats.org/drawingml/2006/picture">
+                <pic:pic>
+                  <pic:nvPicPr>
+                    <pic:cNvPr id="0" name="academy-story-ai-2-17-06.png"/>
+                    <pic:cNvPicPr/>
+                  </pic:nvPicPr>
+                  <pic:blipFill>
+                    <a:blip r:embed="rId16"/>
+                    <a:stretch>
+                      <a:fillRect/>
+                    </a:stretch>
+                  </pic:blipFill>
+                  <pic:spPr>
+                    <a:xfrm>
+                      <a:off x="0" y="0"/>
+                      <a:ext cx="5486400" cy="3529584"/>
+                    </a:xfrm>
+                    <a:prstGeom prst="rect"/>
+                  </pic:spPr>
+                </pic:pic>
+              </a:graphicData>
+            </a:graphic>
+          </wp:inline>
+        </w:drawing>
+      </w:r>
+    </w:p>
+    <w:p>
+      <w:pPr>
+        <w:spacing w:line="336" w:lineRule="auto" w:after="180"/>
+      </w:pPr>
+      <w:r>
+        <w:rPr>
+          <w:b/>
+        </w:rPr>
+        <w:t>Investigate</w:t>
+      </w:r>
+      <w:r>
+        <w:rPr>
+          <w:b w:val="0"/>
+        </w:rPr>
+        <w:t xml:space="preserve"> unusual recommender features and show </w:t>
+      </w:r>
+      <w:r>
+        <w:rPr>
+          <w:b/>
+        </w:rPr>
+        <w:t>evidence</w:t>
+      </w:r>
+      <w:r>
+        <w:rPr>
+          <w:b w:val="0"/>
+        </w:rPr>
+        <w:t xml:space="preserve">-backed repairs instead of removing inconvenient records. Draw your </w:t>
+      </w:r>
+      <w:r>
+        <w:rPr>
+          <w:b/>
+        </w:rPr>
+        <w:t>input</w:t>
+      </w:r>
+      <w:r>
+        <w:rPr>
+          <w:b w:val="0"/>
+        </w:rPr>
+        <w:t>, deciding step, result and limit.</w:t>
+      </w:r>
+    </w:p>
+    <w:p>
+      <w:pPr>
+        <w:spacing w:line="336" w:lineRule="auto" w:after="180"/>
+      </w:pPr>
+      <w:r>
+        <w:rPr>
+          <w:b w:val="0"/>
+        </w:rPr>
+        <w:t>Supported question: If 18 was genuine, which summary better describes the middle observed task, and what extra fact should be shown?</w:t>
+      </w:r>
+    </w:p>
+    <w:p>
+      <w:pPr>
+        <w:spacing w:line="336" w:lineRule="auto" w:after="180"/>
+        <w:shd w:fill="F5F1FB"/>
+      </w:pPr>
+      <w:r>
+        <w:rPr>
+          <w:b w:val="0"/>
+        </w:rPr>
+        <w:t xml:space="preserve">Draw your project trace and justify the deciding step using </w:t>
+      </w:r>
+      <w:r>
+        <w:rPr>
+          <w:b/>
+        </w:rPr>
+        <w:t>evidence</w:t>
+      </w:r>
+      <w:r>
+        <w:rPr>
+          <w:b w:val="0"/>
+        </w:rPr>
+        <w:t>.</w:t>
+      </w:r>
+    </w:p>
+    <w:p>
+      <w:pPr>
+        <w:pStyle w:val="Heading3"/>
+      </w:pPr>
+      <w:r>
+        <w:t>Discuss while showing the picture</w:t>
+      </w:r>
+    </w:p>
+    <w:p>
+      <w:pPr>
+        <w:spacing w:line="336" w:lineRule="auto" w:after="180"/>
+        <w:shd w:fill="F1F6F8"/>
+      </w:pPr>
+      <w:r>
+        <w:rPr>
+          <w:b w:val="0"/>
+        </w:rPr>
+        <w:t xml:space="preserve">Teacher prompt: Draw your project trace and justify the deciding step using </w:t>
+      </w:r>
+      <w:r>
+        <w:rPr>
+          <w:b/>
+        </w:rPr>
+        <w:t>evidence</w:t>
+      </w:r>
+      <w:r>
+        <w:rPr>
+          <w:b w:val="0"/>
+        </w:rPr>
+        <w:t>. Ask learners to describe one label or arrow in ordinary words. Use the adjacent transcript if the image is difficult to see.</w:t>
+      </w:r>
+    </w:p>
+    <w:p>
+      <w:pPr>
+        <w:spacing w:line="336" w:lineRule="auto" w:after="180"/>
+        <w:shd w:fill="F1F6F8"/>
+      </w:pPr>
+      <w:r>
+        <w:rPr>
+          <w:b w:val="0"/>
+        </w:rPr>
+        <w:t xml:space="preserve">Supported practice key: </w:t>
+      </w:r>
+      <w:r>
+        <w:rPr>
+          <w:b/>
+        </w:rPr>
+        <w:t>Median</w:t>
+      </w:r>
+      <w:r>
+        <w:rPr>
+          <w:b w:val="0"/>
+        </w:rPr>
+        <w:t xml:space="preserve"> 3 describes the middle; also report the unusual 18-minute task and the </w:t>
+      </w:r>
+      <w:r>
+        <w:rPr>
+          <w:b/>
+        </w:rPr>
+        <w:t>mean</w:t>
+      </w:r>
+      <w:r>
+        <w:rPr>
+          <w:b w:val="0"/>
+        </w:rPr>
+        <w:t xml:space="preserve"> 6 rather than concealing spread.</w:t>
       </w:r>
     </w:p>
     <w:sectPr>

--- a/downloads/teacher/ai-2-week-17.docx
+++ b/downloads/teacher/ai-2-week-17.docx
@@ -143,7 +143,7 @@
           </w:tcPr>
           <w:p>
             <w:r>
-              <w:t>Sections 1–6; record the brief recall in the workbook.</w:t>
+              <w:t>Use Your mission, Notice the evidence, See how it works, Compare the cases, Words that unlock the idea and Follow a worked example; record the brief recall in the workbook.</w:t>
             </w:r>
           </w:p>
         </w:tc>
@@ -175,7 +175,7 @@
           </w:tcPr>
           <w:p>
             <w:r>
-              <w:t>Sections 7–10; use the matching workbook W2 and misconception check.</w:t>
+              <w:t>Use Find and repair a mistake, Practise together, Run the investigation and Build your understanding; use the matching workbook W2 and misconception check.</w:t>
             </w:r>
           </w:p>
         </w:tc>
@@ -207,7 +207,7 @@
           </w:tcPr>
           <w:p>
             <w:r>
-              <w:t>Sections 9 and 11–14. Give extra time to finish the full task set; use Section 15 when the week includes a coding lab.</w:t>
+              <w:t>Use Run the investigation, Connect your project, Show what you know, Study a complete case and Try a new case independently. Allow extra time for the full task set. Use a coding lab only when this week actually provides one; Your lesson route is the planning section.</w:t>
             </w:r>
           </w:p>
         </w:tc>
@@ -5841,7 +5841,7 @@
           </w:tcPr>
           <w:p>
             <w:r>
-              <w:t>Sections 1–6; record the brief recall in the workbook.</w:t>
+              <w:t>Use Your mission, Notice the evidence, See how it works, Compare the cases, Words that unlock the idea and Follow a worked example; record the brief recall in the workbook.</w:t>
             </w:r>
           </w:p>
         </w:tc>
@@ -5873,7 +5873,7 @@
           </w:tcPr>
           <w:p>
             <w:r>
-              <w:t>Sections 7–10; use the matching workbook W2 and misconception check.</w:t>
+              <w:t>Use Find and repair a mistake, Practise together, Run the investigation and Build your understanding; use the matching workbook W2 and misconception check.</w:t>
             </w:r>
           </w:p>
         </w:tc>
@@ -5905,7 +5905,7 @@
           </w:tcPr>
           <w:p>
             <w:r>
-              <w:t>Sections 9 and 11–14. Give extra time to finish the full task set; use Section 15 when the week includes a coding lab.</w:t>
+              <w:t>Use Run the investigation, Connect your project, Show what you know, Study a complete case and Try a new case independently. Allow extra time for the full task set. Use a coding lab only when this week actually provides one; Your lesson route is the planning section.</w:t>
             </w:r>
           </w:p>
         </w:tc>

--- a/downloads/teacher/ai-2-week-17.docx
+++ b/downloads/teacher/ai-2-week-17.docx
@@ -25,20 +25,38 @@
         <w:pStyle w:val="Heading1"/>
       </w:pPr>
       <w:r>
-        <w:t>01. Noise and Outliers</w:t>
-      </w:r>
-    </w:p>
-    <w:p>
-      <w:r>
-        <w:t>Prepare Noise and Outliers: check the target, prerequisites, resources and adaptable teaching schedule.</w:t>
-      </w:r>
-    </w:p>
-    <w:p>
-      <w:pPr>
-        <w:pStyle w:val="Heading3"/>
-      </w:pPr>
-      <w:r>
-        <w:t>Teach the learning cycle</w:t>
+        <w:t>Teach arithmetic and data decisions with separate evidence.</w:t>
+      </w:r>
+    </w:p>
+    <w:p>
+      <w:r>
+        <w:t>Supply all records and scripts, distinguish the two replacement scenarios and reserve the fresh list for assessment.</w:t>
+      </w:r>
+    </w:p>
+    <w:p>
+      <w:r>
+        <w:t>Require a sum and denominator for the mean, sorting for the median and provenance for a repair.</w:t>
+      </w:r>
+    </w:p>
+    <w:p>
+      <w:pPr>
+        <w:pStyle w:val="Heading1"/>
+      </w:pPr>
+      <w:r>
+        <w:t>01. Prepare this connected week</w:t>
+      </w:r>
+    </w:p>
+    <w:p>
+      <w:r>
+        <w:t>Use one main plan and keep practice separate from the independent first attempt.</w:t>
+      </w:r>
+    </w:p>
+    <w:p>
+      <w:pPr>
+        <w:pStyle w:val="Heading2"/>
+      </w:pPr>
+      <w:r>
+        <w:t>Learning goal and precision</w:t>
       </w:r>
     </w:p>
     <w:p>
@@ -68,6 +86,135 @@
           <w:b/>
         </w:rPr>
         <w:t>median</w:t>
+      </w:r>
+    </w:p>
+    <w:p>
+      <w:pPr>
+        <w:spacing w:line="336" w:lineRule="auto" w:after="180"/>
+      </w:pPr>
+      <w:r>
+        <w:rPr>
+          <w:b w:val="0"/>
+        </w:rPr>
+        <w:t>Teach Week 17 as a two-session investigation using fictional data. Five fictional activity durations are 2, 3, 3, 4 and 18 minutes. Most are near 3, but one is much longer. Different summaries reveal different aspects.</w:t>
+      </w:r>
+    </w:p>
+    <w:p>
+      <w:pPr>
+        <w:spacing w:line="336" w:lineRule="auto" w:after="180"/>
+      </w:pPr>
+      <w:r>
+        <w:rPr>
+          <w:b w:val="0"/>
+        </w:rPr>
+        <w:t>Keep all values while investigating whether 18 is a genuine long activity or a recording error. Assess the three stated outcomes through the independent task, not by copying the worked result.</w:t>
+      </w:r>
+    </w:p>
+    <w:p>
+      <w:pPr>
+        <w:spacing w:line="336" w:lineRule="auto" w:after="180"/>
+      </w:pPr>
+      <w:r>
+        <w:rPr>
+          <w:b w:val="0"/>
+        </w:rPr>
+        <w:t xml:space="preserve">By the end, I can calculate </w:t>
+      </w:r>
+      <w:r>
+        <w:rPr>
+          <w:b/>
+        </w:rPr>
+        <w:t>mean</w:t>
+      </w:r>
+      <w:r>
+        <w:rPr>
+          <w:b w:val="0"/>
+        </w:rPr>
+        <w:t xml:space="preserve"> and </w:t>
+      </w:r>
+      <w:r>
+        <w:rPr>
+          <w:b/>
+        </w:rPr>
+        <w:t>median</w:t>
+      </w:r>
+      <w:r>
+        <w:rPr>
+          <w:b w:val="0"/>
+        </w:rPr>
+        <w:t xml:space="preserve"> and </w:t>
+      </w:r>
+      <w:r>
+        <w:rPr>
+          <w:b/>
+        </w:rPr>
+        <w:t>investigate</w:t>
+      </w:r>
+      <w:r>
+        <w:rPr>
+          <w:b w:val="0"/>
+        </w:rPr>
+        <w:t xml:space="preserve"> an </w:t>
+      </w:r>
+      <w:r>
+        <w:rPr>
+          <w:b/>
+        </w:rPr>
+        <w:t>unusual value</w:t>
+      </w:r>
+      <w:r>
+        <w:rPr>
+          <w:b w:val="0"/>
+        </w:rPr>
+        <w:t xml:space="preserve"> before changing it.</w:t>
+      </w:r>
+    </w:p>
+    <w:p>
+      <w:pPr>
+        <w:pStyle w:val="Heading2"/>
+      </w:pPr>
+      <w:r>
+        <w:t>What to prepare</w:t>
+      </w:r>
+    </w:p>
+    <w:p>
+      <w:pPr>
+        <w:pStyle w:val="ListBullet"/>
+      </w:pPr>
+      <w:r>
+        <w:t>Use the supplied scenario, student illustrations and blank paper. For numeric work, offer counters or a calculator after learners show the setup. Fictional records are supplied; personal data and paid accounts are unnecessary.</w:t>
+      </w:r>
+    </w:p>
+    <w:p>
+      <w:pPr>
+        <w:pStyle w:val="ListBullet"/>
+      </w:pPr>
+      <w:r>
+        <w:t>Python 3 editor with a fresh local practice file</w:t>
+      </w:r>
+    </w:p>
+    <w:p>
+      <w:pPr>
+        <w:pStyle w:val="ListBullet"/>
+      </w:pPr>
+      <w:r>
+        <w:t>Paper trace table and the student workbook</w:t>
+      </w:r>
+    </w:p>
+    <w:p>
+      <w:pPr>
+        <w:pStyle w:val="ListBullet"/>
+      </w:pPr>
+      <w:r>
+        <w:t>Fictional input records from this lesson; no real student identifiers</w:t>
+      </w:r>
+    </w:p>
+    <w:p>
+      <w:pPr>
+        <w:pStyle w:val="Heading2"/>
+      </w:pPr>
+      <w:r>
+        <w:t>Main teaching plan</w:t>
       </w:r>
     </w:p>
     <w:tbl>
@@ -249,9 +396,279 @@
     </w:p>
     <w:p>
       <w:pPr>
+        <w:pStyle w:val="Heading2"/>
+      </w:pPr>
+      <w:r>
+        <w:t>Opening retrieval and readiness</w:t>
+      </w:r>
+    </w:p>
+    <w:p>
+      <w:pPr>
+        <w:spacing w:line="336" w:lineRule="auto" w:after="180"/>
+      </w:pPr>
+      <w:r>
+        <w:rPr>
+          <w:b w:val="0"/>
+        </w:rPr>
+        <w:t>Without opening the old lesson, explain one key idea from Over</w:t>
+      </w:r>
+      <w:r>
+        <w:rPr>
+          <w:b/>
+        </w:rPr>
+        <w:t>fitting</w:t>
+      </w:r>
+      <w:r>
+        <w:rPr>
+          <w:b w:val="0"/>
+        </w:rPr>
+        <w:t xml:space="preserve"> Intuition. Give an example and a mistake that the idea helps you avoid.</w:t>
+      </w:r>
+    </w:p>
+    <w:p>
+      <w:pPr>
+        <w:spacing w:line="336" w:lineRule="auto" w:after="180"/>
+      </w:pPr>
+      <w:r>
+        <w:rPr>
+          <w:b w:val="0"/>
+        </w:rPr>
+        <w:t xml:space="preserve">Look for: Compare </w:t>
+      </w:r>
+      <w:r>
+        <w:rPr>
+          <w:b/>
+        </w:rPr>
+        <w:t>training</w:t>
+      </w:r>
+      <w:r>
+        <w:rPr>
+          <w:b w:val="0"/>
+        </w:rPr>
+        <w:t xml:space="preserve"> and validation </w:t>
+      </w:r>
+      <w:r>
+        <w:rPr>
+          <w:b/>
+        </w:rPr>
+        <w:t>evidence</w:t>
+      </w:r>
+      <w:r>
+        <w:rPr>
+          <w:b w:val="0"/>
+        </w:rPr>
+        <w:t xml:space="preserve"> for model capacity</w:t>
+      </w:r>
+    </w:p>
+    <w:p>
+      <w:pPr>
+        <w:spacing w:line="336" w:lineRule="auto" w:after="180"/>
+      </w:pPr>
+      <w:r>
+        <w:rPr>
+          <w:b w:val="0"/>
+        </w:rPr>
+        <w:t xml:space="preserve">Reference example, not the only acceptable wording: Teacher explanation: Choose the line with validation MAE 3. The curve </w:t>
+      </w:r>
+      <w:r>
+        <w:rPr>
+          <w:b/>
+        </w:rPr>
+        <w:t>training</w:t>
+      </w:r>
+      <w:r>
+        <w:rPr>
+          <w:b w:val="0"/>
+        </w:rPr>
+        <w:t xml:space="preserve"> MAE 0 does not compensate for validation MAE 8.</w:t>
+      </w:r>
+    </w:p>
+    <w:p>
+      <w:pPr>
+        <w:spacing w:line="336" w:lineRule="auto" w:after="180"/>
+      </w:pPr>
+      <w:r>
+        <w:rPr>
+          <w:b w:val="0"/>
+        </w:rPr>
+        <w:t>Without opening the old lesson, explain one key idea from Decision Trees. Give an example and a mistake that the idea helps you avoid.</w:t>
+      </w:r>
+    </w:p>
+    <w:p>
+      <w:pPr>
+        <w:spacing w:line="336" w:lineRule="auto" w:after="180"/>
+      </w:pPr>
+      <w:r>
+        <w:rPr>
+          <w:b w:val="0"/>
+        </w:rPr>
+        <w:t xml:space="preserve">Look for: Fit a root question and leaf </w:t>
+      </w:r>
+      <w:r>
+        <w:rPr>
+          <w:b/>
+        </w:rPr>
+        <w:t>prediction</w:t>
+      </w:r>
+      <w:r>
+        <w:rPr>
+          <w:b w:val="0"/>
+        </w:rPr>
+        <w:t xml:space="preserve">s from </w:t>
+      </w:r>
+      <w:r>
+        <w:rPr>
+          <w:b/>
+        </w:rPr>
+        <w:t>training</w:t>
+      </w:r>
+      <w:r>
+        <w:rPr>
+          <w:b w:val="0"/>
+        </w:rPr>
+        <w:t xml:space="preserve"> examples</w:t>
+      </w:r>
+    </w:p>
+    <w:p>
+      <w:pPr>
+        <w:spacing w:line="336" w:lineRule="auto" w:after="180"/>
+      </w:pPr>
+      <w:r>
+        <w:rPr>
+          <w:b w:val="0"/>
+        </w:rPr>
+        <w:t>Reference example, not the only acceptable wording: The root asks near, with branches 0 and 1. Leaves predict clear for 0 and blocked for 1. Depth is one.</w:t>
+      </w:r>
+    </w:p>
+    <w:p>
+      <w:pPr>
+        <w:spacing w:line="336" w:lineRule="auto" w:after="180"/>
+      </w:pPr>
+      <w:r>
+        <w:rPr>
+          <w:b/>
+        </w:rPr>
+        <w:t>Training</w:t>
+      </w:r>
+      <w:r>
+        <w:rPr>
+          <w:b w:val="0"/>
+        </w:rPr>
+        <w:t xml:space="preserve"> labels determined both leaf majorities and the error comparison that selected near rather than tall.</w:t>
+      </w:r>
+    </w:p>
+    <w:p>
+      <w:pPr>
+        <w:spacing w:line="336" w:lineRule="auto" w:after="180"/>
+      </w:pPr>
+      <w:r>
+        <w:rPr>
+          <w:b w:val="0"/>
+        </w:rPr>
+        <w:t xml:space="preserve">Without opening the old lesson, explain one key idea from </w:t>
+      </w:r>
+      <w:r>
+        <w:rPr>
+          <w:b/>
+        </w:rPr>
+        <w:t>Training</w:t>
+      </w:r>
+      <w:r>
+        <w:rPr>
+          <w:b w:val="0"/>
+        </w:rPr>
+        <w:t xml:space="preserve"> and Testing. Give an example and a mistake that the idea helps you avoid.</w:t>
+      </w:r>
+    </w:p>
+    <w:p>
+      <w:pPr>
+        <w:spacing w:line="336" w:lineRule="auto" w:after="180"/>
+      </w:pPr>
+      <w:r>
+        <w:rPr>
+          <w:b w:val="0"/>
+        </w:rPr>
+        <w:t xml:space="preserve">Look for: Choose a split unit that matches the intended </w:t>
+      </w:r>
+      <w:r>
+        <w:rPr>
+          <w:b/>
+        </w:rPr>
+        <w:t>prediction</w:t>
+      </w:r>
+      <w:r>
+        <w:rPr>
+          <w:b w:val="0"/>
+        </w:rPr>
+        <w:t xml:space="preserve"> claim</w:t>
+      </w:r>
+    </w:p>
+    <w:p>
+      <w:pPr>
+        <w:spacing w:line="336" w:lineRule="auto" w:after="180"/>
+      </w:pPr>
+      <w:r>
+        <w:rPr>
+          <w:b w:val="0"/>
+        </w:rPr>
+        <w:t xml:space="preserve">Reference example, not the only acceptable wording: </w:t>
+      </w:r>
+      <w:r>
+        <w:rPr>
+          <w:b/>
+        </w:rPr>
+        <w:t>Training</w:t>
+      </w:r>
+      <w:r>
+        <w:rPr>
+          <w:b w:val="0"/>
+        </w:rPr>
+        <w:t xml:space="preserve"> fits the model; validation compares development choices; test evaluates after choices are fixed.</w:t>
+      </w:r>
+    </w:p>
+    <w:p>
+      <w:pPr>
+        <w:spacing w:line="336" w:lineRule="auto" w:after="180"/>
+      </w:pPr>
+      <w:r>
+        <w:rPr>
+          <w:b w:val="0"/>
+        </w:rPr>
+        <w:t>Repeatedly selecting by the test score uses that set for development, so it is no longer an untouched final evaluation.</w:t>
+      </w:r>
+    </w:p>
+    <w:p>
+      <w:pPr>
+        <w:spacing w:line="336" w:lineRule="auto" w:after="180"/>
+      </w:pPr>
+      <w:r>
+        <w:rPr>
+          <w:b w:val="0"/>
+        </w:rPr>
+        <w:t>9.</w:t>
+      </w:r>
+    </w:p>
+    <w:p>
+      <w:pPr>
+        <w:pStyle w:val="Heading2"/>
+      </w:pPr>
+      <w:r>
+        <w:t>Earlier wording, alternatives and picture transcripts · reference / check after trying</w:t>
+      </w:r>
+    </w:p>
+    <w:p>
+      <w:pPr>
         <w:pStyle w:val="Heading3"/>
       </w:pPr>
       <w:r>
+        <w:t>Teach the learning cycle</w:t>
+      </w:r>
+    </w:p>
+    <w:p>
+      <w:pPr>
+        <w:pStyle w:val="Heading3"/>
+      </w:pPr>
+      <w:r>
         <w:t>Retrieval answer guidance</w:t>
       </w:r>
     </w:p>
@@ -265,87 +682,6 @@
     </w:p>
     <w:p>
       <w:pPr>
-        <w:spacing w:line="336" w:lineRule="auto" w:after="180"/>
-      </w:pPr>
-      <w:r>
-        <w:rPr>
-          <w:b w:val="0"/>
-        </w:rPr>
-        <w:t>Without opening the old lesson, explain one key idea from Over</w:t>
-      </w:r>
-      <w:r>
-        <w:rPr>
-          <w:b/>
-        </w:rPr>
-        <w:t>fitting</w:t>
-      </w:r>
-      <w:r>
-        <w:rPr>
-          <w:b w:val="0"/>
-        </w:rPr>
-        <w:t xml:space="preserve"> Intuition. Give an example and a mistake that the idea helps you avoid.</w:t>
-      </w:r>
-    </w:p>
-    <w:p>
-      <w:pPr>
-        <w:spacing w:line="336" w:lineRule="auto" w:after="180"/>
-      </w:pPr>
-      <w:r>
-        <w:rPr>
-          <w:b w:val="0"/>
-        </w:rPr>
-        <w:t xml:space="preserve">Look for: Compare </w:t>
-      </w:r>
-      <w:r>
-        <w:rPr>
-          <w:b/>
-        </w:rPr>
-        <w:t>training</w:t>
-      </w:r>
-      <w:r>
-        <w:rPr>
-          <w:b w:val="0"/>
-        </w:rPr>
-        <w:t xml:space="preserve"> and validation </w:t>
-      </w:r>
-      <w:r>
-        <w:rPr>
-          <w:b/>
-        </w:rPr>
-        <w:t>evidence</w:t>
-      </w:r>
-      <w:r>
-        <w:rPr>
-          <w:b w:val="0"/>
-        </w:rPr>
-        <w:t xml:space="preserve"> for model capacity</w:t>
-      </w:r>
-    </w:p>
-    <w:p>
-      <w:pPr>
-        <w:spacing w:line="336" w:lineRule="auto" w:after="180"/>
-      </w:pPr>
-      <w:r>
-        <w:rPr>
-          <w:b w:val="0"/>
-        </w:rPr>
-        <w:t xml:space="preserve">Reference example, not the only acceptable wording: Teacher explanation: Choose the line with validation MAE 3. The curve </w:t>
-      </w:r>
-      <w:r>
-        <w:rPr>
-          <w:b/>
-        </w:rPr>
-        <w:t>training</w:t>
-      </w:r>
-      <w:r>
-        <w:rPr>
-          <w:b w:val="0"/>
-        </w:rPr>
-        <w:t xml:space="preserve"> MAE 0 does not compensate for validation MAE 8.</w:t>
-      </w:r>
-    </w:p>
-    <w:p>
-      <w:pPr>
         <w:pStyle w:val="Heading3"/>
       </w:pPr>
       <w:r>
@@ -354,164 +690,10 @@
     </w:p>
     <w:p>
       <w:pPr>
-        <w:spacing w:line="336" w:lineRule="auto" w:after="180"/>
-      </w:pPr>
-      <w:r>
-        <w:rPr>
-          <w:b w:val="0"/>
-        </w:rPr>
-        <w:t>Without opening the old lesson, explain one key idea from Decision Trees. Give an example and a mistake that the idea helps you avoid.</w:t>
-      </w:r>
-    </w:p>
-    <w:p>
-      <w:pPr>
-        <w:spacing w:line="336" w:lineRule="auto" w:after="180"/>
-      </w:pPr>
-      <w:r>
-        <w:rPr>
-          <w:b w:val="0"/>
-        </w:rPr>
-        <w:t xml:space="preserve">Look for: Fit a root question and leaf </w:t>
-      </w:r>
-      <w:r>
-        <w:rPr>
-          <w:b/>
-        </w:rPr>
-        <w:t>prediction</w:t>
-      </w:r>
-      <w:r>
-        <w:rPr>
-          <w:b w:val="0"/>
-        </w:rPr>
-        <w:t xml:space="preserve">s from </w:t>
-      </w:r>
-      <w:r>
-        <w:rPr>
-          <w:b/>
-        </w:rPr>
-        <w:t>training</w:t>
-      </w:r>
-      <w:r>
-        <w:rPr>
-          <w:b w:val="0"/>
-        </w:rPr>
-        <w:t xml:space="preserve"> examples</w:t>
-      </w:r>
-    </w:p>
-    <w:p>
-      <w:pPr>
-        <w:spacing w:line="336" w:lineRule="auto" w:after="180"/>
-      </w:pPr>
-      <w:r>
-        <w:rPr>
-          <w:b w:val="0"/>
-        </w:rPr>
-        <w:t>Reference example, not the only acceptable wording: The root asks near, with branches 0 and 1. Leaves predict clear for 0 and blocked for 1. Depth is one.</w:t>
-      </w:r>
-    </w:p>
-    <w:p>
-      <w:pPr>
-        <w:spacing w:line="336" w:lineRule="auto" w:after="180"/>
-      </w:pPr>
-      <w:r>
-        <w:rPr>
-          <w:b/>
-        </w:rPr>
-        <w:t>Training</w:t>
-      </w:r>
-      <w:r>
-        <w:rPr>
-          <w:b w:val="0"/>
-        </w:rPr>
-        <w:t xml:space="preserve"> labels determined both leaf majorities and the error comparison that selected near rather than tall.</w:t>
-      </w:r>
-    </w:p>
-    <w:p>
-      <w:pPr>
         <w:pStyle w:val="Heading3"/>
       </w:pPr>
       <w:r>
         <w:t>Training and Testing</w:t>
-      </w:r>
-    </w:p>
-    <w:p>
-      <w:pPr>
-        <w:spacing w:line="336" w:lineRule="auto" w:after="180"/>
-      </w:pPr>
-      <w:r>
-        <w:rPr>
-          <w:b w:val="0"/>
-        </w:rPr>
-        <w:t xml:space="preserve">Without opening the old lesson, explain one key idea from </w:t>
-      </w:r>
-      <w:r>
-        <w:rPr>
-          <w:b/>
-        </w:rPr>
-        <w:t>Training</w:t>
-      </w:r>
-      <w:r>
-        <w:rPr>
-          <w:b w:val="0"/>
-        </w:rPr>
-        <w:t xml:space="preserve"> and Testing. Give an example and a mistake that the idea helps you avoid.</w:t>
-      </w:r>
-    </w:p>
-    <w:p>
-      <w:pPr>
-        <w:spacing w:line="336" w:lineRule="auto" w:after="180"/>
-      </w:pPr>
-      <w:r>
-        <w:rPr>
-          <w:b w:val="0"/>
-        </w:rPr>
-        <w:t xml:space="preserve">Look for: Choose a split unit that matches the intended </w:t>
-      </w:r>
-      <w:r>
-        <w:rPr>
-          <w:b/>
-        </w:rPr>
-        <w:t>prediction</w:t>
-      </w:r>
-      <w:r>
-        <w:rPr>
-          <w:b w:val="0"/>
-        </w:rPr>
-        <w:t xml:space="preserve"> claim</w:t>
-      </w:r>
-    </w:p>
-    <w:p>
-      <w:pPr>
-        <w:spacing w:line="336" w:lineRule="auto" w:after="180"/>
-      </w:pPr>
-      <w:r>
-        <w:rPr>
-          <w:b w:val="0"/>
-        </w:rPr>
-        <w:t xml:space="preserve">Reference example, not the only acceptable wording: </w:t>
-      </w:r>
-      <w:r>
-        <w:rPr>
-          <w:b/>
-        </w:rPr>
-        <w:t>Training</w:t>
-      </w:r>
-      <w:r>
-        <w:rPr>
-          <w:b w:val="0"/>
-        </w:rPr>
-        <w:t xml:space="preserve"> fits the model; validation compares development choices; test evaluates after choices are fixed.</w:t>
-      </w:r>
-    </w:p>
-    <w:p>
-      <w:pPr>
-        <w:spacing w:line="336" w:lineRule="auto" w:after="180"/>
-      </w:pPr>
-      <w:r>
-        <w:rPr>
-          <w:b w:val="0"/>
-        </w:rPr>
-        <w:t>Repeatedly selecting by the test score uses that set for development, so it is no longer an untouched final evaluation.</w:t>
       </w:r>
     </w:p>
     <w:p>
@@ -720,6 +902,11 @@
       </w:r>
     </w:p>
     <w:p>
+      <w:r>
+        <w:t>This compact option is not the full-week schedule. Use the main teaching cycle and allow extra sessions for the investigation, independent work and project.</w:t>
+      </w:r>
+    </w:p>
+    <w:p>
       <w:pPr>
         <w:spacing w:line="336" w:lineRule="auto" w:after="180"/>
       </w:pPr>
@@ -727,7 +914,7 @@
         <w:rPr>
           <w:b w:val="0"/>
         </w:rPr>
-        <w:t>Use the supplied scenario, student illustrations and blank paper. For numeric work, offer counters or a calculator after learners show the setup. Fictional records are supplied; personal data and paid accounts are unnecessary.</w:t>
+        <w:t>Allow 80 minutes: recall 8; explanation 12; worked demonstration 15; guided practice 20; independent assessment 15; project and reflection 10. Extend the lab into a second session when needed.</w:t>
       </w:r>
     </w:p>
     <w:p>
@@ -735,24 +922,188 @@
         <w:pStyle w:val="Heading3"/>
       </w:pPr>
       <w:r>
-        <w:t>Alternative compact allocation</w:t>
-      </w:r>
-    </w:p>
-    <w:p>
-      <w:r>
-        <w:t>This compact option is not the full-week schedule. Use the main teaching cycle and allow extra sessions for the investigation, independent work and project.</w:t>
+        <w:t>Preparation for the connected explanation</w:t>
+      </w:r>
+    </w:p>
+    <w:p>
+      <w:pPr>
+        <w:pStyle w:val="Heading3"/>
+      </w:pPr>
+      <w:r>
+        <w:t>Readiness answer</w:t>
+      </w:r>
+    </w:p>
+    <w:p>
+      <w:pPr>
+        <w:pStyle w:val="Heading3"/>
+      </w:pPr>
+      <w:r>
+        <w:t>End goal for the pictorial case</w:t>
       </w:r>
     </w:p>
     <w:p>
       <w:pPr>
         <w:spacing w:line="336" w:lineRule="auto" w:after="180"/>
-        <w:shd w:fill="F1F6F8"/>
-      </w:pPr>
-      <w:r>
-        <w:rPr>
-          <w:b w:val="0"/>
-        </w:rPr>
-        <w:t>Allow 80 minutes: recall 8; explanation 12; worked demonstration 15; guided practice 20; independent assessment 15; project and reflection 10. Extend the lab into a second session when needed.</w:t>
+      </w:pPr>
+      <w:r>
+        <w:rPr>
+          <w:b w:val="0"/>
+        </w:rPr>
+        <w:t>This added worked case illustrates the week’s main idea. Retain all original and connected topics; schedule its practice within the teaching cycle.</w:t>
+      </w:r>
+    </w:p>
+    <w:p>
+      <w:pPr>
+        <w:pStyle w:val="Heading1"/>
+      </w:pPr>
+      <w:r>
+        <w:t>02. Teach summaries as different questions about the same records</w:t>
+      </w:r>
+    </w:p>
+    <w:p>
+      <w:r>
+        <w:t>Supply full scripts and distinguish a what-if from an authorised correction.</w:t>
+      </w:r>
+    </w:p>
+    <w:p>
+      <w:pPr>
+        <w:pStyle w:val="Heading2"/>
+      </w:pPr>
+      <w:r>
+        <w:t>Introduce the five durations and odd-count script</w:t>
+      </w:r>
+    </w:p>
+    <w:p>
+      <w:pPr>
+        <w:spacing w:line="336" w:lineRule="auto" w:after="180"/>
+      </w:pPr>
+      <w:r>
+        <w:rPr>
+          <w:b w:val="0"/>
+        </w:rPr>
+        <w:t>Five fictional activity durations are 2, 3, 3, 4 and 18 minutes. Most are near 3, but one is much longer. Different summaries reveal different aspects.</w:t>
+      </w:r>
+    </w:p>
+    <w:p>
+      <w:pPr>
+        <w:spacing w:line="336" w:lineRule="auto" w:after="180"/>
+      </w:pPr>
+      <w:r>
+        <w:rPr>
+          <w:b w:val="0"/>
+        </w:rPr>
+        <w:t>Keep all values while investigating whether 18 is a genuine long activity or a recording error.</w:t>
+      </w:r>
+    </w:p>
+    <w:p>
+      <w:r>
+        <w:rPr>
+          <w:rFonts w:ascii="Courier New" w:hAnsi="Courier New"/>
+          <w:sz w:val="18"/>
+        </w:rPr>
+        <w:t>values = [2, 3, 3, 4, 18]</w:t>
+        <w:br/>
+        <w:t>ordered = sorted(values)</w:t>
+        <w:br/>
+        <w:t>mean = sum(values) / len(values)</w:t>
+        <w:br/>
+        <w:t>median = ordered[len(ordered) // 2]</w:t>
+        <w:br/>
+        <w:t>print(mean)</w:t>
+        <w:br/>
+        <w:t>print(median)</w:t>
+      </w:r>
+    </w:p>
+    <w:p>
+      <w:pPr>
+        <w:pStyle w:val="Heading2"/>
+      </w:pPr>
+      <w:r>
+        <w:t>Explain sorting, mean and the odd-count limitation</w:t>
+      </w:r>
+    </w:p>
+    <w:p>
+      <w:pPr>
+        <w:spacing w:line="336" w:lineRule="auto" w:after="180"/>
+      </w:pPr>
+      <w:r>
+        <w:rPr>
+          <w:b w:val="0"/>
+        </w:rPr>
+        <w:t xml:space="preserve">The script prints 6.0 and 3. sorted returns a sorted list without changing the original. This </w:t>
+      </w:r>
+      <w:r>
+        <w:rPr>
+          <w:b/>
+        </w:rPr>
+        <w:t>median</w:t>
+      </w:r>
+      <w:r>
+        <w:rPr>
+          <w:b w:val="0"/>
+        </w:rPr>
+        <w:t xml:space="preserve"> expression works for a nonempty odd-length list only. For four sorted values, average the second and third.</w:t>
+      </w:r>
+    </w:p>
+    <w:p>
+      <w:pPr>
+        <w:spacing w:line="336" w:lineRule="auto" w:after="180"/>
+      </w:pPr>
+      <w:r>
+        <w:rPr>
+          <w:b w:val="0"/>
+        </w:rPr>
+        <w:t>Do not use this odd-length shortcut for every dataset.</w:t>
+      </w:r>
+    </w:p>
+    <w:p>
+      <w:pPr>
+        <w:pStyle w:val="Heading2"/>
+      </w:pPr>
+      <w:r>
+        <w:t>Extend explicitly to even and empty cases</w:t>
+      </w:r>
+    </w:p>
+    <w:p>
+      <w:r>
+        <w:rPr>
+          <w:rFonts w:ascii="Courier New" w:hAnsi="Courier New"/>
+          <w:sz w:val="18"/>
+        </w:rPr>
+        <w:t>def summaries(values):</w:t>
+        <w:br/>
+        <w:t xml:space="preserve">    if not values:</w:t>
+        <w:br/>
+        <w:t xml:space="preserve">        return None, None</w:t>
+        <w:br/>
+        <w:t xml:space="preserve">    ordered = sorted(values)</w:t>
+        <w:br/>
+        <w:t xml:space="preserve">    middle = len(ordered) // 2</w:t>
+        <w:br/>
+        <w:t xml:space="preserve">    if len(ordered) % 2 == 1:</w:t>
+        <w:br/>
+        <w:t xml:space="preserve">        median = ordered[middle]</w:t>
+        <w:br/>
+        <w:t xml:space="preserve">    else:</w:t>
+        <w:br/>
+        <w:t xml:space="preserve">        median = (ordered[middle - 1] + ordered[middle]) / 2</w:t>
+        <w:br/>
+        <w:t xml:space="preserve">    mean = sum(values) / len(values)</w:t>
+        <w:br/>
+        <w:t xml:space="preserve">    return mean, median</w:t>
+        <w:br/>
+        <w:br/>
+        <w:t>for values in [[2, 3, 3, 4, 18], [8, 2, 4, 6], []]:</w:t>
+        <w:br/>
+        <w:t xml:space="preserve">    print(summaries(values))</w:t>
+      </w:r>
+    </w:p>
+    <w:p>
+      <w:pPr>
+        <w:pStyle w:val="Heading2"/>
+      </w:pPr>
+      <w:r>
+        <w:t>Collect the18→8 what-if before explaining</w:t>
       </w:r>
     </w:p>
     <w:p>
@@ -760,7 +1111,45 @@
         <w:pStyle w:val="Heading3"/>
       </w:pPr>
       <w:r>
-        <w:t>Preparation for the connected explanation</w:t>
+        <w:t>Replace 18 with 8. Calculate the new mean and median.</w:t>
+      </w:r>
+    </w:p>
+    <w:p>
+      <w:r>
+        <w:t>________________________________________________________________</w:t>
+      </w:r>
+    </w:p>
+    <w:p>
+      <w:r>
+        <w:t>________________________________________________________________</w:t>
+      </w:r>
+    </w:p>
+    <w:p>
+      <w:r>
+        <w:t>________________________________________________________________</w:t>
+      </w:r>
+    </w:p>
+    <w:p>
+      <w:r>
+        <w:t>________________________________________________________________</w:t>
+      </w:r>
+    </w:p>
+    <w:p>
+      <w:r>
+        <w:t>________________________________________________________________</w:t>
+      </w:r>
+    </w:p>
+    <w:p>
+      <w:r>
+        <w:t>________________________________________________________________</w:t>
+      </w:r>
+    </w:p>
+    <w:p>
+      <w:pPr>
+        <w:pStyle w:val="Heading2"/>
+      </w:pPr>
+      <w:r>
+        <w:t>Read the pictured baseline and unconfirmed source</w:t>
       </w:r>
     </w:p>
     <w:p>
@@ -771,7 +1160,19 @@
         <w:rPr>
           <w:b w:val="0"/>
         </w:rPr>
-        <w:t>Teach Week 17 as a two-session investigation using fictional data. Five fictional activity durations are 2, 3, 3, 4 and 18 minutes. Most are near 3, but one is much longer. Different summaries reveal different aspects.</w:t>
+        <w:t>A fictional library records five book-</w:t>
+      </w:r>
+      <w:r>
+        <w:rPr>
+          <w:b/>
+        </w:rPr>
+        <w:t>process</w:t>
+      </w:r>
+      <w:r>
+        <w:rPr>
+          <w:b w:val="0"/>
+        </w:rPr>
+        <w:t>ing times in minutes.</w:t>
       </w:r>
     </w:p>
     <w:p>
@@ -782,7 +1183,480 @@
         <w:rPr>
           <w:b w:val="0"/>
         </w:rPr>
-        <w:t>Keep all values while investigating whether 18 is a genuine long activity or a recording error. Assess the three stated outcomes through the independent task, not by copying the worked result.</w:t>
+        <w:t>Sorted times: 2,3,3,4,18.</w:t>
+      </w:r>
+    </w:p>
+    <w:p>
+      <w:pPr>
+        <w:spacing w:line="336" w:lineRule="auto" w:after="180"/>
+      </w:pPr>
+      <w:r>
+        <w:rPr>
+          <w:b w:val="0"/>
+        </w:rPr>
+        <w:t xml:space="preserve">All are recorded measurements; no </w:t>
+      </w:r>
+      <w:r>
+        <w:rPr>
+          <w:b/>
+        </w:rPr>
+        <w:t>evidence</w:t>
+      </w:r>
+      <w:r>
+        <w:rPr>
+          <w:b w:val="0"/>
+        </w:rPr>
+        <w:t xml:space="preserve"> yet shows 18 is a mistake.</w:t>
+      </w:r>
+    </w:p>
+    <w:p>
+      <w:pPr>
+        <w:pStyle w:val="Heading2"/>
+      </w:pPr>
+      <w:r>
+        <w:t>Trace the summaries and investigation decision</w:t>
+      </w:r>
+    </w:p>
+    <w:p>
+      <w:r>
+        <w:drawing>
+          <wp:inline xmlns:a="http://schemas.openxmlformats.org/drawingml/2006/main" xmlns:pic="http://schemas.openxmlformats.org/drawingml/2006/picture">
+            <wp:extent cx="5486400" cy="4005072"/>
+            <wp:docPr id="1" name="Picture 1" descr="Mean: Sum 30; divide by 5: mean 6 minutes. → Median: The middle of five sorted values is 3 minutes. → Investigate 18: Check the source record and whether an unusually slow task occurred. → Document repair: Change a value only if evidence supports a correction; preserve the raw record."/>
+            <wp:cNvGraphicFramePr>
+              <a:graphicFrameLocks noChangeAspect="1"/>
+            </wp:cNvGraphicFramePr>
+            <a:graphic>
+              <a:graphicData uri="http://schemas.openxmlformats.org/drawingml/2006/picture">
+                <pic:pic>
+                  <pic:nvPicPr>
+                    <pic:cNvPr id="0" name="academy-story-ai-2-17-02.png"/>
+                    <pic:cNvPicPr/>
+                  </pic:nvPicPr>
+                  <pic:blipFill>
+                    <a:blip r:embed="rId9"/>
+                    <a:stretch>
+                      <a:fillRect/>
+                    </a:stretch>
+                  </pic:blipFill>
+                  <pic:spPr>
+                    <a:xfrm>
+                      <a:off x="0" y="0"/>
+                      <a:ext cx="5486400" cy="4005072"/>
+                    </a:xfrm>
+                    <a:prstGeom prst="rect"/>
+                  </pic:spPr>
+                </pic:pic>
+              </a:graphicData>
+            </a:graphic>
+          </wp:inline>
+        </w:drawing>
+      </w:r>
+    </w:p>
+    <w:p>
+      <w:pPr>
+        <w:spacing w:line="336" w:lineRule="auto" w:after="180"/>
+      </w:pPr>
+      <w:r>
+        <w:rPr>
+          <w:b w:val="0"/>
+        </w:rPr>
+        <w:t xml:space="preserve">The </w:t>
+      </w:r>
+      <w:r>
+        <w:rPr>
+          <w:b/>
+        </w:rPr>
+        <w:t>mean</w:t>
+      </w:r>
+      <w:r>
+        <w:rPr>
+          <w:b w:val="0"/>
+        </w:rPr>
+        <w:t xml:space="preserve"> uses every value and is pulled upward by 18. The </w:t>
+      </w:r>
+      <w:r>
+        <w:rPr>
+          <w:b/>
+        </w:rPr>
+        <w:t>median</w:t>
+      </w:r>
+      <w:r>
+        <w:rPr>
+          <w:b w:val="0"/>
+        </w:rPr>
+        <w:t xml:space="preserve"> identifies the middle recorded time and stays at 3. Neither statistic declares the unusual </w:t>
+      </w:r>
+      <w:r>
+        <w:rPr>
+          <w:b/>
+        </w:rPr>
+        <w:t>observation</w:t>
+      </w:r>
+      <w:r>
+        <w:rPr>
+          <w:b w:val="0"/>
+        </w:rPr>
+        <w:t xml:space="preserve"> invalid.</w:t>
+      </w:r>
+    </w:p>
+    <w:p>
+      <w:pPr>
+        <w:spacing w:line="336" w:lineRule="auto" w:after="180"/>
+      </w:pPr>
+      <w:r>
+        <w:rPr>
+          <w:b w:val="0"/>
+        </w:rPr>
+        <w:t xml:space="preserve">Deleting it simply because it changes the </w:t>
+      </w:r>
+      <w:r>
+        <w:rPr>
+          <w:b/>
+        </w:rPr>
+        <w:t>mean</w:t>
+      </w:r>
+      <w:r>
+        <w:rPr>
+          <w:b w:val="0"/>
+        </w:rPr>
+        <w:t xml:space="preserve"> would hide potentially real slow work and change the question being answered.</w:t>
+      </w:r>
+    </w:p>
+    <w:p>
+      <w:pPr>
+        <w:spacing w:line="336" w:lineRule="auto" w:after="180"/>
+      </w:pPr>
+      <w:r>
+        <w:rPr>
+          <w:b w:val="0"/>
+        </w:rPr>
+        <w:t xml:space="preserve">Five task times do not estimate all library </w:t>
+      </w:r>
+      <w:r>
+        <w:rPr>
+          <w:b/>
+        </w:rPr>
+        <w:t>process</w:t>
+      </w:r>
+      <w:r>
+        <w:rPr>
+          <w:b w:val="0"/>
+        </w:rPr>
+        <w:t>ing times reliably or prove which summary suits every decision.</w:t>
+      </w:r>
+    </w:p>
+    <w:p>
+      <w:pPr>
+        <w:pStyle w:val="Heading2"/>
+      </w:pPr>
+      <w:r>
+        <w:t>Supply the authorised18→3 repair</w:t>
+      </w:r>
+    </w:p>
+    <w:p>
+      <w:pPr>
+        <w:spacing w:line="336" w:lineRule="auto" w:after="180"/>
+      </w:pPr>
+      <w:r>
+        <w:rPr>
+          <w:b w:val="0"/>
+        </w:rPr>
+        <w:t>Change: An authorised log confirms 18 was a transcription error for 3.</w:t>
+      </w:r>
+    </w:p>
+    <w:p>
+      <w:pPr>
+        <w:spacing w:line="336" w:lineRule="auto" w:after="180"/>
+      </w:pPr>
+      <w:r>
+        <w:rPr>
+          <w:b/>
+        </w:rPr>
+        <w:t>Prediction</w:t>
+      </w:r>
+      <w:r>
+        <w:rPr>
+          <w:b w:val="0"/>
+        </w:rPr>
+        <w:t xml:space="preserve">: Corrected </w:t>
+      </w:r>
+      <w:r>
+        <w:rPr>
+          <w:b/>
+        </w:rPr>
+        <w:t>mean</w:t>
+      </w:r>
+      <w:r>
+        <w:rPr>
+          <w:b w:val="0"/>
+        </w:rPr>
+        <w:t xml:space="preserve"> is 3 minutes and </w:t>
+      </w:r>
+      <w:r>
+        <w:rPr>
+          <w:b/>
+        </w:rPr>
+        <w:t>median</w:t>
+      </w:r>
+      <w:r>
+        <w:rPr>
+          <w:b w:val="0"/>
+        </w:rPr>
+        <w:t xml:space="preserve"> is 3.</w:t>
+      </w:r>
+    </w:p>
+    <w:p>
+      <w:pPr>
+        <w:spacing w:line="336" w:lineRule="auto" w:after="180"/>
+      </w:pPr>
+      <w:r>
+        <w:rPr>
+          <w:b w:val="0"/>
+        </w:rPr>
+        <w:t>Reason: Values become 2,3,3,4,3 with sum 15; sorted middle remains 3.</w:t>
+      </w:r>
+    </w:p>
+    <w:p>
+      <w:pPr>
+        <w:pStyle w:val="Heading2"/>
+      </w:pPr>
+      <w:r>
+        <w:t>Use the picture to elicit the evidence limit</w:t>
+      </w:r>
+    </w:p>
+    <w:p>
+      <w:pPr>
+        <w:spacing w:line="336" w:lineRule="auto" w:after="180"/>
+      </w:pPr>
+      <w:r>
+        <w:rPr>
+          <w:b w:val="0"/>
+        </w:rPr>
+        <w:t>Use the diagram and verbal explanation together. Ask learners to match a sentence to a specific visual step; do not assign learners fixed visual or auditory learning styles.</w:t>
+      </w:r>
+    </w:p>
+    <w:p>
+      <w:pPr>
+        <w:spacing w:line="336" w:lineRule="auto" w:after="180"/>
+      </w:pPr>
+      <w:r>
+        <w:rPr>
+          <w:b w:val="0"/>
+        </w:rPr>
+        <w:t xml:space="preserve">Cover the result. Ask learners to name the </w:t>
+      </w:r>
+      <w:r>
+        <w:rPr>
+          <w:b/>
+        </w:rPr>
+        <w:t>input</w:t>
+      </w:r>
+      <w:r>
+        <w:rPr>
+          <w:b w:val="0"/>
+        </w:rPr>
+        <w:t xml:space="preserve">s and predict the next step. Uncover one step, connect the icon to the actual procedure, and explain its </w:t>
+      </w:r>
+      <w:r>
+        <w:rPr>
+          <w:b/>
+        </w:rPr>
+        <w:t>evidence</w:t>
+      </w:r>
+      <w:r>
+        <w:rPr>
+          <w:b w:val="0"/>
+        </w:rPr>
+        <w:t>. Then change the supplied condition and compare.</w:t>
+      </w:r>
+    </w:p>
+    <w:p>
+      <w:pPr>
+        <w:spacing w:line="336" w:lineRule="auto" w:after="180"/>
+      </w:pPr>
+      <w:r>
+        <w:rPr>
+          <w:b w:val="0"/>
+        </w:rPr>
+        <w:t>The picture is a representation; it does not document execution of a real AI model.</w:t>
+      </w:r>
+    </w:p>
+    <w:p>
+      <w:pPr>
+        <w:pStyle w:val="Heading2"/>
+      </w:pPr>
+      <w:r>
+        <w:t>Earlier wording, alternatives and picture transcripts · reference / check after trying</w:t>
+      </w:r>
+    </w:p>
+    <w:p>
+      <w:pPr>
+        <w:spacing w:line="336" w:lineRule="auto" w:after="180"/>
+      </w:pPr>
+      <w:r>
+        <w:rPr>
+          <w:b w:val="0"/>
+        </w:rPr>
+        <w:t>Explain the mechanism</w:t>
+      </w:r>
+    </w:p>
+    <w:p>
+      <w:pPr>
+        <w:spacing w:line="336" w:lineRule="auto" w:after="180"/>
+      </w:pPr>
+      <w:r>
+        <w:rPr>
+          <w:b/>
+        </w:rPr>
+        <w:t>Input</w:t>
+      </w:r>
+      <w:r>
+        <w:rPr>
+          <w:b w:val="0"/>
+        </w:rPr>
+        <w:t xml:space="preserve"> → </w:t>
+      </w:r>
+      <w:r>
+        <w:rPr>
+          <w:b/>
+        </w:rPr>
+        <w:t>Process</w:t>
+      </w:r>
+      <w:r>
+        <w:rPr>
+          <w:b w:val="0"/>
+        </w:rPr>
+        <w:t xml:space="preserve"> → </w:t>
+      </w:r>
+      <w:r>
+        <w:rPr>
+          <w:b/>
+        </w:rPr>
+        <w:t>Output</w:t>
+      </w:r>
+    </w:p>
+    <w:p>
+      <w:pPr>
+        <w:spacing w:line="336" w:lineRule="auto" w:after="180"/>
+      </w:pPr>
+      <w:r>
+        <w:rPr>
+          <w:b w:val="0"/>
+        </w:rPr>
+        <w:t>Trace the information. At each stage, ask what changed and how you could test it.</w:t>
+      </w:r>
+    </w:p>
+    <w:p>
+      <w:pPr>
+        <w:spacing w:line="336" w:lineRule="auto" w:after="180"/>
+      </w:pPr>
+      <w:r>
+        <w:rPr>
+          <w:b w:val="0"/>
+        </w:rPr>
+        <w:t>Which stage could fail even when the other two are correct? Explain:</w:t>
+      </w:r>
+    </w:p>
+    <w:p>
+      <w:pPr>
+        <w:spacing w:line="336" w:lineRule="auto" w:after="180"/>
+      </w:pPr>
+      <w:r>
+        <w:rPr>
+          <w:b w:val="0"/>
+        </w:rPr>
+        <w:t xml:space="preserve">Predict first. Then check each step. A correct answer without visible reasoning is incomplete </w:t>
+      </w:r>
+      <w:r>
+        <w:rPr>
+          <w:b/>
+        </w:rPr>
+        <w:t>evidence</w:t>
+      </w:r>
+      <w:r>
+        <w:rPr>
+          <w:b w:val="0"/>
+        </w:rPr>
+        <w:t>.</w:t>
+      </w:r>
+    </w:p>
+    <w:p>
+      <w:pPr>
+        <w:spacing w:line="336" w:lineRule="auto" w:after="180"/>
+      </w:pPr>
+      <w:r>
+        <w:rPr>
+          <w:b w:val="0"/>
+        </w:rPr>
+        <w:t>1. Most books: 40–300 pages; one record: 3,200 pages.</w:t>
+      </w:r>
+    </w:p>
+    <w:p>
+      <w:pPr>
+        <w:spacing w:line="336" w:lineRule="auto" w:after="180"/>
+      </w:pPr>
+      <w:r>
+        <w:rPr>
+          <w:b w:val="0"/>
+        </w:rPr>
+        <w:t>2. Check the source: extra zero, box set, or real long work?</w:t>
+      </w:r>
+    </w:p>
+    <w:p>
+      <w:pPr>
+        <w:spacing w:line="336" w:lineRule="auto" w:after="180"/>
+      </w:pPr>
+      <w:r>
+        <w:rPr>
+          <w:b w:val="0"/>
+        </w:rPr>
+        <w:t>3. Repair confirmed error; keep real rare case and document it.</w:t>
+      </w:r>
+    </w:p>
+    <w:p>
+      <w:pPr>
+        <w:spacing w:line="336" w:lineRule="auto" w:after="180"/>
+      </w:pPr>
+      <w:r>
+        <w:rPr>
+          <w:b w:val="0"/>
+        </w:rPr>
+        <w:t>4. Retest to learn whether the system handles legitimate extremes.</w:t>
+      </w:r>
+    </w:p>
+    <w:p>
+      <w:pPr>
+        <w:spacing w:line="336" w:lineRule="auto" w:after="180"/>
+      </w:pPr>
+      <w:r>
+        <w:rPr>
+          <w:b w:val="0"/>
+        </w:rPr>
+        <w:t>Recalculate, retrace, or restate the reasoning in your own representation:</w:t>
+      </w:r>
+    </w:p>
+    <w:p>
+      <w:pPr>
+        <w:spacing w:line="336" w:lineRule="auto" w:after="180"/>
+      </w:pPr>
+      <w:r>
+        <w:rPr>
+          <w:b w:val="0"/>
+        </w:rPr>
+        <w:t xml:space="preserve">CHECK Did the </w:t>
+      </w:r>
+      <w:r>
+        <w:rPr>
+          <w:b/>
+        </w:rPr>
+        <w:t>evidence</w:t>
+      </w:r>
+      <w:r>
+        <w:rPr>
+          <w:b w:val="0"/>
+        </w:rPr>
+        <w:t xml:space="preserve"> answer the exact question? Did the total, path, or source record stay consistent?</w:t>
       </w:r>
     </w:p>
     <w:p>
@@ -790,7 +1664,7 @@
         <w:pStyle w:val="Heading3"/>
       </w:pPr>
       <w:r>
-        <w:t>Readiness answer</w:t>
+        <w:t>Concrete teaching case</w:t>
       </w:r>
     </w:p>
     <w:p>
@@ -801,7 +1675,7 @@
         <w:rPr>
           <w:b w:val="0"/>
         </w:rPr>
-        <w:t>9.</w:t>
+        <w:t>Recorded lengths are 90,95,100,105,900 pages.</w:t>
       </w:r>
     </w:p>
     <w:p>
@@ -812,7 +1686,15 @@
         <w:rPr>
           <w:b w:val="0"/>
         </w:rPr>
-        <w:t>Python 3 editor with a fresh local practice file</w:t>
+        <w:t>Is 900 automatically wrong?</w:t>
+      </w:r>
+    </w:p>
+    <w:p>
+      <w:pPr>
+        <w:pStyle w:val="Heading3"/>
+      </w:pPr>
+      <w:r>
+        <w:t>Exact explanation to model</w:t>
       </w:r>
     </w:p>
     <w:p>
@@ -823,30 +1705,31 @@
         <w:rPr>
           <w:b w:val="0"/>
         </w:rPr>
-        <w:t>Paper trace table and the student workbook</w:t>
-      </w:r>
-    </w:p>
-    <w:p>
-      <w:pPr>
-        <w:spacing w:line="336" w:lineRule="auto" w:after="180"/>
-      </w:pPr>
-      <w:r>
-        <w:rPr>
-          <w:b w:val="0"/>
-        </w:rPr>
-        <w:t xml:space="preserve">Fictional </w:t>
+        <w:t xml:space="preserve">No. It is an </w:t>
       </w:r>
       <w:r>
         <w:rPr>
           <w:b/>
         </w:rPr>
-        <w:t>input</w:t>
-      </w:r>
-      <w:r>
-        <w:rPr>
-          <w:b w:val="0"/>
-        </w:rPr>
-        <w:t xml:space="preserve"> records from this lesson; no real student identifiers</w:t>
+        <w:t>outlier</w:t>
+      </w:r>
+      <w:r>
+        <w:rPr>
+          <w:b w:val="0"/>
+        </w:rPr>
+        <w:t xml:space="preserve">, but may be a real large book. Check catalogue, units and entry </w:t>
+      </w:r>
+      <w:r>
+        <w:rPr>
+          <w:b/>
+        </w:rPr>
+        <w:t>process</w:t>
+      </w:r>
+      <w:r>
+        <w:rPr>
+          <w:b w:val="0"/>
+        </w:rPr>
+        <w:t>.</w:t>
       </w:r>
     </w:p>
     <w:p>
@@ -854,409 +1737,7 @@
         <w:pStyle w:val="Heading3"/>
       </w:pPr>
       <w:r>
-        <w:t>End goal for the pictorial case</w:t>
-      </w:r>
-    </w:p>
-    <w:p>
-      <w:pPr>
-        <w:spacing w:line="336" w:lineRule="auto" w:after="180"/>
-      </w:pPr>
-      <w:r>
-        <w:rPr>
-          <w:b w:val="0"/>
-        </w:rPr>
-        <w:t xml:space="preserve">By the end, I can calculate </w:t>
-      </w:r>
-      <w:r>
-        <w:rPr>
-          <w:b/>
-        </w:rPr>
-        <w:t>mean</w:t>
-      </w:r>
-      <w:r>
-        <w:rPr>
-          <w:b w:val="0"/>
-        </w:rPr>
-        <w:t xml:space="preserve"> and </w:t>
-      </w:r>
-      <w:r>
-        <w:rPr>
-          <w:b/>
-        </w:rPr>
-        <w:t>median</w:t>
-      </w:r>
-      <w:r>
-        <w:rPr>
-          <w:b w:val="0"/>
-        </w:rPr>
-        <w:t xml:space="preserve"> and </w:t>
-      </w:r>
-      <w:r>
-        <w:rPr>
-          <w:b/>
-        </w:rPr>
-        <w:t>investigate</w:t>
-      </w:r>
-      <w:r>
-        <w:rPr>
-          <w:b w:val="0"/>
-        </w:rPr>
-        <w:t xml:space="preserve"> an </w:t>
-      </w:r>
-      <w:r>
-        <w:rPr>
-          <w:b/>
-        </w:rPr>
-        <w:t>unusual value</w:t>
-      </w:r>
-      <w:r>
-        <w:rPr>
-          <w:b w:val="0"/>
-        </w:rPr>
-        <w:t xml:space="preserve"> before changing it.</w:t>
-      </w:r>
-    </w:p>
-    <w:p>
-      <w:pPr>
-        <w:spacing w:line="336" w:lineRule="auto" w:after="180"/>
-      </w:pPr>
-      <w:r>
-        <w:rPr>
-          <w:b w:val="0"/>
-        </w:rPr>
-        <w:t>This added worked case illustrates the week’s main idea. Retain all original and connected topics; schedule its practice within the teaching cycle.</w:t>
-      </w:r>
-    </w:p>
-    <w:p>
-      <w:pPr>
-        <w:pStyle w:val="Heading1"/>
-      </w:pPr>
-      <w:r>
-        <w:t>02. Explain the mechanism</w:t>
-      </w:r>
-    </w:p>
-    <w:p>
-      <w:r>
-        <w:t>Model Noise and Outliers using the supplied case, labelled mechanism and reasoning. Make the scope of each conclusion explicit.</w:t>
-      </w:r>
-    </w:p>
-    <w:p>
-      <w:pPr>
-        <w:spacing w:line="336" w:lineRule="auto" w:after="180"/>
-      </w:pPr>
-      <w:r>
-        <w:rPr>
-          <w:b/>
-        </w:rPr>
-        <w:t>Input</w:t>
-      </w:r>
-      <w:r>
-        <w:rPr>
-          <w:b w:val="0"/>
-        </w:rPr>
-        <w:t xml:space="preserve"> → </w:t>
-      </w:r>
-      <w:r>
-        <w:rPr>
-          <w:b/>
-        </w:rPr>
-        <w:t>Process</w:t>
-      </w:r>
-      <w:r>
-        <w:rPr>
-          <w:b w:val="0"/>
-        </w:rPr>
-        <w:t xml:space="preserve"> → </w:t>
-      </w:r>
-      <w:r>
-        <w:rPr>
-          <w:b/>
-        </w:rPr>
-        <w:t>Output</w:t>
-      </w:r>
-    </w:p>
-    <w:p>
-      <w:pPr>
-        <w:spacing w:line="336" w:lineRule="auto" w:after="180"/>
-      </w:pPr>
-      <w:r>
-        <w:rPr>
-          <w:b w:val="0"/>
-        </w:rPr>
-        <w:t>Trace the information. At each stage, ask what changed and how you could test it.</w:t>
-      </w:r>
-    </w:p>
-    <w:p>
-      <w:pPr>
-        <w:spacing w:line="336" w:lineRule="auto" w:after="180"/>
-      </w:pPr>
-      <w:r>
-        <w:rPr>
-          <w:b w:val="0"/>
-        </w:rPr>
-        <w:t>Which stage could fail even when the other two are correct? Explain:</w:t>
-      </w:r>
-    </w:p>
-    <w:p>
-      <w:pPr>
-        <w:spacing w:line="336" w:lineRule="auto" w:after="180"/>
-      </w:pPr>
-      <w:r>
-        <w:rPr>
-          <w:b w:val="0"/>
-        </w:rPr>
-        <w:t xml:space="preserve">Predict first. Then check each step. A correct answer without visible reasoning is incomplete </w:t>
-      </w:r>
-      <w:r>
-        <w:rPr>
-          <w:b/>
-        </w:rPr>
-        <w:t>evidence</w:t>
-      </w:r>
-      <w:r>
-        <w:rPr>
-          <w:b w:val="0"/>
-        </w:rPr>
-        <w:t>.</w:t>
-      </w:r>
-    </w:p>
-    <w:p>
-      <w:pPr>
-        <w:spacing w:line="336" w:lineRule="auto" w:after="180"/>
-        <w:shd w:fill="F4F9FC"/>
-      </w:pPr>
-      <w:r>
-        <w:rPr>
-          <w:b w:val="0"/>
-        </w:rPr>
-        <w:t>1. Most books: 40–300 pages; one record: 3,200 pages.</w:t>
-      </w:r>
-    </w:p>
-    <w:p>
-      <w:pPr>
-        <w:spacing w:line="336" w:lineRule="auto" w:after="180"/>
-        <w:shd w:fill="F4F9FC"/>
-      </w:pPr>
-      <w:r>
-        <w:rPr>
-          <w:b w:val="0"/>
-        </w:rPr>
-        <w:t>2. Check the source: extra zero, box set, or real long work?</w:t>
-      </w:r>
-    </w:p>
-    <w:p>
-      <w:pPr>
-        <w:spacing w:line="336" w:lineRule="auto" w:after="180"/>
-        <w:shd w:fill="F4F9FC"/>
-      </w:pPr>
-      <w:r>
-        <w:rPr>
-          <w:b w:val="0"/>
-        </w:rPr>
-        <w:t>3. Repair confirmed error; keep real rare case and document it.</w:t>
-      </w:r>
-    </w:p>
-    <w:p>
-      <w:pPr>
-        <w:spacing w:line="336" w:lineRule="auto" w:after="180"/>
-        <w:shd w:fill="F4F9FC"/>
-      </w:pPr>
-      <w:r>
-        <w:rPr>
-          <w:b w:val="0"/>
-        </w:rPr>
-        <w:t>4. Retest to learn whether the system handles legitimate extremes.</w:t>
-      </w:r>
-    </w:p>
-    <w:p>
-      <w:pPr>
-        <w:spacing w:line="336" w:lineRule="auto" w:after="180"/>
-      </w:pPr>
-      <w:r>
-        <w:rPr>
-          <w:b w:val="0"/>
-        </w:rPr>
-        <w:t>Recalculate, retrace, or restate the reasoning in your own representation:</w:t>
-      </w:r>
-    </w:p>
-    <w:p>
-      <w:pPr>
-        <w:spacing w:line="336" w:lineRule="auto" w:after="180"/>
-        <w:shd w:fill="F5F1FB"/>
-      </w:pPr>
-      <w:r>
-        <w:rPr>
-          <w:b w:val="0"/>
-        </w:rPr>
-        <w:t xml:space="preserve">CHECK Did the </w:t>
-      </w:r>
-      <w:r>
-        <w:rPr>
-          <w:b/>
-        </w:rPr>
-        <w:t>evidence</w:t>
-      </w:r>
-      <w:r>
-        <w:rPr>
-          <w:b w:val="0"/>
-        </w:rPr>
-        <w:t xml:space="preserve"> answer the exact question? Did the total, path, or source record stay consistent?</w:t>
-      </w:r>
-    </w:p>
-    <w:p>
-      <w:pPr>
-        <w:pStyle w:val="Heading3"/>
-      </w:pPr>
-      <w:r>
-        <w:t>Concrete teaching case</w:t>
-      </w:r>
-    </w:p>
-    <w:p>
-      <w:pPr>
-        <w:pStyle w:val="Heading3"/>
-      </w:pPr>
-      <w:r>
-        <w:t>The teaching case</w:t>
-      </w:r>
-    </w:p>
-    <w:p>
-      <w:pPr>
-        <w:spacing w:line="336" w:lineRule="auto" w:after="180"/>
-        <w:shd w:fill="F1F6FC"/>
-      </w:pPr>
-      <w:r>
-        <w:rPr>
-          <w:b w:val="0"/>
-        </w:rPr>
-        <w:t>Recorded lengths are 90,95,100,105,900 pages.</w:t>
-      </w:r>
-    </w:p>
-    <w:p>
-      <w:pPr>
-        <w:spacing w:line="336" w:lineRule="auto" w:after="180"/>
-        <w:shd w:fill="F5F1FB"/>
-      </w:pPr>
-      <w:r>
-        <w:rPr>
-          <w:b w:val="0"/>
-        </w:rPr>
-        <w:t>Is 900 automatically wrong?</w:t>
-      </w:r>
-    </w:p>
-    <w:p>
-      <w:pPr>
-        <w:pStyle w:val="Heading3"/>
-      </w:pPr>
-      <w:r>
-        <w:t>Exact explanation to model</w:t>
-      </w:r>
-    </w:p>
-    <w:p>
-      <w:pPr>
-        <w:pStyle w:val="Heading3"/>
-      </w:pPr>
-      <w:r>
-        <w:t>Why the result follows</w:t>
-      </w:r>
-    </w:p>
-    <w:p>
-      <w:pPr>
-        <w:spacing w:line="336" w:lineRule="auto" w:after="180"/>
-        <w:shd w:fill="F1F6FC"/>
-      </w:pPr>
-      <w:r>
-        <w:rPr>
-          <w:b w:val="0"/>
-        </w:rPr>
-        <w:t xml:space="preserve">No. It is an </w:t>
-      </w:r>
-      <w:r>
-        <w:rPr>
-          <w:b/>
-        </w:rPr>
-        <w:t>outlier</w:t>
-      </w:r>
-      <w:r>
-        <w:rPr>
-          <w:b w:val="0"/>
-        </w:rPr>
-        <w:t xml:space="preserve">, but may be a real large book. Check catalogue, units and entry </w:t>
-      </w:r>
-      <w:r>
-        <w:rPr>
-          <w:b/>
-        </w:rPr>
-        <w:t>process</w:t>
-      </w:r>
-      <w:r>
-        <w:rPr>
-          <w:b w:val="0"/>
-        </w:rPr>
-        <w:t>.</w:t>
-      </w:r>
-    </w:p>
-    <w:p>
-      <w:pPr>
-        <w:pStyle w:val="Heading3"/>
-      </w:pPr>
-      <w:r>
         <w:t>Explain the added worked example</w:t>
-      </w:r>
-    </w:p>
-    <w:p>
-      <w:pPr>
-        <w:spacing w:line="336" w:lineRule="auto" w:after="180"/>
-      </w:pPr>
-      <w:r>
-        <w:rPr>
-          <w:b w:val="0"/>
-        </w:rPr>
-        <w:t>Five fictional activity durations are 2, 3, 3, 4 and 18 minutes. Most are near 3, but one is much longer. Different summaries reveal different aspects.</w:t>
-      </w:r>
-    </w:p>
-    <w:p>
-      <w:pPr>
-        <w:spacing w:line="336" w:lineRule="auto" w:after="180"/>
-      </w:pPr>
-      <w:r>
-        <w:rPr>
-          <w:b w:val="0"/>
-        </w:rPr>
-        <w:t>Keep all values while investigating whether 18 is a genuine long activity or a recording error.</w:t>
-      </w:r>
-    </w:p>
-    <w:p>
-      <w:pPr>
-        <w:spacing w:line="336" w:lineRule="auto" w:after="180"/>
-      </w:pPr>
-      <w:r>
-        <w:rPr>
-          <w:b w:val="0"/>
-        </w:rPr>
-        <w:t xml:space="preserve">The script prints 6.0 and 3. sorted returns a sorted list without changing the original. This </w:t>
-      </w:r>
-      <w:r>
-        <w:rPr>
-          <w:b/>
-        </w:rPr>
-        <w:t>median</w:t>
-      </w:r>
-      <w:r>
-        <w:rPr>
-          <w:b w:val="0"/>
-        </w:rPr>
-        <w:t xml:space="preserve"> expression works for a nonempty odd-length list only. For four sorted values, average the second and third.</w:t>
-      </w:r>
-    </w:p>
-    <w:p>
-      <w:pPr>
-        <w:spacing w:line="336" w:lineRule="auto" w:after="180"/>
-      </w:pPr>
-      <w:r>
-        <w:rPr>
-          <w:b w:val="0"/>
-        </w:rPr>
-        <w:t>Do not use this odd-length shortcut for every dataset.</w:t>
       </w:r>
     </w:p>
     <w:p>
@@ -1433,44 +1914,6 @@
         <w:t>These teacher notes contain solutions; do not reveal the independent case answer during modelling.</w:t>
       </w:r>
     </w:p>
-    <w:p>
-      <w:pPr>
-        <w:pStyle w:val="Heading3"/>
-      </w:pPr>
-      <w:r>
-        <w:t>Replace 18 with 8. Calculate the new mean and median.</w:t>
-      </w:r>
-    </w:p>
-    <w:p>
-      <w:r>
-        <w:t>________________________________________________________________</w:t>
-      </w:r>
-    </w:p>
-    <w:p>
-      <w:r>
-        <w:t>________________________________________________________________</w:t>
-      </w:r>
-    </w:p>
-    <w:p>
-      <w:r>
-        <w:t>________________________________________________________________</w:t>
-      </w:r>
-    </w:p>
-    <w:p>
-      <w:r>
-        <w:t>________________________________________________________________</w:t>
-      </w:r>
-    </w:p>
-    <w:p>
-      <w:r>
-        <w:t>________________________________________________________________</w:t>
-      </w:r>
-    </w:p>
-    <w:p>
-      <w:r>
-        <w:t>________________________________________________________________</w:t>
-      </w:r>
-    </w:p>
     <w:tbl>
       <w:tblPr>
         <w:tblStyle w:val="LightShading-Accent1"/>
@@ -1575,17 +2018,6 @@
     </w:tbl>
     <w:p>
       <w:pPr>
-        <w:spacing w:line="336" w:lineRule="auto" w:after="180"/>
-      </w:pPr>
-      <w:r>
-        <w:rPr>
-          <w:b w:val="0"/>
-        </w:rPr>
-        <w:t>Use the diagram and verbal explanation together. Ask learners to match a sentence to a specific visual step; do not assign learners fixed visual or auditory learning styles.</w:t>
-      </w:r>
-    </w:p>
-    <w:p>
-      <w:pPr>
         <w:pStyle w:val="Heading3"/>
       </w:pPr>
       <w:r>
@@ -1594,85 +2026,10 @@
     </w:p>
     <w:p>
       <w:pPr>
-        <w:spacing w:line="336" w:lineRule="auto" w:after="180"/>
-      </w:pPr>
-      <w:r>
-        <w:rPr>
-          <w:b w:val="0"/>
-        </w:rPr>
-        <w:t>A fictional library records five book-</w:t>
-      </w:r>
-      <w:r>
-        <w:rPr>
-          <w:b/>
-        </w:rPr>
-        <w:t>process</w:t>
-      </w:r>
-      <w:r>
-        <w:rPr>
-          <w:b w:val="0"/>
-        </w:rPr>
-        <w:t>ing times in minutes.</w:t>
-      </w:r>
-    </w:p>
-    <w:p>
-      <w:pPr>
         <w:pStyle w:val="Heading3"/>
       </w:pPr>
       <w:r>
         <w:t>The facts we will use</w:t>
-      </w:r>
-    </w:p>
-    <w:p>
-      <w:pPr>
-        <w:pStyle w:val="Heading3"/>
-      </w:pPr>
-      <w:r>
-        <w:t>Supplied facts</w:t>
-      </w:r>
-    </w:p>
-    <w:p>
-      <w:pPr>
-        <w:spacing w:line="336" w:lineRule="auto" w:after="180"/>
-        <w:shd w:fill="F1F6FC"/>
-      </w:pPr>
-      <w:r>
-        <w:rPr>
-          <w:b w:val="0"/>
-        </w:rPr>
-        <w:t>Sorted times: 2,3,3,4,18.</w:t>
-      </w:r>
-    </w:p>
-    <w:p>
-      <w:pPr>
-        <w:pStyle w:val="Heading3"/>
-      </w:pPr>
-      <w:r>
-        <w:t>Supplied facts</w:t>
-      </w:r>
-    </w:p>
-    <w:p>
-      <w:pPr>
-        <w:spacing w:line="336" w:lineRule="auto" w:after="180"/>
-        <w:shd w:fill="F1F6FC"/>
-      </w:pPr>
-      <w:r>
-        <w:rPr>
-          <w:b w:val="0"/>
-        </w:rPr>
-        <w:t xml:space="preserve">All are recorded measurements; no </w:t>
-      </w:r>
-      <w:r>
-        <w:rPr>
-          <w:b/>
-        </w:rPr>
-        <w:t>evidence</w:t>
-      </w:r>
-      <w:r>
-        <w:rPr>
-          <w:b w:val="0"/>
-        </w:rPr>
-        <w:t xml:space="preserve"> yet shows 18 is a mistake.</w:t>
       </w:r>
     </w:p>
     <w:p>
@@ -1680,7 +2037,7 @@
         <w:drawing>
           <wp:inline xmlns:a="http://schemas.openxmlformats.org/drawingml/2006/main" xmlns:pic="http://schemas.openxmlformats.org/drawingml/2006/picture">
             <wp:extent cx="5486400" cy="4111171"/>
-            <wp:docPr id="1" name="Picture 1" descr="Retain unusual recorded measurements"/>
+            <wp:docPr id="2" name="Picture 2" descr="Retain unusual recorded measurements"/>
             <wp:cNvGraphicFramePr>
               <a:graphicFrameLocks noChangeAspect="1"/>
             </wp:cNvGraphicFramePr>
@@ -1692,7 +2049,7 @@
                     <pic:cNvPicPr/>
                   </pic:nvPicPr>
                   <pic:blipFill>
-                    <a:blip r:embed="rId9"/>
+                    <a:blip r:embed="rId10"/>
                     <a:stretch>
                       <a:fillRect/>
                     </a:stretch>
@@ -1716,7 +2073,7 @@
         <w:drawing>
           <wp:inline xmlns:a="http://schemas.openxmlformats.org/drawingml/2006/main" xmlns:pic="http://schemas.openxmlformats.org/drawingml/2006/picture">
             <wp:extent cx="5311302" cy="5943600"/>
-            <wp:docPr id="2" name="Picture 2" descr="Noise and Outliers. Mean: Sum 30; divide by 5: mean 6 minutes.. Median: The middle of five sorted values is 3 minutes.. Investigate 18: Check the source record and whether an unusually slow task occurred.. Document repair: Change a value only if evidence supports a correction; preserve the raw record."/>
+            <wp:docPr id="3" name="Picture 3" descr="Noise and Outliers. Mean: Sum 30; divide by 5: mean 6 minutes.. Median: The middle of five sorted values is 3 minutes.. Investigate 18: Check the source record and whether an unusually slow task occurred.. Document repair: Change a value only if evidence supports a correction; preserve the raw record."/>
             <wp:cNvGraphicFramePr>
               <a:graphicFrameLocks noChangeAspect="1"/>
             </wp:cNvGraphicFramePr>
@@ -1728,7 +2085,7 @@
                     <pic:cNvPicPr/>
                   </pic:nvPicPr>
                   <pic:blipFill>
-                    <a:blip r:embed="rId10"/>
+                    <a:blip r:embed="rId11"/>
                     <a:stretch>
                       <a:fillRect/>
                     </a:stretch>
@@ -1897,79 +2254,536 @@
         <w:pStyle w:val="Heading3"/>
       </w:pPr>
       <w:r>
-        <w:t>Why the result follows</w:t>
+        <w:t>What this example does not establish</w:t>
+      </w:r>
+    </w:p>
+    <w:p>
+      <w:pPr>
+        <w:pStyle w:val="Heading3"/>
+      </w:pPr>
+      <w:r>
+        <w:t>Change one thing in the pictured case</w:t>
+      </w:r>
+    </w:p>
+    <w:p>
+      <w:pPr>
+        <w:pStyle w:val="Heading3"/>
+      </w:pPr>
+      <w:r>
+        <w:t>Ask while showing the picture</w:t>
+      </w:r>
+    </w:p>
+    <w:p>
+      <w:pPr>
+        <w:pStyle w:val="Heading1"/>
+      </w:pPr>
+      <w:r>
+        <w:t>03. Guide the reasoning, then remove help</w:t>
+      </w:r>
+    </w:p>
+    <w:p>
+      <w:r>
+        <w:t>Collect a response from each learner before discussing the worked key.</w:t>
+      </w:r>
+    </w:p>
+    <w:p>
+      <w:pPr>
+        <w:pStyle w:val="Heading2"/>
+      </w:pPr>
+      <w:r>
+        <w:t>Prompt before revealing</w:t>
       </w:r>
     </w:p>
     <w:p>
       <w:pPr>
         <w:spacing w:line="336" w:lineRule="auto" w:after="180"/>
-        <w:shd w:fill="F1F6FC"/>
-      </w:pPr>
-      <w:r>
-        <w:rPr>
-          <w:b w:val="0"/>
-        </w:rPr>
-        <w:t xml:space="preserve">The </w:t>
+      </w:pPr>
+      <w:r>
+        <w:rPr>
+          <w:b w:val="0"/>
+        </w:rPr>
+        <w:t xml:space="preserve">Completion task: Find </w:t>
       </w:r>
       <w:r>
         <w:rPr>
           <w:b/>
         </w:rPr>
+        <w:t>median</w:t>
+      </w:r>
+      <w:r>
+        <w:rPr>
+          <w:b w:val="0"/>
+        </w:rPr>
+        <w:t>s of [9, 1, 3] and [8, 2, 4, 6].</w:t>
+      </w:r>
+    </w:p>
+    <w:p>
+      <w:pPr>
+        <w:pStyle w:val="Heading2"/>
+      </w:pPr>
+      <w:r>
+        <w:t>Expected reasoning and fading help</w:t>
+      </w:r>
+    </w:p>
+    <w:p>
+      <w:pPr>
+        <w:spacing w:line="336" w:lineRule="auto" w:after="180"/>
+      </w:pPr>
+      <w:r>
+        <w:rPr>
+          <w:b w:val="0"/>
+        </w:rPr>
+        <w:t xml:space="preserve">Teacher check: Sorted first list 1, 3, 9 has </w:t>
+      </w:r>
+      <w:r>
+        <w:rPr>
+          <w:b/>
+        </w:rPr>
+        <w:t>median</w:t>
+      </w:r>
+      <w:r>
+        <w:rPr>
+          <w:b w:val="0"/>
+        </w:rPr>
+        <w:t xml:space="preserve"> 3. Sorted second 2, 4, 6, 8 has </w:t>
+      </w:r>
+      <w:r>
+        <w:rPr>
+          <w:b/>
+        </w:rPr>
+        <w:t>median</w:t>
+      </w:r>
+      <w:r>
+        <w:rPr>
+          <w:b w:val="0"/>
+        </w:rPr>
+        <w:t xml:space="preserve"> (4 + 6)/2 = 5.</w:t>
+      </w:r>
+    </w:p>
+    <w:p>
+      <w:pPr>
+        <w:spacing w:line="336" w:lineRule="auto" w:after="180"/>
+      </w:pPr>
+      <w:r>
+        <w:rPr>
+          <w:b w:val="0"/>
+        </w:rPr>
+        <w:t xml:space="preserve">Start by identifying the given </w:t>
+      </w:r>
+      <w:r>
+        <w:rPr>
+          <w:b/>
+        </w:rPr>
+        <w:t>input</w:t>
+      </w:r>
+      <w:r>
+        <w:rPr>
+          <w:b w:val="0"/>
+        </w:rPr>
+        <w:t>s together. Leave the intermediate steps blank. If needed, model one step, then withdraw that help on the next step. Move to a full trace only when the partial trace is understood.</w:t>
+      </w:r>
+    </w:p>
+    <w:p>
+      <w:pPr>
+        <w:spacing w:line="336" w:lineRule="auto" w:after="180"/>
+      </w:pPr>
+      <w:r>
+        <w:rPr>
+          <w:b w:val="0"/>
+        </w:rPr>
+        <w:t>For partners, alternate explainer and checker; collect a response from every learner before discussion.</w:t>
+      </w:r>
+    </w:p>
+    <w:p>
+      <w:pPr>
+        <w:pStyle w:val="Heading2"/>
+      </w:pPr>
+      <w:r>
+        <w:t>Check the misconception before discussion</w:t>
+      </w:r>
+    </w:p>
+    <w:p>
+      <w:pPr>
+        <w:spacing w:line="336" w:lineRule="auto" w:after="180"/>
+      </w:pPr>
+      <w:r>
+        <w:rPr>
+          <w:b w:val="0"/>
+        </w:rPr>
+        <w:t xml:space="preserve">Use the worked case for </w:t>
+      </w:r>
+      <w:r>
+        <w:rPr>
+          <w:b/>
+        </w:rPr>
+        <w:t>Mean</w:t>
+      </w:r>
+      <w:r>
+        <w:rPr>
+          <w:b w:val="0"/>
+        </w:rPr>
+        <w:t xml:space="preserve"> </w:t>
+      </w:r>
+      <w:r>
+        <w:rPr>
+          <w:b/>
+        </w:rPr>
+        <w:t>median</w:t>
+      </w:r>
+      <w:r>
+        <w:rPr>
+          <w:b w:val="0"/>
+        </w:rPr>
+        <w:t xml:space="preserve"> and </w:t>
+      </w:r>
+      <w:r>
+        <w:rPr>
+          <w:b/>
+        </w:rPr>
+        <w:t>unusual value</w:t>
+      </w:r>
+      <w:r>
+        <w:rPr>
+          <w:b w:val="0"/>
+        </w:rPr>
+        <w:t>s. Proposed explanation: “A successful run proves the conclusion”. Decide whether this explanation is supported.</w:t>
+      </w:r>
+    </w:p>
+    <w:p>
+      <w:pPr>
+        <w:spacing w:line="336" w:lineRule="auto" w:after="180"/>
+      </w:pPr>
+      <w:r>
+        <w:rPr>
+          <w:b w:val="0"/>
+        </w:rPr>
+        <w:t>Point to the step or supplied fact that decides; explain your repair if needed.</w:t>
+      </w:r>
+    </w:p>
+    <w:p>
+      <w:pPr>
+        <w:spacing w:line="336" w:lineRule="auto" w:after="180"/>
+      </w:pPr>
+      <w:r>
+        <w:rPr>
+          <w:b w:val="0"/>
+        </w:rPr>
+        <w:t xml:space="preserve">Expected correction: Removing 18 merely because it raises the </w:t>
+      </w:r>
+      <w:r>
+        <w:rPr>
+          <w:b/>
+        </w:rPr>
         <w:t>mean</w:t>
       </w:r>
       <w:r>
         <w:rPr>
           <w:b w:val="0"/>
         </w:rPr>
-        <w:t xml:space="preserve"> uses every value and is pulled upward by 18. The </w:t>
+        <w:t xml:space="preserve"> would hide </w:t>
       </w:r>
       <w:r>
         <w:rPr>
           <w:b/>
         </w:rPr>
+        <w:t>evidence</w:t>
+      </w:r>
+      <w:r>
+        <w:rPr>
+          <w:b w:val="0"/>
+        </w:rPr>
+        <w:t>. Check collection notes, keep an audit trail and compare summaries with and without it only with a clear explanation.</w:t>
+      </w:r>
+    </w:p>
+    <w:p>
+      <w:pPr>
+        <w:spacing w:line="336" w:lineRule="auto" w:after="180"/>
+      </w:pPr>
+      <w:r>
+        <w:rPr>
+          <w:b w:val="0"/>
+        </w:rPr>
+        <w:t>Collect explanations, not only yes/no votes. If a misunderstanding is common, re-model the relevant step for the class.</w:t>
+      </w:r>
+    </w:p>
+    <w:p>
+      <w:pPr>
+        <w:spacing w:line="336" w:lineRule="auto" w:after="180"/>
+      </w:pPr>
+      <w:r>
+        <w:rPr>
+          <w:b w:val="0"/>
+        </w:rPr>
+        <w:t xml:space="preserve">If it affects a few learners, give a short targeted group explanation while others solve a more demanding </w:t>
+      </w:r>
+      <w:r>
+        <w:rPr>
+          <w:b/>
+        </w:rPr>
+        <w:t>variation</w:t>
+      </w:r>
+      <w:r>
+        <w:rPr>
+          <w:b w:val="0"/>
+        </w:rPr>
+        <w:t>.</w:t>
+      </w:r>
+    </w:p>
+    <w:p>
+      <w:pPr>
+        <w:pStyle w:val="Heading2"/>
+      </w:pPr>
+      <w:r>
+        <w:t>Use the pictorial check</w:t>
+      </w:r>
+    </w:p>
+    <w:p>
+      <w:pPr>
+        <w:spacing w:line="336" w:lineRule="auto" w:after="180"/>
+      </w:pPr>
+      <w:r>
+        <w:rPr>
+          <w:b w:val="0"/>
+        </w:rPr>
+        <w:t>If 18 was genuine, which summary better describes the middle observed task, and what extra fact should be shown?</w:t>
+      </w:r>
+    </w:p>
+    <w:p>
+      <w:pPr>
+        <w:spacing w:line="336" w:lineRule="auto" w:after="180"/>
+      </w:pPr>
+      <w:r>
+        <w:rPr>
+          <w:b/>
+        </w:rPr>
+        <w:t>Median</w:t>
+      </w:r>
+      <w:r>
+        <w:rPr>
+          <w:b w:val="0"/>
+        </w:rPr>
+        <w:t xml:space="preserve"> 3 describes the middle; also report the unusual 18-minute task and the </w:t>
+      </w:r>
+      <w:r>
+        <w:rPr>
+          <w:b/>
+        </w:rPr>
+        <w:t>mean</w:t>
+      </w:r>
+      <w:r>
+        <w:rPr>
+          <w:b w:val="0"/>
+        </w:rPr>
+        <w:t xml:space="preserve"> 6 rather than concealing spread.</w:t>
+      </w:r>
+    </w:p>
+    <w:p>
+      <w:pPr>
+        <w:spacing w:line="336" w:lineRule="auto" w:after="180"/>
+      </w:pPr>
+      <w:r>
+        <w:rPr>
+          <w:b w:val="0"/>
+        </w:rPr>
+        <w:t xml:space="preserve">Changed-case reasoning: Corrected </w:t>
+      </w:r>
+      <w:r>
+        <w:rPr>
+          <w:b/>
+        </w:rPr>
+        <w:t>mean</w:t>
+      </w:r>
+      <w:r>
+        <w:rPr>
+          <w:b w:val="0"/>
+        </w:rPr>
+        <w:t xml:space="preserve"> is 3 minutes and </w:t>
+      </w:r>
+      <w:r>
+        <w:rPr>
+          <w:b/>
+        </w:rPr>
         <w:t>median</w:t>
       </w:r>
       <w:r>
         <w:rPr>
           <w:b w:val="0"/>
         </w:rPr>
-        <w:t xml:space="preserve"> identifies the middle recorded time and stays at 3. Neither statistic declares the unusual </w:t>
+        <w:t xml:space="preserve"> is 3. Values become 2,3,3,4,3 with sum 15; sorted middle remains 3.</w:t>
+      </w:r>
+    </w:p>
+    <w:p>
+      <w:pPr>
+        <w:spacing w:line="336" w:lineRule="auto" w:after="180"/>
+      </w:pPr>
+      <w:r>
+        <w:rPr>
+          <w:b w:val="0"/>
+        </w:rPr>
+        <w:t xml:space="preserve">Collect each learner’s explanation before discussion. Use the first missing connection between </w:t>
       </w:r>
       <w:r>
         <w:rPr>
           <w:b/>
         </w:rPr>
-        <w:t>observation</w:t>
-      </w:r>
-      <w:r>
-        <w:rPr>
-          <w:b w:val="0"/>
-        </w:rPr>
-        <w:t xml:space="preserve"> invalid.</w:t>
+        <w:t>input</w:t>
+      </w:r>
+      <w:r>
+        <w:rPr>
+          <w:b w:val="0"/>
+        </w:rPr>
+        <w:t xml:space="preserve">, deciding step and result to choose support. This question is worked-case practice, not fresh mastery </w:t>
+      </w:r>
+      <w:r>
+        <w:rPr>
+          <w:b/>
+        </w:rPr>
+        <w:t>evidence</w:t>
+      </w:r>
+      <w:r>
+        <w:rPr>
+          <w:b w:val="0"/>
+        </w:rPr>
+        <w:t>.</w:t>
+      </w:r>
+    </w:p>
+    <w:p>
+      <w:pPr>
+        <w:pStyle w:val="Heading2"/>
+      </w:pPr>
+      <w:r>
+        <w:t>Keep each learner explaining</w:t>
+      </w:r>
+    </w:p>
+    <w:p>
+      <w:pPr>
+        <w:pStyle w:val="ListBullet"/>
+      </w:pPr>
+      <w:r>
+        <w:t>Ask: Which facts are given, and which would we have to assume? Learners mark relevant details before discussing answers.</w:t>
+      </w:r>
+    </w:p>
+    <w:p>
+      <w:pPr>
+        <w:pStyle w:val="ListBullet"/>
+      </w:pPr>
+      <w:r>
+        <w:t>Say: Predict first. Show the rule, information path or calculation that would produce the result. A correct guess is not yet an explanation.</w:t>
+      </w:r>
+    </w:p>
+    <w:p>
+      <w:pPr>
+        <w:pStyle w:val="ListBullet"/>
+      </w:pPr>
+      <w:r>
+        <w:t>In pairs, one learner solves while the other checks evidence; exchange roles. Remove the worked answer before independent assessment.</w:t>
+      </w:r>
+    </w:p>
+    <w:p>
+      <w:pPr>
+        <w:pStyle w:val="Heading2"/>
+      </w:pPr>
+      <w:r>
+        <w:t>Earlier wording, alternatives and picture transcripts · reference / check after trying</w:t>
       </w:r>
     </w:p>
     <w:p>
       <w:pPr>
         <w:spacing w:line="336" w:lineRule="auto" w:after="180"/>
-        <w:shd w:fill="F1F6FC"/>
-      </w:pPr>
-      <w:r>
-        <w:rPr>
-          <w:b w:val="0"/>
-        </w:rPr>
-        <w:t xml:space="preserve">Deleting it simply because it changes the </w:t>
+      </w:pPr>
+      <w:r>
+        <w:rPr>
+          <w:b w:val="0"/>
+        </w:rPr>
+        <w:t>Demonstrate and guide practice</w:t>
+      </w:r>
+    </w:p>
+    <w:p>
+      <w:pPr>
+        <w:pStyle w:val="Heading3"/>
+      </w:pPr>
+      <w:r>
+        <w:t>Board sequence</w:t>
+      </w:r>
+    </w:p>
+    <w:p>
+      <w:pPr>
+        <w:spacing w:line="336" w:lineRule="auto" w:after="180"/>
+      </w:pPr>
+      <w:r>
+        <w:rPr>
+          <w:b w:val="0"/>
+        </w:rPr>
+        <w:t>Write the given facts: Recorded lengths are 90,95,100,105,900 pages.</w:t>
+      </w:r>
+    </w:p>
+    <w:p>
+      <w:pPr>
+        <w:spacing w:line="336" w:lineRule="auto" w:after="180"/>
+      </w:pPr>
+      <w:r>
+        <w:rPr>
+          <w:b w:val="0"/>
+        </w:rPr>
+        <w:t>Write the question to explain: Is 900 automatically wrong?</w:t>
+      </w:r>
+    </w:p>
+    <w:p>
+      <w:pPr>
+        <w:spacing w:line="336" w:lineRule="auto" w:after="180"/>
+      </w:pPr>
+      <w:r>
+        <w:rPr>
+          <w:b w:val="0"/>
+        </w:rPr>
+        <w:t xml:space="preserve">Reveal after </w:t>
       </w:r>
       <w:r>
         <w:rPr>
           <w:b/>
         </w:rPr>
-        <w:t>mean</w:t>
-      </w:r>
-      <w:r>
-        <w:rPr>
-          <w:b w:val="0"/>
-        </w:rPr>
-        <w:t xml:space="preserve"> would hide potentially real slow work and change the question being answered.</w:t>
+        <w:t>prediction</w:t>
+      </w:r>
+      <w:r>
+        <w:rPr>
+          <w:b w:val="0"/>
+        </w:rPr>
+        <w:t xml:space="preserve">s: No. It is an </w:t>
+      </w:r>
+      <w:r>
+        <w:rPr>
+          <w:b/>
+        </w:rPr>
+        <w:t>outlier</w:t>
+      </w:r>
+      <w:r>
+        <w:rPr>
+          <w:b w:val="0"/>
+        </w:rPr>
+        <w:t xml:space="preserve">, but may be a real large book. Check catalogue, units and entry </w:t>
+      </w:r>
+      <w:r>
+        <w:rPr>
+          <w:b/>
+        </w:rPr>
+        <w:t>process</w:t>
+      </w:r>
+      <w:r>
+        <w:rPr>
+          <w:b w:val="0"/>
+        </w:rPr>
+        <w:t>.</w:t>
+      </w:r>
+    </w:p>
+    <w:p>
+      <w:pPr>
+        <w:spacing w:line="336" w:lineRule="auto" w:after="180"/>
+      </w:pPr>
+      <w:r>
+        <w:rPr>
+          <w:b w:val="0"/>
+        </w:rPr>
+        <w:t>Use the earlier changed question as optional later practice. Reserve Compare summaries independently for the first independent attempt before hints or feedback.</w:t>
       </w:r>
     </w:p>
     <w:p>
@@ -1977,430 +2791,18 @@
         <w:pStyle w:val="Heading3"/>
       </w:pPr>
       <w:r>
-        <w:t>What this example does not establish</w:t>
-      </w:r>
-    </w:p>
-    <w:p>
-      <w:pPr>
-        <w:pStyle w:val="Heading3"/>
-      </w:pPr>
-      <w:r>
-        <w:t>Keep the stated limit</w:t>
+        <w:t>Classroom dialogue</w:t>
       </w:r>
     </w:p>
     <w:p>
       <w:pPr>
         <w:spacing w:line="336" w:lineRule="auto" w:after="180"/>
-        <w:shd w:fill="FFF5E6"/>
-      </w:pPr>
-      <w:r>
-        <w:rPr>
-          <w:b w:val="0"/>
-        </w:rPr>
-        <w:t xml:space="preserve">Five task times do not estimate all library </w:t>
-      </w:r>
-      <w:r>
-        <w:rPr>
-          <w:b/>
-        </w:rPr>
-        <w:t>process</w:t>
-      </w:r>
-      <w:r>
-        <w:rPr>
-          <w:b w:val="0"/>
-        </w:rPr>
-        <w:t>ing times reliably or prove which summary suits every decision.</w:t>
-      </w:r>
-    </w:p>
-    <w:p>
-      <w:pPr>
-        <w:pStyle w:val="Heading3"/>
-      </w:pPr>
-      <w:r>
-        <w:t>Change one thing in the pictured case</w:t>
-      </w:r>
-    </w:p>
-    <w:p>
-      <w:pPr>
-        <w:pStyle w:val="Heading3"/>
-      </w:pPr>
-      <w:r>
-        <w:t>Change one thing</w:t>
-      </w:r>
-    </w:p>
-    <w:p>
-      <w:pPr>
-        <w:spacing w:line="336" w:lineRule="auto" w:after="180"/>
-        <w:shd w:fill="F5F1FB"/>
-      </w:pPr>
-      <w:r>
-        <w:rPr>
-          <w:b w:val="0"/>
-        </w:rPr>
-        <w:t>Change: An authorised log confirms 18 was a transcription error for 3.</w:t>
-      </w:r>
-    </w:p>
-    <w:p>
-      <w:pPr>
-        <w:pStyle w:val="Heading3"/>
-      </w:pPr>
-      <w:r>
-        <w:t>Predicted result</w:t>
-      </w:r>
-    </w:p>
-    <w:p>
-      <w:pPr>
-        <w:spacing w:line="336" w:lineRule="auto" w:after="180"/>
-        <w:shd w:fill="F1F6FC"/>
-      </w:pPr>
-      <w:r>
-        <w:rPr>
-          <w:b/>
-        </w:rPr>
-        <w:t>Prediction</w:t>
-      </w:r>
-      <w:r>
-        <w:rPr>
-          <w:b w:val="0"/>
-        </w:rPr>
-        <w:t xml:space="preserve">: Corrected </w:t>
-      </w:r>
-      <w:r>
-        <w:rPr>
-          <w:b/>
-        </w:rPr>
-        <w:t>mean</w:t>
-      </w:r>
-      <w:r>
-        <w:rPr>
-          <w:b w:val="0"/>
-        </w:rPr>
-        <w:t xml:space="preserve"> is 3 minutes and </w:t>
-      </w:r>
-      <w:r>
-        <w:rPr>
-          <w:b/>
-        </w:rPr>
-        <w:t>median</w:t>
-      </w:r>
-      <w:r>
-        <w:rPr>
-          <w:b w:val="0"/>
-        </w:rPr>
-        <w:t xml:space="preserve"> is 3.</w:t>
-      </w:r>
-    </w:p>
-    <w:p>
-      <w:pPr>
-        <w:pStyle w:val="Heading3"/>
-      </w:pPr>
-      <w:r>
-        <w:t>Why the result follows</w:t>
-      </w:r>
-    </w:p>
-    <w:p>
-      <w:pPr>
-        <w:spacing w:line="336" w:lineRule="auto" w:after="180"/>
-        <w:shd w:fill="F1F6FC"/>
-      </w:pPr>
-      <w:r>
-        <w:rPr>
-          <w:b w:val="0"/>
-        </w:rPr>
-        <w:t>Reason: Values become 2,3,3,4,3 with sum 15; sorted middle remains 3.</w:t>
-      </w:r>
-    </w:p>
-    <w:p>
-      <w:pPr>
-        <w:pStyle w:val="Heading3"/>
-      </w:pPr>
-      <w:r>
-        <w:t>Ask while showing the picture</w:t>
-      </w:r>
-    </w:p>
-    <w:p>
-      <w:pPr>
-        <w:pStyle w:val="Heading3"/>
-      </w:pPr>
-      <w:r>
-        <w:t>Ask while showing the picture · 1</w:t>
-      </w:r>
-    </w:p>
-    <w:p>
-      <w:pPr>
-        <w:spacing w:line="336" w:lineRule="auto" w:after="180"/>
-      </w:pPr>
-      <w:r>
-        <w:rPr>
-          <w:b w:val="0"/>
-        </w:rPr>
-        <w:t xml:space="preserve">Cover the result. Ask learners to name the </w:t>
-      </w:r>
-      <w:r>
-        <w:rPr>
-          <w:b/>
-        </w:rPr>
-        <w:t>input</w:t>
-      </w:r>
-      <w:r>
-        <w:rPr>
-          <w:b w:val="0"/>
-        </w:rPr>
-        <w:t xml:space="preserve">s and predict the next step. Uncover one step, connect the icon to the actual procedure, and explain its </w:t>
-      </w:r>
-      <w:r>
-        <w:rPr>
-          <w:b/>
-        </w:rPr>
-        <w:t>evidence</w:t>
-      </w:r>
-      <w:r>
-        <w:rPr>
-          <w:b w:val="0"/>
-        </w:rPr>
-        <w:t>. Then change the supplied condition and compare.</w:t>
-      </w:r>
-    </w:p>
-    <w:p>
-      <w:pPr>
-        <w:spacing w:line="336" w:lineRule="auto" w:after="180"/>
-      </w:pPr>
-      <w:r>
-        <w:rPr>
-          <w:b w:val="0"/>
-        </w:rPr>
-        <w:t>The picture is a representation; it does not document execution of a real AI model.</w:t>
-      </w:r>
-    </w:p>
-    <w:p>
-      <w:pPr>
-        <w:pStyle w:val="Heading1"/>
-      </w:pPr>
-      <w:r>
-        <w:t>03. Demonstrate and guide practice</w:t>
-      </w:r>
-    </w:p>
-    <w:p>
-      <w:r>
-        <w:t>Demonstrate Noise and Outliers, reduce support deliberately and check individual reasoning before discussing answers.</w:t>
-      </w:r>
-    </w:p>
-    <w:p>
-      <w:pPr>
-        <w:pStyle w:val="Heading3"/>
-      </w:pPr>
-      <w:r>
-        <w:t>Board sequence</w:t>
-      </w:r>
-    </w:p>
-    <w:p>
-      <w:pPr>
-        <w:pStyle w:val="Heading3"/>
-      </w:pPr>
-      <w:r>
-        <w:t>1. Put the facts on the board</w:t>
-      </w:r>
-    </w:p>
-    <w:p>
-      <w:pPr>
-        <w:spacing w:line="336" w:lineRule="auto" w:after="180"/>
-        <w:shd w:fill="F4F9FC"/>
-      </w:pPr>
-      <w:r>
-        <w:rPr>
-          <w:b w:val="0"/>
-        </w:rPr>
-        <w:t>Write the given facts: Recorded lengths are 90,95,100,105,900 pages.</w:t>
-      </w:r>
-    </w:p>
-    <w:p>
-      <w:pPr>
-        <w:pStyle w:val="Heading3"/>
-      </w:pPr>
-      <w:r>
-        <w:t>2. State the decision to explain</w:t>
-      </w:r>
-    </w:p>
-    <w:p>
-      <w:pPr>
-        <w:spacing w:line="336" w:lineRule="auto" w:after="180"/>
-        <w:shd w:fill="F5F1FB"/>
-      </w:pPr>
-      <w:r>
-        <w:rPr>
-          <w:b w:val="0"/>
-        </w:rPr>
-        <w:t>Write the question to explain: Is 900 automatically wrong?</w:t>
-      </w:r>
-    </w:p>
-    <w:p>
-      <w:pPr>
-        <w:pStyle w:val="Heading3"/>
-      </w:pPr>
-      <w:r>
-        <w:t>3. Reveal the worked reasoning</w:t>
-      </w:r>
-    </w:p>
-    <w:p>
-      <w:pPr>
-        <w:spacing w:line="336" w:lineRule="auto" w:after="180"/>
-        <w:shd w:fill="F1F6FC"/>
-      </w:pPr>
-      <w:r>
-        <w:rPr>
-          <w:b w:val="0"/>
-        </w:rPr>
-        <w:t xml:space="preserve">Reveal after </w:t>
-      </w:r>
-      <w:r>
-        <w:rPr>
-          <w:b/>
-        </w:rPr>
-        <w:t>prediction</w:t>
-      </w:r>
-      <w:r>
-        <w:rPr>
-          <w:b w:val="0"/>
-        </w:rPr>
-        <w:t xml:space="preserve">s: No. It is an </w:t>
-      </w:r>
-      <w:r>
-        <w:rPr>
-          <w:b/>
-        </w:rPr>
-        <w:t>outlier</w:t>
-      </w:r>
-      <w:r>
-        <w:rPr>
-          <w:b w:val="0"/>
-        </w:rPr>
-        <w:t xml:space="preserve">, but may be a real large book. Check catalogue, units and entry </w:t>
-      </w:r>
-      <w:r>
-        <w:rPr>
-          <w:b/>
-        </w:rPr>
-        <w:t>process</w:t>
-      </w:r>
-      <w:r>
-        <w:rPr>
-          <w:b w:val="0"/>
-        </w:rPr>
-        <w:t>.</w:t>
-      </w:r>
-    </w:p>
-    <w:p>
-      <w:pPr>
-        <w:pStyle w:val="Heading3"/>
-      </w:pPr>
-      <w:r>
-        <w:t>Hold back the independent task</w:t>
-      </w:r>
-    </w:p>
-    <w:p>
-      <w:pPr>
-        <w:spacing w:line="336" w:lineRule="auto" w:after="180"/>
-        <w:shd w:fill="FFF5E6"/>
-      </w:pPr>
-      <w:r>
-        <w:rPr>
-          <w:b w:val="0"/>
-        </w:rPr>
-        <w:t xml:space="preserve">Keep for an independent attempt: Page counts are 40, 42, 43 and 900. Should 900 be deleted immediately? Give two explanations to </w:t>
-      </w:r>
-      <w:r>
-        <w:rPr>
-          <w:b/>
-        </w:rPr>
-        <w:t>investigate</w:t>
-      </w:r>
-      <w:r>
-        <w:rPr>
-          <w:b w:val="0"/>
-        </w:rPr>
-        <w:t>.</w:t>
-      </w:r>
-    </w:p>
-    <w:p>
-      <w:pPr>
-        <w:pStyle w:val="Heading3"/>
-      </w:pPr>
-      <w:r>
-        <w:t>Classroom dialogue</w:t>
-      </w:r>
-    </w:p>
-    <w:p>
-      <w:pPr>
-        <w:pStyle w:val="Heading3"/>
-      </w:pPr>
-      <w:r>
-        <w:t>Ask the class</w:t>
-      </w:r>
-    </w:p>
-    <w:p>
-      <w:pPr>
-        <w:spacing w:line="336" w:lineRule="auto" w:after="180"/>
-        <w:shd w:fill="F5F1FB"/>
-      </w:pPr>
-      <w:r>
-        <w:rPr>
-          <w:b w:val="0"/>
-        </w:rPr>
-        <w:t>Ask: Which facts are given, and which would we have to assume? Learners mark relevant details before discussing answers.</w:t>
-      </w:r>
-    </w:p>
-    <w:p>
-      <w:pPr>
-        <w:pStyle w:val="Heading3"/>
-      </w:pPr>
-      <w:r>
-        <w:t>Language to model</w:t>
-      </w:r>
-    </w:p>
-    <w:p>
-      <w:pPr>
-        <w:spacing w:line="336" w:lineRule="auto" w:after="180"/>
-        <w:shd w:fill="F1F6F8"/>
-      </w:pPr>
-      <w:r>
-        <w:rPr>
-          <w:b w:val="0"/>
-        </w:rPr>
-        <w:t>Say: Predict first. Show the rule, information path or calculation that would produce the result. A correct guess is not yet an explanation.</w:t>
-      </w:r>
-    </w:p>
-    <w:p>
-      <w:pPr>
-        <w:spacing w:line="336" w:lineRule="auto" w:after="180"/>
       </w:pPr>
       <w:r>
         <w:rPr>
           <w:b w:val="0"/>
         </w:rPr>
         <w:t>Reveal reasoning one step at a time. Explain why a tempting alternative fails. Write units and denominators for arithmetic, trace conditions for decisions, and identify supporting sources for claims.</w:t>
-      </w:r>
-    </w:p>
-    <w:p>
-      <w:pPr>
-        <w:spacing w:line="336" w:lineRule="auto" w:after="180"/>
-      </w:pPr>
-      <w:r>
-        <w:rPr>
-          <w:b w:val="0"/>
-        </w:rPr>
-        <w:t xml:space="preserve">In pairs, one learner solves while the other checks </w:t>
-      </w:r>
-      <w:r>
-        <w:rPr>
-          <w:b/>
-        </w:rPr>
-        <w:t>evidence</w:t>
-      </w:r>
-      <w:r>
-        <w:rPr>
-          <w:b w:val="0"/>
-        </w:rPr>
-        <w:t>; exchange roles. Remove the worked answer before independent assessment.</w:t>
       </w:r>
     </w:p>
     <w:p>
@@ -2691,490 +3093,103 @@
         <w:pStyle w:val="Heading3"/>
       </w:pPr>
       <w:r>
-        <w:t>Completion practice</w:t>
+        <w:t>Individual reasoning check</w:t>
+      </w:r>
+    </w:p>
+    <w:p>
+      <w:pPr>
+        <w:pStyle w:val="Heading3"/>
+      </w:pPr>
+      <w:r>
+        <w:t>Pictorial practice question</w:t>
+      </w:r>
+    </w:p>
+    <w:p>
+      <w:pPr>
+        <w:pStyle w:val="Heading3"/>
+      </w:pPr>
+      <w:r>
+        <w:t>Reasoned teacher answer</w:t>
+      </w:r>
+    </w:p>
+    <w:p>
+      <w:pPr>
+        <w:pStyle w:val="Heading1"/>
+      </w:pPr>
+      <w:r>
+        <w:t>04. Run the supplied investigation</w:t>
+      </w:r>
+    </w:p>
+    <w:p>
+      <w:r>
+        <w:t>Keep expected results, observed paper traces and remaining limits distinguishable.</w:t>
+      </w:r>
+    </w:p>
+    <w:p>
+      <w:pPr>
+        <w:pStyle w:val="Heading2"/>
+      </w:pPr>
+      <w:r>
+        <w:t>Supplied materials and answer guidance</w:t>
       </w:r>
     </w:p>
     <w:p>
       <w:pPr>
         <w:spacing w:line="336" w:lineRule="auto" w:after="180"/>
-        <w:shd w:fill="F5F1FB"/>
-      </w:pPr>
-      <w:r>
-        <w:rPr>
-          <w:b w:val="0"/>
-        </w:rPr>
-        <w:t xml:space="preserve">Completion task: Find </w:t>
-      </w:r>
-      <w:r>
-        <w:rPr>
-          <w:b/>
-        </w:rPr>
-        <w:t>median</w:t>
-      </w:r>
-      <w:r>
-        <w:rPr>
-          <w:b w:val="0"/>
-        </w:rPr>
-        <w:t>s of [9, 1, 3] and [8, 2, 4, 6].</w:t>
-      </w:r>
-    </w:p>
-    <w:p>
-      <w:pPr>
-        <w:pStyle w:val="Heading3"/>
-      </w:pPr>
-      <w:r>
-        <w:t>Reasoning to listen for</w:t>
-      </w:r>
-    </w:p>
-    <w:p>
-      <w:pPr>
-        <w:spacing w:line="336" w:lineRule="auto" w:after="180"/>
-        <w:shd w:fill="F1F6FC"/>
-      </w:pPr>
-      <w:r>
-        <w:rPr>
-          <w:b w:val="0"/>
-        </w:rPr>
-        <w:t xml:space="preserve">Teacher check: Sorted first list 1, 3, 9 has </w:t>
-      </w:r>
-      <w:r>
-        <w:rPr>
-          <w:b/>
-        </w:rPr>
-        <w:t>median</w:t>
-      </w:r>
-      <w:r>
-        <w:rPr>
-          <w:b w:val="0"/>
-        </w:rPr>
-        <w:t xml:space="preserve"> 3. Sorted second 2, 4, 6, 8 has </w:t>
-      </w:r>
-      <w:r>
-        <w:rPr>
-          <w:b/>
-        </w:rPr>
-        <w:t>median</w:t>
-      </w:r>
-      <w:r>
-        <w:rPr>
-          <w:b w:val="0"/>
-        </w:rPr>
-        <w:t xml:space="preserve"> (4 + 6)/2 = 5.</w:t>
-      </w:r>
-    </w:p>
-    <w:p>
-      <w:pPr>
-        <w:spacing w:line="336" w:lineRule="auto" w:after="180"/>
-      </w:pPr>
-      <w:r>
-        <w:rPr>
-          <w:b w:val="0"/>
-        </w:rPr>
-        <w:t xml:space="preserve">Start by identifying the given </w:t>
-      </w:r>
-      <w:r>
-        <w:rPr>
-          <w:b/>
-        </w:rPr>
-        <w:t>input</w:t>
-      </w:r>
-      <w:r>
-        <w:rPr>
-          <w:b w:val="0"/>
-        </w:rPr>
-        <w:t>s together. Leave the intermediate steps blank. If needed, model one step, then withdraw that help on the next step. Move to a full trace only when the partial trace is understood.</w:t>
-      </w:r>
-    </w:p>
-    <w:p>
-      <w:pPr>
-        <w:spacing w:line="336" w:lineRule="auto" w:after="180"/>
-      </w:pPr>
-      <w:r>
-        <w:rPr>
-          <w:b w:val="0"/>
-        </w:rPr>
-        <w:t>For partners, alternate explainer and checker; collect a response from every learner before discussion.</w:t>
-      </w:r>
-    </w:p>
-    <w:p>
-      <w:pPr>
-        <w:pStyle w:val="Heading3"/>
-      </w:pPr>
-      <w:r>
-        <w:t>Individual reasoning check</w:t>
-      </w:r>
-    </w:p>
-    <w:p>
-      <w:pPr>
-        <w:spacing w:line="336" w:lineRule="auto" w:after="180"/>
-      </w:pPr>
-      <w:r>
-        <w:rPr>
-          <w:b w:val="0"/>
-        </w:rPr>
-        <w:t xml:space="preserve">Use the worked case for </w:t>
-      </w:r>
-      <w:r>
-        <w:rPr>
-          <w:b/>
-        </w:rPr>
-        <w:t>Mean</w:t>
-      </w:r>
-      <w:r>
-        <w:rPr>
-          <w:b w:val="0"/>
-        </w:rPr>
-        <w:t xml:space="preserve"> </w:t>
-      </w:r>
-      <w:r>
-        <w:rPr>
-          <w:b/>
-        </w:rPr>
-        <w:t>median</w:t>
-      </w:r>
-      <w:r>
-        <w:rPr>
-          <w:b w:val="0"/>
-        </w:rPr>
-        <w:t xml:space="preserve"> and </w:t>
-      </w:r>
-      <w:r>
-        <w:rPr>
-          <w:b/>
-        </w:rPr>
-        <w:t>unusual value</w:t>
-      </w:r>
-      <w:r>
-        <w:rPr>
-          <w:b w:val="0"/>
-        </w:rPr>
-        <w:t>s. Proposed explanation: “A successful run proves the conclusion”. Decide whether this explanation is supported.</w:t>
-      </w:r>
-    </w:p>
-    <w:p>
-      <w:pPr>
-        <w:spacing w:line="336" w:lineRule="auto" w:after="180"/>
-      </w:pPr>
-      <w:r>
-        <w:rPr>
-          <w:b w:val="0"/>
-        </w:rPr>
-        <w:t>Point to the step or supplied fact that decides; explain your repair if needed.</w:t>
-      </w:r>
-    </w:p>
-    <w:p>
-      <w:pPr>
-        <w:pStyle w:val="Heading3"/>
-      </w:pPr>
-      <w:r>
-        <w:t>Expected repair</w:t>
-      </w:r>
-    </w:p>
-    <w:p>
-      <w:pPr>
-        <w:spacing w:line="336" w:lineRule="auto" w:after="180"/>
-        <w:shd w:fill="F1F6FC"/>
-      </w:pPr>
-      <w:r>
-        <w:rPr>
-          <w:b w:val="0"/>
-        </w:rPr>
-        <w:t xml:space="preserve">Expected correction: Removing 18 merely because it raises the </w:t>
-      </w:r>
-      <w:r>
-        <w:rPr>
-          <w:b/>
-        </w:rPr>
-        <w:t>mean</w:t>
-      </w:r>
-      <w:r>
-        <w:rPr>
-          <w:b w:val="0"/>
-        </w:rPr>
-        <w:t xml:space="preserve"> would hide </w:t>
-      </w:r>
-      <w:r>
-        <w:rPr>
-          <w:b/>
-        </w:rPr>
-        <w:t>evidence</w:t>
-      </w:r>
-      <w:r>
-        <w:rPr>
-          <w:b w:val="0"/>
-        </w:rPr>
-        <w:t>. Check collection notes, keep an audit trail and compare summaries with and without it only with a clear explanation.</w:t>
-      </w:r>
-    </w:p>
-    <w:p>
-      <w:pPr>
-        <w:spacing w:line="336" w:lineRule="auto" w:after="180"/>
-      </w:pPr>
-      <w:r>
-        <w:rPr>
-          <w:b w:val="0"/>
-        </w:rPr>
-        <w:t>Collect explanations, not only yes/no votes. If a misunderstanding is common, re-model the relevant step for the class.</w:t>
-      </w:r>
-    </w:p>
-    <w:p>
-      <w:pPr>
-        <w:spacing w:line="336" w:lineRule="auto" w:after="180"/>
-      </w:pPr>
-      <w:r>
-        <w:rPr>
-          <w:b w:val="0"/>
-        </w:rPr>
-        <w:t xml:space="preserve">If it affects a few learners, give a short targeted group explanation while others solve a more demanding </w:t>
-      </w:r>
-      <w:r>
-        <w:rPr>
-          <w:b/>
-        </w:rPr>
-        <w:t>variation</w:t>
-      </w:r>
-      <w:r>
-        <w:rPr>
-          <w:b w:val="0"/>
-        </w:rPr>
-        <w:t>.</w:t>
-      </w:r>
-    </w:p>
-    <w:p>
-      <w:pPr>
-        <w:pStyle w:val="Heading3"/>
-      </w:pPr>
-      <w:r>
-        <w:t>Pictorial practice question</w:t>
-      </w:r>
-    </w:p>
-    <w:p>
-      <w:pPr>
-        <w:spacing w:line="336" w:lineRule="auto" w:after="180"/>
-        <w:shd w:fill="F5F1FB"/>
-      </w:pPr>
-      <w:r>
-        <w:rPr>
-          <w:b w:val="0"/>
-        </w:rPr>
-        <w:t>If 18 was genuine, which summary better describes the middle observed task, and what extra fact should be shown?</w:t>
-      </w:r>
-    </w:p>
-    <w:p>
-      <w:pPr>
-        <w:pStyle w:val="Heading3"/>
-      </w:pPr>
-      <w:r>
-        <w:t>Reasoned teacher answer</w:t>
-      </w:r>
-    </w:p>
-    <w:p>
-      <w:pPr>
-        <w:spacing w:line="336" w:lineRule="auto" w:after="180"/>
-      </w:pPr>
-      <w:r>
-        <w:rPr>
-          <w:b/>
-        </w:rPr>
-        <w:t>Median</w:t>
-      </w:r>
-      <w:r>
-        <w:rPr>
-          <w:b w:val="0"/>
-        </w:rPr>
-        <w:t xml:space="preserve"> 3 describes the middle; also report the unusual 18-minute task and the </w:t>
-      </w:r>
-      <w:r>
-        <w:rPr>
-          <w:b/>
-        </w:rPr>
-        <w:t>mean</w:t>
-      </w:r>
-      <w:r>
-        <w:rPr>
-          <w:b w:val="0"/>
-        </w:rPr>
-        <w:t xml:space="preserve"> 6 rather than concealing spread.</w:t>
-      </w:r>
-    </w:p>
-    <w:p>
-      <w:pPr>
-        <w:spacing w:line="336" w:lineRule="auto" w:after="180"/>
-      </w:pPr>
-      <w:r>
-        <w:rPr>
-          <w:b w:val="0"/>
-        </w:rPr>
-        <w:t xml:space="preserve">Changed-case reasoning: Corrected </w:t>
-      </w:r>
-      <w:r>
-        <w:rPr>
-          <w:b/>
-        </w:rPr>
-        <w:t>mean</w:t>
-      </w:r>
-      <w:r>
-        <w:rPr>
-          <w:b w:val="0"/>
-        </w:rPr>
-        <w:t xml:space="preserve"> is 3 minutes and </w:t>
-      </w:r>
-      <w:r>
-        <w:rPr>
-          <w:b/>
-        </w:rPr>
-        <w:t>median</w:t>
-      </w:r>
-      <w:r>
-        <w:rPr>
-          <w:b w:val="0"/>
-        </w:rPr>
-        <w:t xml:space="preserve"> is 3. Values become 2,3,3,4,3 with sum 15; sorted middle remains 3.</w:t>
-      </w:r>
-    </w:p>
-    <w:p>
-      <w:pPr>
-        <w:spacing w:line="336" w:lineRule="auto" w:after="180"/>
-      </w:pPr>
-      <w:r>
-        <w:rPr>
-          <w:b w:val="0"/>
-        </w:rPr>
-        <w:t xml:space="preserve">Collect each learner’s explanation before discussion. Use the first missing connection between </w:t>
-      </w:r>
-      <w:r>
-        <w:rPr>
-          <w:b/>
-        </w:rPr>
-        <w:t>input</w:t>
-      </w:r>
-      <w:r>
-        <w:rPr>
-          <w:b w:val="0"/>
-        </w:rPr>
-        <w:t xml:space="preserve">, deciding step and result to choose support. This question is worked-case practice, not fresh mastery </w:t>
-      </w:r>
-      <w:r>
-        <w:rPr>
-          <w:b/>
-        </w:rPr>
-        <w:t>evidence</w:t>
-      </w:r>
-      <w:r>
-        <w:rPr>
-          <w:b w:val="0"/>
-        </w:rPr>
-        <w:t>.</w:t>
-      </w:r>
-    </w:p>
-    <w:p>
-      <w:pPr>
-        <w:pStyle w:val="Heading1"/>
-      </w:pPr>
-      <w:r>
-        <w:t>04. Run the weekly evidence lab</w:t>
-      </w:r>
-    </w:p>
-    <w:p>
-      <w:r>
-        <w:t>Run the Noise and Outliers investigation and use the first unsupported step to choose a teaching response.</w:t>
-      </w:r>
-    </w:p>
-    <w:p>
-      <w:pPr>
-        <w:spacing w:line="336" w:lineRule="auto" w:after="180"/>
-      </w:pPr>
-      <w:r>
-        <w:rPr>
-          <w:b w:val="0"/>
-        </w:rPr>
-        <w:t>Words You Can Use to Reason</w:t>
-      </w:r>
-    </w:p>
-    <w:p>
-      <w:pPr>
-        <w:spacing w:line="336" w:lineRule="auto" w:after="180"/>
-      </w:pPr>
-      <w:r>
-        <w:rPr>
-          <w:b w:val="0"/>
-        </w:rPr>
-        <w:t>A definition matters when you can recognize the idea, use it, and contrast it with a near-miss.</w:t>
-      </w:r>
-    </w:p>
-    <w:p>
-      <w:pPr>
-        <w:spacing w:line="336" w:lineRule="auto" w:after="180"/>
-      </w:pPr>
-      <w:r>
-        <w:rPr>
-          <w:b w:val="0"/>
-        </w:rPr>
+      </w:pPr>
+      <w:r>
+        <w:rPr>
+          <w:b w:val="0"/>
+        </w:rPr>
+        <w:t>Baseline2,3,3,4,18 gives sum30,mean6,median3. Hypothetical18→8 gives sum20,mean4,median3. Authorised18→3 gives sum15,mean3,median3. W1 sum30/count5=6; W2 medians3 and5. General script outputs(6.0,3),(5.0,5.0),(None,None). Audit R1: correct18→3 with log; R2: retain verified25; R3: exclude proven duplicate from analysis while retaining raw source; R4: ask/review unavailable duration. These are separate audit events, not a combined statistical sample. Reserve the fresh five-value summary comparison for W4.</w:t>
+      </w:r>
+    </w:p>
+    <w:p>
+      <w:pPr>
+        <w:pStyle w:val="Heading2"/>
+      </w:pPr>
+      <w:r>
+        <w:t>Run and record</w:t>
+      </w:r>
+    </w:p>
+    <w:p>
+      <w:pPr>
+        <w:pStyle w:val="ListNumber"/>
+      </w:pPr>
+      <w:r>
         <w:t>Predict → Test → Record → Explain</w:t>
       </w:r>
     </w:p>
     <w:p>
       <w:pPr>
-        <w:spacing w:line="336" w:lineRule="auto" w:after="180"/>
-      </w:pPr>
-      <w:r>
-        <w:rPr>
-          <w:b w:val="0"/>
-        </w:rPr>
+        <w:pStyle w:val="ListNumber"/>
+      </w:pPr>
+      <w:r>
         <w:t>Keep expected and actual results separate. Surprises are useful data when recorded honestly.</w:t>
       </w:r>
     </w:p>
     <w:p>
       <w:pPr>
-        <w:spacing w:line="336" w:lineRule="auto" w:after="180"/>
-      </w:pPr>
-      <w:r>
-        <w:rPr>
-          <w:b w:val="0"/>
-        </w:rPr>
-        <w:t>Audit four suspicious records using keep / correct / remove / ask labels. Require a reason and a source check for every action.</w:t>
-      </w:r>
-    </w:p>
-    <w:p>
-      <w:pPr>
-        <w:spacing w:line="336" w:lineRule="auto" w:after="180"/>
-        <w:shd w:fill="F5F1FB"/>
-      </w:pPr>
-      <w:r>
-        <w:rPr>
-          <w:b w:val="0"/>
-        </w:rPr>
+        <w:pStyle w:val="ListNumber"/>
+      </w:pPr>
+      <w:r>
+        <w:t>Use the four supplied audit records. Choose keep, correct, exclude a confirmed duplicate from analysis, or ask for evidence; justify every action from the supplied source facts and preserve the raw record.</w:t>
+      </w:r>
+    </w:p>
+    <w:p>
+      <w:pPr>
+        <w:pStyle w:val="ListNumber"/>
+      </w:pPr>
+      <w:r>
         <w:t>What did the hardest test teach you that the normal test did not?</w:t>
       </w:r>
     </w:p>
     <w:p>
       <w:pPr>
-        <w:pStyle w:val="Heading3"/>
-      </w:pPr>
-      <w:r>
-        <w:t>Make the lab runnable</w:t>
-      </w:r>
-    </w:p>
-    <w:p>
-      <w:pPr>
-        <w:spacing w:line="336" w:lineRule="auto" w:after="180"/>
-      </w:pPr>
-      <w:r>
-        <w:rPr>
-          <w:b w:val="0"/>
-        </w:rPr>
-        <w:t>Use the concrete case as the shared normal case and the independent question as a second case. Each pair creates a boundary or missing-information case and predicts its result before testing.</w:t>
-      </w:r>
-    </w:p>
-    <w:p>
-      <w:pPr>
-        <w:spacing w:line="336" w:lineRule="auto" w:after="180"/>
-      </w:pPr>
-      <w:r>
-        <w:rPr>
-          <w:b w:val="0"/>
-        </w:rPr>
-        <w:t>Keep the expected result separate from an observed mistake.</w:t>
+        <w:pStyle w:val="Heading2"/>
+      </w:pPr>
+      <w:r>
+        <w:t>Keep an inspectable record</w:t>
       </w:r>
     </w:p>
     <w:tbl>
@@ -3325,10 +3340,10 @@
     </w:tbl>
     <w:p>
       <w:pPr>
-        <w:pStyle w:val="Heading3"/>
-      </w:pPr>
-      <w:r>
-        <w:t>Diagnose and reteach</w:t>
+        <w:pStyle w:val="Heading2"/>
+      </w:pPr>
+      <w:r>
+        <w:t>Diagnose the first misunderstanding</w:t>
       </w:r>
     </w:p>
     <w:p>
@@ -3339,7 +3354,31 @@
         <w:rPr>
           <w:b w:val="0"/>
         </w:rPr>
-        <w:t>For guessing, return to given facts and request a trace. For vocabulary without application, use one example and one non-example. For arithmetic errors, check the setup before the calculation.</w:t>
+        <w:t xml:space="preserve">A successful run proves the conclusion: Removing 18 merely because it raises the </w:t>
+      </w:r>
+      <w:r>
+        <w:rPr>
+          <w:b/>
+        </w:rPr>
+        <w:t>mean</w:t>
+      </w:r>
+      <w:r>
+        <w:rPr>
+          <w:b w:val="0"/>
+        </w:rPr>
+        <w:t xml:space="preserve"> would hide </w:t>
+      </w:r>
+      <w:r>
+        <w:rPr>
+          <w:b/>
+        </w:rPr>
+        <w:t>evidence</w:t>
+      </w:r>
+      <w:r>
+        <w:rPr>
+          <w:b w:val="0"/>
+        </w:rPr>
+        <w:t>. Check collection notes, keep an audit trail and compare summaries with and without it only with a clear explanation.</w:t>
       </w:r>
     </w:p>
     <w:p>
@@ -3350,15 +3389,67 @@
         <w:rPr>
           <w:b w:val="0"/>
         </w:rPr>
-        <w:t>Finish with a different uncoached case before recording mastery.</w:t>
-      </w:r>
-    </w:p>
-    <w:p>
-      <w:pPr>
-        <w:pStyle w:val="Heading3"/>
-      </w:pPr>
-      <w:r>
-        <w:t>Address these additional misconceptions</w:t>
+        <w:t xml:space="preserve">Matching the example is enough: Require the new W4 case, explicit </w:t>
+      </w:r>
+      <w:r>
+        <w:rPr>
+          <w:b/>
+        </w:rPr>
+        <w:t>prediction</w:t>
+      </w:r>
+      <w:r>
+        <w:rPr>
+          <w:b w:val="0"/>
+        </w:rPr>
+        <w:t xml:space="preserve">s and an explanation. Fresh retry: 2, 4, 4, 5, 15 has sum 30, </w:t>
+      </w:r>
+      <w:r>
+        <w:rPr>
+          <w:b/>
+        </w:rPr>
+        <w:t>mean</w:t>
+      </w:r>
+      <w:r>
+        <w:rPr>
+          <w:b w:val="0"/>
+        </w:rPr>
+        <w:t xml:space="preserve"> 6 and </w:t>
+      </w:r>
+      <w:r>
+        <w:rPr>
+          <w:b/>
+        </w:rPr>
+        <w:t>median</w:t>
+      </w:r>
+      <w:r>
+        <w:rPr>
+          <w:b w:val="0"/>
+        </w:rPr>
+        <w:t xml:space="preserve"> 4. Replacing 15 with 5 gives sum 20, </w:t>
+      </w:r>
+      <w:r>
+        <w:rPr>
+          <w:b/>
+        </w:rPr>
+        <w:t>mean</w:t>
+      </w:r>
+      <w:r>
+        <w:rPr>
+          <w:b w:val="0"/>
+        </w:rPr>
+        <w:t xml:space="preserve"> 4 and </w:t>
+      </w:r>
+      <w:r>
+        <w:rPr>
+          <w:b/>
+        </w:rPr>
+        <w:t>median</w:t>
+      </w:r>
+      <w:r>
+        <w:rPr>
+          <w:b w:val="0"/>
+        </w:rPr>
+        <w:t xml:space="preserve"> 4.</w:t>
       </w:r>
     </w:p>
     <w:p>
@@ -3369,7 +3460,7 @@
         <w:rPr>
           <w:b w:val="0"/>
         </w:rPr>
-        <w:t xml:space="preserve">A successful run proves the conclusion: Removing 18 merely because it raises the </w:t>
+        <w:t xml:space="preserve">A convenient shortcut preserves </w:t>
       </w:r>
       <w:r>
         <w:rPr>
@@ -3381,19 +3472,31 @@
         <w:rPr>
           <w:b w:val="0"/>
         </w:rPr>
-        <w:t xml:space="preserve"> would hide </w:t>
+        <w:t xml:space="preserve">ing: Taking the middle item of an unsorted list can give the wrong </w:t>
       </w:r>
       <w:r>
         <w:rPr>
           <w:b/>
         </w:rPr>
-        <w:t>evidence</w:t>
-      </w:r>
-      <w:r>
-        <w:rPr>
-          <w:b w:val="0"/>
-        </w:rPr>
-        <w:t>. Check collection notes, keep an audit trail and compare summaries with and without it only with a clear explanation.</w:t>
+        <w:t>median</w:t>
+      </w:r>
+      <w:r>
+        <w:rPr>
+          <w:b w:val="0"/>
+        </w:rPr>
+        <w:t xml:space="preserve">. For [18, 2, 4, 3, 3], the middle item is 4, but the sorted </w:t>
+      </w:r>
+      <w:r>
+        <w:rPr>
+          <w:b/>
+        </w:rPr>
+        <w:t>median</w:t>
+      </w:r>
+      <w:r>
+        <w:rPr>
+          <w:b w:val="0"/>
+        </w:rPr>
+        <w:t xml:space="preserve"> is 3. Sort first.</w:t>
       </w:r>
     </w:p>
     <w:p>
@@ -3404,157 +3507,39 @@
         <w:rPr>
           <w:b w:val="0"/>
         </w:rPr>
-        <w:t xml:space="preserve">Matching the example is enough: Require the new W4 case, explicit </w:t>
+        <w:t xml:space="preserve">For an empty list, there is no </w:t>
       </w:r>
       <w:r>
         <w:rPr>
           <w:b/>
         </w:rPr>
-        <w:t>prediction</w:t>
-      </w:r>
-      <w:r>
-        <w:rPr>
-          <w:b w:val="0"/>
-        </w:rPr>
-        <w:t xml:space="preserve">s and an explanation. Fresh retry: 2, 4, 4, 5, 15 has sum 30, </w:t>
+        <w:t>mean</w:t>
+      </w:r>
+      <w:r>
+        <w:rPr>
+          <w:b w:val="0"/>
+        </w:rPr>
+        <w:t xml:space="preserve"> or </w:t>
       </w:r>
       <w:r>
         <w:rPr>
           <w:b/>
         </w:rPr>
-        <w:t>mean</w:t>
-      </w:r>
-      <w:r>
-        <w:rPr>
-          <w:b w:val="0"/>
-        </w:rPr>
-        <w:t xml:space="preserve"> 6 and </w:t>
-      </w:r>
-      <w:r>
-        <w:rPr>
-          <w:b/>
-        </w:rPr>
         <w:t>median</w:t>
       </w:r>
       <w:r>
         <w:rPr>
           <w:b w:val="0"/>
         </w:rPr>
-        <w:t xml:space="preserve"> 4. Replacing 15 with 5 gives sum 20, </w:t>
-      </w:r>
-      <w:r>
-        <w:rPr>
-          <w:b/>
-        </w:rPr>
-        <w:t>mean</w:t>
-      </w:r>
-      <w:r>
-        <w:rPr>
-          <w:b w:val="0"/>
-        </w:rPr>
-        <w:t xml:space="preserve"> 4 and </w:t>
-      </w:r>
-      <w:r>
-        <w:rPr>
-          <w:b/>
-        </w:rPr>
-        <w:t>median</w:t>
-      </w:r>
-      <w:r>
-        <w:rPr>
-          <w:b w:val="0"/>
-        </w:rPr>
-        <w:t xml:space="preserve"> 4.</w:t>
-      </w:r>
-    </w:p>
-    <w:p>
-      <w:pPr>
-        <w:spacing w:line="336" w:lineRule="auto" w:after="180"/>
-      </w:pPr>
-      <w:r>
-        <w:rPr>
-          <w:b w:val="0"/>
-        </w:rPr>
-        <w:t xml:space="preserve">A convenient shortcut preserves </w:t>
-      </w:r>
-      <w:r>
-        <w:rPr>
-          <w:b/>
-        </w:rPr>
-        <w:t>mean</w:t>
-      </w:r>
-      <w:r>
-        <w:rPr>
-          <w:b w:val="0"/>
-        </w:rPr>
-        <w:t xml:space="preserve">ing: Taking the middle item of an unsorted list can give the wrong </w:t>
-      </w:r>
-      <w:r>
-        <w:rPr>
-          <w:b/>
-        </w:rPr>
-        <w:t>median</w:t>
-      </w:r>
-      <w:r>
-        <w:rPr>
-          <w:b w:val="0"/>
-        </w:rPr>
-        <w:t xml:space="preserve">. For [18, 2, 4, 3, 3], the middle item is 4, but the sorted </w:t>
-      </w:r>
-      <w:r>
-        <w:rPr>
-          <w:b/>
-        </w:rPr>
-        <w:t>median</w:t>
-      </w:r>
-      <w:r>
-        <w:rPr>
-          <w:b w:val="0"/>
-        </w:rPr>
-        <w:t xml:space="preserve"> is 3. Sort first.</w:t>
-      </w:r>
-    </w:p>
-    <w:p>
-      <w:pPr>
-        <w:spacing w:line="336" w:lineRule="auto" w:after="180"/>
-      </w:pPr>
-      <w:r>
-        <w:rPr>
-          <w:b w:val="0"/>
-        </w:rPr>
-        <w:t xml:space="preserve">For an empty list, there is no </w:t>
-      </w:r>
-      <w:r>
-        <w:rPr>
-          <w:b/>
-        </w:rPr>
-        <w:t>mean</w:t>
-      </w:r>
-      <w:r>
-        <w:rPr>
-          <w:b w:val="0"/>
-        </w:rPr>
-        <w:t xml:space="preserve"> or </w:t>
-      </w:r>
-      <w:r>
-        <w:rPr>
-          <w:b/>
-        </w:rPr>
-        <w:t>median</w:t>
-      </w:r>
-      <w:r>
-        <w:rPr>
-          <w:b w:val="0"/>
-        </w:rPr>
         <w:t xml:space="preserve"> under this lesson's rules.</w:t>
       </w:r>
     </w:p>
     <w:p>
       <w:pPr>
-        <w:pStyle w:val="Heading3"/>
-      </w:pPr>
-      <w:r>
-        <w:t>Match the support to the first error</w:t>
+        <w:pStyle w:val="Heading2"/>
+      </w:pPr>
+      <w:r>
+        <w:t>Choose support from the response</w:t>
       </w:r>
     </w:p>
     <w:tbl>
@@ -3727,15 +3712,738 @@
     </w:p>
     <w:p>
       <w:pPr>
+        <w:pStyle w:val="Heading2"/>
+      </w:pPr>
+      <w:r>
+        <w:t>Earlier wording, alternatives and picture transcripts · reference / check after trying</w:t>
+      </w:r>
+    </w:p>
+    <w:p>
+      <w:pPr>
+        <w:spacing w:line="336" w:lineRule="auto" w:after="180"/>
+      </w:pPr>
+      <w:r>
+        <w:rPr>
+          <w:b w:val="0"/>
+        </w:rPr>
+        <w:t>Run the weekly evidence lab</w:t>
+      </w:r>
+    </w:p>
+    <w:p>
+      <w:pPr>
+        <w:spacing w:line="336" w:lineRule="auto" w:after="180"/>
+      </w:pPr>
+      <w:r>
+        <w:rPr>
+          <w:b w:val="0"/>
+        </w:rPr>
+        <w:t>Words You Can Use to Reason</w:t>
+      </w:r>
+    </w:p>
+    <w:p>
+      <w:pPr>
+        <w:spacing w:line="336" w:lineRule="auto" w:after="180"/>
+      </w:pPr>
+      <w:r>
+        <w:rPr>
+          <w:b w:val="0"/>
+        </w:rPr>
+        <w:t>A definition matters when you can recognize the idea, use it, and contrast it with a near-miss.</w:t>
+      </w:r>
+    </w:p>
+    <w:p>
+      <w:pPr>
+        <w:pStyle w:val="Heading3"/>
+      </w:pPr>
+      <w:r>
+        <w:t>Make the lab runnable</w:t>
+      </w:r>
+    </w:p>
+    <w:p>
+      <w:pPr>
+        <w:spacing w:line="336" w:lineRule="auto" w:after="180"/>
+      </w:pPr>
+      <w:r>
+        <w:rPr>
+          <w:b w:val="0"/>
+        </w:rPr>
+        <w:t>Use the supplied investigation for shared practice. Keep predictions and observed paper-trace results separate. Reserve Compare summaries independently for the individual first attempt before feedback; do not use the reserved case as a paired lab task.</w:t>
+      </w:r>
+    </w:p>
+    <w:p>
+      <w:pPr>
+        <w:pStyle w:val="Heading3"/>
+      </w:pPr>
+      <w:r>
+        <w:t>Diagnose and reteach</w:t>
+      </w:r>
+    </w:p>
+    <w:p>
+      <w:pPr>
+        <w:spacing w:line="336" w:lineRule="auto" w:after="180"/>
+      </w:pPr>
+      <w:r>
+        <w:rPr>
+          <w:b w:val="0"/>
+        </w:rPr>
+        <w:t>For guessing, return to given facts and request a trace. For vocabulary without application, use one example and one non-example. For arithmetic errors, check the setup before the calculation.</w:t>
+      </w:r>
+    </w:p>
+    <w:p>
+      <w:pPr>
+        <w:spacing w:line="336" w:lineRule="auto" w:after="180"/>
+      </w:pPr>
+      <w:r>
+        <w:rPr>
+          <w:b w:val="0"/>
+        </w:rPr>
+        <w:t>Finish with a different uncoached case before recording mastery.</w:t>
+      </w:r>
+    </w:p>
+    <w:p>
+      <w:pPr>
+        <w:pStyle w:val="Heading3"/>
+      </w:pPr>
+      <w:r>
+        <w:t>Address these additional misconceptions</w:t>
+      </w:r>
+    </w:p>
+    <w:p>
+      <w:pPr>
+        <w:pStyle w:val="Heading3"/>
+      </w:pPr>
+      <w:r>
+        <w:t>Match the support to the first error</w:t>
+      </w:r>
+    </w:p>
+    <w:p>
+      <w:pPr>
         <w:pStyle w:val="Heading1"/>
       </w:pPr>
       <w:r>
-        <w:t>05. Assess and explain the answers</w:t>
-      </w:r>
-    </w:p>
-    <w:p>
-      <w:r>
-        <w:t>Use the Noise and Outliers questions, teacher keys and criteria after the relevant attempts. Previously discussed cases are practice; protect the separately selected independent task.</w:t>
+        <w:t>05. Assess the selected summary comparison</w:t>
+      </w:r>
+    </w:p>
+    <w:p>
+      <w:r>
+        <w:t>Keep the answer until after the first independent attempt.</w:t>
+      </w:r>
+    </w:p>
+    <w:p>
+      <w:pPr>
+        <w:pStyle w:val="Heading2"/>
+      </w:pPr>
+      <w:r>
+        <w:t>Selected W4 and checked key</w:t>
+      </w:r>
+    </w:p>
+    <w:p>
+      <w:pPr>
+        <w:spacing w:line="336" w:lineRule="auto" w:after="180"/>
+      </w:pPr>
+      <w:r>
+        <w:rPr>
+          <w:b w:val="0"/>
+        </w:rPr>
+        <w:t xml:space="preserve">Selected case: For 1, 2, 2, 3 and 12, calculate </w:t>
+      </w:r>
+      <w:r>
+        <w:rPr>
+          <w:b/>
+        </w:rPr>
+        <w:t>mean</w:t>
+      </w:r>
+      <w:r>
+        <w:rPr>
+          <w:b w:val="0"/>
+        </w:rPr>
+        <w:t xml:space="preserve"> and </w:t>
+      </w:r>
+      <w:r>
+        <w:rPr>
+          <w:b/>
+        </w:rPr>
+        <w:t>median</w:t>
+      </w:r>
+      <w:r>
+        <w:rPr>
+          <w:b w:val="0"/>
+        </w:rPr>
+        <w:t>. Then replace 12 with 2 and recalculate. Explain the change.</w:t>
+      </w:r>
+    </w:p>
+    <w:p>
+      <w:pPr>
+        <w:spacing w:line="336" w:lineRule="auto" w:after="180"/>
+      </w:pPr>
+      <w:r>
+        <w:rPr>
+          <w:b w:val="0"/>
+        </w:rPr>
+        <w:t xml:space="preserve">Original sum 20, </w:t>
+      </w:r>
+      <w:r>
+        <w:rPr>
+          <w:b/>
+        </w:rPr>
+        <w:t>mean</w:t>
+      </w:r>
+      <w:r>
+        <w:rPr>
+          <w:b w:val="0"/>
+        </w:rPr>
+        <w:t xml:space="preserve"> 4, </w:t>
+      </w:r>
+      <w:r>
+        <w:rPr>
+          <w:b/>
+        </w:rPr>
+        <w:t>median</w:t>
+      </w:r>
+      <w:r>
+        <w:rPr>
+          <w:b w:val="0"/>
+        </w:rPr>
+        <w:t xml:space="preserve"> 2. Revised sum 10, </w:t>
+      </w:r>
+      <w:r>
+        <w:rPr>
+          <w:b/>
+        </w:rPr>
+        <w:t>mean</w:t>
+      </w:r>
+      <w:r>
+        <w:rPr>
+          <w:b w:val="0"/>
+        </w:rPr>
+        <w:t xml:space="preserve"> 2, </w:t>
+      </w:r>
+      <w:r>
+        <w:rPr>
+          <w:b/>
+        </w:rPr>
+        <w:t>median</w:t>
+      </w:r>
+      <w:r>
+        <w:rPr>
+          <w:b w:val="0"/>
+        </w:rPr>
+        <w:t xml:space="preserve"> 2. The large value changes </w:t>
+      </w:r>
+      <w:r>
+        <w:rPr>
+          <w:b/>
+        </w:rPr>
+        <w:t>mean</w:t>
+      </w:r>
+      <w:r>
+        <w:rPr>
+          <w:b w:val="0"/>
+        </w:rPr>
+        <w:t xml:space="preserve"> more than </w:t>
+      </w:r>
+      <w:r>
+        <w:rPr>
+          <w:b/>
+        </w:rPr>
+        <w:t>median</w:t>
+      </w:r>
+      <w:r>
+        <w:rPr>
+          <w:b w:val="0"/>
+        </w:rPr>
+        <w:t xml:space="preserve"> in this example.</w:t>
+      </w:r>
+    </w:p>
+    <w:p>
+      <w:pPr>
+        <w:pStyle w:val="Heading2"/>
+      </w:pPr>
+      <w:r>
+        <w:t>Judge calculation, explanation and limits</w:t>
+      </w:r>
+    </w:p>
+    <w:tbl>
+      <w:tblPr>
+        <w:tblStyle w:val="LightShading-Accent1"/>
+        <w:tblW w:type="auto" w:w="0"/>
+        <w:tblLook w:firstColumn="1" w:firstRow="1" w:lastColumn="0" w:lastRow="0" w:noHBand="0" w:noVBand="1" w:val="04A0"/>
+      </w:tblPr>
+      <w:tblGrid>
+        <w:gridCol w:w="5112"/>
+        <w:gridCol w:w="5112"/>
+      </w:tblGrid>
+      <w:tr>
+        <w:trPr>
+          <w:tblHeader/>
+        </w:trPr>
+        <w:tc>
+          <w:tcPr>
+            <w:tcW w:type="dxa" w:w="5112"/>
+          </w:tcPr>
+          <w:p>
+            <w:r>
+              <w:t>Dimension</w:t>
+            </w:r>
+          </w:p>
+        </w:tc>
+        <w:tc>
+          <w:tcPr>
+            <w:tcW w:type="dxa" w:w="5112"/>
+          </w:tcPr>
+          <w:p>
+            <w:r>
+              <w:t>Evidence required</w:t>
+            </w:r>
+          </w:p>
+        </w:tc>
+      </w:tr>
+      <w:tr>
+        <w:tc>
+          <w:tcPr>
+            <w:tcW w:type="dxa" w:w="5112"/>
+          </w:tcPr>
+          <w:p>
+            <w:r>
+              <w:t>Explanation</w:t>
+            </w:r>
+          </w:p>
+        </w:tc>
+        <w:tc>
+          <w:tcPr>
+            <w:tcW w:type="dxa" w:w="5112"/>
+          </w:tcPr>
+          <w:p>
+            <w:r>
+              <w:t>Names the applicable idea or procedure and ties it to the supplied facts.</w:t>
+            </w:r>
+          </w:p>
+        </w:tc>
+      </w:tr>
+      <w:tr>
+        <w:tc>
+          <w:tcPr>
+            <w:tcW w:type="dxa" w:w="5112"/>
+          </w:tcPr>
+          <w:p>
+            <w:r>
+              <w:t>Trace and result</w:t>
+            </w:r>
+          </w:p>
+        </w:tc>
+        <w:tc>
+          <w:tcPr>
+            <w:tcW w:type="dxa" w:w="5112"/>
+          </w:tcPr>
+          <w:p>
+            <w:r>
+              <w:t>Preserves the given inputs and shows the relevant intermediate steps; distinguishes a prediction from an observed execution.</w:t>
+            </w:r>
+          </w:p>
+        </w:tc>
+      </w:tr>
+      <w:tr>
+        <w:tc>
+          <w:tcPr>
+            <w:tcW w:type="dxa" w:w="5112"/>
+          </w:tcPr>
+          <w:p>
+            <w:r>
+              <w:t>Limits</w:t>
+            </w:r>
+          </w:p>
+        </w:tc>
+        <w:tc>
+          <w:tcPr>
+            <w:tcW w:type="dxa" w:w="5112"/>
+          </w:tcPr>
+          <w:p>
+            <w:r>
+              <w:t>States the assumptions, missing evidence or conditions under which the result would change.</w:t>
+            </w:r>
+          </w:p>
+        </w:tc>
+      </w:tr>
+    </w:tbl>
+    <w:p>
+      <w:pPr>
+        <w:spacing w:line="336" w:lineRule="auto" w:after="180"/>
+      </w:pPr>
+      <w:r>
+        <w:rPr>
+          <w:b w:val="0"/>
+        </w:rPr>
+        <w:t>Record each dimension as not yet, with support, or independent. Accept a valid alternative procedure with a defensible trace.</w:t>
+      </w:r>
+    </w:p>
+    <w:p>
+      <w:pPr>
+        <w:spacing w:line="336" w:lineRule="auto" w:after="180"/>
+      </w:pPr>
+      <w:r>
+        <w:rPr>
+          <w:b w:val="0"/>
+        </w:rPr>
+        <w:t xml:space="preserve">Do not penalise an honestly recorded model failure if the learner correctly explains its </w:t>
+      </w:r>
+      <w:r>
+        <w:rPr>
+          <w:b/>
+        </w:rPr>
+        <w:t>evidence</w:t>
+      </w:r>
+      <w:r>
+        <w:rPr>
+          <w:b w:val="0"/>
+        </w:rPr>
+        <w:t xml:space="preserve"> and limits.</w:t>
+      </w:r>
+    </w:p>
+    <w:p>
+      <w:pPr>
+        <w:pStyle w:val="Heading2"/>
+      </w:pPr>
+      <w:r>
+        <w:t>Give one repair action</w:t>
+      </w:r>
+    </w:p>
+    <w:p>
+      <w:pPr>
+        <w:spacing w:line="336" w:lineRule="auto" w:after="180"/>
+      </w:pPr>
+      <w:r>
+        <w:rPr>
+          <w:b w:val="0"/>
+        </w:rPr>
+        <w:t>Name the earliest unsupported step and give one action to repair it. Have the learner make that repair now and explain why. Then assess the relevant skill on a fresh, fully specified case.</w:t>
+      </w:r>
+    </w:p>
+    <w:p>
+      <w:pPr>
+        <w:spacing w:line="336" w:lineRule="auto" w:after="180"/>
+      </w:pPr>
+      <w:r>
+        <w:rPr>
+          <w:b w:val="0"/>
+        </w:rPr>
+        <w:t>Confirm it was not previously practised with feedback; solve and check the new case before assigning it. A follow-up design prompt is a starting brief, not automatically an equivalent test.</w:t>
+      </w:r>
+    </w:p>
+    <w:p>
+      <w:pPr>
+        <w:pStyle w:val="Heading2"/>
+      </w:pPr>
+      <w:r>
+        <w:t>W1 mean key</w:t>
+      </w:r>
+    </w:p>
+    <w:p>
+      <w:pPr>
+        <w:spacing w:line="336" w:lineRule="auto" w:after="180"/>
+      </w:pPr>
+      <w:r>
+        <w:rPr>
+          <w:b w:val="0"/>
+        </w:rPr>
+        <w:t xml:space="preserve">Find the </w:t>
+      </w:r>
+      <w:r>
+        <w:rPr>
+          <w:b/>
+        </w:rPr>
+        <w:t>mean</w:t>
+      </w:r>
+      <w:r>
+        <w:rPr>
+          <w:b w:val="0"/>
+        </w:rPr>
+        <w:t xml:space="preserve"> of 4, 4, 6, 6 and 10.</w:t>
+      </w:r>
+    </w:p>
+    <w:p>
+      <w:pPr>
+        <w:spacing w:line="336" w:lineRule="auto" w:after="180"/>
+      </w:pPr>
+      <w:r>
+        <w:rPr>
+          <w:b w:val="0"/>
+        </w:rPr>
+        <w:t>Sum 30 divided by 5 gives 6.</w:t>
+      </w:r>
+    </w:p>
+    <w:p>
+      <w:pPr>
+        <w:spacing w:line="336" w:lineRule="auto" w:after="180"/>
+      </w:pPr>
+      <w:r>
+        <w:rPr>
+          <w:b w:val="0"/>
+        </w:rPr>
+        <w:t xml:space="preserve">Add all five </w:t>
+      </w:r>
+      <w:r>
+        <w:rPr>
+          <w:b/>
+        </w:rPr>
+        <w:t>observation</w:t>
+      </w:r>
+      <w:r>
+        <w:rPr>
+          <w:b w:val="0"/>
+        </w:rPr>
+        <w:t xml:space="preserve">s: 4 + 4 + 6 + 6 + 10 = 30. Divide by the number of </w:t>
+      </w:r>
+      <w:r>
+        <w:rPr>
+          <w:b/>
+        </w:rPr>
+        <w:t>observation</w:t>
+      </w:r>
+      <w:r>
+        <w:rPr>
+          <w:b w:val="0"/>
+        </w:rPr>
+        <w:t xml:space="preserve">s, five, to obtain a </w:t>
+      </w:r>
+      <w:r>
+        <w:rPr>
+          <w:b/>
+        </w:rPr>
+        <w:t>mean</w:t>
+      </w:r>
+      <w:r>
+        <w:rPr>
+          <w:b w:val="0"/>
+        </w:rPr>
+        <w:t xml:space="preserve"> of 6. Keep the count beside the calculation.</w:t>
+      </w:r>
+    </w:p>
+    <w:p>
+      <w:pPr>
+        <w:spacing w:line="336" w:lineRule="auto" w:after="180"/>
+      </w:pPr>
+      <w:r>
+        <w:rPr>
+          <w:b w:val="0"/>
+        </w:rPr>
+        <w:t xml:space="preserve">Do not divide by the three distinct values; repeated </w:t>
+      </w:r>
+      <w:r>
+        <w:rPr>
+          <w:b/>
+        </w:rPr>
+        <w:t>observation</w:t>
+      </w:r>
+      <w:r>
+        <w:rPr>
+          <w:b w:val="0"/>
+        </w:rPr>
+        <w:t>s still count.</w:t>
+      </w:r>
+    </w:p>
+    <w:p>
+      <w:pPr>
+        <w:pStyle w:val="Heading2"/>
+      </w:pPr>
+      <w:r>
+        <w:t>W2 median keys</w:t>
+      </w:r>
+    </w:p>
+    <w:p>
+      <w:pPr>
+        <w:spacing w:line="336" w:lineRule="auto" w:after="180"/>
+      </w:pPr>
+      <w:r>
+        <w:rPr>
+          <w:b w:val="0"/>
+        </w:rPr>
+        <w:t xml:space="preserve">Find </w:t>
+      </w:r>
+      <w:r>
+        <w:rPr>
+          <w:b/>
+        </w:rPr>
+        <w:t>median</w:t>
+      </w:r>
+      <w:r>
+        <w:rPr>
+          <w:b w:val="0"/>
+        </w:rPr>
+        <w:t>s of [9, 1, 3] and [8, 2, 4, 6].</w:t>
+      </w:r>
+    </w:p>
+    <w:p>
+      <w:pPr>
+        <w:spacing w:line="336" w:lineRule="auto" w:after="180"/>
+      </w:pPr>
+      <w:r>
+        <w:rPr>
+          <w:b w:val="0"/>
+        </w:rPr>
+        <w:t xml:space="preserve">Sorted first list 1, 3, 9 has </w:t>
+      </w:r>
+      <w:r>
+        <w:rPr>
+          <w:b/>
+        </w:rPr>
+        <w:t>median</w:t>
+      </w:r>
+      <w:r>
+        <w:rPr>
+          <w:b w:val="0"/>
+        </w:rPr>
+        <w:t xml:space="preserve"> 3. Sorted second 2, 4, 6, 8 has </w:t>
+      </w:r>
+      <w:r>
+        <w:rPr>
+          <w:b/>
+        </w:rPr>
+        <w:t>median</w:t>
+      </w:r>
+      <w:r>
+        <w:rPr>
+          <w:b w:val="0"/>
+        </w:rPr>
+        <w:t xml:space="preserve"> (4 + 6)/2 = 5.</w:t>
+      </w:r>
+    </w:p>
+    <w:p>
+      <w:pPr>
+        <w:pStyle w:val="Heading2"/>
+      </w:pPr>
+      <w:r>
+        <w:t>W3 source-check key</w:t>
+      </w:r>
+    </w:p>
+    <w:p>
+      <w:pPr>
+        <w:spacing w:line="336" w:lineRule="auto" w:after="180"/>
+      </w:pPr>
+      <w:r>
+        <w:rPr>
+          <w:b w:val="0"/>
+        </w:rPr>
+        <w:t xml:space="preserve">A learner deletes 18 because it is above the </w:t>
+      </w:r>
+      <w:r>
+        <w:rPr>
+          <w:b/>
+        </w:rPr>
+        <w:t>mean</w:t>
+      </w:r>
+      <w:r>
+        <w:rPr>
+          <w:b w:val="0"/>
+        </w:rPr>
+        <w:t xml:space="preserve">. What </w:t>
+      </w:r>
+      <w:r>
+        <w:rPr>
+          <w:b/>
+        </w:rPr>
+        <w:t>evidence</w:t>
+      </w:r>
+      <w:r>
+        <w:rPr>
+          <w:b w:val="0"/>
+        </w:rPr>
+        <w:t xml:space="preserve"> is needed before correcting or excluding it?</w:t>
+      </w:r>
+    </w:p>
+    <w:p>
+      <w:pPr>
+        <w:spacing w:line="336" w:lineRule="auto" w:after="180"/>
+      </w:pPr>
+      <w:r>
+        <w:rPr>
+          <w:b w:val="0"/>
+        </w:rPr>
+        <w:t xml:space="preserve">Check original measurement and collection rules. Being above the </w:t>
+      </w:r>
+      <w:r>
+        <w:rPr>
+          <w:b/>
+        </w:rPr>
+        <w:t>mean</w:t>
+      </w:r>
+      <w:r>
+        <w:rPr>
+          <w:b w:val="0"/>
+        </w:rPr>
+        <w:t xml:space="preserve"> alone is not an error. Retain the raw record and document any justified correction.</w:t>
+      </w:r>
+    </w:p>
+    <w:p>
+      <w:pPr>
+        <w:pStyle w:val="Heading2"/>
+      </w:pPr>
+      <w:r>
+        <w:t>W5 empty-data key</w:t>
+      </w:r>
+    </w:p>
+    <w:p>
+      <w:pPr>
+        <w:spacing w:line="336" w:lineRule="auto" w:after="180"/>
+      </w:pPr>
+      <w:r>
+        <w:rPr>
+          <w:b w:val="0"/>
+        </w:rPr>
+        <w:t xml:space="preserve">A dataset is empty. Is reporting a </w:t>
+      </w:r>
+      <w:r>
+        <w:rPr>
+          <w:b/>
+        </w:rPr>
+        <w:t>mean</w:t>
+      </w:r>
+      <w:r>
+        <w:rPr>
+          <w:b w:val="0"/>
+        </w:rPr>
+        <w:t xml:space="preserve"> of 0 justified?</w:t>
+      </w:r>
+    </w:p>
+    <w:p>
+      <w:pPr>
+        <w:spacing w:line="336" w:lineRule="auto" w:after="180"/>
+      </w:pPr>
+      <w:r>
+        <w:rPr>
+          <w:b w:val="0"/>
+        </w:rPr>
+        <w:t xml:space="preserve">No. Zero would be a measured summary; no numeric </w:t>
+      </w:r>
+      <w:r>
+        <w:rPr>
+          <w:b/>
+        </w:rPr>
+        <w:t>observation</w:t>
+      </w:r>
+      <w:r>
+        <w:rPr>
+          <w:b w:val="0"/>
+        </w:rPr>
+        <w:t>s are available.</w:t>
+      </w:r>
+    </w:p>
+    <w:p>
+      <w:pPr>
+        <w:pStyle w:val="Heading2"/>
+      </w:pPr>
+      <w:r>
+        <w:t>Earlier wording, alternatives and picture transcripts · reference / check after trying</w:t>
+      </w:r>
+    </w:p>
+    <w:p>
+      <w:pPr>
+        <w:spacing w:line="336" w:lineRule="auto" w:after="180"/>
+      </w:pPr>
+      <w:r>
+        <w:rPr>
+          <w:b w:val="0"/>
+        </w:rPr>
+        <w:t>Assess and explain the answers</w:t>
       </w:r>
     </w:p>
     <w:p>
@@ -3748,40 +4456,62 @@
     </w:p>
     <w:p>
       <w:pPr>
+        <w:spacing w:line="336" w:lineRule="auto" w:after="180"/>
+      </w:pPr>
+      <w:r>
+        <w:rPr>
+          <w:b w:val="0"/>
+        </w:rPr>
+        <w:t xml:space="preserve">No. It is an </w:t>
+      </w:r>
+      <w:r>
+        <w:rPr>
+          <w:b/>
+        </w:rPr>
+        <w:t>outlier</w:t>
+      </w:r>
+      <w:r>
+        <w:rPr>
+          <w:b w:val="0"/>
+        </w:rPr>
+        <w:t xml:space="preserve">, but may be a real large book. Check catalogue, units and entry </w:t>
+      </w:r>
+      <w:r>
+        <w:rPr>
+          <w:b/>
+        </w:rPr>
+        <w:t>process</w:t>
+      </w:r>
+      <w:r>
+        <w:rPr>
+          <w:b w:val="0"/>
+        </w:rPr>
+        <w:t>.</w:t>
+      </w:r>
+    </w:p>
+    <w:p>
+      <w:pPr>
         <w:pStyle w:val="Heading3"/>
       </w:pPr>
       <w:r>
-        <w:t>Teacher key · Worked case answer</w:t>
+        <w:t>Additional transfer practice question</w:t>
       </w:r>
     </w:p>
     <w:p>
       <w:pPr>
         <w:spacing w:line="336" w:lineRule="auto" w:after="180"/>
-        <w:shd w:fill="F1F6FC"/>
-      </w:pPr>
-      <w:r>
-        <w:rPr>
-          <w:b w:val="0"/>
-        </w:rPr>
-        <w:t xml:space="preserve">No. It is an </w:t>
+      </w:pPr>
+      <w:r>
+        <w:rPr>
+          <w:b w:val="0"/>
+        </w:rPr>
+        <w:t xml:space="preserve">Page counts are 40, 42, 43 and 900. Should 900 be deleted immediately? Give two explanations to </w:t>
       </w:r>
       <w:r>
         <w:rPr>
           <w:b/>
         </w:rPr>
-        <w:t>outlier</w:t>
-      </w:r>
-      <w:r>
-        <w:rPr>
-          <w:b w:val="0"/>
-        </w:rPr>
-        <w:t xml:space="preserve">, but may be a real large book. Check catalogue, units and entry </w:t>
-      </w:r>
-      <w:r>
-        <w:rPr>
-          <w:b/>
-        </w:rPr>
-        <w:t>process</w:t>
+        <w:t>investigate</w:t>
       </w:r>
       <w:r>
         <w:rPr>
@@ -3795,61 +4525,12 @@
         <w:pStyle w:val="Heading3"/>
       </w:pPr>
       <w:r>
-        <w:t>Independent question</w:t>
-      </w:r>
-    </w:p>
-    <w:p>
-      <w:pPr>
-        <w:pStyle w:val="Heading3"/>
-      </w:pPr>
-      <w:r>
-        <w:t>Independent question · withhold the key</w:t>
+        <w:t>Reasoned practice answer</w:t>
       </w:r>
     </w:p>
     <w:p>
       <w:pPr>
         <w:spacing w:line="336" w:lineRule="auto" w:after="180"/>
-        <w:shd w:fill="F5F1FB"/>
-      </w:pPr>
-      <w:r>
-        <w:rPr>
-          <w:b w:val="0"/>
-        </w:rPr>
-        <w:t xml:space="preserve">Page counts are 40, 42, 43 and 900. Should 900 be deleted immediately? Give two explanations to </w:t>
-      </w:r>
-      <w:r>
-        <w:rPr>
-          <w:b/>
-        </w:rPr>
-        <w:t>investigate</w:t>
-      </w:r>
-      <w:r>
-        <w:rPr>
-          <w:b w:val="0"/>
-        </w:rPr>
-        <w:t>.</w:t>
-      </w:r>
-    </w:p>
-    <w:p>
-      <w:pPr>
-        <w:pStyle w:val="Heading3"/>
-      </w:pPr>
-      <w:r>
-        <w:t>Expected independent answer</w:t>
-      </w:r>
-    </w:p>
-    <w:p>
-      <w:pPr>
-        <w:pStyle w:val="Heading3"/>
-      </w:pPr>
-      <w:r>
-        <w:t>Teacher key · Expected independent answer</w:t>
-      </w:r>
-    </w:p>
-    <w:p>
-      <w:pPr>
-        <w:spacing w:line="336" w:lineRule="auto" w:after="180"/>
-        <w:shd w:fill="F1F6FC"/>
       </w:pPr>
       <w:r>
         <w:rPr>
@@ -4179,158 +4860,494 @@
     </w:p>
     <w:p>
       <w:pPr>
+        <w:spacing w:line="336" w:lineRule="auto" w:after="180"/>
+      </w:pPr>
+      <w:r>
+        <w:rPr>
+          <w:b w:val="0"/>
+        </w:rPr>
+        <w:t xml:space="preserve">Check edition, catalogue and source entry. Retain 960 if verified; correct only if </w:t>
+      </w:r>
+      <w:r>
+        <w:rPr>
+          <w:b/>
+        </w:rPr>
+        <w:t>evidence</w:t>
+      </w:r>
+      <w:r>
+        <w:rPr>
+          <w:b w:val="0"/>
+        </w:rPr>
+        <w:t xml:space="preserve"> establishes an error, recording original value, new value and reason.</w:t>
+      </w:r>
+    </w:p>
+    <w:p>
+      <w:pPr>
+        <w:spacing w:line="336" w:lineRule="auto" w:after="180"/>
+      </w:pPr>
+      <w:r>
+        <w:rPr>
+          <w:b w:val="0"/>
+        </w:rPr>
+        <w:t>Automatic deletion can remove a legitimate category and distort the intended collection.</w:t>
+      </w:r>
+    </w:p>
+    <w:p>
+      <w:pPr>
         <w:pStyle w:val="Heading3"/>
       </w:pPr>
       <w:r>
-        <w:t>Teacher key · Original transfer answer</w:t>
+        <w:t>Explanations for the additional workbook examples</w:t>
+      </w:r>
+    </w:p>
+    <w:p>
+      <w:pPr>
+        <w:pStyle w:val="Heading3"/>
+      </w:pPr>
+      <w:r>
+        <w:t>W1 Compute a mean</w:t>
+      </w:r>
+    </w:p>
+    <w:p>
+      <w:pPr>
+        <w:pStyle w:val="Heading3"/>
+      </w:pPr>
+      <w:r>
+        <w:t>W2 Compute two medians</w:t>
+      </w:r>
+    </w:p>
+    <w:p>
+      <w:pPr>
+        <w:pStyle w:val="Heading3"/>
+      </w:pPr>
+      <w:r>
+        <w:t>W3 Repair an explanation</w:t>
+      </w:r>
+    </w:p>
+    <w:p>
+      <w:pPr>
+        <w:pStyle w:val="Heading3"/>
+      </w:pPr>
+      <w:r>
+        <w:t>W4 Compare summaries independently</w:t>
       </w:r>
     </w:p>
     <w:p>
       <w:pPr>
         <w:spacing w:line="336" w:lineRule="auto" w:after="180"/>
-        <w:shd w:fill="F1F6FC"/>
-      </w:pPr>
-      <w:r>
-        <w:rPr>
-          <w:b w:val="0"/>
-        </w:rPr>
-        <w:t xml:space="preserve">Check edition, catalogue and source entry. Retain 960 if verified; correct only if </w:t>
+      </w:pPr>
+      <w:r>
+        <w:rPr>
+          <w:b w:val="0"/>
+        </w:rPr>
+        <w:t xml:space="preserve">For 1, 2, 2, 3 and 12, calculate </w:t>
       </w:r>
       <w:r>
         <w:rPr>
           <w:b/>
         </w:rPr>
+        <w:t>mean</w:t>
+      </w:r>
+      <w:r>
+        <w:rPr>
+          <w:b w:val="0"/>
+        </w:rPr>
+        <w:t xml:space="preserve"> and </w:t>
+      </w:r>
+      <w:r>
+        <w:rPr>
+          <w:b/>
+        </w:rPr>
+        <w:t>median</w:t>
+      </w:r>
+      <w:r>
+        <w:rPr>
+          <w:b w:val="0"/>
+        </w:rPr>
+        <w:t>. Then replace 12 with 2 and recalculate. Explain the change.</w:t>
+      </w:r>
+    </w:p>
+    <w:p>
+      <w:pPr>
+        <w:spacing w:line="336" w:lineRule="auto" w:after="180"/>
+      </w:pPr>
+      <w:r>
+        <w:rPr>
+          <w:b w:val="0"/>
+        </w:rPr>
+        <w:t xml:space="preserve">Original sum 20, </w:t>
+      </w:r>
+      <w:r>
+        <w:rPr>
+          <w:b/>
+        </w:rPr>
+        <w:t>mean</w:t>
+      </w:r>
+      <w:r>
+        <w:rPr>
+          <w:b w:val="0"/>
+        </w:rPr>
+        <w:t xml:space="preserve"> 4, </w:t>
+      </w:r>
+      <w:r>
+        <w:rPr>
+          <w:b/>
+        </w:rPr>
+        <w:t>median</w:t>
+      </w:r>
+      <w:r>
+        <w:rPr>
+          <w:b w:val="0"/>
+        </w:rPr>
+        <w:t xml:space="preserve"> 2. Revised sum 10, </w:t>
+      </w:r>
+      <w:r>
+        <w:rPr>
+          <w:b/>
+        </w:rPr>
+        <w:t>mean</w:t>
+      </w:r>
+      <w:r>
+        <w:rPr>
+          <w:b w:val="0"/>
+        </w:rPr>
+        <w:t xml:space="preserve"> 2, </w:t>
+      </w:r>
+      <w:r>
+        <w:rPr>
+          <w:b/>
+        </w:rPr>
+        <w:t>median</w:t>
+      </w:r>
+      <w:r>
+        <w:rPr>
+          <w:b w:val="0"/>
+        </w:rPr>
+        <w:t xml:space="preserve"> 2. The large value changes </w:t>
+      </w:r>
+      <w:r>
+        <w:rPr>
+          <w:b/>
+        </w:rPr>
+        <w:t>mean</w:t>
+      </w:r>
+      <w:r>
+        <w:rPr>
+          <w:b w:val="0"/>
+        </w:rPr>
+        <w:t xml:space="preserve"> more than </w:t>
+      </w:r>
+      <w:r>
+        <w:rPr>
+          <w:b/>
+        </w:rPr>
+        <w:t>median</w:t>
+      </w:r>
+      <w:r>
+        <w:rPr>
+          <w:b w:val="0"/>
+        </w:rPr>
+        <w:t xml:space="preserve"> in this example.</w:t>
+      </w:r>
+    </w:p>
+    <w:p>
+      <w:pPr>
+        <w:pStyle w:val="Heading3"/>
+      </w:pPr>
+      <w:r>
+        <w:t>W5 Report missing evidence</w:t>
+      </w:r>
+    </w:p>
+    <w:p>
+      <w:pPr>
+        <w:pStyle w:val="Heading3"/>
+      </w:pPr>
+      <w:r>
+        <w:t>Assess independent transfer</w:t>
+      </w:r>
+    </w:p>
+    <w:p>
+      <w:pPr>
+        <w:pStyle w:val="Heading3"/>
+      </w:pPr>
+      <w:r>
+        <w:t>Selected case answer</w:t>
+      </w:r>
+    </w:p>
+    <w:p>
+      <w:pPr>
+        <w:pStyle w:val="Heading3"/>
+      </w:pPr>
+      <w:r>
+        <w:t>Feedback that the learner uses</w:t>
+      </w:r>
+    </w:p>
+    <w:p>
+      <w:pPr>
+        <w:pStyle w:val="Heading1"/>
+      </w:pPr>
+      <w:r>
+        <w:t>06. Connect, adapt and return</w:t>
+      </w:r>
+    </w:p>
+    <w:p>
+      <w:r>
+        <w:t>Retain the project evidence and revisit the reasoning on a changed case.</w:t>
+      </w:r>
+    </w:p>
+    <w:p>
+      <w:pPr>
+        <w:pStyle w:val="Heading2"/>
+      </w:pPr>
+      <w:r>
+        <w:t>Project evidence to keep</w:t>
+      </w:r>
+    </w:p>
+    <w:p>
+      <w:pPr>
+        <w:spacing w:line="336" w:lineRule="auto" w:after="180"/>
+      </w:pPr>
+      <w:r>
+        <w:rPr>
+          <w:b w:val="0"/>
+        </w:rPr>
+        <w:t>Keep legitimate unusual books so the recommender can serve unusual readers.</w:t>
+      </w:r>
+    </w:p>
+    <w:p>
+      <w:pPr>
+        <w:spacing w:line="336" w:lineRule="auto" w:after="180"/>
+      </w:pPr>
+      <w:r>
+        <w:rPr>
+          <w:b w:val="0"/>
+        </w:rPr>
+        <w:t xml:space="preserve">Keep the decision, </w:t>
+      </w:r>
+      <w:r>
+        <w:rPr>
+          <w:b/>
+        </w:rPr>
+        <w:t>input</w:t>
+      </w:r>
+      <w:r>
+        <w:rPr>
+          <w:b w:val="0"/>
+        </w:rPr>
+        <w:t xml:space="preserve">, result, explanation and remaining limitation in the project </w:t>
+      </w:r>
+      <w:r>
+        <w:rPr>
+          <w:b/>
+        </w:rPr>
         <w:t>evidence</w:t>
       </w:r>
       <w:r>
         <w:rPr>
           <w:b w:val="0"/>
         </w:rPr>
-        <w:t xml:space="preserve"> establishes an error, recording original value, new value and reason.</w:t>
+        <w:t xml:space="preserve"> record. Retrieve this record next week rather than restarting the project.</w:t>
       </w:r>
     </w:p>
     <w:p>
       <w:pPr>
         <w:spacing w:line="336" w:lineRule="auto" w:after="180"/>
-        <w:shd w:fill="F1F6FC"/>
-      </w:pPr>
-      <w:r>
-        <w:rPr>
-          <w:b w:val="0"/>
-        </w:rPr>
-        <w:t>Automatic deletion can remove a legitimate category and distort the intended collection.</w:t>
-      </w:r>
-    </w:p>
-    <w:p>
-      <w:pPr>
-        <w:pStyle w:val="Heading3"/>
-      </w:pPr>
-      <w:r>
-        <w:t>Explanations for the additional workbook examples</w:t>
-      </w:r>
-    </w:p>
-    <w:p>
-      <w:pPr>
-        <w:pStyle w:val="Heading3"/>
-      </w:pPr>
-      <w:r>
-        <w:t>W1 Compute a mean</w:t>
-      </w:r>
-    </w:p>
-    <w:p>
-      <w:pPr>
-        <w:pStyle w:val="Heading3"/>
-      </w:pPr>
-      <w:r>
-        <w:t>Workbook question · W1</w:t>
+      </w:pPr>
+      <w:r>
+        <w:rPr>
+          <w:b/>
+        </w:rPr>
+        <w:t>Investigate</w:t>
+      </w:r>
+      <w:r>
+        <w:rPr>
+          <w:b w:val="0"/>
+        </w:rPr>
+        <w:t xml:space="preserve"> unusual recommender features and show </w:t>
+      </w:r>
+      <w:r>
+        <w:rPr>
+          <w:b/>
+        </w:rPr>
+        <w:t>evidence</w:t>
+      </w:r>
+      <w:r>
+        <w:rPr>
+          <w:b w:val="0"/>
+        </w:rPr>
+        <w:t>-backed repairs instead of removing inconvenient records.</w:t>
+      </w:r>
+    </w:p>
+    <w:p>
+      <w:pPr>
+        <w:pStyle w:val="Heading2"/>
+      </w:pPr>
+      <w:r>
+        <w:t>Support while preserving the reasoning goal</w:t>
       </w:r>
     </w:p>
     <w:p>
       <w:pPr>
         <w:spacing w:line="336" w:lineRule="auto" w:after="180"/>
-        <w:shd w:fill="F5F1FB"/>
-      </w:pPr>
-      <w:r>
-        <w:rPr>
-          <w:b w:val="0"/>
-        </w:rPr>
-        <w:t xml:space="preserve">Find the </w:t>
+      </w:pPr>
+      <w:r>
+        <w:rPr>
+          <w:b w:val="0"/>
+        </w:rPr>
+        <w:t>Trace one record or condition at a time with counters and labelled columns. Stretch: introduce a tie, boundary or missing field and declare its handling policy before rerunning.</w:t>
+      </w:r>
+    </w:p>
+    <w:p>
+      <w:pPr>
+        <w:spacing w:line="336" w:lineRule="auto" w:after="180"/>
+      </w:pPr>
+      <w:r>
+        <w:rPr>
+          <w:b w:val="0"/>
+        </w:rPr>
+        <w:t xml:space="preserve">Order number cards physically. Extension: write a </w:t>
       </w:r>
       <w:r>
         <w:rPr>
           <w:b/>
         </w:rPr>
+        <w:t>median</w:t>
+      </w:r>
+      <w:r>
+        <w:rPr>
+          <w:b w:val="0"/>
+        </w:rPr>
+        <w:t xml:space="preserve"> function with explicit empty, odd and even cases and test each.</w:t>
+      </w:r>
+    </w:p>
+    <w:p>
+      <w:pPr>
+        <w:spacing w:line="336" w:lineRule="auto" w:after="180"/>
+      </w:pPr>
+      <w:r>
+        <w:rPr>
+          <w:b w:val="0"/>
+        </w:rPr>
+        <w:t xml:space="preserve">Independent W4 </w:t>
+      </w:r>
+      <w:r>
+        <w:rPr>
+          <w:b/>
+        </w:rPr>
+        <w:t>evidence</w:t>
+      </w:r>
+      <w:r>
+        <w:rPr>
+          <w:b w:val="0"/>
+        </w:rPr>
+        <w:t xml:space="preserve">: Original sum 20, </w:t>
+      </w:r>
+      <w:r>
+        <w:rPr>
+          <w:b/>
+        </w:rPr>
         <w:t>mean</w:t>
       </w:r>
       <w:r>
         <w:rPr>
           <w:b w:val="0"/>
         </w:rPr>
-        <w:t xml:space="preserve"> of 4, 4, 6, 6 and 10.</w:t>
-      </w:r>
-    </w:p>
-    <w:p>
-      <w:pPr>
-        <w:pStyle w:val="Heading3"/>
-      </w:pPr>
-      <w:r>
-        <w:t>Teacher reasoning · W1</w:t>
+        <w:t xml:space="preserve"> 4, </w:t>
+      </w:r>
+      <w:r>
+        <w:rPr>
+          <w:b/>
+        </w:rPr>
+        <w:t>median</w:t>
+      </w:r>
+      <w:r>
+        <w:rPr>
+          <w:b w:val="0"/>
+        </w:rPr>
+        <w:t xml:space="preserve"> 2. Revised sum 10, </w:t>
+      </w:r>
+      <w:r>
+        <w:rPr>
+          <w:b/>
+        </w:rPr>
+        <w:t>mean</w:t>
+      </w:r>
+      <w:r>
+        <w:rPr>
+          <w:b w:val="0"/>
+        </w:rPr>
+        <w:t xml:space="preserve"> 2, </w:t>
+      </w:r>
+      <w:r>
+        <w:rPr>
+          <w:b/>
+        </w:rPr>
+        <w:t>median</w:t>
+      </w:r>
+      <w:r>
+        <w:rPr>
+          <w:b w:val="0"/>
+        </w:rPr>
+        <w:t xml:space="preserve"> 2. The large value changes </w:t>
+      </w:r>
+      <w:r>
+        <w:rPr>
+          <w:b/>
+        </w:rPr>
+        <w:t>mean</w:t>
+      </w:r>
+      <w:r>
+        <w:rPr>
+          <w:b w:val="0"/>
+        </w:rPr>
+        <w:t xml:space="preserve"> more than </w:t>
+      </w:r>
+      <w:r>
+        <w:rPr>
+          <w:b/>
+        </w:rPr>
+        <w:t>median</w:t>
+      </w:r>
+      <w:r>
+        <w:rPr>
+          <w:b w:val="0"/>
+        </w:rPr>
+        <w:t xml:space="preserve"> in this example. Record whether the learner needed no help, a hint or explanation.</w:t>
       </w:r>
     </w:p>
     <w:p>
       <w:pPr>
         <w:spacing w:line="336" w:lineRule="auto" w:after="180"/>
-        <w:shd w:fill="F1F6FC"/>
-      </w:pPr>
-      <w:r>
-        <w:rPr>
-          <w:b w:val="0"/>
-        </w:rPr>
-        <w:t>Sum 30 divided by 5 gives 6.</w:t>
-      </w:r>
-    </w:p>
-    <w:p>
-      <w:pPr>
-        <w:pStyle w:val="Heading3"/>
-      </w:pPr>
-      <w:r>
-        <w:t>Teacher reasoning · W1</w:t>
-      </w:r>
-    </w:p>
-    <w:p>
-      <w:pPr>
-        <w:spacing w:line="336" w:lineRule="auto" w:after="180"/>
-        <w:shd w:fill="F1F6FC"/>
-      </w:pPr>
-      <w:r>
-        <w:rPr>
-          <w:b w:val="0"/>
-        </w:rPr>
-        <w:t xml:space="preserve">Add all five </w:t>
+      </w:pPr>
+      <w:r>
+        <w:rPr>
+          <w:b w:val="0"/>
+        </w:rPr>
+        <w:t xml:space="preserve">Fresh retry: 2, 4, 4, 5, 15 has sum 30, </w:t>
       </w:r>
       <w:r>
         <w:rPr>
           <w:b/>
         </w:rPr>
-        <w:t>observation</w:t>
-      </w:r>
-      <w:r>
-        <w:rPr>
-          <w:b w:val="0"/>
-        </w:rPr>
-        <w:t xml:space="preserve">s: 4 + 4 + 6 + 6 + 10 = 30. Divide by the number of </w:t>
+        <w:t>mean</w:t>
+      </w:r>
+      <w:r>
+        <w:rPr>
+          <w:b w:val="0"/>
+        </w:rPr>
+        <w:t xml:space="preserve"> 6 and </w:t>
       </w:r>
       <w:r>
         <w:rPr>
           <w:b/>
         </w:rPr>
-        <w:t>observation</w:t>
-      </w:r>
-      <w:r>
-        <w:rPr>
-          <w:b w:val="0"/>
-        </w:rPr>
-        <w:t xml:space="preserve">s, five, to obtain a </w:t>
+        <w:t>median</w:t>
+      </w:r>
+      <w:r>
+        <w:rPr>
+          <w:b w:val="0"/>
+        </w:rPr>
+        <w:t xml:space="preserve"> 4. Replacing 15 with 5 gives sum 20, </w:t>
       </w:r>
       <w:r>
         <w:rPr>
@@ -4342,1107 +5359,27 @@
         <w:rPr>
           <w:b w:val="0"/>
         </w:rPr>
-        <w:t xml:space="preserve"> of 6. Keep the count beside the calculation.</w:t>
-      </w:r>
-    </w:p>
-    <w:p>
-      <w:pPr>
-        <w:spacing w:line="336" w:lineRule="auto" w:after="180"/>
-        <w:shd w:fill="F1F6FC"/>
-      </w:pPr>
-      <w:r>
-        <w:rPr>
-          <w:b w:val="0"/>
-        </w:rPr>
-        <w:t xml:space="preserve">Do not divide by the three distinct values; repeated </w:t>
+        <w:t xml:space="preserve"> 4 and </w:t>
       </w:r>
       <w:r>
         <w:rPr>
           <w:b/>
         </w:rPr>
-        <w:t>observation</w:t>
-      </w:r>
-      <w:r>
-        <w:rPr>
-          <w:b w:val="0"/>
-        </w:rPr>
-        <w:t>s still count.</w:t>
-      </w:r>
-    </w:p>
-    <w:p>
-      <w:pPr>
-        <w:pStyle w:val="Heading3"/>
-      </w:pPr>
-      <w:r>
-        <w:t>W2 Compute two medians</w:t>
-      </w:r>
-    </w:p>
-    <w:p>
-      <w:pPr>
-        <w:pStyle w:val="Heading3"/>
-      </w:pPr>
-      <w:r>
-        <w:t>Workbook question · W2</w:t>
-      </w:r>
-    </w:p>
-    <w:p>
-      <w:pPr>
-        <w:spacing w:line="336" w:lineRule="auto" w:after="180"/>
-        <w:shd w:fill="F5F1FB"/>
-      </w:pPr>
-      <w:r>
-        <w:rPr>
-          <w:b w:val="0"/>
-        </w:rPr>
-        <w:t xml:space="preserve">Find </w:t>
-      </w:r>
-      <w:r>
-        <w:rPr>
-          <w:b/>
-        </w:rPr>
         <w:t>median</w:t>
       </w:r>
       <w:r>
         <w:rPr>
           <w:b w:val="0"/>
         </w:rPr>
-        <w:t>s of [9, 1, 3] and [8, 2, 4, 6].</w:t>
-      </w:r>
-    </w:p>
-    <w:p>
-      <w:pPr>
-        <w:pStyle w:val="Heading3"/>
-      </w:pPr>
-      <w:r>
-        <w:t>Teacher reasoning · W2</w:t>
-      </w:r>
-    </w:p>
-    <w:p>
-      <w:pPr>
-        <w:spacing w:line="336" w:lineRule="auto" w:after="180"/>
-        <w:shd w:fill="F1F6FC"/>
-      </w:pPr>
-      <w:r>
-        <w:rPr>
-          <w:b w:val="0"/>
-        </w:rPr>
-        <w:t xml:space="preserve">Sorted first list 1, 3, 9 has </w:t>
-      </w:r>
-      <w:r>
-        <w:rPr>
-          <w:b/>
-        </w:rPr>
-        <w:t>median</w:t>
-      </w:r>
-      <w:r>
-        <w:rPr>
-          <w:b w:val="0"/>
-        </w:rPr>
-        <w:t xml:space="preserve"> 3. Sorted second 2, 4, 6, 8 has </w:t>
-      </w:r>
-      <w:r>
-        <w:rPr>
-          <w:b/>
-        </w:rPr>
-        <w:t>median</w:t>
-      </w:r>
-      <w:r>
-        <w:rPr>
-          <w:b w:val="0"/>
-        </w:rPr>
-        <w:t xml:space="preserve"> (4 + 6)/2 = 5.</w:t>
-      </w:r>
-    </w:p>
-    <w:p>
-      <w:pPr>
-        <w:pStyle w:val="Heading3"/>
-      </w:pPr>
-      <w:r>
-        <w:t>W3 Repair an explanation</w:t>
-      </w:r>
-    </w:p>
-    <w:p>
-      <w:pPr>
-        <w:pStyle w:val="Heading3"/>
-      </w:pPr>
-      <w:r>
-        <w:t>Workbook question · W3</w:t>
-      </w:r>
-    </w:p>
-    <w:p>
-      <w:pPr>
-        <w:spacing w:line="336" w:lineRule="auto" w:after="180"/>
-        <w:shd w:fill="F5F1FB"/>
-      </w:pPr>
-      <w:r>
-        <w:rPr>
-          <w:b w:val="0"/>
-        </w:rPr>
-        <w:t xml:space="preserve">A learner deletes 18 because it is above the </w:t>
-      </w:r>
-      <w:r>
-        <w:rPr>
-          <w:b/>
-        </w:rPr>
-        <w:t>mean</w:t>
-      </w:r>
-      <w:r>
-        <w:rPr>
-          <w:b w:val="0"/>
-        </w:rPr>
-        <w:t xml:space="preserve">. What </w:t>
-      </w:r>
-      <w:r>
-        <w:rPr>
-          <w:b/>
-        </w:rPr>
-        <w:t>evidence</w:t>
-      </w:r>
-      <w:r>
-        <w:rPr>
-          <w:b w:val="0"/>
-        </w:rPr>
-        <w:t xml:space="preserve"> is needed before correcting or excluding it?</w:t>
-      </w:r>
-    </w:p>
-    <w:p>
-      <w:pPr>
-        <w:pStyle w:val="Heading3"/>
-      </w:pPr>
-      <w:r>
-        <w:t>Teacher reasoning · W3</w:t>
-      </w:r>
-    </w:p>
-    <w:p>
-      <w:pPr>
-        <w:spacing w:line="336" w:lineRule="auto" w:after="180"/>
-        <w:shd w:fill="F1F6FC"/>
-      </w:pPr>
-      <w:r>
-        <w:rPr>
-          <w:b w:val="0"/>
-        </w:rPr>
-        <w:t xml:space="preserve">Check original measurement and collection rules. Being above the </w:t>
-      </w:r>
-      <w:r>
-        <w:rPr>
-          <w:b/>
-        </w:rPr>
-        <w:t>mean</w:t>
-      </w:r>
-      <w:r>
-        <w:rPr>
-          <w:b w:val="0"/>
-        </w:rPr>
-        <w:t xml:space="preserve"> alone is not an error. Retain the raw record and document any justified correction.</w:t>
-      </w:r>
-    </w:p>
-    <w:p>
-      <w:pPr>
-        <w:pStyle w:val="Heading3"/>
-      </w:pPr>
-      <w:r>
-        <w:t>W4 Compare summaries independently</w:t>
-      </w:r>
-    </w:p>
-    <w:p>
-      <w:pPr>
-        <w:pStyle w:val="Heading3"/>
-      </w:pPr>
-      <w:r>
-        <w:t>Workbook question · W4</w:t>
-      </w:r>
-    </w:p>
-    <w:p>
-      <w:pPr>
-        <w:spacing w:line="336" w:lineRule="auto" w:after="180"/>
-        <w:shd w:fill="F5F1FB"/>
-      </w:pPr>
-      <w:r>
-        <w:rPr>
-          <w:b w:val="0"/>
-        </w:rPr>
-        <w:t xml:space="preserve">For 1, 2, 2, 3 and 12, calculate </w:t>
-      </w:r>
-      <w:r>
-        <w:rPr>
-          <w:b/>
-        </w:rPr>
-        <w:t>mean</w:t>
-      </w:r>
-      <w:r>
-        <w:rPr>
-          <w:b w:val="0"/>
-        </w:rPr>
-        <w:t xml:space="preserve"> and </w:t>
-      </w:r>
-      <w:r>
-        <w:rPr>
-          <w:b/>
-        </w:rPr>
-        <w:t>median</w:t>
-      </w:r>
-      <w:r>
-        <w:rPr>
-          <w:b w:val="0"/>
-        </w:rPr>
-        <w:t>. Then replace 12 with 2 and recalculate. Explain the change.</w:t>
-      </w:r>
-    </w:p>
-    <w:p>
-      <w:pPr>
-        <w:pStyle w:val="Heading3"/>
-      </w:pPr>
-      <w:r>
-        <w:t>Teacher reasoning · W4</w:t>
-      </w:r>
-    </w:p>
-    <w:p>
-      <w:pPr>
-        <w:spacing w:line="336" w:lineRule="auto" w:after="180"/>
-        <w:shd w:fill="F1F6FC"/>
-      </w:pPr>
-      <w:r>
-        <w:rPr>
-          <w:b w:val="0"/>
-        </w:rPr>
-        <w:t xml:space="preserve">Original sum 20, </w:t>
-      </w:r>
-      <w:r>
-        <w:rPr>
-          <w:b/>
-        </w:rPr>
-        <w:t>mean</w:t>
-      </w:r>
-      <w:r>
-        <w:rPr>
-          <w:b w:val="0"/>
-        </w:rPr>
-        <w:t xml:space="preserve"> 4, </w:t>
-      </w:r>
-      <w:r>
-        <w:rPr>
-          <w:b/>
-        </w:rPr>
-        <w:t>median</w:t>
-      </w:r>
-      <w:r>
-        <w:rPr>
-          <w:b w:val="0"/>
-        </w:rPr>
-        <w:t xml:space="preserve"> 2. Revised sum 10, </w:t>
-      </w:r>
-      <w:r>
-        <w:rPr>
-          <w:b/>
-        </w:rPr>
-        <w:t>mean</w:t>
-      </w:r>
-      <w:r>
-        <w:rPr>
-          <w:b w:val="0"/>
-        </w:rPr>
-        <w:t xml:space="preserve"> 2, </w:t>
-      </w:r>
-      <w:r>
-        <w:rPr>
-          <w:b/>
-        </w:rPr>
-        <w:t>median</w:t>
-      </w:r>
-      <w:r>
-        <w:rPr>
-          <w:b w:val="0"/>
-        </w:rPr>
-        <w:t xml:space="preserve"> 2. The large value changes </w:t>
-      </w:r>
-      <w:r>
-        <w:rPr>
-          <w:b/>
-        </w:rPr>
-        <w:t>mean</w:t>
-      </w:r>
-      <w:r>
-        <w:rPr>
-          <w:b w:val="0"/>
-        </w:rPr>
-        <w:t xml:space="preserve"> more than </w:t>
-      </w:r>
-      <w:r>
-        <w:rPr>
-          <w:b/>
-        </w:rPr>
-        <w:t>median</w:t>
-      </w:r>
-      <w:r>
-        <w:rPr>
-          <w:b w:val="0"/>
-        </w:rPr>
-        <w:t xml:space="preserve"> in this example.</w:t>
-      </w:r>
-    </w:p>
-    <w:p>
-      <w:pPr>
-        <w:pStyle w:val="Heading3"/>
-      </w:pPr>
-      <w:r>
-        <w:t>W5 Report missing evidence</w:t>
-      </w:r>
-    </w:p>
-    <w:p>
-      <w:pPr>
-        <w:pStyle w:val="Heading3"/>
-      </w:pPr>
-      <w:r>
-        <w:t>Workbook question · W5</w:t>
-      </w:r>
-    </w:p>
-    <w:p>
-      <w:pPr>
-        <w:spacing w:line="336" w:lineRule="auto" w:after="180"/>
-        <w:shd w:fill="F5F1FB"/>
-      </w:pPr>
-      <w:r>
-        <w:rPr>
-          <w:b w:val="0"/>
-        </w:rPr>
-        <w:t xml:space="preserve">A dataset is empty. Is reporting a </w:t>
-      </w:r>
-      <w:r>
-        <w:rPr>
-          <w:b/>
-        </w:rPr>
-        <w:t>mean</w:t>
-      </w:r>
-      <w:r>
-        <w:rPr>
-          <w:b w:val="0"/>
-        </w:rPr>
-        <w:t xml:space="preserve"> of 0 justified?</w:t>
-      </w:r>
-    </w:p>
-    <w:p>
-      <w:pPr>
-        <w:pStyle w:val="Heading3"/>
-      </w:pPr>
-      <w:r>
-        <w:t>Teacher reasoning · W5</w:t>
-      </w:r>
-    </w:p>
-    <w:p>
-      <w:pPr>
-        <w:spacing w:line="336" w:lineRule="auto" w:after="180"/>
-        <w:shd w:fill="F1F6FC"/>
-      </w:pPr>
-      <w:r>
-        <w:rPr>
-          <w:b w:val="0"/>
-        </w:rPr>
-        <w:t xml:space="preserve">No. Zero would be a measured summary; no numeric </w:t>
-      </w:r>
-      <w:r>
-        <w:rPr>
-          <w:b/>
-        </w:rPr>
-        <w:t>observation</w:t>
-      </w:r>
-      <w:r>
-        <w:rPr>
-          <w:b w:val="0"/>
-        </w:rPr>
-        <w:t>s are available.</w:t>
-      </w:r>
-    </w:p>
-    <w:p>
-      <w:pPr>
-        <w:pStyle w:val="Heading3"/>
-      </w:pPr>
-      <w:r>
-        <w:t>Assess independent transfer</w:t>
-      </w:r>
-    </w:p>
-    <w:p>
-      <w:pPr>
-        <w:pStyle w:val="Heading3"/>
-      </w:pPr>
-      <w:r>
-        <w:t>Independent question · withhold the key</w:t>
-      </w:r>
-    </w:p>
-    <w:p>
-      <w:pPr>
-        <w:spacing w:line="336" w:lineRule="auto" w:after="180"/>
-        <w:shd w:fill="F5F1FB"/>
-      </w:pPr>
-      <w:r>
-        <w:rPr>
-          <w:b w:val="0"/>
-        </w:rPr>
-        <w:t xml:space="preserve">Selected case: For 1, 2, 2, 3 and 12, calculate </w:t>
-      </w:r>
-      <w:r>
-        <w:rPr>
-          <w:b/>
-        </w:rPr>
-        <w:t>mean</w:t>
-      </w:r>
-      <w:r>
-        <w:rPr>
-          <w:b w:val="0"/>
-        </w:rPr>
-        <w:t xml:space="preserve"> and </w:t>
-      </w:r>
-      <w:r>
-        <w:rPr>
-          <w:b/>
-        </w:rPr>
-        <w:t>median</w:t>
-      </w:r>
-      <w:r>
-        <w:rPr>
-          <w:b w:val="0"/>
-        </w:rPr>
-        <w:t>. Then replace 12 with 2 and recalculate. Explain the change.</w:t>
-      </w:r>
-    </w:p>
-    <w:p>
-      <w:pPr>
-        <w:pStyle w:val="Heading3"/>
-      </w:pPr>
-      <w:r>
-        <w:t>Selected case answer</w:t>
-      </w:r>
-    </w:p>
-    <w:p>
-      <w:pPr>
-        <w:pStyle w:val="Heading3"/>
-      </w:pPr>
-      <w:r>
-        <w:t>Teacher key · Selected case answer</w:t>
-      </w:r>
-    </w:p>
-    <w:p>
-      <w:pPr>
-        <w:spacing w:line="336" w:lineRule="auto" w:after="180"/>
-        <w:shd w:fill="F1F6FC"/>
-      </w:pPr>
-      <w:r>
-        <w:rPr>
-          <w:b w:val="0"/>
-        </w:rPr>
-        <w:t xml:space="preserve">Original sum 20, </w:t>
-      </w:r>
-      <w:r>
-        <w:rPr>
-          <w:b/>
-        </w:rPr>
-        <w:t>mean</w:t>
-      </w:r>
-      <w:r>
-        <w:rPr>
-          <w:b w:val="0"/>
-        </w:rPr>
-        <w:t xml:space="preserve"> 4, </w:t>
-      </w:r>
-      <w:r>
-        <w:rPr>
-          <w:b/>
-        </w:rPr>
-        <w:t>median</w:t>
-      </w:r>
-      <w:r>
-        <w:rPr>
-          <w:b w:val="0"/>
-        </w:rPr>
-        <w:t xml:space="preserve"> 2. Revised sum 10, </w:t>
-      </w:r>
-      <w:r>
-        <w:rPr>
-          <w:b/>
-        </w:rPr>
-        <w:t>mean</w:t>
-      </w:r>
-      <w:r>
-        <w:rPr>
-          <w:b w:val="0"/>
-        </w:rPr>
-        <w:t xml:space="preserve"> 2, </w:t>
-      </w:r>
-      <w:r>
-        <w:rPr>
-          <w:b/>
-        </w:rPr>
-        <w:t>median</w:t>
-      </w:r>
-      <w:r>
-        <w:rPr>
-          <w:b w:val="0"/>
-        </w:rPr>
-        <w:t xml:space="preserve"> 2. The large value changes </w:t>
-      </w:r>
-      <w:r>
-        <w:rPr>
-          <w:b/>
-        </w:rPr>
-        <w:t>mean</w:t>
-      </w:r>
-      <w:r>
-        <w:rPr>
-          <w:b w:val="0"/>
-        </w:rPr>
-        <w:t xml:space="preserve"> more than </w:t>
-      </w:r>
-      <w:r>
-        <w:rPr>
-          <w:b/>
-        </w:rPr>
-        <w:t>median</w:t>
-      </w:r>
-      <w:r>
-        <w:rPr>
-          <w:b w:val="0"/>
-        </w:rPr>
-        <w:t xml:space="preserve"> in this example.</w:t>
-      </w:r>
-    </w:p>
-    <w:tbl>
-      <w:tblPr>
-        <w:tblStyle w:val="LightShading-Accent1"/>
-        <w:tblW w:type="auto" w:w="0"/>
-        <w:tblLook w:firstColumn="1" w:firstRow="1" w:lastColumn="0" w:lastRow="0" w:noHBand="0" w:noVBand="1" w:val="04A0"/>
-      </w:tblPr>
-      <w:tblGrid>
-        <w:gridCol w:w="5112"/>
-        <w:gridCol w:w="5112"/>
-      </w:tblGrid>
-      <w:tr>
-        <w:trPr>
-          <w:tblHeader/>
-        </w:trPr>
-        <w:tc>
-          <w:tcPr>
-            <w:tcW w:type="dxa" w:w="5112"/>
-          </w:tcPr>
-          <w:p>
-            <w:r>
-              <w:t>Dimension</w:t>
-            </w:r>
-          </w:p>
-        </w:tc>
-        <w:tc>
-          <w:tcPr>
-            <w:tcW w:type="dxa" w:w="5112"/>
-          </w:tcPr>
-          <w:p>
-            <w:r>
-              <w:t>Evidence required</w:t>
-            </w:r>
-          </w:p>
-        </w:tc>
-      </w:tr>
-      <w:tr>
-        <w:tc>
-          <w:tcPr>
-            <w:tcW w:type="dxa" w:w="5112"/>
-          </w:tcPr>
-          <w:p>
-            <w:r>
-              <w:t>Explanation</w:t>
-            </w:r>
-          </w:p>
-        </w:tc>
-        <w:tc>
-          <w:tcPr>
-            <w:tcW w:type="dxa" w:w="5112"/>
-          </w:tcPr>
-          <w:p>
-            <w:r>
-              <w:t>Names the applicable idea or procedure and ties it to the supplied facts.</w:t>
-            </w:r>
-          </w:p>
-        </w:tc>
-      </w:tr>
-      <w:tr>
-        <w:tc>
-          <w:tcPr>
-            <w:tcW w:type="dxa" w:w="5112"/>
-          </w:tcPr>
-          <w:p>
-            <w:r>
-              <w:t>Trace and result</w:t>
-            </w:r>
-          </w:p>
-        </w:tc>
-        <w:tc>
-          <w:tcPr>
-            <w:tcW w:type="dxa" w:w="5112"/>
-          </w:tcPr>
-          <w:p>
-            <w:r>
-              <w:t>Preserves the given inputs and shows the relevant intermediate steps; distinguishes a prediction from an observed execution.</w:t>
-            </w:r>
-          </w:p>
-        </w:tc>
-      </w:tr>
-      <w:tr>
-        <w:tc>
-          <w:tcPr>
-            <w:tcW w:type="dxa" w:w="5112"/>
-          </w:tcPr>
-          <w:p>
-            <w:r>
-              <w:t>Limits</w:t>
-            </w:r>
-          </w:p>
-        </w:tc>
-        <w:tc>
-          <w:tcPr>
-            <w:tcW w:type="dxa" w:w="5112"/>
-          </w:tcPr>
-          <w:p>
-            <w:r>
-              <w:t>States the assumptions, missing evidence or conditions under which the result would change.</w:t>
-            </w:r>
-          </w:p>
-        </w:tc>
-      </w:tr>
-    </w:tbl>
-    <w:p>
-      <w:pPr>
-        <w:pStyle w:val="Heading3"/>
-      </w:pPr>
-      <w:r>
-        <w:t>Teacher key · Selected case answer</w:t>
-      </w:r>
-    </w:p>
-    <w:p>
-      <w:pPr>
-        <w:spacing w:line="336" w:lineRule="auto" w:after="180"/>
-        <w:shd w:fill="F1F6FC"/>
-      </w:pPr>
-      <w:r>
-        <w:rPr>
-          <w:b w:val="0"/>
-        </w:rPr>
-        <w:t>Record each dimension as not yet, with support, or independent. Accept a valid alternative procedure with a defensible trace.</w:t>
-      </w:r>
-    </w:p>
-    <w:p>
-      <w:pPr>
-        <w:spacing w:line="336" w:lineRule="auto" w:after="180"/>
-        <w:shd w:fill="F1F6FC"/>
-      </w:pPr>
-      <w:r>
-        <w:rPr>
-          <w:b w:val="0"/>
-        </w:rPr>
-        <w:t xml:space="preserve">Do not penalise an honestly recorded model failure if the learner correctly explains its </w:t>
-      </w:r>
-      <w:r>
-        <w:rPr>
-          <w:b/>
-        </w:rPr>
-        <w:t>evidence</w:t>
-      </w:r>
-      <w:r>
-        <w:rPr>
-          <w:b w:val="0"/>
-        </w:rPr>
-        <w:t xml:space="preserve"> and limits.</w:t>
-      </w:r>
-    </w:p>
-    <w:p>
-      <w:pPr>
-        <w:pStyle w:val="Heading3"/>
-      </w:pPr>
-      <w:r>
-        <w:t>Feedback that the learner uses</w:t>
-      </w:r>
-    </w:p>
-    <w:p>
-      <w:pPr>
-        <w:spacing w:line="336" w:lineRule="auto" w:after="180"/>
-      </w:pPr>
-      <w:r>
-        <w:rPr>
-          <w:b w:val="0"/>
-        </w:rPr>
-        <w:t>Name the earliest unsupported step and give one action to repair it. Have the learner make that repair now and explain why. Then assess the relevant skill on a fresh, fully specified case.</w:t>
-      </w:r>
-    </w:p>
-    <w:p>
-      <w:pPr>
-        <w:spacing w:line="336" w:lineRule="auto" w:after="180"/>
-      </w:pPr>
-      <w:r>
-        <w:rPr>
-          <w:b w:val="0"/>
-        </w:rPr>
-        <w:t>Confirm it was not previously practised with feedback; solve and check the new case before assigning it. A follow-up design prompt is a starting brief, not automatically an equivalent test.</w:t>
-      </w:r>
-    </w:p>
-    <w:p>
-      <w:pPr>
-        <w:pStyle w:val="Heading1"/>
-      </w:pPr>
-      <w:r>
-        <w:t>06. Connect and extend learning</w:t>
-      </w:r>
-    </w:p>
-    <w:p>
-      <w:r>
-        <w:t>Connect Noise and Outliers to Transparent Book Recommender, adapt support and plan a later changed-case check.</w:t>
-      </w:r>
-    </w:p>
-    <w:p>
-      <w:pPr>
-        <w:pStyle w:val="Heading3"/>
-      </w:pPr>
-      <w:r>
-        <w:t>Transparent Book Recommender</w:t>
-      </w:r>
-    </w:p>
-    <w:p>
-      <w:pPr>
-        <w:spacing w:line="336" w:lineRule="auto" w:after="180"/>
-      </w:pPr>
-      <w:r>
-        <w:rPr>
-          <w:b w:val="0"/>
-        </w:rPr>
-        <w:t>Keep legitimate unusual books so the recommender can serve unusual readers.</w:t>
-      </w:r>
-    </w:p>
-    <w:p>
-      <w:pPr>
-        <w:spacing w:line="336" w:lineRule="auto" w:after="180"/>
-      </w:pPr>
-      <w:r>
-        <w:rPr>
-          <w:b w:val="0"/>
-        </w:rPr>
-        <w:t xml:space="preserve">Keep the decision, </w:t>
-      </w:r>
-      <w:r>
-        <w:rPr>
-          <w:b/>
-        </w:rPr>
-        <w:t>input</w:t>
-      </w:r>
-      <w:r>
-        <w:rPr>
-          <w:b w:val="0"/>
-        </w:rPr>
-        <w:t xml:space="preserve">, result, explanation and remaining limitation in the project </w:t>
-      </w:r>
-      <w:r>
-        <w:rPr>
-          <w:b/>
-        </w:rPr>
-        <w:t>evidence</w:t>
-      </w:r>
-      <w:r>
-        <w:rPr>
-          <w:b w:val="0"/>
-        </w:rPr>
-        <w:t xml:space="preserve"> record. Retrieve this record next week rather than restarting the project.</w:t>
-      </w:r>
-    </w:p>
-    <w:p>
-      <w:pPr>
-        <w:pStyle w:val="Heading3"/>
-      </w:pPr>
-      <w:r>
-        <w:t>Support and stretch</w:t>
-      </w:r>
-    </w:p>
-    <w:p>
-      <w:pPr>
-        <w:spacing w:line="336" w:lineRule="auto" w:after="180"/>
-      </w:pPr>
-      <w:r>
-        <w:rPr>
-          <w:b w:val="0"/>
-        </w:rPr>
-        <w:t>Trace one record or condition at a time with counters and labelled columns. Stretch: introduce a tie, boundary or missing field and declare its handling policy before rerunning.</w:t>
-      </w:r>
-    </w:p>
-    <w:p>
-      <w:pPr>
-        <w:pStyle w:val="Heading3"/>
-      </w:pPr>
-      <w:r>
-        <w:t>Exit reflection</w:t>
-      </w:r>
-    </w:p>
-    <w:p>
-      <w:pPr>
-        <w:spacing w:line="336" w:lineRule="auto" w:after="180"/>
-      </w:pPr>
-      <w:r>
-        <w:rPr>
-          <w:b w:val="0"/>
-        </w:rPr>
-        <w:t xml:space="preserve">Ask for one decision the learner can now justify and one situation requiring more </w:t>
-      </w:r>
-      <w:r>
-        <w:rPr>
-          <w:b/>
-        </w:rPr>
-        <w:t>evidence</w:t>
-      </w:r>
-      <w:r>
-        <w:rPr>
-          <w:b w:val="0"/>
-        </w:rPr>
-        <w:t xml:space="preserve"> or human review. Confidence ratings are separate from correct independent performance.</w:t>
-      </w:r>
-    </w:p>
-    <w:p>
-      <w:pPr>
-        <w:pStyle w:val="Heading3"/>
-      </w:pPr>
-      <w:r>
-        <w:t>Bridge to the next week</w:t>
-      </w:r>
-    </w:p>
-    <w:p>
-      <w:pPr>
-        <w:spacing w:line="336" w:lineRule="auto" w:after="180"/>
-      </w:pPr>
-      <w:r>
-        <w:rPr>
-          <w:b w:val="0"/>
-        </w:rPr>
-        <w:t xml:space="preserve">Next: Week 18: Missing Data. Retrieve today’s </w:t>
-      </w:r>
-      <w:r>
-        <w:rPr>
-          <w:b/>
-        </w:rPr>
-        <w:t>evidence</w:t>
-      </w:r>
-      <w:r>
-        <w:rPr>
-          <w:b w:val="0"/>
-        </w:rPr>
-        <w:t xml:space="preserve"> and identify what carries forward and what is new.</w:t>
-      </w:r>
-    </w:p>
-    <w:p>
-      <w:pPr>
-        <w:pStyle w:val="Heading3"/>
-      </w:pPr>
-      <w:r>
-        <w:t>Support and fresh reassessment</w:t>
-      </w:r>
-    </w:p>
-    <w:p>
-      <w:pPr>
-        <w:spacing w:line="336" w:lineRule="auto" w:after="180"/>
-      </w:pPr>
-      <w:r>
-        <w:rPr>
-          <w:b w:val="0"/>
-        </w:rPr>
-        <w:t xml:space="preserve">Order number cards physically. Extension: write a </w:t>
-      </w:r>
-      <w:r>
-        <w:rPr>
-          <w:b/>
-        </w:rPr>
-        <w:t>median</w:t>
-      </w:r>
-      <w:r>
-        <w:rPr>
-          <w:b w:val="0"/>
-        </w:rPr>
-        <w:t xml:space="preserve"> function with explicit empty, odd and even cases and test each.</w:t>
-      </w:r>
-    </w:p>
-    <w:p>
-      <w:pPr>
-        <w:spacing w:line="336" w:lineRule="auto" w:after="180"/>
-      </w:pPr>
-      <w:r>
-        <w:rPr>
-          <w:b w:val="0"/>
-        </w:rPr>
-        <w:t xml:space="preserve">Independent W4 </w:t>
-      </w:r>
-      <w:r>
-        <w:rPr>
-          <w:b/>
-        </w:rPr>
-        <w:t>evidence</w:t>
-      </w:r>
-      <w:r>
-        <w:rPr>
-          <w:b w:val="0"/>
-        </w:rPr>
-        <w:t xml:space="preserve">: Original sum 20, </w:t>
-      </w:r>
-      <w:r>
-        <w:rPr>
-          <w:b/>
-        </w:rPr>
-        <w:t>mean</w:t>
-      </w:r>
-      <w:r>
-        <w:rPr>
-          <w:b w:val="0"/>
-        </w:rPr>
-        <w:t xml:space="preserve"> 4, </w:t>
-      </w:r>
-      <w:r>
-        <w:rPr>
-          <w:b/>
-        </w:rPr>
-        <w:t>median</w:t>
-      </w:r>
-      <w:r>
-        <w:rPr>
-          <w:b w:val="0"/>
-        </w:rPr>
-        <w:t xml:space="preserve"> 2. Revised sum 10, </w:t>
-      </w:r>
-      <w:r>
-        <w:rPr>
-          <w:b/>
-        </w:rPr>
-        <w:t>mean</w:t>
-      </w:r>
-      <w:r>
-        <w:rPr>
-          <w:b w:val="0"/>
-        </w:rPr>
-        <w:t xml:space="preserve"> 2, </w:t>
-      </w:r>
-      <w:r>
-        <w:rPr>
-          <w:b/>
-        </w:rPr>
-        <w:t>median</w:t>
-      </w:r>
-      <w:r>
-        <w:rPr>
-          <w:b w:val="0"/>
-        </w:rPr>
-        <w:t xml:space="preserve"> 2. The large value changes </w:t>
-      </w:r>
-      <w:r>
-        <w:rPr>
-          <w:b/>
-        </w:rPr>
-        <w:t>mean</w:t>
-      </w:r>
-      <w:r>
-        <w:rPr>
-          <w:b w:val="0"/>
-        </w:rPr>
-        <w:t xml:space="preserve"> more than </w:t>
-      </w:r>
-      <w:r>
-        <w:rPr>
-          <w:b/>
-        </w:rPr>
-        <w:t>median</w:t>
-      </w:r>
-      <w:r>
-        <w:rPr>
-          <w:b w:val="0"/>
-        </w:rPr>
-        <w:t xml:space="preserve"> in this example. Record whether the learner needed no help, a hint or explanation.</w:t>
-      </w:r>
-    </w:p>
-    <w:p>
-      <w:pPr>
-        <w:spacing w:line="336" w:lineRule="auto" w:after="180"/>
-      </w:pPr>
-      <w:r>
-        <w:rPr>
-          <w:b w:val="0"/>
-        </w:rPr>
-        <w:t xml:space="preserve">Fresh retry: 2, 4, 4, 5, 15 has sum 30, </w:t>
-      </w:r>
-      <w:r>
-        <w:rPr>
-          <w:b/>
-        </w:rPr>
-        <w:t>mean</w:t>
-      </w:r>
-      <w:r>
-        <w:rPr>
-          <w:b w:val="0"/>
-        </w:rPr>
-        <w:t xml:space="preserve"> 6 and </w:t>
-      </w:r>
-      <w:r>
-        <w:rPr>
-          <w:b/>
-        </w:rPr>
-        <w:t>median</w:t>
-      </w:r>
-      <w:r>
-        <w:rPr>
-          <w:b w:val="0"/>
-        </w:rPr>
-        <w:t xml:space="preserve"> 4. Replacing 15 with 5 gives sum 20, </w:t>
-      </w:r>
-      <w:r>
-        <w:rPr>
-          <w:b/>
-        </w:rPr>
-        <w:t>mean</w:t>
-      </w:r>
-      <w:r>
-        <w:rPr>
-          <w:b w:val="0"/>
-        </w:rPr>
-        <w:t xml:space="preserve"> 4 and </w:t>
-      </w:r>
-      <w:r>
-        <w:rPr>
-          <w:b/>
-        </w:rPr>
-        <w:t>median</w:t>
-      </w:r>
-      <w:r>
-        <w:rPr>
-          <w:b w:val="0"/>
-        </w:rPr>
         <w:t xml:space="preserve"> 4.</w:t>
       </w:r>
     </w:p>
     <w:p>
       <w:pPr>
-        <w:spacing w:line="336" w:lineRule="auto" w:after="180"/>
-      </w:pPr>
-      <w:r>
-        <w:rPr>
-          <w:b w:val="0"/>
-        </w:rPr>
-        <w:t xml:space="preserve">Next week: Graphs and honest scales. Reuse this week's explicit contracts and </w:t>
-      </w:r>
-      <w:r>
-        <w:rPr>
-          <w:b/>
-        </w:rPr>
-        <w:t>evidence</w:t>
-      </w:r>
-      <w:r>
-        <w:rPr>
-          <w:b w:val="0"/>
-        </w:rPr>
-        <w:t>.</w:t>
-      </w:r>
-    </w:p>
-    <w:p>
-      <w:pPr>
-        <w:pStyle w:val="Heading3"/>
-      </w:pPr>
-      <w:r>
-        <w:t>Plan the delayed return</w:t>
+        <w:pStyle w:val="Heading2"/>
+      </w:pPr>
+      <w:r>
+        <w:t>Plan the delayed check</w:t>
       </w:r>
     </w:p>
     <w:p>
@@ -5659,66 +5596,188 @@
     </w:p>
     <w:p>
       <w:pPr>
+        <w:pStyle w:val="Heading2"/>
+      </w:pPr>
+      <w:r>
+        <w:t>Bridge to next week</w:t>
+      </w:r>
+    </w:p>
+    <w:p>
+      <w:pPr>
+        <w:spacing w:line="336" w:lineRule="auto" w:after="180"/>
+      </w:pPr>
+      <w:r>
+        <w:rPr>
+          <w:b w:val="0"/>
+        </w:rPr>
+        <w:t xml:space="preserve">Ask for one decision the learner can now justify and one situation requiring more </w:t>
+      </w:r>
+      <w:r>
+        <w:rPr>
+          <w:b/>
+        </w:rPr>
+        <w:t>evidence</w:t>
+      </w:r>
+      <w:r>
+        <w:rPr>
+          <w:b w:val="0"/>
+        </w:rPr>
+        <w:t xml:space="preserve"> or human review. Confidence ratings are separate from correct independent performance.</w:t>
+      </w:r>
+    </w:p>
+    <w:p>
+      <w:pPr>
+        <w:spacing w:line="336" w:lineRule="auto" w:after="180"/>
+      </w:pPr>
+      <w:r>
+        <w:rPr>
+          <w:b w:val="0"/>
+        </w:rPr>
+        <w:t xml:space="preserve">Next: Week 18: Missing Data. Retrieve today’s </w:t>
+      </w:r>
+      <w:r>
+        <w:rPr>
+          <w:b/>
+        </w:rPr>
+        <w:t>evidence</w:t>
+      </w:r>
+      <w:r>
+        <w:rPr>
+          <w:b w:val="0"/>
+        </w:rPr>
+        <w:t xml:space="preserve"> and identify what carries forward and what is new.</w:t>
+      </w:r>
+    </w:p>
+    <w:p>
+      <w:pPr>
+        <w:spacing w:line="336" w:lineRule="auto" w:after="180"/>
+      </w:pPr>
+      <w:r>
+        <w:rPr>
+          <w:b w:val="0"/>
+        </w:rPr>
+        <w:t xml:space="preserve">Next is Week 18: Missing Data. Carry forward the difference between an unavailable measurement and zero, preserving source </w:t>
+      </w:r>
+      <w:r>
+        <w:rPr>
+          <w:b/>
+        </w:rPr>
+        <w:t>evidence</w:t>
+      </w:r>
+      <w:r>
+        <w:rPr>
+          <w:b w:val="0"/>
+        </w:rPr>
+        <w:t xml:space="preserve"> and unresolved review status.</w:t>
+      </w:r>
+    </w:p>
+    <w:p>
+      <w:pPr>
+        <w:pStyle w:val="Heading2"/>
+      </w:pPr>
+      <w:r>
+        <w:t>Earlier wording, alternatives and picture transcripts · reference / check after trying</w:t>
+      </w:r>
+    </w:p>
+    <w:p>
+      <w:pPr>
+        <w:spacing w:line="336" w:lineRule="auto" w:after="180"/>
+      </w:pPr>
+      <w:r>
+        <w:rPr>
+          <w:b w:val="0"/>
+        </w:rPr>
+        <w:t>Connect and extend learning</w:t>
+      </w:r>
+    </w:p>
+    <w:p>
+      <w:pPr>
         <w:pStyle w:val="Heading3"/>
       </w:pPr>
       <w:r>
+        <w:t>Transparent Book Recommender</w:t>
+      </w:r>
+    </w:p>
+    <w:p>
+      <w:pPr>
+        <w:pStyle w:val="Heading3"/>
+      </w:pPr>
+      <w:r>
+        <w:t>Support and stretch</w:t>
+      </w:r>
+    </w:p>
+    <w:p>
+      <w:pPr>
+        <w:pStyle w:val="Heading3"/>
+      </w:pPr>
+      <w:r>
+        <w:t>Exit reflection</w:t>
+      </w:r>
+    </w:p>
+    <w:p>
+      <w:pPr>
+        <w:pStyle w:val="Heading3"/>
+      </w:pPr>
+      <w:r>
+        <w:t>Bridge to the next week</w:t>
+      </w:r>
+    </w:p>
+    <w:p>
+      <w:pPr>
+        <w:pStyle w:val="Heading3"/>
+      </w:pPr>
+      <w:r>
+        <w:t>Support and fresh reassessment</w:t>
+      </w:r>
+    </w:p>
+    <w:p>
+      <w:pPr>
+        <w:pStyle w:val="Heading3"/>
+      </w:pPr>
+      <w:r>
+        <w:t>Plan the delayed return</w:t>
+      </w:r>
+    </w:p>
+    <w:p>
+      <w:pPr>
+        <w:pStyle w:val="Heading3"/>
+      </w:pPr>
+      <w:r>
         <w:t>Project evidence from this case</w:t>
       </w:r>
     </w:p>
     <w:p>
       <w:pPr>
+        <w:pStyle w:val="Heading1"/>
+      </w:pPr>
+      <w:r>
+        <w:t>Reference bank and extra practice</w:t>
+      </w:r>
+    </w:p>
+    <w:p>
+      <w:pPr>
+        <w:pStyle w:val="Heading1"/>
+      </w:pPr>
+      <w:r>
+        <w:t>07. Reference: alternative planning checklist</w:t>
+      </w:r>
+    </w:p>
+    <w:p>
+      <w:r>
+        <w:t>Use as a reminder alongside the main route rather than teaching the cycle twice.</w:t>
+      </w:r>
+    </w:p>
+    <w:p>
+      <w:pPr>
+        <w:pStyle w:val="Heading2"/>
+      </w:pPr>
+      <w:r>
+        <w:t>Preparation and schedule</w:t>
+      </w:r>
+    </w:p>
+    <w:p>
+      <w:pPr>
         <w:spacing w:line="336" w:lineRule="auto" w:after="180"/>
-      </w:pPr>
-      <w:r>
-        <w:rPr>
-          <w:b/>
-        </w:rPr>
-        <w:t>Investigate</w:t>
-      </w:r>
-      <w:r>
-        <w:rPr>
-          <w:b w:val="0"/>
-        </w:rPr>
-        <w:t xml:space="preserve"> unusual recommender features and show </w:t>
-      </w:r>
-      <w:r>
-        <w:rPr>
-          <w:b/>
-        </w:rPr>
-        <w:t>evidence</w:t>
-      </w:r>
-      <w:r>
-        <w:rPr>
-          <w:b w:val="0"/>
-        </w:rPr>
-        <w:t>-backed repairs instead of removing inconvenient records.</w:t>
-      </w:r>
-    </w:p>
-    <w:p>
-      <w:pPr>
-        <w:pStyle w:val="Heading1"/>
-      </w:pPr>
-      <w:r>
-        <w:t>07. Prepare, teach and assess</w:t>
-      </w:r>
-    </w:p>
-    <w:p>
-      <w:r>
-        <w:t>Use this preparation summary alongside the detailed Noise and Outliers lesson; it is a checklist rather than a replacement for the full sequence.</w:t>
-      </w:r>
-    </w:p>
-    <w:p>
-      <w:pPr>
-        <w:pStyle w:val="Heading3"/>
-      </w:pPr>
-      <w:r>
-        <w:t>Teaching target</w:t>
-      </w:r>
-    </w:p>
-    <w:p>
-      <w:pPr>
-        <w:spacing w:line="336" w:lineRule="auto" w:after="180"/>
-        <w:shd w:fill="EDF7F3"/>
       </w:pPr>
       <w:r>
         <w:rPr>
@@ -5913,6 +5972,14 @@
     </w:tbl>
     <w:p>
       <w:pPr>
+        <w:pStyle w:val="Heading2"/>
+      </w:pPr>
+      <w:r>
+        <w:t>Practice and assessment reminders</w:t>
+      </w:r>
+    </w:p>
+    <w:p>
+      <w:pPr>
         <w:spacing w:line="336" w:lineRule="auto" w:after="180"/>
       </w:pPr>
       <w:r>
@@ -5936,16 +6003,7 @@
     </w:p>
     <w:p>
       <w:pPr>
-        <w:pStyle w:val="Heading3"/>
-      </w:pPr>
-      <w:r>
-        <w:t>Supported practice answer</w:t>
-      </w:r>
-    </w:p>
-    <w:p>
-      <w:pPr>
         <w:spacing w:line="336" w:lineRule="auto" w:after="180"/>
-        <w:shd w:fill="F1F6FC"/>
       </w:pPr>
       <w:r>
         <w:rPr>
@@ -6038,16 +6096,7 @@
     </w:p>
     <w:p>
       <w:pPr>
-        <w:pStyle w:val="Heading3"/>
-      </w:pPr>
-      <w:r>
-        <w:t>Repair the misconception</w:t>
-      </w:r>
-    </w:p>
-    <w:p>
-      <w:pPr>
         <w:spacing w:line="336" w:lineRule="auto" w:after="180"/>
-        <w:shd w:fill="FFF5E6"/>
       </w:pPr>
       <w:r>
         <w:rPr>
@@ -6082,16 +6131,7 @@
     </w:p>
     <w:p>
       <w:pPr>
-        <w:pStyle w:val="Heading3"/>
-      </w:pPr>
-      <w:r>
-        <w:t>Support without giving away the answer</w:t>
-      </w:r>
-    </w:p>
-    <w:p>
-      <w:pPr>
         <w:spacing w:line="336" w:lineRule="auto" w:after="180"/>
-        <w:shd w:fill="F1F6F8"/>
       </w:pPr>
       <w:r>
         <w:rPr>
@@ -6114,16 +6154,7 @@
     </w:p>
     <w:p>
       <w:pPr>
-        <w:pStyle w:val="Heading3"/>
-      </w:pPr>
-      <w:r>
-        <w:t>Extend the reasoning</w:t>
-      </w:r>
-    </w:p>
-    <w:p>
-      <w:pPr>
         <w:spacing w:line="336" w:lineRule="auto" w:after="180"/>
-        <w:shd w:fill="F5F1FB"/>
       </w:pPr>
       <w:r>
         <w:rPr>
@@ -6171,7 +6202,6 @@
     <w:p>
       <w:pPr>
         <w:spacing w:line="336" w:lineRule="auto" w:after="180"/>
-        <w:shd w:fill="F5F1FB"/>
       </w:pPr>
       <w:r>
         <w:rPr>
@@ -6182,16 +6212,7 @@
     </w:p>
     <w:p>
       <w:pPr>
-        <w:pStyle w:val="Heading3"/>
-      </w:pPr>
-      <w:r>
-        <w:t>Protect the independent attempt</w:t>
-      </w:r>
-    </w:p>
-    <w:p>
-      <w:pPr>
         <w:spacing w:line="336" w:lineRule="auto" w:after="180"/>
-        <w:shd w:fill="FFF5E6"/>
       </w:pPr>
       <w:r>
         <w:rPr>
@@ -6386,16 +6407,7 @@
     </w:tbl>
     <w:p>
       <w:pPr>
-        <w:pStyle w:val="Heading3"/>
-      </w:pPr>
-      <w:r>
-        <w:t>Project checkpoint</w:t>
-      </w:r>
-    </w:p>
-    <w:p>
-      <w:pPr>
         <w:spacing w:line="336" w:lineRule="auto" w:after="180"/>
-        <w:shd w:fill="EDF7F3"/>
       </w:pPr>
       <w:r>
         <w:rPr>
@@ -6432,12 +6444,20 @@
         <w:pStyle w:val="Heading1"/>
       </w:pPr>
       <w:r>
-        <w:t>08. Use feedback, labs and repair paths</w:t>
-      </w:r>
-    </w:p>
-    <w:p>
-      <w:r>
-        <w:t>Use feedback, earlier review and portfolios purposefully. Apply the coding routine only when this lesson has an executable lab.</w:t>
+        <w:t>08. Reference: feedback and records</w:t>
+      </w:r>
+    </w:p>
+    <w:p>
+      <w:r>
+        <w:t>Use digital tools where they help retain an explanation and its evidence.</w:t>
+      </w:r>
+    </w:p>
+    <w:p>
+      <w:pPr>
+        <w:pStyle w:val="Heading2"/>
+      </w:pPr>
+      <w:r>
+        <w:t>Keep practice and independent evidence separate</w:t>
       </w:r>
     </w:p>
     <w:p>
@@ -6476,12 +6496,62 @@
     </w:p>
     <w:p>
       <w:pPr>
+        <w:pStyle w:val="Heading2"/>
+      </w:pPr>
+      <w:r>
+        <w:t>Repair and portfolio records</w:t>
+      </w:r>
+    </w:p>
+    <w:p>
+      <w:pPr>
         <w:spacing w:line="336" w:lineRule="auto" w:after="180"/>
       </w:pPr>
       <w:r>
         <w:rPr>
           <w:b w:val="0"/>
         </w:rPr>
+        <w:t>Use the earlier worked-explanation links to address a specific missing building block, then return to the current question. Adapt this suggestion after observing the learner; it is not an automatic diagnosis.</w:t>
+      </w:r>
+    </w:p>
+    <w:p>
+      <w:pPr>
+        <w:spacing w:line="336" w:lineRule="auto" w:after="180"/>
+      </w:pPr>
+      <w:r>
+        <w:rPr>
+          <w:b w:val="0"/>
+        </w:rPr>
+        <w:t xml:space="preserve">Collect the completed-work portfolio as </w:t>
+      </w:r>
+      <w:r>
+        <w:rPr>
+          <w:b/>
+        </w:rPr>
+        <w:t>evidence</w:t>
+      </w:r>
+      <w:r>
+        <w:rPr>
+          <w:b w:val="0"/>
+        </w:rPr>
+        <w:t>. Record support separately from correctness, and assess explanation, trace/test and limitations. Progress ticks and quiz selections alone do not establish mastery.</w:t>
+      </w:r>
+    </w:p>
+    <w:p>
+      <w:pPr>
+        <w:pStyle w:val="Heading2"/>
+      </w:pPr>
+      <w:r>
+        <w:t>Earlier wording, alternatives and picture transcripts · reference / check after trying</w:t>
+      </w:r>
+    </w:p>
+    <w:p>
+      <w:pPr>
+        <w:spacing w:line="336" w:lineRule="auto" w:after="180"/>
+      </w:pPr>
+      <w:r>
+        <w:rPr>
+          <w:b w:val="0"/>
+        </w:rPr>
         <w:t xml:space="preserve">Ask students to predict before running code. Preserve errors and actual </w:t>
       </w:r>
       <w:r>
@@ -6499,77 +6569,20 @@
     </w:p>
     <w:p>
       <w:pPr>
-        <w:spacing w:line="336" w:lineRule="auto" w:after="180"/>
-      </w:pPr>
-      <w:r>
-        <w:rPr>
-          <w:b w:val="0"/>
-        </w:rPr>
-        <w:t>Use the earlier worked-explanation links to address a specific missing building block, then return to the current question. Adapt this suggestion after observing the learner; it is not an automatic diagnosis.</w:t>
-      </w:r>
-    </w:p>
-    <w:p>
-      <w:pPr>
-        <w:spacing w:line="336" w:lineRule="auto" w:after="180"/>
-      </w:pPr>
-      <w:r>
-        <w:rPr>
-          <w:b w:val="0"/>
-        </w:rPr>
-        <w:t xml:space="preserve">Collect the completed-work portfolio as </w:t>
-      </w:r>
-      <w:r>
-        <w:rPr>
-          <w:b/>
-        </w:rPr>
-        <w:t>evidence</w:t>
-      </w:r>
-      <w:r>
-        <w:rPr>
-          <w:b w:val="0"/>
-        </w:rPr>
-        <w:t>. Record support separately from correctness, and assess explanation, trace/test and limitations. Progress ticks and quiz selections alone do not establish mastery.</w:t>
-      </w:r>
-    </w:p>
-    <w:p>
-      <w:pPr>
         <w:pStyle w:val="Heading1"/>
       </w:pPr>
       <w:r>
-        <w:t>09. Visual concept journey</w:t>
-      </w:r>
-    </w:p>
-    <w:p>
-      <w:r>
-        <w:t>Show one Noise and Outliers graphic at a time, request a prediction and discuss its trace before the independent assessment.</w:t>
-      </w:r>
-    </w:p>
-    <w:p>
-      <w:pPr>
-        <w:spacing w:line="336" w:lineRule="auto" w:after="180"/>
-      </w:pPr>
-      <w:r>
-        <w:rPr>
-          <w:b w:val="0"/>
-        </w:rPr>
-        <w:t xml:space="preserve">Use one picture at a time. Hide a worked result before asking for a </w:t>
-      </w:r>
-      <w:r>
-        <w:rPr>
-          <w:b/>
-        </w:rPr>
-        <w:t>prediction</w:t>
-      </w:r>
-      <w:r>
-        <w:rPr>
-          <w:b w:val="0"/>
-        </w:rPr>
-        <w:t>, then reveal it for feedback. These are supported teaching cases; retain the separate independent assessment for a fresh first attempt.</w:t>
-      </w:r>
-    </w:p>
-    <w:p>
-      <w:pPr>
-        <w:pStyle w:val="Heading3"/>
+        <w:t>09. Reference: teach with the six pictures</w:t>
+      </w:r>
+    </w:p>
+    <w:p>
+      <w:r>
+        <w:t>Choose the picture for the teaching move and connect it to the explanation.</w:t>
+      </w:r>
+    </w:p>
+    <w:p>
+      <w:pPr>
+        <w:pStyle w:val="Heading2"/>
       </w:pPr>
       <w:r>
         <w:t>01. Noise and Outliers: the case</w:t>
@@ -6580,7 +6593,7 @@
         <w:drawing>
           <wp:inline xmlns:a="http://schemas.openxmlformats.org/drawingml/2006/main" xmlns:pic="http://schemas.openxmlformats.org/drawingml/2006/picture">
             <wp:extent cx="5486400" cy="2834640"/>
-            <wp:docPr id="3" name="Picture 3" descr="A fictional library records five book-processing times in minutes. Supplied facts: Sorted times: 2,3,3,4,18. All are recorded measurements; no evidence yet shows 18 is a mistake."/>
+            <wp:docPr id="4" name="Picture 4" descr="A fictional library records five book-processing times in minutes. Supplied facts: Sorted times: 2,3,3,4,18. All are recorded measurements; no evidence yet shows 18 is a mistake."/>
             <wp:cNvGraphicFramePr>
               <a:graphicFrameLocks noChangeAspect="1"/>
             </wp:cNvGraphicFramePr>
@@ -6592,7 +6605,7 @@
                     <pic:cNvPicPr/>
                   </pic:nvPicPr>
                   <pic:blipFill>
-                    <a:blip r:embed="rId11"/>
+                    <a:blip r:embed="rId12"/>
                     <a:stretch>
                       <a:fillRect/>
                     </a:stretch>
@@ -6649,7 +6662,6 @@
     <w:p>
       <w:pPr>
         <w:spacing w:line="336" w:lineRule="auto" w:after="180"/>
-        <w:shd w:fill="F5F1FB"/>
       </w:pPr>
       <w:r>
         <w:rPr>
@@ -6660,16 +6672,7 @@
     </w:p>
     <w:p>
       <w:pPr>
-        <w:pStyle w:val="Heading3"/>
-      </w:pPr>
-      <w:r>
-        <w:t>Discuss while showing the picture</w:t>
-      </w:r>
-    </w:p>
-    <w:p>
-      <w:pPr>
         <w:spacing w:line="336" w:lineRule="auto" w:after="180"/>
-        <w:shd w:fill="F1F6F8"/>
       </w:pPr>
       <w:r>
         <w:rPr>
@@ -6680,7 +6683,7 @@
     </w:p>
     <w:p>
       <w:pPr>
-        <w:pStyle w:val="Heading3"/>
+        <w:pStyle w:val="Heading2"/>
       </w:pPr>
       <w:r>
         <w:t>02. Follow the deciding steps</w:t>
@@ -6691,7 +6694,7 @@
         <w:drawing>
           <wp:inline xmlns:a="http://schemas.openxmlformats.org/drawingml/2006/main" xmlns:pic="http://schemas.openxmlformats.org/drawingml/2006/picture">
             <wp:extent cx="5486400" cy="4005072"/>
-            <wp:docPr id="4" name="Picture 4" descr="Mean: Sum 30; divide by 5: mean 6 minutes. → Median: The middle of five sorted values is 3 minutes. → Investigate 18: Check the source record and whether an unusually slow task occurred. → Document repair: Change a value only if evidence supports a correction; preserve the raw record."/>
+            <wp:docPr id="5" name="Picture 5" descr="Mean: Sum 30; divide by 5: mean 6 minutes. → Median: The middle of five sorted values is 3 minutes. → Investigate 18: Check the source record and whether an unusually slow task occurred. → Document repair: Change a value only if evidence supports a correction; preserve the raw record."/>
             <wp:cNvGraphicFramePr>
               <a:graphicFrameLocks noChangeAspect="1"/>
             </wp:cNvGraphicFramePr>
@@ -6703,7 +6706,7 @@
                     <pic:cNvPicPr/>
                   </pic:nvPicPr>
                   <pic:blipFill>
-                    <a:blip r:embed="rId12"/>
+                    <a:blip r:embed="rId9"/>
                     <a:stretch>
                       <a:fillRect/>
                     </a:stretch>
@@ -6790,7 +6793,6 @@
     <w:p>
       <w:pPr>
         <w:spacing w:line="336" w:lineRule="auto" w:after="180"/>
-        <w:shd w:fill="F5F1FB"/>
       </w:pPr>
       <w:r>
         <w:rPr>
@@ -6813,16 +6815,7 @@
     </w:p>
     <w:p>
       <w:pPr>
-        <w:pStyle w:val="Heading3"/>
-      </w:pPr>
-      <w:r>
-        <w:t>Discuss while showing the picture</w:t>
-      </w:r>
-    </w:p>
-    <w:p>
-      <w:pPr>
         <w:spacing w:line="336" w:lineRule="auto" w:after="180"/>
-        <w:shd w:fill="F1F6F8"/>
       </w:pPr>
       <w:r>
         <w:rPr>
@@ -6845,7 +6838,7 @@
     </w:p>
     <w:p>
       <w:pPr>
-        <w:pStyle w:val="Heading3"/>
+        <w:pStyle w:val="Heading2"/>
       </w:pPr>
       <w:r>
         <w:t>03. Retain unusual recorded measurements</w:t>
@@ -6856,7 +6849,7 @@
         <w:drawing>
           <wp:inline xmlns:a="http://schemas.openxmlformats.org/drawingml/2006/main" xmlns:pic="http://schemas.openxmlformats.org/drawingml/2006/picture">
             <wp:extent cx="5486400" cy="3938016"/>
-            <wp:docPr id="5" name="Picture 5" descr="Retain unusual recorded measurements. Units: minutes. Task 1: 2. Task 2: 3. Task 3: 3. Task 4: 4. Task 5: 18."/>
+            <wp:docPr id="6" name="Picture 6" descr="Retain unusual recorded measurements. Units: minutes. Task 1: 2. Task 2: 3. Task 3: 3. Task 4: 4. Task 5: 18."/>
             <wp:cNvGraphicFramePr>
               <a:graphicFrameLocks noChangeAspect="1"/>
             </wp:cNvGraphicFramePr>
@@ -6901,7 +6894,6 @@
     <w:p>
       <w:pPr>
         <w:spacing w:line="336" w:lineRule="auto" w:after="180"/>
-        <w:shd w:fill="F5F1FB"/>
       </w:pPr>
       <w:r>
         <w:rPr>
@@ -6912,16 +6904,7 @@
     </w:p>
     <w:p>
       <w:pPr>
-        <w:pStyle w:val="Heading3"/>
-      </w:pPr>
-      <w:r>
-        <w:t>Discuss while showing the picture</w:t>
-      </w:r>
-    </w:p>
-    <w:p>
-      <w:pPr>
         <w:spacing w:line="336" w:lineRule="auto" w:after="180"/>
-        <w:shd w:fill="F1F6F8"/>
       </w:pPr>
       <w:r>
         <w:rPr>
@@ -6933,7 +6916,6 @@
     <w:p>
       <w:pPr>
         <w:spacing w:line="336" w:lineRule="auto" w:after="180"/>
-        <w:shd w:fill="F1F6F8"/>
       </w:pPr>
       <w:r>
         <w:rPr>
@@ -6956,7 +6938,7 @@
     </w:p>
     <w:p>
       <w:pPr>
-        <w:pStyle w:val="Heading3"/>
+        <w:pStyle w:val="Heading2"/>
       </w:pPr>
       <w:r>
         <w:t>04. Change one thing. Trace what follows.</w:t>
@@ -6967,7 +6949,7 @@
         <w:drawing>
           <wp:inline xmlns:a="http://schemas.openxmlformats.org/drawingml/2006/main" xmlns:pic="http://schemas.openxmlformats.org/drawingml/2006/picture">
             <wp:extent cx="5486400" cy="3026664"/>
-            <wp:docPr id="6" name="Picture 6" descr="Original case: Change a value only if evidence supports a correction; preserve the raw record. Changed condition: An authorised log confirms 18 was a transcription error for 3. Expected result: Corrected mean is 3 minutes and median is 3. Reason: Values become 2,3,3,4,3 with sum 15; sorted middle remains 3."/>
+            <wp:docPr id="7" name="Picture 7" descr="Original case: Change a value only if evidence supports a correction; preserve the raw record. Changed condition: An authorised log confirms 18 was a transcription error for 3. Expected result: Corrected mean is 3 minutes and median is 3. Reason: Values become 2,3,3,4,3 with sum 15; sorted middle remains 3."/>
             <wp:cNvGraphicFramePr>
               <a:graphicFrameLocks noChangeAspect="1"/>
             </wp:cNvGraphicFramePr>
@@ -7059,7 +7041,6 @@
     <w:p>
       <w:pPr>
         <w:spacing w:line="336" w:lineRule="auto" w:after="180"/>
-        <w:shd w:fill="F5F1FB"/>
       </w:pPr>
       <w:r>
         <w:rPr>
@@ -7070,16 +7051,7 @@
     </w:p>
     <w:p>
       <w:pPr>
-        <w:pStyle w:val="Heading3"/>
-      </w:pPr>
-      <w:r>
-        <w:t>Discuss while showing the picture</w:t>
-      </w:r>
-    </w:p>
-    <w:p>
-      <w:pPr>
         <w:spacing w:line="336" w:lineRule="auto" w:after="180"/>
-        <w:shd w:fill="F1F6F8"/>
       </w:pPr>
       <w:r>
         <w:rPr>
@@ -7091,7 +7063,6 @@
     <w:p>
       <w:pPr>
         <w:spacing w:line="336" w:lineRule="auto" w:after="180"/>
-        <w:shd w:fill="F1F6F8"/>
       </w:pPr>
       <w:r>
         <w:rPr>
@@ -7102,7 +7073,7 @@
     </w:p>
     <w:p>
       <w:pPr>
-        <w:pStyle w:val="Heading3"/>
+        <w:pStyle w:val="Heading2"/>
       </w:pPr>
       <w:r>
         <w:t>05. Connect the explanation to its limit</w:t>
@@ -7113,7 +7084,7 @@
         <w:drawing>
           <wp:inline xmlns:a="http://schemas.openxmlformats.org/drawingml/2006/main" xmlns:pic="http://schemas.openxmlformats.org/drawingml/2006/picture">
             <wp:extent cx="5486400" cy="2834640"/>
-            <wp:docPr id="7" name="Picture 7" descr="The mean uses every value and is pulled upward by 18. The median identifies the middle recorded time and stays at 3. Neither statistic declares the unusual observation invalid. Deleting it simply because it changes the mean would hide potentially real slow work and change the question being answered. Limit: Five task times do not estimate all library processing times reliably or prove which summary suits every decision."/>
+            <wp:docPr id="8" name="Picture 8" descr="The mean uses every value and is pulled upward by 18. The median identifies the middle recorded time and stays at 3. Neither statistic declares the unusual observation invalid. Deleting it simply because it changes the mean would hide potentially real slow work and change the question being answered. Limit: Five task times do not estimate all library processing times reliably or prove which summary suits every decision."/>
             <wp:cNvGraphicFramePr>
               <a:graphicFrameLocks noChangeAspect="1"/>
             </wp:cNvGraphicFramePr>
@@ -7240,7 +7211,6 @@
     <w:p>
       <w:pPr>
         <w:spacing w:line="336" w:lineRule="auto" w:after="180"/>
-        <w:shd w:fill="F5F1FB"/>
       </w:pPr>
       <w:r>
         <w:rPr>
@@ -7251,16 +7221,7 @@
     </w:p>
     <w:p>
       <w:pPr>
-        <w:pStyle w:val="Heading3"/>
-      </w:pPr>
-      <w:r>
-        <w:t>Discuss while showing the picture</w:t>
-      </w:r>
-    </w:p>
-    <w:p>
-      <w:pPr>
         <w:spacing w:line="336" w:lineRule="auto" w:after="180"/>
-        <w:shd w:fill="F1F6F8"/>
       </w:pPr>
       <w:r>
         <w:rPr>
@@ -7272,7 +7233,6 @@
     <w:p>
       <w:pPr>
         <w:spacing w:line="336" w:lineRule="auto" w:after="180"/>
-        <w:shd w:fill="F1F6F8"/>
       </w:pPr>
       <w:r>
         <w:rPr>
@@ -7295,7 +7255,7 @@
     </w:p>
     <w:p>
       <w:pPr>
-        <w:pStyle w:val="Heading3"/>
+        <w:pStyle w:val="Heading2"/>
       </w:pPr>
       <w:r>
         <w:t>06. Make the idea visible in your project</w:t>
@@ -7306,7 +7266,7 @@
         <w:drawing>
           <wp:inline xmlns:a="http://schemas.openxmlformats.org/drawingml/2006/main" xmlns:pic="http://schemas.openxmlformats.org/drawingml/2006/picture">
             <wp:extent cx="5486400" cy="3529584"/>
-            <wp:docPr id="8" name="Picture 8" descr="Investigate unusual recommender features and show evidence-backed repairs instead of removing inconvenient records. Draw your input, deciding step, result and limit. Supported question: If 18 was genuine, which summary better describes the middle observed task, and what extra fact should be shown?"/>
+            <wp:docPr id="9" name="Picture 9" descr="Investigate unusual recommender features and show evidence-backed repairs instead of removing inconvenient records. Draw your input, deciding step, result and limit. Supported question: If 18 was genuine, which summary better describes the middle observed task, and what extra fact should be shown?"/>
             <wp:cNvGraphicFramePr>
               <a:graphicFrameLocks noChangeAspect="1"/>
             </wp:cNvGraphicFramePr>
@@ -7392,7 +7352,6 @@
     <w:p>
       <w:pPr>
         <w:spacing w:line="336" w:lineRule="auto" w:after="180"/>
-        <w:shd w:fill="F5F1FB"/>
       </w:pPr>
       <w:r>
         <w:rPr>
@@ -7415,70 +7374,139 @@
     </w:p>
     <w:p>
       <w:pPr>
+        <w:spacing w:line="336" w:lineRule="auto" w:after="180"/>
+      </w:pPr>
+      <w:r>
+        <w:rPr>
+          <w:b w:val="0"/>
+        </w:rPr>
+        <w:t xml:space="preserve">Teacher prompt: Draw your project trace and justify the deciding step using </w:t>
+      </w:r>
+      <w:r>
+        <w:rPr>
+          <w:b/>
+        </w:rPr>
+        <w:t>evidence</w:t>
+      </w:r>
+      <w:r>
+        <w:rPr>
+          <w:b w:val="0"/>
+        </w:rPr>
+        <w:t>. Ask learners to describe one label or arrow in ordinary words. Use the adjacent transcript if the image is difficult to see.</w:t>
+      </w:r>
+    </w:p>
+    <w:p>
+      <w:pPr>
+        <w:spacing w:line="336" w:lineRule="auto" w:after="180"/>
+      </w:pPr>
+      <w:r>
+        <w:rPr>
+          <w:b w:val="0"/>
+        </w:rPr>
+        <w:t xml:space="preserve">Supported practice key: </w:t>
+      </w:r>
+      <w:r>
+        <w:rPr>
+          <w:b/>
+        </w:rPr>
+        <w:t>Median</w:t>
+      </w:r>
+      <w:r>
+        <w:rPr>
+          <w:b w:val="0"/>
+        </w:rPr>
+        <w:t xml:space="preserve"> 3 describes the middle; also report the unusual 18-minute task and the </w:t>
+      </w:r>
+      <w:r>
+        <w:rPr>
+          <w:b/>
+        </w:rPr>
+        <w:t>mean</w:t>
+      </w:r>
+      <w:r>
+        <w:rPr>
+          <w:b w:val="0"/>
+        </w:rPr>
+        <w:t xml:space="preserve"> 6 rather than concealing spread.</w:t>
+      </w:r>
+    </w:p>
+    <w:p>
+      <w:pPr>
+        <w:pStyle w:val="Heading2"/>
+      </w:pPr>
+      <w:r>
+        <w:t>Earlier wording, alternatives and picture transcripts · reference / check after trying</w:t>
+      </w:r>
+    </w:p>
+    <w:p>
+      <w:pPr>
+        <w:spacing w:line="336" w:lineRule="auto" w:after="180"/>
+      </w:pPr>
+      <w:r>
+        <w:rPr>
+          <w:b w:val="0"/>
+        </w:rPr>
+        <w:t xml:space="preserve">Use one picture at a time. Hide a worked result before asking for a </w:t>
+      </w:r>
+      <w:r>
+        <w:rPr>
+          <w:b/>
+        </w:rPr>
+        <w:t>prediction</w:t>
+      </w:r>
+      <w:r>
+        <w:rPr>
+          <w:b w:val="0"/>
+        </w:rPr>
+        <w:t>, then reveal it for feedback. These are supported teaching cases; retain the separate independent assessment for a fresh first attempt.</w:t>
+      </w:r>
+    </w:p>
+    <w:p>
+      <w:pPr>
         <w:pStyle w:val="Heading3"/>
       </w:pPr>
       <w:r>
-        <w:t>Discuss while showing the picture</w:t>
-      </w:r>
-    </w:p>
-    <w:p>
-      <w:pPr>
-        <w:spacing w:line="336" w:lineRule="auto" w:after="180"/>
-        <w:shd w:fill="F1F6F8"/>
-      </w:pPr>
-      <w:r>
-        <w:rPr>
-          <w:b w:val="0"/>
-        </w:rPr>
-        <w:t xml:space="preserve">Teacher prompt: Draw your project trace and justify the deciding step using </w:t>
-      </w:r>
-      <w:r>
-        <w:rPr>
-          <w:b/>
-        </w:rPr>
-        <w:t>evidence</w:t>
-      </w:r>
-      <w:r>
-        <w:rPr>
-          <w:b w:val="0"/>
-        </w:rPr>
-        <w:t>. Ask learners to describe one label or arrow in ordinary words. Use the adjacent transcript if the image is difficult to see.</w:t>
-      </w:r>
-    </w:p>
-    <w:p>
-      <w:pPr>
-        <w:spacing w:line="336" w:lineRule="auto" w:after="180"/>
-        <w:shd w:fill="F1F6F8"/>
-      </w:pPr>
-      <w:r>
-        <w:rPr>
-          <w:b w:val="0"/>
-        </w:rPr>
-        <w:t xml:space="preserve">Supported practice key: </w:t>
-      </w:r>
-      <w:r>
-        <w:rPr>
-          <w:b/>
-        </w:rPr>
-        <w:t>Median</w:t>
-      </w:r>
-      <w:r>
-        <w:rPr>
-          <w:b w:val="0"/>
-        </w:rPr>
-        <w:t xml:space="preserve"> 3 describes the middle; also report the unusual 18-minute task and the </w:t>
-      </w:r>
-      <w:r>
-        <w:rPr>
-          <w:b/>
-        </w:rPr>
-        <w:t>mean</w:t>
-      </w:r>
-      <w:r>
-        <w:rPr>
-          <w:b w:val="0"/>
-        </w:rPr>
-        <w:t xml:space="preserve"> 6 rather than concealing spread.</w:t>
+        <w:t>01. Noise and Outliers: the case</w:t>
+      </w:r>
+    </w:p>
+    <w:p>
+      <w:pPr>
+        <w:pStyle w:val="Heading3"/>
+      </w:pPr>
+      <w:r>
+        <w:t>02. Follow the deciding steps</w:t>
+      </w:r>
+    </w:p>
+    <w:p>
+      <w:pPr>
+        <w:pStyle w:val="Heading3"/>
+      </w:pPr>
+      <w:r>
+        <w:t>03. Retain unusual recorded measurements</w:t>
+      </w:r>
+    </w:p>
+    <w:p>
+      <w:pPr>
+        <w:pStyle w:val="Heading3"/>
+      </w:pPr>
+      <w:r>
+        <w:t>04. Change one thing. Trace what follows.</w:t>
+      </w:r>
+    </w:p>
+    <w:p>
+      <w:pPr>
+        <w:pStyle w:val="Heading3"/>
+      </w:pPr>
+      <w:r>
+        <w:t>05. Connect the explanation to its limit</w:t>
+      </w:r>
+    </w:p>
+    <w:p>
+      <w:pPr>
+        <w:pStyle w:val="Heading3"/>
+      </w:pPr>
+      <w:r>
+        <w:t>06. Make the idea visible in your project</w:t>
       </w:r>
     </w:p>
     <w:sectPr>
